--- a/src/2G/probabilites_et_echantillonage/cours.docx
+++ b/src/2G/probabilites_et_echantillonage/cours.docx
@@ -45,7 +45,7 @@
           <w:tab w:val="left" w:pos="8004"/>
         </w:tabs>
         <w:rPr>
-          <w:rFonts w:eastAsiaTheme="minorEastAsia" w:cs="Arial"/>
+          <w:rFonts w:cs="Arial"/>
         </w:rPr>
       </w:pPr>
       <w:r>
@@ -63,9 +63,2160 @@
       </w:r>
       <w:r>
         <w:rPr>
+          <w:rFonts w:cs="Arial"/>
+        </w:rPr>
+        <w:t xml:space="preserve">Une </w:t>
+      </w:r>
+      <w:r>
+        <w:rPr>
+          <w:rFonts w:cs="Arial"/>
+          <w:b/>
+        </w:rPr>
+        <w:t>expérience aléatoire</w:t>
+      </w:r>
+      <w:r>
+        <w:rPr>
+          <w:rFonts w:cs="Arial"/>
+        </w:rPr>
+        <w:t xml:space="preserve"> est une expérience dont les issues sont connues sans que l</w:t>
+      </w:r>
+      <w:r>
+        <w:rPr>
+          <w:rFonts w:cs="Arial"/>
+        </w:rPr>
+        <w:t>’</w:t>
+      </w:r>
+      <w:r>
+        <w:rPr>
+          <w:rFonts w:cs="Arial"/>
+        </w:rPr>
+        <w:t>on puisse</w:t>
+      </w:r>
+      <w:r>
+        <w:rPr>
+          <w:rFonts w:cs="Arial"/>
+        </w:rPr>
+        <w:t xml:space="preserve"> </w:t>
+      </w:r>
+      <w:r>
+        <w:rPr>
+          <w:rFonts w:cs="Arial"/>
+        </w:rPr>
+        <w:t>déterminer laquelle sera réalisée.</w:t>
+      </w:r>
+      <w:r>
+        <w:rPr>
+          <w:rFonts w:cs="Arial"/>
+        </w:rPr>
+        <w:t xml:space="preserve"> </w:t>
+      </w:r>
+      <w:r>
+        <w:rPr>
+          <w:rFonts w:cs="Arial"/>
+        </w:rPr>
+        <w:br/>
+      </w:r>
+      <w:r>
+        <w:rPr>
           <w:rFonts w:eastAsiaTheme="minorEastAsia"/>
-        </w:rPr>
-        <w:t>A</w:t>
+          <w:b/>
+        </w:rPr>
+        <w:t>Définition</w:t>
+      </w:r>
+      <w:r>
+        <w:rPr>
+          <w:rFonts w:eastAsiaTheme="minorEastAsia"/>
+        </w:rPr>
+        <w:t xml:space="preserve">. </w:t>
+      </w:r>
+      <w:r>
+        <w:rPr>
+          <w:rFonts w:cs="Arial"/>
+          <w:b/>
+        </w:rPr>
+        <w:t>L</w:t>
+      </w:r>
+      <w:r>
+        <w:rPr>
+          <w:rFonts w:cs="Arial"/>
+          <w:b/>
+        </w:rPr>
+        <w:t>’</w:t>
+      </w:r>
+      <w:r>
+        <w:rPr>
+          <w:rFonts w:cs="Arial"/>
+          <w:b/>
+        </w:rPr>
+        <w:t>univers</w:t>
+      </w:r>
+      <w:r>
+        <w:rPr>
+          <w:rFonts w:cs="Arial"/>
+        </w:rPr>
+        <w:t xml:space="preserve"> d</w:t>
+      </w:r>
+      <w:r>
+        <w:rPr>
+          <w:rFonts w:cs="Arial"/>
+        </w:rPr>
+        <w:t>’</w:t>
+      </w:r>
+      <w:r>
+        <w:rPr>
+          <w:rFonts w:cs="Arial"/>
+        </w:rPr>
+        <w:t>une expérience aléatoire est l</w:t>
+      </w:r>
+      <w:r>
+        <w:rPr>
+          <w:rFonts w:cs="Arial"/>
+        </w:rPr>
+        <w:t>’</w:t>
+      </w:r>
+      <w:r>
+        <w:rPr>
+          <w:rFonts w:cs="Arial"/>
+        </w:rPr>
+        <w:t>ensemble des issues possibles de cette expérience</w:t>
+      </w:r>
+      <w:r>
+        <w:rPr>
+          <w:rFonts w:cs="Arial"/>
+        </w:rPr>
+        <w:t>.</w:t>
+      </w:r>
+      <w:r>
+        <w:rPr>
+          <w:rFonts w:cs="Arial"/>
+        </w:rPr>
+        <w:br/>
+      </w:r>
+      <w:r>
+        <w:rPr>
+          <w:rFonts w:cs="Arial"/>
+          <w:b/>
+        </w:rPr>
+        <w:t>Exemple</w:t>
+      </w:r>
+      <w:r>
+        <w:rPr>
+          <w:rFonts w:cs="Arial"/>
+        </w:rPr>
+        <w:t xml:space="preserve">. </w:t>
+      </w:r>
+      <w:r>
+        <w:rPr>
+          <w:rFonts w:cs="Arial"/>
+        </w:rPr>
+        <w:t>On lance une pièce de monnaie et on regarde de quel côté elle tombe.</w:t>
+      </w:r>
+      <w:r>
+        <w:rPr>
+          <w:rFonts w:cs="Arial"/>
+        </w:rPr>
+        <w:t xml:space="preserve"> </w:t>
+      </w:r>
+      <w:r>
+        <w:rPr>
+          <w:rFonts w:cs="Arial"/>
+        </w:rPr>
+        <w:t>Les résultats sont Pile et Face. Pour cette expérience aléatoire, l</w:t>
+      </w:r>
+      <w:r>
+        <w:rPr>
+          <w:rFonts w:cs="Arial"/>
+        </w:rPr>
+        <w:t>’</w:t>
+      </w:r>
+      <w:r>
+        <w:rPr>
+          <w:rFonts w:cs="Arial"/>
+        </w:rPr>
+        <w:t xml:space="preserve">univers est </w:t>
+      </w:r>
+      <m:oMath>
+        <m:r>
+          <m:rPr>
+            <m:sty m:val="p"/>
+          </m:rPr>
+          <w:rPr>
+            <w:rFonts w:ascii="Cambria Math" w:hAnsi="Cambria Math" w:cs="Arial"/>
+          </w:rPr>
+          <m:t>Ω</m:t>
+        </m:r>
+        <m:r>
+          <w:rPr>
+            <w:rFonts w:ascii="Cambria Math" w:hAnsi="Cambria Math" w:cs="Arial"/>
+          </w:rPr>
+          <m:t>=</m:t>
+        </m:r>
+        <m:d>
+          <m:dPr>
+            <m:begChr m:val="{"/>
+            <m:endChr m:val="}"/>
+            <m:ctrlPr>
+              <w:rPr>
+                <w:rFonts w:ascii="Cambria Math" w:hAnsi="Cambria Math" w:cs="Arial"/>
+                <w:i/>
+              </w:rPr>
+            </m:ctrlPr>
+          </m:dPr>
+          <m:e>
+            <m:r>
+              <m:rPr>
+                <m:sty m:val="p"/>
+              </m:rPr>
+              <w:rPr>
+                <w:rFonts w:ascii="Cambria Math" w:hAnsi="Cambria Math" w:cs="Arial"/>
+              </w:rPr>
+              <m:t>Pile</m:t>
+            </m:r>
+            <m:r>
+              <w:rPr>
+                <w:rFonts w:ascii="Cambria Math" w:hAnsi="Cambria Math" w:cs="Arial"/>
+              </w:rPr>
+              <m:t>,</m:t>
+            </m:r>
+            <m:r>
+              <m:rPr>
+                <m:sty m:val="p"/>
+              </m:rPr>
+              <w:rPr>
+                <w:rFonts w:ascii="Cambria Math" w:hAnsi="Cambria Math" w:cs="Arial"/>
+              </w:rPr>
+              <m:t>Face</m:t>
+            </m:r>
+          </m:e>
+        </m:d>
+      </m:oMath>
+      <w:r>
+        <w:rPr>
+          <w:rFonts w:cs="Arial"/>
+        </w:rPr>
+        <w:t>.</w:t>
+      </w:r>
+    </w:p>
+    <w:tbl>
+      <w:tblPr>
+        <w:tblStyle w:val="Grilledutableau"/>
+        <w:tblpPr w:leftFromText="141" w:rightFromText="141" w:vertAnchor="text" w:horzAnchor="page" w:tblpX="7314" w:tblpY="1564"/>
+        <w:tblW w:w="0" w:type="auto"/>
+        <w:tblLook w:val="04A0" w:firstRow="1" w:lastRow="0" w:firstColumn="1" w:lastColumn="0" w:noHBand="0" w:noVBand="1"/>
+      </w:tblPr>
+      <w:tblGrid>
+        <w:gridCol w:w="1378"/>
+        <w:gridCol w:w="749"/>
+        <w:gridCol w:w="749"/>
+        <w:gridCol w:w="749"/>
+        <w:gridCol w:w="749"/>
+      </w:tblGrid>
+      <w:tr>
+        <w:tc>
+          <w:tcPr>
+            <w:tcW w:w="1378" w:type="dxa"/>
+          </w:tcPr>
+          <w:p>
+            <w:pPr>
+              <w:tabs>
+                <w:tab w:val="left" w:pos="8004"/>
+              </w:tabs>
+              <w:rPr>
+                <w:rFonts w:cs="Arial"/>
+              </w:rPr>
+            </w:pPr>
+            <w:r>
+              <w:rPr>
+                <w:rFonts w:cs="Arial"/>
+              </w:rPr>
+              <w:t>Issue</w:t>
+            </w:r>
+          </w:p>
+        </w:tc>
+        <w:tc>
+          <w:tcPr>
+            <w:tcW w:w="749" w:type="dxa"/>
+          </w:tcPr>
+          <w:p>
+            <w:pPr>
+              <w:tabs>
+                <w:tab w:val="left" w:pos="8004"/>
+              </w:tabs>
+              <w:rPr>
+                <w:rFonts w:cs="Arial"/>
+              </w:rPr>
+            </w:pPr>
+            <m:oMathPara>
+              <m:oMath>
+                <m:r>
+                  <w:rPr>
+                    <w:rFonts w:ascii="Cambria Math" w:hAnsi="Cambria Math" w:cs="Arial"/>
+                  </w:rPr>
+                  <m:t>A</m:t>
+                </m:r>
+              </m:oMath>
+            </m:oMathPara>
+          </w:p>
+        </w:tc>
+        <w:tc>
+          <w:tcPr>
+            <w:tcW w:w="749" w:type="dxa"/>
+          </w:tcPr>
+          <w:p>
+            <w:pPr>
+              <w:tabs>
+                <w:tab w:val="left" w:pos="8004"/>
+              </w:tabs>
+              <w:rPr>
+                <w:rFonts w:cs="Arial"/>
+              </w:rPr>
+            </w:pPr>
+            <m:oMathPara>
+              <m:oMath>
+                <m:r>
+                  <w:rPr>
+                    <w:rFonts w:ascii="Cambria Math" w:hAnsi="Cambria Math" w:cs="Arial"/>
+                  </w:rPr>
+                  <m:t>B</m:t>
+                </m:r>
+              </m:oMath>
+            </m:oMathPara>
+          </w:p>
+        </w:tc>
+        <w:tc>
+          <w:tcPr>
+            <w:tcW w:w="749" w:type="dxa"/>
+          </w:tcPr>
+          <w:p>
+            <w:pPr>
+              <w:tabs>
+                <w:tab w:val="left" w:pos="8004"/>
+              </w:tabs>
+              <w:rPr>
+                <w:rFonts w:cs="Arial"/>
+              </w:rPr>
+            </w:pPr>
+            <m:oMathPara>
+              <m:oMath>
+                <m:r>
+                  <w:rPr>
+                    <w:rFonts w:ascii="Cambria Math" w:hAnsi="Cambria Math" w:cs="Arial"/>
+                  </w:rPr>
+                  <m:t>AB</m:t>
+                </m:r>
+              </m:oMath>
+            </m:oMathPara>
+          </w:p>
+        </w:tc>
+        <w:tc>
+          <w:tcPr>
+            <w:tcW w:w="749" w:type="dxa"/>
+          </w:tcPr>
+          <w:p>
+            <w:pPr>
+              <w:tabs>
+                <w:tab w:val="left" w:pos="8004"/>
+              </w:tabs>
+              <w:rPr>
+                <w:rFonts w:cs="Arial"/>
+              </w:rPr>
+            </w:pPr>
+            <m:oMathPara>
+              <m:oMath>
+                <m:r>
+                  <w:rPr>
+                    <w:rFonts w:ascii="Cambria Math" w:hAnsi="Cambria Math" w:cs="Arial"/>
+                  </w:rPr>
+                  <m:t>O</m:t>
+                </m:r>
+              </m:oMath>
+            </m:oMathPara>
+          </w:p>
+        </w:tc>
+      </w:tr>
+      <w:tr>
+        <w:tc>
+          <w:tcPr>
+            <w:tcW w:w="1378" w:type="dxa"/>
+          </w:tcPr>
+          <w:p>
+            <w:pPr>
+              <w:tabs>
+                <w:tab w:val="left" w:pos="8004"/>
+              </w:tabs>
+              <w:rPr>
+                <w:rFonts w:cs="Arial"/>
+              </w:rPr>
+            </w:pPr>
+            <w:r>
+              <w:rPr>
+                <w:rFonts w:cs="Arial"/>
+              </w:rPr>
+              <w:t>Probabilité</w:t>
+            </w:r>
+          </w:p>
+        </w:tc>
+        <w:tc>
+          <w:tcPr>
+            <w:tcW w:w="749" w:type="dxa"/>
+          </w:tcPr>
+          <w:p>
+            <w:pPr>
+              <w:tabs>
+                <w:tab w:val="left" w:pos="8004"/>
+              </w:tabs>
+              <w:rPr>
+                <w:rFonts w:cs="Arial"/>
+              </w:rPr>
+            </w:pPr>
+            <m:oMathPara>
+              <m:oMath>
+                <m:r>
+                  <w:rPr>
+                    <w:rFonts w:ascii="Cambria Math" w:hAnsi="Cambria Math" w:cs="Arial"/>
+                  </w:rPr>
+                  <m:t>0,45</m:t>
+                </m:r>
+              </m:oMath>
+            </m:oMathPara>
+          </w:p>
+        </w:tc>
+        <w:tc>
+          <w:tcPr>
+            <w:tcW w:w="749" w:type="dxa"/>
+          </w:tcPr>
+          <w:p>
+            <w:pPr>
+              <w:tabs>
+                <w:tab w:val="left" w:pos="8004"/>
+              </w:tabs>
+              <w:rPr>
+                <w:rFonts w:cs="Arial"/>
+              </w:rPr>
+            </w:pPr>
+            <m:oMathPara>
+              <m:oMath>
+                <m:r>
+                  <w:rPr>
+                    <w:rFonts w:ascii="Cambria Math" w:hAnsi="Cambria Math" w:cs="Arial"/>
+                  </w:rPr>
+                  <m:t>0,09</m:t>
+                </m:r>
+              </m:oMath>
+            </m:oMathPara>
+          </w:p>
+        </w:tc>
+        <w:tc>
+          <w:tcPr>
+            <w:tcW w:w="749" w:type="dxa"/>
+          </w:tcPr>
+          <w:p>
+            <w:pPr>
+              <w:tabs>
+                <w:tab w:val="left" w:pos="8004"/>
+              </w:tabs>
+              <w:rPr>
+                <w:rFonts w:cs="Arial"/>
+              </w:rPr>
+            </w:pPr>
+            <m:oMathPara>
+              <m:oMath>
+                <m:r>
+                  <w:rPr>
+                    <w:rFonts w:ascii="Cambria Math" w:hAnsi="Cambria Math" w:cs="Arial"/>
+                  </w:rPr>
+                  <m:t>0,04</m:t>
+                </m:r>
+              </m:oMath>
+            </m:oMathPara>
+          </w:p>
+        </w:tc>
+        <w:tc>
+          <w:tcPr>
+            <w:tcW w:w="749" w:type="dxa"/>
+          </w:tcPr>
+          <w:p>
+            <w:pPr>
+              <w:tabs>
+                <w:tab w:val="left" w:pos="8004"/>
+              </w:tabs>
+              <w:rPr>
+                <w:rFonts w:cs="Arial"/>
+              </w:rPr>
+            </w:pPr>
+            <m:oMathPara>
+              <m:oMath>
+                <m:r>
+                  <w:rPr>
+                    <w:rFonts w:ascii="Cambria Math" w:hAnsi="Cambria Math" w:cs="Arial"/>
+                  </w:rPr>
+                  <m:t>0,42</m:t>
+                </m:r>
+              </m:oMath>
+            </m:oMathPara>
+          </w:p>
+        </w:tc>
+      </w:tr>
+    </w:tbl>
+    <w:p>
+      <w:pPr>
+        <w:tabs>
+          <w:tab w:val="left" w:pos="8004"/>
+        </w:tabs>
+        <w:rPr>
+          <w:rFonts w:cs="Arial"/>
+        </w:rPr>
+      </w:pPr>
+      <w:r>
+        <w:rPr>
+          <w:rFonts w:cs="Arial"/>
+          <w:b/>
+        </w:rPr>
+        <w:t>D</w:t>
+      </w:r>
+      <w:r>
+        <w:rPr>
+          <w:rFonts w:cs="Arial"/>
+          <w:b/>
+        </w:rPr>
+        <w:t>éfinition</w:t>
+      </w:r>
+      <w:r>
+        <w:rPr>
+          <w:rFonts w:cs="Arial"/>
+        </w:rPr>
+        <w:t xml:space="preserve">. </w:t>
+      </w:r>
+      <w:r>
+        <w:rPr>
+          <w:rFonts w:cs="Arial"/>
+        </w:rPr>
+        <w:t xml:space="preserve">Donner </w:t>
+      </w:r>
+      <w:r>
+        <w:rPr>
+          <w:rFonts w:cs="Arial"/>
+          <w:b/>
+        </w:rPr>
+        <w:t>une loi de probabilité</w:t>
+      </w:r>
+      <w:r>
+        <w:rPr>
+          <w:rFonts w:cs="Arial"/>
+        </w:rPr>
+        <w:t xml:space="preserve"> associée à une expérience aléatoire, c</w:t>
+      </w:r>
+      <w:r>
+        <w:rPr>
+          <w:rFonts w:cs="Arial"/>
+        </w:rPr>
+        <w:t>’</w:t>
+      </w:r>
+      <w:r>
+        <w:rPr>
+          <w:rFonts w:cs="Arial"/>
+        </w:rPr>
+        <w:t>est en donner toutes les issues</w:t>
+      </w:r>
+      <w:r>
+        <w:rPr>
+          <w:rFonts w:cs="Arial"/>
+        </w:rPr>
+        <w:t xml:space="preserve"> </w:t>
+      </w:r>
+      <w:r>
+        <w:rPr>
+          <w:rFonts w:cs="Arial"/>
+        </w:rPr>
+        <w:t>et attribuer une probabilité (un nombre compris entre 0 et 1) à chacune d</w:t>
+      </w:r>
+      <w:r>
+        <w:rPr>
+          <w:rFonts w:cs="Arial"/>
+        </w:rPr>
+        <w:t>’</w:t>
+      </w:r>
+      <w:r>
+        <w:rPr>
+          <w:rFonts w:cs="Arial"/>
+        </w:rPr>
+        <w:t>elles de sorte que la somme</w:t>
+      </w:r>
+      <w:r>
+        <w:rPr>
+          <w:rFonts w:cs="Arial"/>
+        </w:rPr>
+        <w:t xml:space="preserve"> </w:t>
+      </w:r>
+      <w:r>
+        <w:rPr>
+          <w:rFonts w:cs="Arial"/>
+        </w:rPr>
+        <w:t>des probabilités des issues est égale à 1.</w:t>
+      </w:r>
+      <w:r>
+        <w:rPr>
+          <w:rFonts w:cs="Arial"/>
+        </w:rPr>
+        <w:t xml:space="preserve"> </w:t>
+      </w:r>
+      <w:r>
+        <w:rPr>
+          <w:rFonts w:cs="Arial"/>
+        </w:rPr>
+        <w:t>On peut présenter les résultats sous forme d</w:t>
+      </w:r>
+      <w:r>
+        <w:rPr>
+          <w:rFonts w:cs="Arial"/>
+        </w:rPr>
+        <w:t>’</w:t>
+      </w:r>
+      <w:r>
+        <w:rPr>
+          <w:rFonts w:cs="Arial"/>
+        </w:rPr>
+        <w:t>un tableau.</w:t>
+      </w:r>
+      <w:r>
+        <w:rPr>
+          <w:rFonts w:cs="Arial"/>
+        </w:rPr>
+        <w:br/>
+      </w:r>
+      <w:r>
+        <w:rPr>
+          <w:rFonts w:cs="Arial"/>
+          <w:b/>
+        </w:rPr>
+        <w:t>E</w:t>
+      </w:r>
+      <w:r>
+        <w:rPr>
+          <w:rFonts w:cs="Arial"/>
+          <w:b/>
+        </w:rPr>
+        <w:t>xemple.</w:t>
+      </w:r>
+      <w:r>
+        <w:rPr>
+          <w:rFonts w:cs="Arial"/>
+        </w:rPr>
+        <w:t xml:space="preserve"> </w:t>
+      </w:r>
+      <w:r>
+        <w:rPr>
+          <w:rFonts w:cs="Arial"/>
+        </w:rPr>
+        <w:t>Une étude menée sur la répartition des groupes sanguins en France a montré que 45 % de la populatio</w:t>
+      </w:r>
+      <w:r>
+        <w:rPr>
+          <w:rFonts w:cs="Arial"/>
+        </w:rPr>
+        <w:t xml:space="preserve">n </w:t>
+      </w:r>
+      <w:r>
+        <w:rPr>
+          <w:rFonts w:cs="Arial"/>
+        </w:rPr>
+        <w:t>est du groupe A, 9 % du groupe B, 4 % du groupe AB et 42 % du groupe O.</w:t>
+      </w:r>
+      <w:r>
+        <w:br/>
+      </w:r>
+      <w:r>
+        <w:rPr>
+          <w:rFonts w:cs="Arial"/>
+        </w:rPr>
+        <w:t>On choisit au hasard une personne en France et on note son groupe sanguin.</w:t>
+      </w:r>
+      <w:r>
+        <w:rPr>
+          <w:rFonts w:cs="Arial"/>
+        </w:rPr>
+        <w:t xml:space="preserve"> </w:t>
+      </w:r>
+      <w:r>
+        <w:rPr>
+          <w:rFonts w:cs="Arial"/>
+        </w:rPr>
+        <w:t>Cette expérience aléatoire peut être</w:t>
+      </w:r>
+      <w:r>
+        <w:rPr>
+          <w:rFonts w:cs="Arial"/>
+        </w:rPr>
+        <w:t xml:space="preserve"> </w:t>
+      </w:r>
+      <w:r>
+        <w:rPr>
+          <w:rFonts w:cs="Arial"/>
+        </w:rPr>
+        <w:t xml:space="preserve">modélisée à l’aide du tableau </w:t>
+      </w:r>
+      <w:r>
+        <w:rPr>
+          <w:rFonts w:cs="Arial"/>
+        </w:rPr>
+        <w:t>ci-contre</w:t>
+      </w:r>
+      <w:r>
+        <w:rPr>
+          <w:rFonts w:cs="Arial"/>
+        </w:rPr>
+        <w:t>.</w:t>
+      </w:r>
+    </w:p>
+    <w:p>
+      <w:pPr>
+        <w:tabs>
+          <w:tab w:val="left" w:pos="8004"/>
+        </w:tabs>
+        <w:rPr>
+          <w:rFonts w:eastAsiaTheme="minorEastAsia" w:cs="Arial"/>
+        </w:rPr>
+      </w:pPr>
+      <w:r>
+        <w:rPr>
+          <w:rFonts w:cs="Arial"/>
+          <w:b/>
+        </w:rPr>
+        <w:t>Définition</w:t>
+      </w:r>
+      <w:r>
+        <w:rPr>
+          <w:rFonts w:cs="Arial"/>
+        </w:rPr>
+        <w:t xml:space="preserve">. </w:t>
+      </w:r>
+      <w:r>
+        <w:rPr>
+          <w:rFonts w:cs="Arial"/>
+        </w:rPr>
+        <w:t>U</w:t>
+      </w:r>
+      <w:r>
+        <w:rPr>
+          <w:rFonts w:cs="Arial"/>
+        </w:rPr>
+        <w:t xml:space="preserve">ne loi est dite </w:t>
+      </w:r>
+      <w:r>
+        <w:rPr>
+          <w:rFonts w:cs="Arial"/>
+          <w:b/>
+        </w:rPr>
+        <w:t>équirépartie</w:t>
+      </w:r>
+      <w:r>
+        <w:rPr>
+          <w:rFonts w:cs="Arial"/>
+        </w:rPr>
+        <w:t xml:space="preserve"> lorsque chaque issue </w:t>
+      </w:r>
+      <w:proofErr w:type="spellStart"/>
+      <w:r>
+        <w:rPr>
+          <w:rFonts w:cs="Arial"/>
+        </w:rPr>
+        <w:t>a</w:t>
+      </w:r>
+      <w:proofErr w:type="spellEnd"/>
+      <w:r>
+        <w:rPr>
+          <w:rFonts w:cs="Arial"/>
+        </w:rPr>
+        <w:t xml:space="preserve"> la même probabilité de se réaliser,</w:t>
+      </w:r>
+      <w:r>
+        <w:br/>
+      </w:r>
+      <w:r>
+        <w:rPr>
+          <w:rFonts w:cs="Arial"/>
+        </w:rPr>
+        <w:t>qui est alors</w:t>
+      </w:r>
+      <w:r>
+        <w:rPr>
+          <w:rFonts w:cs="Arial"/>
+        </w:rPr>
+        <w:t xml:space="preserve">  </w:t>
+      </w:r>
+      <m:oMath>
+        <m:f>
+          <m:fPr>
+            <m:ctrlPr>
+              <w:rPr>
+                <w:rFonts w:ascii="Cambria Math" w:hAnsi="Cambria Math" w:cs="Arial"/>
+                <w:i/>
+              </w:rPr>
+            </m:ctrlPr>
+          </m:fPr>
+          <m:num>
+            <m:r>
+              <w:rPr>
+                <w:rFonts w:ascii="Cambria Math" w:hAnsi="Cambria Math" w:cs="Arial"/>
+              </w:rPr>
+              <m:t>1</m:t>
+            </m:r>
+          </m:num>
+          <m:den>
+            <m:r>
+              <w:rPr>
+                <w:rFonts w:ascii="Cambria Math" w:hAnsi="Cambria Math" w:cs="Arial"/>
+              </w:rPr>
+              <m:t>n</m:t>
+            </m:r>
+          </m:den>
+        </m:f>
+      </m:oMath>
+      <w:r>
+        <w:rPr>
+          <w:rFonts w:eastAsiaTheme="minorEastAsia" w:cs="Arial"/>
+        </w:rPr>
+        <w:t xml:space="preserve">   où </w:t>
+      </w:r>
+      <m:oMath>
+        <m:r>
+          <w:rPr>
+            <w:rFonts w:ascii="Cambria Math" w:eastAsiaTheme="minorEastAsia" w:hAnsi="Cambria Math" w:cs="Arial"/>
+          </w:rPr>
+          <m:t>n</m:t>
+        </m:r>
+      </m:oMath>
+      <w:r>
+        <w:rPr>
+          <w:rFonts w:eastAsiaTheme="minorEastAsia" w:cs="Arial"/>
+        </w:rPr>
+        <w:t xml:space="preserve"> est le nombre total d’issues possibles.</w:t>
+      </w:r>
+      <w:r>
+        <w:rPr>
+          <w:rFonts w:eastAsiaTheme="minorEastAsia" w:cs="Arial"/>
+        </w:rPr>
+        <w:t xml:space="preserve"> (On parle aussi d’expérience </w:t>
+      </w:r>
+      <w:r>
+        <w:rPr>
+          <w:rFonts w:eastAsiaTheme="minorEastAsia" w:cs="Arial"/>
+          <w:b/>
+        </w:rPr>
+        <w:t>équiprobable</w:t>
+      </w:r>
+      <w:r>
+        <w:rPr>
+          <w:rFonts w:eastAsiaTheme="minorEastAsia" w:cs="Arial"/>
+        </w:rPr>
+        <w:t xml:space="preserve">). </w:t>
+      </w:r>
+    </w:p>
+    <w:p>
+      <w:pPr>
+        <w:tabs>
+          <w:tab w:val="left" w:pos="8004"/>
+        </w:tabs>
+        <w:rPr>
+          <w:rFonts w:eastAsiaTheme="minorEastAsia" w:cs="Arial"/>
+        </w:rPr>
+      </w:pPr>
+      <w:r>
+        <w:rPr>
+          <w:rFonts w:eastAsiaTheme="minorEastAsia" w:cs="Arial"/>
+          <w:b/>
+        </w:rPr>
+        <w:t>Définition</w:t>
+      </w:r>
+      <w:r>
+        <w:rPr>
+          <w:rFonts w:eastAsiaTheme="minorEastAsia" w:cs="Arial"/>
+        </w:rPr>
+        <w:t xml:space="preserve">. </w:t>
+      </w:r>
+      <w:r>
+        <w:rPr>
+          <w:rFonts w:eastAsiaTheme="minorEastAsia" w:cs="Arial"/>
+          <w:b/>
+        </w:rPr>
+        <w:t>Un événement</w:t>
+      </w:r>
+      <w:r>
+        <w:rPr>
+          <w:rFonts w:eastAsiaTheme="minorEastAsia" w:cs="Arial"/>
+        </w:rPr>
+        <w:t xml:space="preserve"> est un sous-ensemble de l’univers. Il peut s’écrire à l’aide d’issues ou être décrit à l’aide d’une phrase. </w:t>
+      </w:r>
+      <w:r>
+        <w:rPr>
+          <w:rFonts w:eastAsiaTheme="minorEastAsia" w:cs="Arial"/>
+        </w:rPr>
+        <w:br/>
+      </w:r>
+      <w:r>
+        <w:rPr>
+          <w:rFonts w:cs="Arial"/>
+          <w:b/>
+        </w:rPr>
+        <w:t>Exemple</w:t>
+      </w:r>
+      <w:r>
+        <w:rPr>
+          <w:rFonts w:cs="Arial"/>
+        </w:rPr>
+        <w:t xml:space="preserve">. </w:t>
+      </w:r>
+      <w:proofErr w:type="spellStart"/>
+      <w:r>
+        <w:rPr>
+          <w:rFonts w:cs="Arial"/>
+        </w:rPr>
+        <w:t>On</w:t>
+      </w:r>
+      <w:proofErr w:type="spellEnd"/>
+      <w:r>
+        <w:rPr>
+          <w:rFonts w:cs="Arial"/>
+        </w:rPr>
+        <w:t xml:space="preserve"> lance un dé cubique équilibré et on observe le résultat.</w:t>
+      </w:r>
+      <w:r>
+        <w:br/>
+      </w:r>
+      <w:r>
+        <w:rPr>
+          <w:rFonts w:cs="Arial"/>
+        </w:rPr>
+        <w:t xml:space="preserve">Alors l’univers est </w:t>
+      </w:r>
+      <m:oMath>
+        <m:r>
+          <m:rPr>
+            <m:sty m:val="p"/>
+          </m:rPr>
+          <w:rPr>
+            <w:rFonts w:ascii="Cambria Math" w:hAnsi="Cambria Math" w:cs="Arial"/>
+          </w:rPr>
+          <m:t>Ω</m:t>
+        </m:r>
+        <m:r>
+          <w:rPr>
+            <w:rFonts w:ascii="Cambria Math" w:hAnsi="Cambria Math" w:cs="Arial"/>
+          </w:rPr>
+          <m:t>=</m:t>
+        </m:r>
+        <m:d>
+          <m:dPr>
+            <m:begChr m:val="{"/>
+            <m:endChr m:val="}"/>
+            <m:ctrlPr>
+              <w:rPr>
+                <w:rFonts w:ascii="Cambria Math" w:hAnsi="Cambria Math" w:cs="Arial"/>
+                <w:i/>
+              </w:rPr>
+            </m:ctrlPr>
+          </m:dPr>
+          <m:e>
+            <m:r>
+              <w:rPr>
+                <w:rFonts w:ascii="Cambria Math" w:hAnsi="Cambria Math" w:cs="Arial"/>
+              </w:rPr>
+              <m:t>1;2;3;4;5;6</m:t>
+            </m:r>
+          </m:e>
+        </m:d>
+      </m:oMath>
+      <w:r>
+        <w:rPr>
+          <w:rFonts w:cs="Arial"/>
+        </w:rPr>
+        <w:t>.</w:t>
+      </w:r>
+      <w:r>
+        <w:rPr>
+          <w:rFonts w:cs="Arial"/>
+        </w:rPr>
+        <w:t xml:space="preserve"> </w:t>
+      </w:r>
+      <w:r>
+        <w:rPr>
+          <w:rFonts w:cs="Arial"/>
+        </w:rPr>
+        <w:t xml:space="preserve">L’événement </w:t>
+      </w:r>
+      <m:oMath>
+        <m:r>
+          <w:rPr>
+            <w:rFonts w:ascii="Cambria Math" w:hAnsi="Cambria Math" w:cs="Arial"/>
+          </w:rPr>
+          <m:t>A</m:t>
+        </m:r>
+      </m:oMath>
+      <w:r>
+        <w:rPr>
+          <w:rFonts w:cs="Arial"/>
+        </w:rPr>
+        <w:t xml:space="preserve"> : « Obtenir un nombre pair » est </w:t>
+      </w:r>
+      <m:oMath>
+        <m:r>
+          <w:rPr>
+            <w:rFonts w:ascii="Cambria Math" w:hAnsi="Cambria Math" w:cs="Arial"/>
+          </w:rPr>
+          <m:t>A=</m:t>
+        </m:r>
+        <m:d>
+          <m:dPr>
+            <m:begChr m:val="{"/>
+            <m:endChr m:val="}"/>
+            <m:ctrlPr>
+              <w:rPr>
+                <w:rFonts w:ascii="Cambria Math" w:hAnsi="Cambria Math" w:cs="Arial"/>
+                <w:i/>
+              </w:rPr>
+            </m:ctrlPr>
+          </m:dPr>
+          <m:e>
+            <m:r>
+              <w:rPr>
+                <w:rFonts w:ascii="Cambria Math" w:hAnsi="Cambria Math" w:cs="Arial"/>
+              </w:rPr>
+              <m:t>2;4;6</m:t>
+            </m:r>
+          </m:e>
+        </m:d>
+      </m:oMath>
+    </w:p>
+    <w:p>
+      <w:pPr>
+        <w:tabs>
+          <w:tab w:val="left" w:pos="8004"/>
+        </w:tabs>
+        <w:rPr>
+          <w:rFonts w:cs="Arial"/>
+        </w:rPr>
+      </w:pPr>
+      <w:r>
+        <w:rPr>
+          <w:rFonts w:eastAsiaTheme="minorEastAsia" w:cs="Arial"/>
+          <w:b/>
+        </w:rPr>
+        <w:t>Définition</w:t>
+      </w:r>
+      <w:r>
+        <w:rPr>
+          <w:rFonts w:eastAsiaTheme="minorEastAsia" w:cs="Arial"/>
+        </w:rPr>
+        <w:t xml:space="preserve">. </w:t>
+      </w:r>
+      <w:r>
+        <w:rPr>
+          <w:rFonts w:eastAsiaTheme="minorEastAsia" w:cs="Arial"/>
+          <w:b/>
+        </w:rPr>
+        <w:t>La probabilité d’un événement</w:t>
+      </w:r>
+      <w:r>
+        <w:rPr>
+          <w:rFonts w:eastAsiaTheme="minorEastAsia" w:cs="Arial"/>
+        </w:rPr>
+        <w:t xml:space="preserve"> </w:t>
+      </w:r>
+      <m:oMath>
+        <m:r>
+          <w:rPr>
+            <w:rFonts w:ascii="Cambria Math" w:eastAsiaTheme="minorEastAsia" w:hAnsi="Cambria Math" w:cs="Arial"/>
+          </w:rPr>
+          <m:t>A</m:t>
+        </m:r>
+      </m:oMath>
+      <w:r>
+        <w:rPr>
+          <w:rFonts w:eastAsiaTheme="minorEastAsia" w:cs="Arial"/>
+        </w:rPr>
+        <w:t xml:space="preserve"> e</w:t>
+      </w:r>
+      <w:r>
+        <w:rPr>
+          <w:rFonts w:cs="Arial"/>
+        </w:rPr>
+        <w:t>st égale à la somme des probabilités des issues qui réalisent cet</w:t>
+      </w:r>
+      <w:r>
+        <w:rPr>
+          <w:rFonts w:cs="Arial"/>
+        </w:rPr>
+        <w:t xml:space="preserve"> </w:t>
+      </w:r>
+      <w:r>
+        <w:rPr>
+          <w:rFonts w:cs="Arial"/>
+        </w:rPr>
+        <w:t>événement</w:t>
+      </w:r>
+      <w:r>
+        <w:rPr>
+          <w:rFonts w:cs="Arial"/>
+        </w:rPr>
+        <w:t>.</w:t>
+      </w:r>
+      <w:r>
+        <w:rPr>
+          <w:rFonts w:cs="Arial"/>
+        </w:rPr>
+        <w:t xml:space="preserve"> </w:t>
+      </w:r>
+      <w:r>
+        <w:rPr>
+          <w:rFonts w:cs="Arial"/>
+        </w:rPr>
+        <w:br/>
+      </w:r>
+      <w:r>
+        <w:rPr>
+          <w:rFonts w:eastAsiaTheme="minorEastAsia" w:cs="Arial"/>
+          <w:b/>
+        </w:rPr>
+        <w:t>Définition</w:t>
+      </w:r>
+      <w:r>
+        <w:rPr>
+          <w:rFonts w:eastAsiaTheme="minorEastAsia" w:cs="Arial"/>
+        </w:rPr>
+        <w:t xml:space="preserve">. </w:t>
+      </w:r>
+      <w:r>
+        <w:rPr>
+          <w:rFonts w:cs="Arial"/>
+        </w:rPr>
+        <w:t xml:space="preserve">Un </w:t>
+      </w:r>
+      <w:r>
+        <w:rPr>
+          <w:rFonts w:cs="Arial"/>
+          <w:b/>
+        </w:rPr>
+        <w:t>événement impossible</w:t>
+      </w:r>
+      <w:r>
+        <w:rPr>
+          <w:rFonts w:cs="Arial"/>
+        </w:rPr>
+        <w:t xml:space="preserve"> est un événement qui ne se réalise jamais : sa probabilité vaut 0.</w:t>
+      </w:r>
+      <w:r>
+        <w:br/>
+      </w:r>
+      <w:r>
+        <w:rPr>
+          <w:rFonts w:eastAsiaTheme="minorEastAsia" w:cs="Arial"/>
+          <w:b/>
+        </w:rPr>
+        <w:t>Définition</w:t>
+      </w:r>
+      <w:r>
+        <w:rPr>
+          <w:rFonts w:eastAsiaTheme="minorEastAsia" w:cs="Arial"/>
+        </w:rPr>
+        <w:t xml:space="preserve">. </w:t>
+      </w:r>
+      <w:r>
+        <w:rPr>
+          <w:rFonts w:cs="Arial"/>
+        </w:rPr>
+        <w:t xml:space="preserve">Un </w:t>
+      </w:r>
+      <w:r>
+        <w:rPr>
+          <w:rFonts w:cs="Arial"/>
+          <w:b/>
+        </w:rPr>
+        <w:t>événement certain</w:t>
+      </w:r>
+      <w:r>
+        <w:rPr>
+          <w:rFonts w:cs="Arial"/>
+        </w:rPr>
+        <w:t xml:space="preserve"> est un événement qui est sûr de se réaliser : sa probabilité vaut 1</w:t>
+      </w:r>
+      <w:r>
+        <w:rPr>
+          <w:rFonts w:cs="Arial"/>
+        </w:rPr>
+        <w:br/>
+      </w:r>
+      <w:r>
+        <w:rPr>
+          <w:rFonts w:eastAsiaTheme="minorEastAsia" w:cs="Arial"/>
+          <w:b/>
+        </w:rPr>
+        <w:t>Exemple</w:t>
+      </w:r>
+      <w:r>
+        <w:rPr>
+          <w:rFonts w:eastAsiaTheme="minorEastAsia" w:cs="Arial"/>
+        </w:rPr>
+        <w:t xml:space="preserve">. </w:t>
+      </w:r>
+      <w:r>
+        <w:rPr>
+          <w:rFonts w:cs="Arial"/>
+        </w:rPr>
+        <w:t>Dans le cas de la répartition des groupes sanguins (voir l’exemple page précédente), la probabilité</w:t>
+      </w:r>
+      <w:r>
+        <w:rPr>
+          <w:rFonts w:cs="Arial"/>
+        </w:rPr>
+        <w:t xml:space="preserve"> </w:t>
+      </w:r>
+      <w:r>
+        <w:rPr>
+          <w:rFonts w:cs="Arial"/>
+        </w:rPr>
+        <w:t>qu’une personne en France ait un groupe sanguin différent de A est égale à :</w:t>
+      </w:r>
+      <w:r>
+        <w:br/>
+      </w:r>
+      <m:oMath>
+        <m:r>
+          <w:rPr>
+            <w:rFonts w:ascii="Cambria Math" w:hAnsi="Cambria Math" w:cs="Arial"/>
+          </w:rPr>
+          <m:t>0,09+0,04+0,42=0,55</m:t>
+        </m:r>
+      </m:oMath>
+      <w:r>
+        <w:rPr>
+          <w:rFonts w:cs="Arial"/>
+        </w:rPr>
+        <w:t>.</w:t>
+      </w:r>
+    </w:p>
+    <w:p>
+      <w:pPr>
+        <w:tabs>
+          <w:tab w:val="left" w:pos="8004"/>
+        </w:tabs>
+        <w:rPr>
+          <w:rFonts w:eastAsiaTheme="minorEastAsia" w:cs="Arial"/>
+        </w:rPr>
+      </w:pPr>
+      <w:r>
+        <w:rPr>
+          <w:rFonts w:cs="Arial"/>
+          <w:b/>
+        </w:rPr>
+        <w:t>Propriété</w:t>
+      </w:r>
+      <w:r>
+        <w:rPr>
+          <w:rFonts w:cs="Arial"/>
+        </w:rPr>
+        <w:t xml:space="preserve">. </w:t>
+      </w:r>
+      <w:r>
+        <w:rPr>
+          <w:rFonts w:cs="Arial"/>
+        </w:rPr>
+        <w:t xml:space="preserve">Dans une situation d’équiprobabilité, où il y a </w:t>
+      </w:r>
+      <m:oMath>
+        <m:r>
+          <w:rPr>
+            <w:rFonts w:ascii="Cambria Math" w:hAnsi="Cambria Math" w:cs="Arial"/>
+          </w:rPr>
+          <m:t>n</m:t>
+        </m:r>
+      </m:oMath>
+      <w:r>
+        <w:rPr>
+          <w:rFonts w:cs="Arial"/>
+        </w:rPr>
+        <w:t xml:space="preserve"> issues, la probabilité d’un événement A réalisé par</w:t>
+      </w:r>
+      <w:r>
+        <w:rPr>
+          <w:rFonts w:cs="Arial"/>
+        </w:rPr>
+        <w:t xml:space="preserve"> </w:t>
+      </w:r>
+      <m:oMath>
+        <m:r>
+          <w:rPr>
+            <w:rFonts w:ascii="Cambria Math" w:hAnsi="Cambria Math" w:cs="Arial"/>
+          </w:rPr>
+          <m:t>k</m:t>
+        </m:r>
+      </m:oMath>
+      <w:r>
+        <w:rPr>
+          <w:rFonts w:cs="Arial"/>
+        </w:rPr>
+        <w:t xml:space="preserve"> issues est :</w:t>
+      </w:r>
+      <w:r>
+        <w:rPr>
+          <w:rFonts w:cs="Arial"/>
+        </w:rPr>
+        <w:t xml:space="preserve">  </w:t>
+      </w:r>
+      <m:oMath>
+        <m:r>
+          <w:rPr>
+            <w:rFonts w:ascii="Cambria Math" w:hAnsi="Cambria Math" w:cs="Arial"/>
+          </w:rPr>
+          <m:t>P</m:t>
+        </m:r>
+        <m:d>
+          <m:dPr>
+            <m:ctrlPr>
+              <w:rPr>
+                <w:rFonts w:ascii="Cambria Math" w:hAnsi="Cambria Math" w:cs="Arial"/>
+                <w:i/>
+              </w:rPr>
+            </m:ctrlPr>
+          </m:dPr>
+          <m:e>
+            <m:r>
+              <w:rPr>
+                <w:rFonts w:ascii="Cambria Math" w:hAnsi="Cambria Math" w:cs="Arial"/>
+              </w:rPr>
+              <m:t>A</m:t>
+            </m:r>
+          </m:e>
+        </m:d>
+        <m:r>
+          <w:rPr>
+            <w:rFonts w:ascii="Cambria Math" w:hAnsi="Cambria Math" w:cs="Arial"/>
+          </w:rPr>
+          <m:t>=</m:t>
+        </m:r>
+        <m:f>
+          <m:fPr>
+            <m:ctrlPr>
+              <w:rPr>
+                <w:rFonts w:ascii="Cambria Math" w:hAnsi="Cambria Math" w:cs="Arial"/>
+                <w:i/>
+              </w:rPr>
+            </m:ctrlPr>
+          </m:fPr>
+          <m:num>
+            <m:r>
+              <w:rPr>
+                <w:rFonts w:ascii="Cambria Math" w:hAnsi="Cambria Math" w:cs="Arial"/>
+              </w:rPr>
+              <m:t>k</m:t>
+            </m:r>
+          </m:num>
+          <m:den>
+            <m:r>
+              <w:rPr>
+                <w:rFonts w:ascii="Cambria Math" w:hAnsi="Cambria Math" w:cs="Arial"/>
+              </w:rPr>
+              <m:t>n</m:t>
+            </m:r>
+          </m:den>
+        </m:f>
+      </m:oMath>
+      <w:r>
+        <w:rPr>
+          <w:rFonts w:eastAsiaTheme="minorEastAsia" w:cs="Arial"/>
+        </w:rPr>
+        <w:br/>
+      </w:r>
+      <w:r>
+        <w:rPr>
+          <w:rFonts w:eastAsiaTheme="minorEastAsia" w:cs="Arial"/>
+          <w:b/>
+        </w:rPr>
+        <w:t>Exemple</w:t>
+      </w:r>
+      <w:r>
+        <w:rPr>
+          <w:rFonts w:eastAsiaTheme="minorEastAsia" w:cs="Arial"/>
+        </w:rPr>
+        <w:t xml:space="preserve">. Si </w:t>
+      </w:r>
+      <m:oMath>
+        <m:r>
+          <w:rPr>
+            <w:rFonts w:ascii="Cambria Math" w:eastAsiaTheme="minorEastAsia" w:hAnsi="Cambria Math" w:cs="Arial"/>
+          </w:rPr>
+          <m:t>A=</m:t>
+        </m:r>
+      </m:oMath>
+      <w:r>
+        <w:rPr>
+          <w:rFonts w:eastAsiaTheme="minorEastAsia" w:cs="Arial"/>
+        </w:rPr>
+        <w:t> </w:t>
+      </w:r>
+      <w:r>
+        <w:rPr>
+          <w:rFonts w:cs="Arial"/>
+        </w:rPr>
+        <w:t>« Obtenir un nombre pair »</w:t>
+      </w:r>
+      <w:r>
+        <w:rPr>
+          <w:rFonts w:cs="Arial"/>
+        </w:rPr>
+        <w:t xml:space="preserve"> pour un </w:t>
+      </w:r>
+      <w:proofErr w:type="spellStart"/>
+      <w:r>
+        <w:rPr>
+          <w:rFonts w:cs="Arial"/>
+        </w:rPr>
+        <w:t>lancé</w:t>
+      </w:r>
+      <w:proofErr w:type="spellEnd"/>
+      <w:r>
+        <w:rPr>
+          <w:rFonts w:cs="Arial"/>
+        </w:rPr>
+        <w:t xml:space="preserve"> de dé équilibré à 6 faces alors </w:t>
+      </w:r>
+      <m:oMath>
+        <m:r>
+          <w:rPr>
+            <w:rFonts w:ascii="Cambria Math" w:hAnsi="Cambria Math" w:cs="Arial"/>
+          </w:rPr>
+          <m:t>P</m:t>
+        </m:r>
+        <m:d>
+          <m:dPr>
+            <m:ctrlPr>
+              <w:rPr>
+                <w:rFonts w:ascii="Cambria Math" w:hAnsi="Cambria Math" w:cs="Arial"/>
+                <w:i/>
+              </w:rPr>
+            </m:ctrlPr>
+          </m:dPr>
+          <m:e>
+            <m:r>
+              <w:rPr>
+                <w:rFonts w:ascii="Cambria Math" w:hAnsi="Cambria Math" w:cs="Arial"/>
+              </w:rPr>
+              <m:t>A</m:t>
+            </m:r>
+          </m:e>
+        </m:d>
+        <m:r>
+          <w:rPr>
+            <w:rFonts w:ascii="Cambria Math" w:hAnsi="Cambria Math" w:cs="Arial"/>
+          </w:rPr>
+          <m:t>=</m:t>
+        </m:r>
+        <m:f>
+          <m:fPr>
+            <m:ctrlPr>
+              <w:rPr>
+                <w:rFonts w:ascii="Cambria Math" w:hAnsi="Cambria Math" w:cs="Arial"/>
+                <w:i/>
+              </w:rPr>
+            </m:ctrlPr>
+          </m:fPr>
+          <m:num>
+            <m:r>
+              <w:rPr>
+                <w:rFonts w:ascii="Cambria Math" w:hAnsi="Cambria Math" w:cs="Arial"/>
+              </w:rPr>
+              <m:t>3</m:t>
+            </m:r>
+          </m:num>
+          <m:den>
+            <m:r>
+              <w:rPr>
+                <w:rFonts w:ascii="Cambria Math" w:hAnsi="Cambria Math" w:cs="Arial"/>
+              </w:rPr>
+              <m:t>6</m:t>
+            </m:r>
+          </m:den>
+        </m:f>
+        <m:r>
+          <w:rPr>
+            <w:rFonts w:ascii="Cambria Math" w:hAnsi="Cambria Math" w:cs="Arial"/>
+          </w:rPr>
+          <m:t>=</m:t>
+        </m:r>
+        <m:f>
+          <m:fPr>
+            <m:ctrlPr>
+              <w:rPr>
+                <w:rFonts w:ascii="Cambria Math" w:hAnsi="Cambria Math" w:cs="Arial"/>
+                <w:i/>
+              </w:rPr>
+            </m:ctrlPr>
+          </m:fPr>
+          <m:num>
+            <m:r>
+              <w:rPr>
+                <w:rFonts w:ascii="Cambria Math" w:hAnsi="Cambria Math" w:cs="Arial"/>
+              </w:rPr>
+              <m:t>1</m:t>
+            </m:r>
+          </m:num>
+          <m:den>
+            <m:r>
+              <w:rPr>
+                <w:rFonts w:ascii="Cambria Math" w:hAnsi="Cambria Math" w:cs="Arial"/>
+              </w:rPr>
+              <m:t>2</m:t>
+            </m:r>
+          </m:den>
+        </m:f>
+      </m:oMath>
+    </w:p>
+    <w:p>
+      <w:pPr>
+        <w:tabs>
+          <w:tab w:val="left" w:pos="8004"/>
+        </w:tabs>
+        <w:rPr>
+          <w:rFonts w:eastAsiaTheme="minorEastAsia" w:cs="Arial"/>
+        </w:rPr>
+      </w:pPr>
+      <w:r>
+        <w:rPr>
+          <w:rFonts w:cs="Arial"/>
+          <w:b/>
+        </w:rPr>
+        <w:t xml:space="preserve">Définition. </w:t>
+      </w:r>
+      <w:r>
+        <w:rPr>
+          <w:rFonts w:cs="Arial"/>
+          <w:b/>
+        </w:rPr>
+        <w:t>L’événement contraire</w:t>
+      </w:r>
+      <w:r>
+        <w:rPr>
+          <w:rFonts w:cs="Arial"/>
+        </w:rPr>
+        <w:t xml:space="preserve"> d</w:t>
+      </w:r>
+      <w:r>
+        <w:rPr>
+          <w:rFonts w:cs="Arial"/>
+        </w:rPr>
+        <w:t>’un événement</w:t>
+      </w:r>
+      <w:r>
+        <w:rPr>
+          <w:rFonts w:cs="Arial"/>
+        </w:rPr>
+        <w:t xml:space="preserve"> </w:t>
+      </w:r>
+      <m:oMath>
+        <m:r>
+          <w:rPr>
+            <w:rFonts w:ascii="Cambria Math" w:hAnsi="Cambria Math" w:cs="Arial"/>
+          </w:rPr>
+          <m:t>A</m:t>
+        </m:r>
+      </m:oMath>
+      <w:r>
+        <w:rPr>
+          <w:rFonts w:cs="Arial"/>
+        </w:rPr>
+        <w:t xml:space="preserve">, noté </w:t>
+      </w:r>
+      <m:oMath>
+        <m:acc>
+          <m:accPr>
+            <m:chr m:val="̅"/>
+            <m:ctrlPr>
+              <w:rPr>
+                <w:rFonts w:ascii="Cambria Math" w:hAnsi="Cambria Math" w:cs="Arial"/>
+                <w:i/>
+              </w:rPr>
+            </m:ctrlPr>
+          </m:accPr>
+          <m:e>
+            <m:r>
+              <w:rPr>
+                <w:rFonts w:ascii="Cambria Math" w:hAnsi="Cambria Math" w:cs="Arial"/>
+              </w:rPr>
+              <m:t>A</m:t>
+            </m:r>
+          </m:e>
+        </m:acc>
+      </m:oMath>
+      <w:r>
+        <w:rPr>
+          <w:rFonts w:cs="Arial"/>
+        </w:rPr>
+        <w:t>, est l’ensemble</w:t>
+      </w:r>
+      <w:r>
+        <w:t xml:space="preserve"> </w:t>
+      </w:r>
+      <w:r>
+        <w:rPr>
+          <w:rFonts w:cs="Arial"/>
+        </w:rPr>
+        <w:t xml:space="preserve">des issues qui ne réalisent pas </w:t>
+      </w:r>
+      <m:oMath>
+        <m:r>
+          <w:rPr>
+            <w:rFonts w:ascii="Cambria Math" w:hAnsi="Cambria Math" w:cs="Arial"/>
+          </w:rPr>
+          <m:t>A</m:t>
+        </m:r>
+      </m:oMath>
+      <w:r>
+        <w:rPr>
+          <w:rFonts w:cs="Arial"/>
+        </w:rPr>
+        <w:t xml:space="preserve">, autrement dit </w:t>
+      </w:r>
+      <m:oMath>
+        <m:r>
+          <w:rPr>
+            <w:rFonts w:ascii="Cambria Math" w:hAnsi="Cambria Math" w:cs="Arial"/>
+          </w:rPr>
+          <m:t>A</m:t>
+        </m:r>
+      </m:oMath>
+      <w:r>
+        <w:rPr>
+          <w:rFonts w:cs="Arial"/>
+        </w:rPr>
+        <w:t xml:space="preserve"> est réalisé par les issues</w:t>
+      </w:r>
+      <w:r>
+        <w:rPr>
+          <w:rFonts w:cs="Arial"/>
+        </w:rPr>
+        <w:t xml:space="preserve"> </w:t>
+      </w:r>
+      <w:r>
+        <w:rPr>
+          <w:rFonts w:cs="Arial"/>
+        </w:rPr>
+        <w:t xml:space="preserve">de </w:t>
+      </w:r>
+      <m:oMath>
+        <m:r>
+          <m:rPr>
+            <m:sty m:val="p"/>
+          </m:rPr>
+          <w:rPr>
+            <w:rFonts w:ascii="Cambria Math" w:hAnsi="Cambria Math" w:cs="Arial"/>
+          </w:rPr>
+          <m:t>Ω</m:t>
+        </m:r>
+      </m:oMath>
+      <w:r>
+        <w:rPr>
+          <w:rFonts w:cs="Arial"/>
+        </w:rPr>
+        <w:t xml:space="preserve"> qui ne sont pas dans </w:t>
+      </w:r>
+      <m:oMath>
+        <m:r>
+          <w:rPr>
+            <w:rFonts w:ascii="Cambria Math" w:hAnsi="Cambria Math" w:cs="Arial"/>
+          </w:rPr>
+          <m:t>A</m:t>
+        </m:r>
+      </m:oMath>
+      <w:r>
+        <w:rPr>
+          <w:rFonts w:cs="Arial"/>
+        </w:rPr>
+        <w:t>.</w:t>
+      </w:r>
+      <w:r>
+        <w:rPr>
+          <w:rFonts w:cs="Arial"/>
+        </w:rPr>
+        <w:t xml:space="preserve">  </w:t>
+      </w:r>
+      <m:oMath>
+        <m:acc>
+          <m:accPr>
+            <m:chr m:val="̅"/>
+            <m:ctrlPr>
+              <w:rPr>
+                <w:rFonts w:ascii="Cambria Math" w:hAnsi="Cambria Math" w:cs="Arial"/>
+                <w:i/>
+              </w:rPr>
+            </m:ctrlPr>
+          </m:accPr>
+          <m:e>
+            <m:r>
+              <w:rPr>
+                <w:rFonts w:ascii="Cambria Math" w:hAnsi="Cambria Math" w:cs="Arial"/>
+              </w:rPr>
+              <m:t>A</m:t>
+            </m:r>
+          </m:e>
+        </m:acc>
+        <m:r>
+          <w:rPr>
+            <w:rFonts w:ascii="Cambria Math" w:hAnsi="Cambria Math" w:cs="Arial"/>
+          </w:rPr>
+          <m:t>=</m:t>
+        </m:r>
+        <m:r>
+          <m:rPr>
+            <m:sty m:val="p"/>
+          </m:rPr>
+          <w:rPr>
+            <w:rFonts w:ascii="Cambria Math" w:hAnsi="Cambria Math" w:cs="Arial"/>
+          </w:rPr>
+          <m:t>Ω</m:t>
+        </m:r>
+        <m:r>
+          <w:rPr>
+            <w:rFonts w:ascii="Cambria Math" w:hAnsi="Cambria Math" w:cs="Arial"/>
+          </w:rPr>
+          <m:t>∖A</m:t>
+        </m:r>
+      </m:oMath>
+      <w:r>
+        <w:rPr>
+          <w:rFonts w:eastAsiaTheme="minorEastAsia" w:cs="Arial"/>
+        </w:rPr>
+        <w:t>.</w:t>
+      </w:r>
+      <w:r>
+        <w:rPr>
+          <w:rFonts w:eastAsiaTheme="minorEastAsia" w:cs="Arial"/>
+        </w:rPr>
+        <w:br/>
+      </w:r>
+      <w:r>
+        <w:rPr>
+          <w:rFonts w:eastAsiaTheme="minorEastAsia" w:cs="Arial"/>
+          <w:b/>
+        </w:rPr>
+        <w:t>Propriété</w:t>
+      </w:r>
+      <w:r>
+        <w:rPr>
+          <w:rFonts w:eastAsiaTheme="minorEastAsia" w:cs="Arial"/>
+        </w:rPr>
+        <w:t xml:space="preserve">. </w:t>
+      </w:r>
+      <m:oMath>
+        <m:r>
+          <w:rPr>
+            <w:rFonts w:ascii="Cambria Math" w:eastAsiaTheme="minorEastAsia" w:hAnsi="Cambria Math" w:cs="Arial"/>
+          </w:rPr>
+          <m:t>P</m:t>
+        </m:r>
+        <m:d>
+          <m:dPr>
+            <m:ctrlPr>
+              <w:rPr>
+                <w:rFonts w:ascii="Cambria Math" w:eastAsiaTheme="minorEastAsia" w:hAnsi="Cambria Math" w:cs="Arial"/>
+                <w:i/>
+              </w:rPr>
+            </m:ctrlPr>
+          </m:dPr>
+          <m:e>
+            <m:acc>
+              <m:accPr>
+                <m:chr m:val="̅"/>
+                <m:ctrlPr>
+                  <w:rPr>
+                    <w:rFonts w:ascii="Cambria Math" w:eastAsiaTheme="minorEastAsia" w:hAnsi="Cambria Math" w:cs="Arial"/>
+                    <w:i/>
+                  </w:rPr>
+                </m:ctrlPr>
+              </m:accPr>
+              <m:e>
+                <m:r>
+                  <w:rPr>
+                    <w:rFonts w:ascii="Cambria Math" w:eastAsiaTheme="minorEastAsia" w:hAnsi="Cambria Math" w:cs="Arial"/>
+                  </w:rPr>
+                  <m:t>A</m:t>
+                </m:r>
+              </m:e>
+            </m:acc>
+          </m:e>
+        </m:d>
+        <m:r>
+          <w:rPr>
+            <w:rFonts w:ascii="Cambria Math" w:eastAsiaTheme="minorEastAsia" w:hAnsi="Cambria Math" w:cs="Arial"/>
+          </w:rPr>
+          <m:t>=1-P</m:t>
+        </m:r>
+        <m:d>
+          <m:dPr>
+            <m:ctrlPr>
+              <w:rPr>
+                <w:rFonts w:ascii="Cambria Math" w:eastAsiaTheme="minorEastAsia" w:hAnsi="Cambria Math" w:cs="Arial"/>
+                <w:i/>
+              </w:rPr>
+            </m:ctrlPr>
+          </m:dPr>
+          <m:e>
+            <m:r>
+              <w:rPr>
+                <w:rFonts w:ascii="Cambria Math" w:eastAsiaTheme="minorEastAsia" w:hAnsi="Cambria Math" w:cs="Arial"/>
+              </w:rPr>
+              <m:t>A</m:t>
+            </m:r>
+          </m:e>
+        </m:d>
+      </m:oMath>
+      <w:r>
+        <w:rPr>
+          <w:rFonts w:eastAsiaTheme="minorEastAsia" w:cs="Arial"/>
+        </w:rPr>
+        <w:t>.</w:t>
+      </w:r>
+      <w:r>
+        <w:rPr>
+          <w:rFonts w:eastAsiaTheme="minorEastAsia" w:cs="Arial"/>
+        </w:rPr>
+        <w:br/>
+      </w:r>
+      <w:r>
+        <w:rPr>
+          <w:rFonts w:eastAsiaTheme="minorEastAsia" w:cs="Arial"/>
+          <w:b/>
+        </w:rPr>
+        <w:t>Exemple</w:t>
+      </w:r>
+      <w:r>
+        <w:rPr>
+          <w:rFonts w:eastAsiaTheme="minorEastAsia" w:cs="Arial"/>
+        </w:rPr>
+        <w:t xml:space="preserve">. </w:t>
+      </w:r>
+      <w:r>
+        <w:rPr>
+          <w:rFonts w:eastAsiaTheme="minorEastAsia" w:cs="Arial"/>
+        </w:rPr>
+        <w:t xml:space="preserve">Dans l’expérience précédente, </w:t>
+      </w:r>
+      <m:oMath>
+        <m:r>
+          <w:rPr>
+            <w:rFonts w:ascii="Cambria Math" w:eastAsiaTheme="minorEastAsia" w:hAnsi="Cambria Math" w:cs="Arial"/>
+          </w:rPr>
+          <m:t>P</m:t>
+        </m:r>
+        <m:d>
+          <m:dPr>
+            <m:ctrlPr>
+              <w:rPr>
+                <w:rFonts w:ascii="Cambria Math" w:eastAsiaTheme="minorEastAsia" w:hAnsi="Cambria Math" w:cs="Arial"/>
+                <w:i/>
+              </w:rPr>
+            </m:ctrlPr>
+          </m:dPr>
+          <m:e>
+            <m:acc>
+              <m:accPr>
+                <m:chr m:val="̅"/>
+                <m:ctrlPr>
+                  <w:rPr>
+                    <w:rFonts w:ascii="Cambria Math" w:eastAsiaTheme="minorEastAsia" w:hAnsi="Cambria Math" w:cs="Arial"/>
+                    <w:i/>
+                  </w:rPr>
+                </m:ctrlPr>
+              </m:accPr>
+              <m:e>
+                <m:r>
+                  <w:rPr>
+                    <w:rFonts w:ascii="Cambria Math" w:eastAsiaTheme="minorEastAsia" w:hAnsi="Cambria Math" w:cs="Arial"/>
+                  </w:rPr>
+                  <m:t>A</m:t>
+                </m:r>
+              </m:e>
+            </m:acc>
+          </m:e>
+        </m:d>
+        <m:r>
+          <w:rPr>
+            <w:rFonts w:ascii="Cambria Math" w:eastAsiaTheme="minorEastAsia" w:hAnsi="Cambria Math" w:cs="Arial"/>
+          </w:rPr>
+          <m:t>=P</m:t>
+        </m:r>
+        <m:d>
+          <m:dPr>
+            <m:ctrlPr>
+              <w:rPr>
+                <w:rFonts w:ascii="Cambria Math" w:eastAsiaTheme="minorEastAsia" w:hAnsi="Cambria Math" w:cs="Arial"/>
+                <w:i/>
+              </w:rPr>
+            </m:ctrlPr>
+          </m:dPr>
+          <m:e>
+            <m:r>
+              <m:rPr>
+                <m:sty m:val="p"/>
+              </m:rPr>
+              <w:rPr>
+                <w:rFonts w:ascii="Cambria Math" w:hAnsi="Cambria Math" w:cs="Arial"/>
+              </w:rPr>
+              <m:t xml:space="preserve">« Obtenir un nombre impair » </m:t>
+            </m:r>
+          </m:e>
+        </m:d>
+        <m:r>
+          <w:rPr>
+            <w:rFonts w:ascii="Cambria Math" w:eastAsiaTheme="minorEastAsia" w:hAnsi="Cambria Math" w:cs="Arial"/>
+          </w:rPr>
+          <m:t>=1-</m:t>
+        </m:r>
+        <m:f>
+          <m:fPr>
+            <m:ctrlPr>
+              <w:rPr>
+                <w:rFonts w:ascii="Cambria Math" w:eastAsiaTheme="minorEastAsia" w:hAnsi="Cambria Math" w:cs="Arial"/>
+                <w:i/>
+              </w:rPr>
+            </m:ctrlPr>
+          </m:fPr>
+          <m:num>
+            <m:r>
+              <w:rPr>
+                <w:rFonts w:ascii="Cambria Math" w:eastAsiaTheme="minorEastAsia" w:hAnsi="Cambria Math" w:cs="Arial"/>
+              </w:rPr>
+              <m:t>1</m:t>
+            </m:r>
+          </m:num>
+          <m:den>
+            <m:r>
+              <w:rPr>
+                <w:rFonts w:ascii="Cambria Math" w:eastAsiaTheme="minorEastAsia" w:hAnsi="Cambria Math" w:cs="Arial"/>
+              </w:rPr>
+              <m:t>2</m:t>
+            </m:r>
+          </m:den>
+        </m:f>
+        <m:r>
+          <w:rPr>
+            <w:rFonts w:ascii="Cambria Math" w:eastAsiaTheme="minorEastAsia" w:hAnsi="Cambria Math" w:cs="Arial"/>
+          </w:rPr>
+          <m:t>=</m:t>
+        </m:r>
+        <m:f>
+          <m:fPr>
+            <m:ctrlPr>
+              <w:rPr>
+                <w:rFonts w:ascii="Cambria Math" w:eastAsiaTheme="minorEastAsia" w:hAnsi="Cambria Math" w:cs="Arial"/>
+                <w:i/>
+              </w:rPr>
+            </m:ctrlPr>
+          </m:fPr>
+          <m:num>
+            <m:r>
+              <w:rPr>
+                <w:rFonts w:ascii="Cambria Math" w:eastAsiaTheme="minorEastAsia" w:hAnsi="Cambria Math" w:cs="Arial"/>
+              </w:rPr>
+              <m:t>1</m:t>
+            </m:r>
+          </m:num>
+          <m:den>
+            <m:r>
+              <w:rPr>
+                <w:rFonts w:ascii="Cambria Math" w:eastAsiaTheme="minorEastAsia" w:hAnsi="Cambria Math" w:cs="Arial"/>
+              </w:rPr>
+              <m:t>2</m:t>
+            </m:r>
+          </m:den>
+        </m:f>
+      </m:oMath>
+      <w:r>
+        <w:rPr>
+          <w:rFonts w:eastAsiaTheme="minorEastAsia" w:cs="Arial"/>
+        </w:rPr>
+        <w:t xml:space="preserve"> </w:t>
+      </w:r>
+    </w:p>
+    <w:p>
+      <w:pPr>
+        <w:tabs>
+          <w:tab w:val="left" w:pos="8004"/>
+        </w:tabs>
+        <w:rPr>
+          <w:rFonts w:eastAsiaTheme="minorEastAsia" w:cs="Arial"/>
+        </w:rPr>
+      </w:pPr>
+      <w:r>
+        <w:rPr>
+          <w:rFonts w:eastAsiaTheme="minorEastAsia" w:cs="Arial"/>
+          <w:b/>
+        </w:rPr>
+        <w:t>Définition</w:t>
+      </w:r>
+      <w:r>
+        <w:rPr>
+          <w:rFonts w:eastAsiaTheme="minorEastAsia" w:cs="Arial"/>
+        </w:rPr>
+        <w:t xml:space="preserve">. </w:t>
+      </w:r>
+      <w:r>
+        <w:rPr>
+          <w:rFonts w:cs="Arial"/>
+        </w:rPr>
+        <w:t>Soit A et B deux événements.</w:t>
+      </w:r>
+      <w:r>
+        <w:br/>
+      </w:r>
+      <w:r>
+        <w:rPr>
+          <w:rFonts w:cs="Arial"/>
+        </w:rPr>
+        <w:t xml:space="preserve">L’événement </w:t>
+      </w:r>
+      <m:oMath>
+        <m:r>
+          <m:rPr>
+            <m:sty m:val="bi"/>
+          </m:rPr>
+          <w:rPr>
+            <w:rFonts w:ascii="Cambria Math" w:hAnsi="Cambria Math" w:cs="Arial"/>
+          </w:rPr>
+          <m:t>A</m:t>
+        </m:r>
+        <m:r>
+          <m:rPr>
+            <m:sty m:val="bi"/>
+          </m:rPr>
+          <w:rPr>
+            <w:rFonts w:ascii="Cambria Math" w:hAnsi="Cambria Math" w:cs="Cambria Math"/>
+          </w:rPr>
+          <m:t>∪</m:t>
+        </m:r>
+        <m:r>
+          <m:rPr>
+            <m:sty m:val="bi"/>
+          </m:rPr>
+          <w:rPr>
+            <w:rFonts w:ascii="Cambria Math" w:hAnsi="Cambria Math" w:cs="Arial"/>
+          </w:rPr>
+          <m:t>B</m:t>
+        </m:r>
+      </m:oMath>
+      <w:r>
+        <w:rPr>
+          <w:rFonts w:cs="Arial"/>
+        </w:rPr>
+        <w:t xml:space="preserve"> (se lit « </w:t>
+      </w:r>
+      <w:r>
+        <w:rPr>
+          <w:rFonts w:cs="Arial"/>
+          <w:b/>
+        </w:rPr>
+        <w:t>A union B</w:t>
+      </w:r>
+      <w:r>
+        <w:rPr>
+          <w:rFonts w:cs="Arial"/>
+        </w:rPr>
+        <w:t xml:space="preserve"> ») est la réunion de A et de B : c’est l’ensemble des issues qui</w:t>
+      </w:r>
+      <w:r>
+        <w:br/>
+      </w:r>
+      <w:r>
+        <w:rPr>
+          <w:rFonts w:cs="Arial"/>
+        </w:rPr>
+        <w:t xml:space="preserve">réalisent A </w:t>
+      </w:r>
+      <w:r>
+        <w:rPr>
+          <w:rFonts w:cs="Arial"/>
+          <w:u w:val="single"/>
+        </w:rPr>
+        <w:t>ou</w:t>
+      </w:r>
+      <w:r>
+        <w:rPr>
+          <w:rFonts w:cs="Arial"/>
+        </w:rPr>
+        <w:t xml:space="preserve"> B (ou les deux à la fois).</w:t>
+      </w:r>
+      <w:r>
+        <w:br/>
+      </w:r>
+      <w:r>
+        <w:rPr>
+          <w:rFonts w:cs="Arial"/>
+        </w:rPr>
+        <w:t xml:space="preserve">L’événement </w:t>
+      </w:r>
+      <m:oMath>
+        <m:r>
+          <m:rPr>
+            <m:sty m:val="bi"/>
+          </m:rPr>
+          <w:rPr>
+            <w:rFonts w:ascii="Cambria Math" w:hAnsi="Cambria Math" w:cs="Arial"/>
+          </w:rPr>
+          <m:t>A∩B</m:t>
+        </m:r>
+      </m:oMath>
+      <w:r>
+        <w:rPr>
+          <w:rFonts w:cs="Arial"/>
+        </w:rPr>
+        <w:t xml:space="preserve"> (se lit « </w:t>
+      </w:r>
+      <w:r>
+        <w:rPr>
+          <w:rFonts w:cs="Arial"/>
+          <w:b/>
+        </w:rPr>
+        <w:t>A inter B</w:t>
+      </w:r>
+      <w:r>
+        <w:rPr>
+          <w:rFonts w:cs="Arial"/>
+        </w:rPr>
+        <w:t xml:space="preserve"> </w:t>
+      </w:r>
+      <w:proofErr w:type="gramStart"/>
+      <w:r>
+        <w:rPr>
+          <w:rFonts w:cs="Arial"/>
+        </w:rPr>
+        <w:t>»)est</w:t>
+      </w:r>
+      <w:proofErr w:type="gramEnd"/>
+      <w:r>
+        <w:rPr>
+          <w:rFonts w:cs="Arial"/>
+        </w:rPr>
+        <w:t xml:space="preserve"> l’intersection de A et de B : c’est l’ensemble des issues qui</w:t>
+      </w:r>
+      <w:r>
+        <w:br/>
+      </w:r>
+      <w:r>
+        <w:rPr>
+          <w:rFonts w:cs="Arial"/>
+        </w:rPr>
+        <w:t xml:space="preserve">réalisent A </w:t>
+      </w:r>
+      <w:r>
+        <w:rPr>
+          <w:rFonts w:cs="Arial"/>
+          <w:u w:val="single"/>
+        </w:rPr>
+        <w:t>et</w:t>
+      </w:r>
+      <w:r>
+        <w:rPr>
+          <w:rFonts w:cs="Arial"/>
+        </w:rPr>
+        <w:t xml:space="preserve"> B</w:t>
       </w:r>
     </w:p>
     <w:sectPr>
@@ -114,7 +2265,6 @@
         <w:docPartUnique/>
       </w:docPartObj>
     </w:sdtPr>
-    <w:sdtEndPr/>
     <w:sdtContent>
       <w:p>
         <w:pPr>

--- a/src/2G/probabilites_et_echantillonage/cours.docx
+++ b/src/2G/probabilites_et_echantillonage/cours.docx
@@ -28,7 +28,7 @@
             </v:handles>
             <o:lock v:ext="edit" text="t" shapetype="t"/>
           </v:shapetype>
-          <v:shape id="_x0000_s2050" type="#_x0000_t141" style="position:absolute;margin-left:54.4pt;margin-top:-20.3pt;width:415.25pt;height:45.1pt;z-index:251660800;mso-position-horizontal-relative:text;mso-position-vertical-relative:text" adj=",10800" fillcolor="#dcebf5">
+          <v:shape id="_x0000_s2050" type="#_x0000_t141" style="position:absolute;margin-left:54.4pt;margin-top:-20.3pt;width:415.25pt;height:45.1pt;z-index:251658240;mso-position-horizontal-relative:text;mso-position-vertical-relative:text" adj=",10800" fillcolor="#dcebf5">
             <v:fill r:id="rId8" o:title="Granit" color2="#55261c" type="tile"/>
             <v:stroke r:id="rId9" o:title=""/>
             <v:shadow color="#868686"/>
@@ -90,25 +90,7 @@
         <w:rPr>
           <w:rFonts w:cs="Arial"/>
         </w:rPr>
-        <w:t>on puisse</w:t>
-      </w:r>
-      <w:r>
-        <w:rPr>
-          <w:rFonts w:cs="Arial"/>
-        </w:rPr>
-        <w:t xml:space="preserve"> </w:t>
-      </w:r>
-      <w:r>
-        <w:rPr>
-          <w:rFonts w:cs="Arial"/>
-        </w:rPr>
-        <w:t>déterminer laquelle sera réalisée.</w:t>
-      </w:r>
-      <w:r>
-        <w:rPr>
-          <w:rFonts w:cs="Arial"/>
-        </w:rPr>
-        <w:t xml:space="preserve"> </w:t>
+        <w:t xml:space="preserve">on puisse déterminer laquelle sera réalisée. </w:t>
       </w:r>
       <w:r>
         <w:rPr>
@@ -178,13 +160,7 @@
         <w:rPr>
           <w:rFonts w:cs="Arial"/>
         </w:rPr>
-        <w:t>ensemble des issues possibles de cette expérience</w:t>
-      </w:r>
-      <w:r>
-        <w:rPr>
-          <w:rFonts w:cs="Arial"/>
-        </w:rPr>
-        <w:t>.</w:t>
+        <w:t>ensemble des issues possibles de cette expérience.</w:t>
       </w:r>
       <w:r>
         <w:rPr>
@@ -203,25 +179,7 @@
         <w:rPr>
           <w:rFonts w:cs="Arial"/>
         </w:rPr>
-        <w:t xml:space="preserve">. </w:t>
-      </w:r>
-      <w:r>
-        <w:rPr>
-          <w:rFonts w:cs="Arial"/>
-        </w:rPr>
-        <w:t>On lance une pièce de monnaie et on regarde de quel côté elle tombe.</w:t>
-      </w:r>
-      <w:r>
-        <w:rPr>
-          <w:rFonts w:cs="Arial"/>
-        </w:rPr>
-        <w:t xml:space="preserve"> </w:t>
-      </w:r>
-      <w:r>
-        <w:rPr>
-          <w:rFonts w:cs="Arial"/>
-        </w:rPr>
-        <w:t>Les résultats sont Pile et Face. Pour cette expérience aléatoire, l</w:t>
+        <w:t>. On lance une pièce de monnaie et on regarde de quel côté elle tombe. Les résultats sont Pile et Face. Pour cette expérience aléatoire, l</w:t>
       </w:r>
       <w:r>
         <w:rPr>
@@ -616,19 +574,7 @@
         <w:rPr>
           <w:rFonts w:cs="Arial"/>
         </w:rPr>
-        <w:t>est en donner toutes les issues</w:t>
-      </w:r>
-      <w:r>
-        <w:rPr>
-          <w:rFonts w:cs="Arial"/>
-        </w:rPr>
-        <w:t xml:space="preserve"> </w:t>
-      </w:r>
-      <w:r>
-        <w:rPr>
-          <w:rFonts w:cs="Arial"/>
-        </w:rPr>
-        <w:t>et attribuer une probabilité (un nombre compris entre 0 et 1) à chacune d</w:t>
+        <w:t>est en donner toutes les issues et attribuer une probabilité (un nombre compris entre 0 et 1) à chacune d</w:t>
       </w:r>
       <w:r>
         <w:rPr>
@@ -640,31 +586,7 @@
         <w:rPr>
           <w:rFonts w:cs="Arial"/>
         </w:rPr>
-        <w:t>elles de sorte que la somme</w:t>
-      </w:r>
-      <w:r>
-        <w:rPr>
-          <w:rFonts w:cs="Arial"/>
-        </w:rPr>
-        <w:t xml:space="preserve"> </w:t>
-      </w:r>
-      <w:r>
-        <w:rPr>
-          <w:rFonts w:cs="Arial"/>
-        </w:rPr>
-        <w:t>des probabilités des issues est égale à 1.</w:t>
-      </w:r>
-      <w:r>
-        <w:rPr>
-          <w:rFonts w:cs="Arial"/>
-        </w:rPr>
-        <w:t xml:space="preserve"> </w:t>
-      </w:r>
-      <w:r>
-        <w:rPr>
-          <w:rFonts w:cs="Arial"/>
-        </w:rPr>
-        <w:t>On peut présenter les résultats sous forme d</w:t>
+        <w:t>elles de sorte que la somme des probabilités des issues est égale à 1. On peut présenter les résultats sous forme d</w:t>
       </w:r>
       <w:r>
         <w:rPr>
@@ -702,25 +624,7 @@
         <w:rPr>
           <w:rFonts w:cs="Arial"/>
         </w:rPr>
-        <w:t xml:space="preserve"> </w:t>
-      </w:r>
-      <w:r>
-        <w:rPr>
-          <w:rFonts w:cs="Arial"/>
-        </w:rPr>
-        <w:t>Une étude menée sur la répartition des groupes sanguins en France a montré que 45 % de la populatio</w:t>
-      </w:r>
-      <w:r>
-        <w:rPr>
-          <w:rFonts w:cs="Arial"/>
-        </w:rPr>
-        <w:t xml:space="preserve">n </w:t>
-      </w:r>
-      <w:r>
-        <w:rPr>
-          <w:rFonts w:cs="Arial"/>
-        </w:rPr>
-        <w:t>est du groupe A, 9 % du groupe B, 4 % du groupe AB et 42 % du groupe O.</w:t>
+        <w:t xml:space="preserve"> Une étude menée sur la répartition des groupes sanguins en France a montré que 45 % de la population est du groupe A, 9 % du groupe B, 4 % du groupe AB et 42 % du groupe O.</w:t>
       </w:r>
       <w:r>
         <w:br/>
@@ -794,13 +698,7 @@
         <w:rPr>
           <w:rFonts w:cs="Arial"/>
         </w:rPr>
-        <w:t>U</w:t>
-      </w:r>
-      <w:r>
-        <w:rPr>
-          <w:rFonts w:cs="Arial"/>
-        </w:rPr>
-        <w:t xml:space="preserve">ne loi est dite </w:t>
+        <w:t xml:space="preserve">Une loi est dite </w:t>
       </w:r>
       <w:r>
         <w:rPr>
@@ -964,21 +862,7 @@
         <w:rPr>
           <w:rFonts w:cs="Arial"/>
         </w:rPr>
-        <w:t xml:space="preserve">. </w:t>
-      </w:r>
-      <w:proofErr w:type="spellStart"/>
-      <w:r>
-        <w:rPr>
-          <w:rFonts w:cs="Arial"/>
-        </w:rPr>
-        <w:t>On</w:t>
-      </w:r>
-      <w:proofErr w:type="spellEnd"/>
-      <w:r>
-        <w:rPr>
-          <w:rFonts w:cs="Arial"/>
-        </w:rPr>
-        <w:t xml:space="preserve"> lance un dé cubique équilibré et on observe le résultat.</w:t>
+        <w:t>. On lance un dé cubique équilibré et on observe le résultat.</w:t>
       </w:r>
       <w:r>
         <w:br/>
@@ -1140,7 +1024,7 @@
         <w:rPr>
           <w:rFonts w:cs="Arial"/>
         </w:rPr>
-        <w:t>st égale à la somme des probabilités des issues qui réalisent cet</w:t>
+        <w:t>st égale à la somme des probabilités des issues qui réalisent cet événement.</w:t>
       </w:r>
       <w:r>
         <w:rPr>
@@ -1152,24 +1036,6 @@
         <w:rPr>
           <w:rFonts w:cs="Arial"/>
         </w:rPr>
-        <w:t>événement</w:t>
-      </w:r>
-      <w:r>
-        <w:rPr>
-          <w:rFonts w:cs="Arial"/>
-        </w:rPr>
-        <w:t>.</w:t>
-      </w:r>
-      <w:r>
-        <w:rPr>
-          <w:rFonts w:cs="Arial"/>
-        </w:rPr>
-        <w:t xml:space="preserve"> </w:t>
-      </w:r>
-      <w:r>
-        <w:rPr>
-          <w:rFonts w:cs="Arial"/>
-        </w:rPr>
         <w:br/>
       </w:r>
       <w:r>
@@ -1262,19 +1128,7 @@
         <w:rPr>
           <w:rFonts w:cs="Arial"/>
         </w:rPr>
-        <w:t>Dans le cas de la répartition des groupes sanguins (voir l’exemple page précédente), la probabilité</w:t>
-      </w:r>
-      <w:r>
-        <w:rPr>
-          <w:rFonts w:cs="Arial"/>
-        </w:rPr>
-        <w:t xml:space="preserve"> </w:t>
-      </w:r>
-      <w:r>
-        <w:rPr>
-          <w:rFonts w:cs="Arial"/>
-        </w:rPr>
-        <w:t>qu’une personne en France ait un groupe sanguin différent de A est égale à :</w:t>
+        <w:t>Dans le cas de la répartition des groupes sanguins (voir l’exemple page précédente), la probabilité qu’une personne en France ait un groupe sanguin différent de A est égale à :</w:t>
       </w:r>
       <w:r>
         <w:br/>
@@ -1314,13 +1168,7 @@
         <w:rPr>
           <w:rFonts w:cs="Arial"/>
         </w:rPr>
-        <w:t xml:space="preserve">. </w:t>
-      </w:r>
-      <w:r>
-        <w:rPr>
-          <w:rFonts w:cs="Arial"/>
-        </w:rPr>
-        <w:t xml:space="preserve">Dans une situation d’équiprobabilité, où il y a </w:t>
+        <w:t xml:space="preserve">. Dans une situation d’équiprobabilité, où il y a </w:t>
       </w:r>
       <m:oMath>
         <m:r>
@@ -1334,13 +1182,7 @@
         <w:rPr>
           <w:rFonts w:cs="Arial"/>
         </w:rPr>
-        <w:t xml:space="preserve"> issues, la probabilité d’un événement A réalisé par</w:t>
-      </w:r>
-      <w:r>
-        <w:rPr>
-          <w:rFonts w:cs="Arial"/>
-        </w:rPr>
-        <w:t xml:space="preserve"> </w:t>
+        <w:t xml:space="preserve"> issues, la probabilité d’un événement A réalisé par </w:t>
       </w:r>
       <m:oMath>
         <m:r>
@@ -1457,13 +1299,7 @@
         <w:rPr>
           <w:rFonts w:cs="Arial"/>
         </w:rPr>
-        <w:t>« Obtenir un nombre pair »</w:t>
-      </w:r>
-      <w:r>
-        <w:rPr>
-          <w:rFonts w:cs="Arial"/>
-        </w:rPr>
-        <w:t xml:space="preserve"> pour un </w:t>
+        <w:t xml:space="preserve">« Obtenir un nombre pair » pour un </w:t>
       </w:r>
       <w:proofErr w:type="spellStart"/>
       <w:r>
@@ -1584,32 +1420,13 @@
           <w:rFonts w:cs="Arial"/>
           <w:b/>
         </w:rPr>
-        <w:t xml:space="preserve">Définition. </w:t>
-      </w:r>
-      <w:r>
-        <w:rPr>
-          <w:rFonts w:cs="Arial"/>
-          <w:b/>
-        </w:rPr>
-        <w:t>L’événement contraire</w:t>
-      </w:r>
-      <w:r>
-        <w:rPr>
-          <w:rFonts w:cs="Arial"/>
-        </w:rPr>
-        <w:t xml:space="preserve"> d</w:t>
-      </w:r>
-      <w:r>
-        <w:rPr>
-          <w:rFonts w:cs="Arial"/>
-        </w:rPr>
-        <w:t>’un événement</w:t>
-      </w:r>
-      <w:r>
-        <w:rPr>
-          <w:rFonts w:cs="Arial"/>
-        </w:rPr>
-        <w:t xml:space="preserve"> </w:t>
+        <w:t>Définition. L’événement contraire</w:t>
+      </w:r>
+      <w:r>
+        <w:rPr>
+          <w:rFonts w:cs="Arial"/>
+        </w:rPr>
+        <w:t xml:space="preserve"> d’un événement </w:t>
       </w:r>
       <m:oMath>
         <m:r>
@@ -1687,19 +1504,7 @@
         <w:rPr>
           <w:rFonts w:cs="Arial"/>
         </w:rPr>
-        <w:t xml:space="preserve"> est réalisé par les issues</w:t>
-      </w:r>
-      <w:r>
-        <w:rPr>
-          <w:rFonts w:cs="Arial"/>
-        </w:rPr>
-        <w:t xml:space="preserve"> </w:t>
-      </w:r>
-      <w:r>
-        <w:rPr>
-          <w:rFonts w:cs="Arial"/>
-        </w:rPr>
-        <w:t xml:space="preserve">de </w:t>
+        <w:t xml:space="preserve"> est réalisé par les issues de </w:t>
       </w:r>
       <m:oMath>
         <m:r>
@@ -1891,13 +1696,7 @@
         <w:rPr>
           <w:rFonts w:eastAsiaTheme="minorEastAsia" w:cs="Arial"/>
         </w:rPr>
-        <w:t xml:space="preserve">. </w:t>
-      </w:r>
-      <w:r>
-        <w:rPr>
-          <w:rFonts w:eastAsiaTheme="minorEastAsia" w:cs="Arial"/>
-        </w:rPr>
-        <w:t xml:space="preserve">Dans l’expérience précédente, </w:t>
+        <w:t xml:space="preserve">. Dans l’expérience précédente, </w:t>
       </w:r>
       <m:oMath>
         <m:r>
@@ -1905,6 +1704,33 @@
             <w:rFonts w:ascii="Cambria Math" w:eastAsiaTheme="minorEastAsia" w:hAnsi="Cambria Math" w:cs="Arial"/>
           </w:rPr>
           <m:t>P</m:t>
+        </m:r>
+        <m:d>
+          <m:dPr>
+            <m:ctrlPr>
+              <w:rPr>
+                <w:rFonts w:ascii="Cambria Math" w:eastAsiaTheme="minorEastAsia" w:hAnsi="Cambria Math" w:cs="Arial"/>
+                <w:i/>
+              </w:rPr>
+            </m:ctrlPr>
+          </m:dPr>
+          <m:e>
+            <m:r>
+              <m:rPr>
+                <m:sty m:val="p"/>
+              </m:rPr>
+              <w:rPr>
+                <w:rFonts w:ascii="Cambria Math" w:hAnsi="Cambria Math" w:cs="Arial"/>
+              </w:rPr>
+              <m:t xml:space="preserve">« Obtenir un nombre impair » </m:t>
+            </m:r>
+          </m:e>
+        </m:d>
+        <m:r>
+          <w:rPr>
+            <w:rFonts w:ascii="Cambria Math" w:eastAsiaTheme="minorEastAsia" w:hAnsi="Cambria Math" w:cs="Arial"/>
+          </w:rPr>
+          <m:t>=P</m:t>
         </m:r>
         <m:d>
           <m:dPr>
@@ -1941,33 +1767,6 @@
           <w:rPr>
             <w:rFonts w:ascii="Cambria Math" w:eastAsiaTheme="minorEastAsia" w:hAnsi="Cambria Math" w:cs="Arial"/>
           </w:rPr>
-          <m:t>=P</m:t>
-        </m:r>
-        <m:d>
-          <m:dPr>
-            <m:ctrlPr>
-              <w:rPr>
-                <w:rFonts w:ascii="Cambria Math" w:eastAsiaTheme="minorEastAsia" w:hAnsi="Cambria Math" w:cs="Arial"/>
-                <w:i/>
-              </w:rPr>
-            </m:ctrlPr>
-          </m:dPr>
-          <m:e>
-            <m:r>
-              <m:rPr>
-                <m:sty m:val="p"/>
-              </m:rPr>
-              <w:rPr>
-                <w:rFonts w:ascii="Cambria Math" w:hAnsi="Cambria Math" w:cs="Arial"/>
-              </w:rPr>
-              <m:t xml:space="preserve">« Obtenir un nombre impair » </m:t>
-            </m:r>
-          </m:e>
-        </m:d>
-        <m:r>
-          <w:rPr>
-            <w:rFonts w:ascii="Cambria Math" w:eastAsiaTheme="minorEastAsia" w:hAnsi="Cambria Math" w:cs="Arial"/>
-          </w:rPr>
           <m:t>=1-</m:t>
         </m:r>
         <m:f>
@@ -2042,7 +1841,7 @@
           <w:tab w:val="left" w:pos="8004"/>
         </w:tabs>
         <w:rPr>
-          <w:rFonts w:eastAsiaTheme="minorEastAsia" w:cs="Arial"/>
+          <w:rFonts w:cs="Arial"/>
         </w:rPr>
       </w:pPr>
       <w:r>
@@ -2141,16 +1940,21 @@
         <w:rPr>
           <w:rFonts w:cs="Arial"/>
         </w:rPr>
-        <w:t xml:space="preserve"> B (ou les deux à la fois).</w:t>
-      </w:r>
-      <w:r>
-        <w:br/>
-      </w:r>
-      <w:r>
-        <w:rPr>
-          <w:rFonts w:cs="Arial"/>
-        </w:rPr>
-        <w:t xml:space="preserve">L’événement </w:t>
+        <w:t xml:space="preserve"> B (ou les deux à la fois</w:t>
+      </w:r>
+      <w:proofErr w:type="gramStart"/>
+      <w:r>
+        <w:rPr>
+          <w:rFonts w:cs="Arial"/>
+        </w:rPr>
+        <w:t>).L’événement</w:t>
+      </w:r>
+      <w:proofErr w:type="gramEnd"/>
+      <w:r>
+        <w:rPr>
+          <w:rFonts w:cs="Arial"/>
+        </w:rPr>
+        <w:t xml:space="preserve"> </w:t>
       </w:r>
       <m:oMath>
         <m:r>
@@ -2180,47 +1984,2489 @@
         <w:rPr>
           <w:rFonts w:cs="Arial"/>
         </w:rPr>
+        <w:t xml:space="preserve"> »)</w:t>
+      </w:r>
+      <w:r>
+        <w:rPr>
+          <w:rFonts w:cs="Arial"/>
+        </w:rPr>
         <w:t xml:space="preserve"> </w:t>
       </w:r>
+      <w:r>
+        <w:rPr>
+          <w:rFonts w:cs="Arial"/>
+        </w:rPr>
+        <w:t>est l’intersection de A et de B : c’est l’ensemble des issues qui</w:t>
+      </w:r>
+      <w:r>
+        <w:rPr>
+          <w:rFonts w:cs="Arial"/>
+        </w:rPr>
+        <w:t xml:space="preserve"> </w:t>
+      </w:r>
+      <w:r>
+        <w:rPr>
+          <w:rFonts w:cs="Arial"/>
+        </w:rPr>
+        <w:t xml:space="preserve">réalisent A </w:t>
+      </w:r>
+      <w:r>
+        <w:rPr>
+          <w:rFonts w:cs="Arial"/>
+          <w:u w:val="single"/>
+        </w:rPr>
+        <w:t>et</w:t>
+      </w:r>
+      <w:r>
+        <w:rPr>
+          <w:rFonts w:cs="Arial"/>
+        </w:rPr>
+        <w:t xml:space="preserve"> B</w:t>
+      </w:r>
+    </w:p>
+    <w:p>
+      <w:pPr>
+        <w:tabs>
+          <w:tab w:val="left" w:pos="8004"/>
+        </w:tabs>
+        <w:rPr>
+          <w:rFonts w:cs="Arial"/>
+        </w:rPr>
+      </w:pPr>
+      <w:r>
+        <w:rPr>
+          <w:noProof/>
+        </w:rPr>
+        <w:drawing>
+          <wp:inline distT="0" distB="0" distL="0" distR="0" wp14:anchorId="7186B175" wp14:editId="17CB8632">
+            <wp:extent cx="6645910" cy="989965"/>
+            <wp:effectExtent l="0" t="0" r="0" b="0"/>
+            <wp:docPr id="1" name="Image 1"/>
+            <wp:cNvGraphicFramePr>
+              <a:graphicFrameLocks xmlns:a="http://schemas.openxmlformats.org/drawingml/2006/main" noChangeAspect="1"/>
+            </wp:cNvGraphicFramePr>
+            <a:graphic xmlns:a="http://schemas.openxmlformats.org/drawingml/2006/main">
+              <a:graphicData uri="http://schemas.openxmlformats.org/drawingml/2006/picture">
+                <pic:pic xmlns:pic="http://schemas.openxmlformats.org/drawingml/2006/picture">
+                  <pic:nvPicPr>
+                    <pic:cNvPr id="1" name=""/>
+                    <pic:cNvPicPr/>
+                  </pic:nvPicPr>
+                  <pic:blipFill>
+                    <a:blip r:embed="rId10"/>
+                    <a:stretch>
+                      <a:fillRect/>
+                    </a:stretch>
+                  </pic:blipFill>
+                  <pic:spPr>
+                    <a:xfrm>
+                      <a:off x="0" y="0"/>
+                      <a:ext cx="6645910" cy="989965"/>
+                    </a:xfrm>
+                    <a:prstGeom prst="rect">
+                      <a:avLst/>
+                    </a:prstGeom>
+                  </pic:spPr>
+                </pic:pic>
+              </a:graphicData>
+            </a:graphic>
+          </wp:inline>
+        </w:drawing>
+      </w:r>
+    </w:p>
+    <w:p>
+      <w:pPr>
+        <w:tabs>
+          <w:tab w:val="left" w:pos="8004"/>
+        </w:tabs>
+        <w:rPr>
+          <w:rFonts w:eastAsiaTheme="minorEastAsia" w:cs="Arial"/>
+        </w:rPr>
+      </w:pPr>
+      <w:r>
+        <w:rPr>
+          <w:rFonts w:cs="Arial"/>
+          <w:b/>
+        </w:rPr>
+        <w:lastRenderedPageBreak/>
+        <w:t>Exemple</w:t>
+      </w:r>
+      <w:r>
+        <w:rPr>
+          <w:rFonts w:cs="Arial"/>
+        </w:rPr>
+        <w:t xml:space="preserve">. On lance un dé à 6 faces et on considère les événements </w:t>
+      </w:r>
+      <m:oMath>
+        <m:r>
+          <w:rPr>
+            <w:rFonts w:ascii="Cambria Math" w:hAnsi="Cambria Math" w:cs="Arial"/>
+          </w:rPr>
+          <m:t>A </m:t>
+        </m:r>
+      </m:oMath>
+      <w:r>
+        <w:rPr>
+          <w:rFonts w:eastAsiaTheme="minorEastAsia" w:cs="Arial"/>
+        </w:rPr>
+        <w:t xml:space="preserve">: « Obtenir un nombre pair » et </w:t>
+      </w:r>
+      <m:oMath>
+        <m:r>
+          <w:rPr>
+            <w:rFonts w:ascii="Cambria Math" w:eastAsiaTheme="minorEastAsia" w:hAnsi="Cambria Math" w:cs="Arial"/>
+          </w:rPr>
+          <m:t>B </m:t>
+        </m:r>
+      </m:oMath>
+      <w:r>
+        <w:rPr>
+          <w:rFonts w:eastAsiaTheme="minorEastAsia" w:cs="Arial"/>
+        </w:rPr>
+        <w:t xml:space="preserve">: « Obtenir un multiple de </w:t>
+      </w:r>
+      <m:oMath>
+        <m:r>
+          <w:rPr>
+            <w:rFonts w:ascii="Cambria Math" w:eastAsiaTheme="minorEastAsia" w:hAnsi="Cambria Math" w:cs="Arial"/>
+          </w:rPr>
+          <m:t>3</m:t>
+        </m:r>
+      </m:oMath>
+      <w:r>
+        <w:rPr>
+          <w:rFonts w:eastAsiaTheme="minorEastAsia" w:cs="Arial"/>
+        </w:rPr>
+        <w:t xml:space="preserve"> ». </w:t>
+      </w:r>
+      <m:oMath>
+        <m:r>
+          <w:rPr>
+            <w:rFonts w:ascii="Cambria Math" w:eastAsiaTheme="minorEastAsia" w:hAnsi="Cambria Math" w:cs="Arial"/>
+          </w:rPr>
+          <m:t>A=</m:t>
+        </m:r>
+        <m:d>
+          <m:dPr>
+            <m:begChr m:val="{"/>
+            <m:endChr m:val="}"/>
+            <m:ctrlPr>
+              <w:rPr>
+                <w:rFonts w:ascii="Cambria Math" w:eastAsiaTheme="minorEastAsia" w:hAnsi="Cambria Math" w:cs="Arial"/>
+                <w:i/>
+              </w:rPr>
+            </m:ctrlPr>
+          </m:dPr>
+          <m:e>
+            <m:r>
+              <w:rPr>
+                <w:rFonts w:ascii="Cambria Math" w:eastAsiaTheme="minorEastAsia" w:hAnsi="Cambria Math" w:cs="Arial"/>
+              </w:rPr>
+              <m:t>2;4;6</m:t>
+            </m:r>
+          </m:e>
+        </m:d>
+      </m:oMath>
+      <w:r>
+        <w:rPr>
+          <w:rFonts w:eastAsiaTheme="minorEastAsia" w:cs="Arial"/>
+        </w:rPr>
+        <w:t xml:space="preserve"> </w:t>
+      </w:r>
       <w:proofErr w:type="gramStart"/>
       <w:r>
         <w:rPr>
-          <w:rFonts w:cs="Arial"/>
-        </w:rPr>
-        <w:t>»)est</w:t>
+          <w:rFonts w:eastAsiaTheme="minorEastAsia" w:cs="Arial"/>
+        </w:rPr>
+        <w:t>et</w:t>
       </w:r>
       <w:proofErr w:type="gramEnd"/>
       <w:r>
         <w:rPr>
-          <w:rFonts w:cs="Arial"/>
-        </w:rPr>
-        <w:t xml:space="preserve"> l’intersection de A et de B : c’est l’ensemble des issues qui</w:t>
-      </w:r>
-      <w:r>
+          <w:rFonts w:eastAsiaTheme="minorEastAsia" w:cs="Arial"/>
+        </w:rPr>
+        <w:t xml:space="preserve"> </w:t>
+      </w:r>
+      <m:oMath>
+        <m:r>
+          <w:rPr>
+            <w:rFonts w:ascii="Cambria Math" w:eastAsiaTheme="minorEastAsia" w:hAnsi="Cambria Math" w:cs="Arial"/>
+          </w:rPr>
+          <m:t>B=</m:t>
+        </m:r>
+        <m:d>
+          <m:dPr>
+            <m:begChr m:val="{"/>
+            <m:endChr m:val="}"/>
+            <m:ctrlPr>
+              <w:rPr>
+                <w:rFonts w:ascii="Cambria Math" w:eastAsiaTheme="minorEastAsia" w:hAnsi="Cambria Math" w:cs="Arial"/>
+                <w:i/>
+              </w:rPr>
+            </m:ctrlPr>
+          </m:dPr>
+          <m:e>
+            <m:r>
+              <w:rPr>
+                <w:rFonts w:ascii="Cambria Math" w:eastAsiaTheme="minorEastAsia" w:hAnsi="Cambria Math" w:cs="Arial"/>
+              </w:rPr>
+              <m:t>3;6</m:t>
+            </m:r>
+          </m:e>
+        </m:d>
+      </m:oMath>
+      <w:r>
+        <w:rPr>
+          <w:rFonts w:eastAsiaTheme="minorEastAsia" w:cs="Arial"/>
+        </w:rPr>
+        <w:t xml:space="preserve">. Alors </w:t>
+      </w:r>
+      <m:oMath>
+        <m:r>
+          <w:rPr>
+            <w:rFonts w:ascii="Cambria Math" w:eastAsiaTheme="minorEastAsia" w:hAnsi="Cambria Math" w:cs="Arial"/>
+          </w:rPr>
+          <m:t>A∩B=</m:t>
+        </m:r>
+        <m:d>
+          <m:dPr>
+            <m:begChr m:val="{"/>
+            <m:endChr m:val="}"/>
+            <m:ctrlPr>
+              <w:rPr>
+                <w:rFonts w:ascii="Cambria Math" w:eastAsiaTheme="minorEastAsia" w:hAnsi="Cambria Math" w:cs="Arial"/>
+                <w:i/>
+              </w:rPr>
+            </m:ctrlPr>
+          </m:dPr>
+          <m:e>
+            <m:r>
+              <w:rPr>
+                <w:rFonts w:ascii="Cambria Math" w:eastAsiaTheme="minorEastAsia" w:hAnsi="Cambria Math" w:cs="Arial"/>
+              </w:rPr>
+              <m:t>6</m:t>
+            </m:r>
+          </m:e>
+        </m:d>
+      </m:oMath>
+      <w:r>
+        <w:rPr>
+          <w:rFonts w:eastAsiaTheme="minorEastAsia" w:cs="Arial"/>
+        </w:rPr>
+        <w:t xml:space="preserve"> et </w:t>
+      </w:r>
+      <m:oMath>
+        <m:r>
+          <w:rPr>
+            <w:rFonts w:ascii="Cambria Math" w:eastAsiaTheme="minorEastAsia" w:hAnsi="Cambria Math" w:cs="Arial"/>
+          </w:rPr>
+          <m:t>A∪B=</m:t>
+        </m:r>
+        <m:d>
+          <m:dPr>
+            <m:begChr m:val="{"/>
+            <m:endChr m:val="}"/>
+            <m:ctrlPr>
+              <w:rPr>
+                <w:rFonts w:ascii="Cambria Math" w:eastAsiaTheme="minorEastAsia" w:hAnsi="Cambria Math" w:cs="Arial"/>
+                <w:i/>
+              </w:rPr>
+            </m:ctrlPr>
+          </m:dPr>
+          <m:e>
+            <m:r>
+              <w:rPr>
+                <w:rFonts w:ascii="Cambria Math" w:eastAsiaTheme="minorEastAsia" w:hAnsi="Cambria Math" w:cs="Arial"/>
+              </w:rPr>
+              <m:t>2;3;4;6</m:t>
+            </m:r>
+          </m:e>
+        </m:d>
+      </m:oMath>
+      <w:r>
+        <w:rPr>
+          <w:rFonts w:eastAsiaTheme="minorEastAsia" w:cs="Arial"/>
+        </w:rPr>
+        <w:t>.</w:t>
+      </w:r>
+    </w:p>
+    <w:p>
+      <w:pPr>
+        <w:tabs>
+          <w:tab w:val="left" w:pos="8004"/>
+        </w:tabs>
+        <w:rPr>
+          <w:rFonts w:eastAsiaTheme="minorEastAsia" w:cs="Arial"/>
+        </w:rPr>
+      </w:pPr>
+      <w:r>
+        <w:rPr>
+          <w:rFonts w:eastAsiaTheme="minorEastAsia" w:cs="Arial"/>
+          <w:b/>
+        </w:rPr>
+        <w:t>Propriété</w:t>
+      </w:r>
+      <w:r>
+        <w:rPr>
+          <w:rFonts w:eastAsiaTheme="minorEastAsia" w:cs="Arial"/>
+        </w:rPr>
+        <w:t xml:space="preserve">. </w:t>
+      </w:r>
+      <m:oMath>
+        <m:r>
+          <w:rPr>
+            <w:rFonts w:ascii="Cambria Math" w:eastAsiaTheme="minorEastAsia" w:hAnsi="Cambria Math" w:cs="Arial"/>
+          </w:rPr>
+          <m:t>P</m:t>
+        </m:r>
+        <m:d>
+          <m:dPr>
+            <m:ctrlPr>
+              <w:rPr>
+                <w:rFonts w:ascii="Cambria Math" w:eastAsiaTheme="minorEastAsia" w:hAnsi="Cambria Math" w:cs="Arial"/>
+                <w:i/>
+              </w:rPr>
+            </m:ctrlPr>
+          </m:dPr>
+          <m:e>
+            <m:r>
+              <w:rPr>
+                <w:rFonts w:ascii="Cambria Math" w:eastAsiaTheme="minorEastAsia" w:hAnsi="Cambria Math" w:cs="Arial"/>
+              </w:rPr>
+              <m:t>A</m:t>
+            </m:r>
+          </m:e>
+        </m:d>
+        <m:r>
+          <w:rPr>
+            <w:rFonts w:ascii="Cambria Math" w:eastAsiaTheme="minorEastAsia" w:hAnsi="Cambria Math" w:cs="Arial"/>
+          </w:rPr>
+          <m:t>+P</m:t>
+        </m:r>
+        <m:d>
+          <m:dPr>
+            <m:ctrlPr>
+              <w:rPr>
+                <w:rFonts w:ascii="Cambria Math" w:eastAsiaTheme="minorEastAsia" w:hAnsi="Cambria Math" w:cs="Arial"/>
+                <w:i/>
+              </w:rPr>
+            </m:ctrlPr>
+          </m:dPr>
+          <m:e>
+            <m:r>
+              <w:rPr>
+                <w:rFonts w:ascii="Cambria Math" w:eastAsiaTheme="minorEastAsia" w:hAnsi="Cambria Math" w:cs="Arial"/>
+              </w:rPr>
+              <m:t>B</m:t>
+            </m:r>
+          </m:e>
+        </m:d>
+        <m:r>
+          <w:rPr>
+            <w:rFonts w:ascii="Cambria Math" w:eastAsiaTheme="minorEastAsia" w:hAnsi="Cambria Math" w:cs="Arial"/>
+          </w:rPr>
+          <m:t>=P</m:t>
+        </m:r>
+        <m:d>
+          <m:dPr>
+            <m:ctrlPr>
+              <w:rPr>
+                <w:rFonts w:ascii="Cambria Math" w:eastAsiaTheme="minorEastAsia" w:hAnsi="Cambria Math" w:cs="Arial"/>
+                <w:i/>
+              </w:rPr>
+            </m:ctrlPr>
+          </m:dPr>
+          <m:e>
+            <m:r>
+              <w:rPr>
+                <w:rFonts w:ascii="Cambria Math" w:eastAsiaTheme="minorEastAsia" w:hAnsi="Cambria Math" w:cs="Arial"/>
+              </w:rPr>
+              <m:t>A∩B</m:t>
+            </m:r>
+          </m:e>
+        </m:d>
+        <m:r>
+          <w:rPr>
+            <w:rFonts w:ascii="Cambria Math" w:eastAsiaTheme="minorEastAsia" w:hAnsi="Cambria Math" w:cs="Arial"/>
+          </w:rPr>
+          <m:t>+P</m:t>
+        </m:r>
+        <m:d>
+          <m:dPr>
+            <m:ctrlPr>
+              <w:rPr>
+                <w:rFonts w:ascii="Cambria Math" w:eastAsiaTheme="minorEastAsia" w:hAnsi="Cambria Math" w:cs="Arial"/>
+                <w:i/>
+              </w:rPr>
+            </m:ctrlPr>
+          </m:dPr>
+          <m:e>
+            <m:r>
+              <w:rPr>
+                <w:rFonts w:ascii="Cambria Math" w:eastAsiaTheme="minorEastAsia" w:hAnsi="Cambria Math" w:cs="Arial"/>
+              </w:rPr>
+              <m:t>A∪B</m:t>
+            </m:r>
+          </m:e>
+        </m:d>
+      </m:oMath>
+      <w:r>
+        <w:rPr>
+          <w:rFonts w:eastAsiaTheme="minorEastAsia" w:cs="Arial"/>
+        </w:rPr>
+        <w:t xml:space="preserve">.  En particulier </w:t>
+      </w:r>
+      <m:oMath>
+        <m:r>
+          <w:rPr>
+            <w:rFonts w:ascii="Cambria Math" w:eastAsiaTheme="minorEastAsia" w:hAnsi="Cambria Math" w:cs="Arial"/>
+          </w:rPr>
+          <m:t>P</m:t>
+        </m:r>
+        <m:d>
+          <m:dPr>
+            <m:ctrlPr>
+              <w:rPr>
+                <w:rFonts w:ascii="Cambria Math" w:eastAsiaTheme="minorEastAsia" w:hAnsi="Cambria Math" w:cs="Arial"/>
+                <w:i/>
+              </w:rPr>
+            </m:ctrlPr>
+          </m:dPr>
+          <m:e>
+            <m:r>
+              <w:rPr>
+                <w:rFonts w:ascii="Cambria Math" w:eastAsiaTheme="minorEastAsia" w:hAnsi="Cambria Math" w:cs="Arial"/>
+              </w:rPr>
+              <m:t>A∪B</m:t>
+            </m:r>
+          </m:e>
+        </m:d>
+        <m:r>
+          <w:rPr>
+            <w:rFonts w:ascii="Cambria Math" w:eastAsiaTheme="minorEastAsia" w:hAnsi="Cambria Math" w:cs="Arial"/>
+          </w:rPr>
+          <m:t>=P</m:t>
+        </m:r>
+        <m:d>
+          <m:dPr>
+            <m:ctrlPr>
+              <w:rPr>
+                <w:rFonts w:ascii="Cambria Math" w:eastAsiaTheme="minorEastAsia" w:hAnsi="Cambria Math" w:cs="Arial"/>
+                <w:i/>
+              </w:rPr>
+            </m:ctrlPr>
+          </m:dPr>
+          <m:e>
+            <m:r>
+              <w:rPr>
+                <w:rFonts w:ascii="Cambria Math" w:eastAsiaTheme="minorEastAsia" w:hAnsi="Cambria Math" w:cs="Arial"/>
+              </w:rPr>
+              <m:t>A</m:t>
+            </m:r>
+          </m:e>
+        </m:d>
+        <m:r>
+          <w:rPr>
+            <w:rFonts w:ascii="Cambria Math" w:eastAsiaTheme="minorEastAsia" w:hAnsi="Cambria Math" w:cs="Arial"/>
+          </w:rPr>
+          <m:t>+P</m:t>
+        </m:r>
+        <m:d>
+          <m:dPr>
+            <m:ctrlPr>
+              <w:rPr>
+                <w:rFonts w:ascii="Cambria Math" w:eastAsiaTheme="minorEastAsia" w:hAnsi="Cambria Math" w:cs="Arial"/>
+                <w:i/>
+              </w:rPr>
+            </m:ctrlPr>
+          </m:dPr>
+          <m:e>
+            <m:r>
+              <w:rPr>
+                <w:rFonts w:ascii="Cambria Math" w:eastAsiaTheme="minorEastAsia" w:hAnsi="Cambria Math" w:cs="Arial"/>
+              </w:rPr>
+              <m:t>B</m:t>
+            </m:r>
+          </m:e>
+        </m:d>
+        <m:r>
+          <w:rPr>
+            <w:rFonts w:ascii="Cambria Math" w:eastAsiaTheme="minorEastAsia" w:hAnsi="Cambria Math" w:cs="Arial"/>
+          </w:rPr>
+          <m:t>-P</m:t>
+        </m:r>
+        <m:d>
+          <m:dPr>
+            <m:ctrlPr>
+              <w:rPr>
+                <w:rFonts w:ascii="Cambria Math" w:eastAsiaTheme="minorEastAsia" w:hAnsi="Cambria Math" w:cs="Arial"/>
+                <w:i/>
+              </w:rPr>
+            </m:ctrlPr>
+          </m:dPr>
+          <m:e>
+            <m:r>
+              <w:rPr>
+                <w:rFonts w:ascii="Cambria Math" w:eastAsiaTheme="minorEastAsia" w:hAnsi="Cambria Math" w:cs="Arial"/>
+              </w:rPr>
+              <m:t>A∩B</m:t>
+            </m:r>
+          </m:e>
+        </m:d>
+      </m:oMath>
+      <w:r>
+        <w:rPr>
+          <w:rFonts w:eastAsiaTheme="minorEastAsia" w:cs="Arial"/>
+        </w:rPr>
+        <w:t>.</w:t>
+      </w:r>
+      <w:r>
+        <w:rPr>
+          <w:rFonts w:eastAsiaTheme="minorEastAsia" w:cs="Arial"/>
+        </w:rPr>
         <w:br/>
       </w:r>
       <w:r>
         <w:rPr>
-          <w:rFonts w:cs="Arial"/>
-        </w:rPr>
-        <w:t xml:space="preserve">réalisent A </w:t>
-      </w:r>
-      <w:r>
-        <w:rPr>
-          <w:rFonts w:cs="Arial"/>
-          <w:u w:val="single"/>
-        </w:rPr>
-        <w:t>et</w:t>
-      </w:r>
-      <w:r>
-        <w:rPr>
-          <w:rFonts w:cs="Arial"/>
-        </w:rPr>
-        <w:t xml:space="preserve"> B</w:t>
+          <w:rFonts w:eastAsiaTheme="minorEastAsia" w:cs="Arial"/>
+          <w:b/>
+        </w:rPr>
+        <w:t>Exemple</w:t>
+      </w:r>
+      <w:r>
+        <w:rPr>
+          <w:rFonts w:eastAsiaTheme="minorEastAsia" w:cs="Arial"/>
+        </w:rPr>
+        <w:t>. Dans l’exemple précédent</w:t>
+      </w:r>
+      <w:r>
+        <w:rPr>
+          <w:rFonts w:eastAsiaTheme="minorEastAsia" w:cs="Arial"/>
+        </w:rPr>
+        <w:t xml:space="preserve">, </w:t>
+      </w:r>
+      <m:oMath>
+        <m:r>
+          <w:rPr>
+            <w:rFonts w:ascii="Cambria Math" w:eastAsiaTheme="minorEastAsia" w:hAnsi="Cambria Math" w:cs="Arial"/>
+          </w:rPr>
+          <m:t>P</m:t>
+        </m:r>
+        <m:d>
+          <m:dPr>
+            <m:ctrlPr>
+              <w:rPr>
+                <w:rFonts w:ascii="Cambria Math" w:eastAsiaTheme="minorEastAsia" w:hAnsi="Cambria Math" w:cs="Arial"/>
+                <w:i/>
+              </w:rPr>
+            </m:ctrlPr>
+          </m:dPr>
+          <m:e>
+            <m:r>
+              <w:rPr>
+                <w:rFonts w:ascii="Cambria Math" w:eastAsiaTheme="minorEastAsia" w:hAnsi="Cambria Math" w:cs="Arial"/>
+              </w:rPr>
+              <m:t>A</m:t>
+            </m:r>
+          </m:e>
+        </m:d>
+        <m:r>
+          <w:rPr>
+            <w:rFonts w:ascii="Cambria Math" w:eastAsiaTheme="minorEastAsia" w:hAnsi="Cambria Math" w:cs="Arial"/>
+          </w:rPr>
+          <m:t>=</m:t>
+        </m:r>
+        <m:f>
+          <m:fPr>
+            <m:ctrlPr>
+              <w:rPr>
+                <w:rFonts w:ascii="Cambria Math" w:eastAsiaTheme="minorEastAsia" w:hAnsi="Cambria Math" w:cs="Arial"/>
+                <w:i/>
+              </w:rPr>
+            </m:ctrlPr>
+          </m:fPr>
+          <m:num>
+            <m:r>
+              <w:rPr>
+                <w:rFonts w:ascii="Cambria Math" w:eastAsiaTheme="minorEastAsia" w:hAnsi="Cambria Math" w:cs="Arial"/>
+              </w:rPr>
+              <m:t>3</m:t>
+            </m:r>
+          </m:num>
+          <m:den>
+            <m:r>
+              <w:rPr>
+                <w:rFonts w:ascii="Cambria Math" w:eastAsiaTheme="minorEastAsia" w:hAnsi="Cambria Math" w:cs="Arial"/>
+              </w:rPr>
+              <m:t>6</m:t>
+            </m:r>
+          </m:den>
+        </m:f>
+        <m:r>
+          <w:rPr>
+            <w:rFonts w:ascii="Cambria Math" w:eastAsiaTheme="minorEastAsia" w:hAnsi="Cambria Math" w:cs="Arial"/>
+          </w:rPr>
+          <m:t> </m:t>
+        </m:r>
+      </m:oMath>
+      <w:r>
+        <w:rPr>
+          <w:rFonts w:eastAsiaTheme="minorEastAsia" w:cs="Arial"/>
+        </w:rPr>
+        <w:t xml:space="preserve">; </w:t>
+      </w:r>
+      <m:oMath>
+        <m:r>
+          <w:rPr>
+            <w:rFonts w:ascii="Cambria Math" w:eastAsiaTheme="minorEastAsia" w:hAnsi="Cambria Math" w:cs="Arial"/>
+          </w:rPr>
+          <m:t>P</m:t>
+        </m:r>
+        <m:d>
+          <m:dPr>
+            <m:ctrlPr>
+              <w:rPr>
+                <w:rFonts w:ascii="Cambria Math" w:eastAsiaTheme="minorEastAsia" w:hAnsi="Cambria Math" w:cs="Arial"/>
+                <w:i/>
+              </w:rPr>
+            </m:ctrlPr>
+          </m:dPr>
+          <m:e>
+            <m:r>
+              <w:rPr>
+                <w:rFonts w:ascii="Cambria Math" w:eastAsiaTheme="minorEastAsia" w:hAnsi="Cambria Math" w:cs="Arial"/>
+              </w:rPr>
+              <m:t>B</m:t>
+            </m:r>
+          </m:e>
+        </m:d>
+        <m:r>
+          <w:rPr>
+            <w:rFonts w:ascii="Cambria Math" w:eastAsiaTheme="minorEastAsia" w:hAnsi="Cambria Math" w:cs="Arial"/>
+          </w:rPr>
+          <m:t>=</m:t>
+        </m:r>
+        <m:f>
+          <m:fPr>
+            <m:ctrlPr>
+              <w:rPr>
+                <w:rFonts w:ascii="Cambria Math" w:eastAsiaTheme="minorEastAsia" w:hAnsi="Cambria Math" w:cs="Arial"/>
+                <w:i/>
+              </w:rPr>
+            </m:ctrlPr>
+          </m:fPr>
+          <m:num>
+            <m:r>
+              <w:rPr>
+                <w:rFonts w:ascii="Cambria Math" w:eastAsiaTheme="minorEastAsia" w:hAnsi="Cambria Math" w:cs="Arial"/>
+              </w:rPr>
+              <m:t>2</m:t>
+            </m:r>
+          </m:num>
+          <m:den>
+            <m:r>
+              <w:rPr>
+                <w:rFonts w:ascii="Cambria Math" w:eastAsiaTheme="minorEastAsia" w:hAnsi="Cambria Math" w:cs="Arial"/>
+              </w:rPr>
+              <m:t>6</m:t>
+            </m:r>
+          </m:den>
+        </m:f>
+        <m:r>
+          <w:rPr>
+            <w:rFonts w:ascii="Cambria Math" w:eastAsiaTheme="minorEastAsia" w:hAnsi="Cambria Math" w:cs="Arial"/>
+          </w:rPr>
+          <m:t> </m:t>
+        </m:r>
+      </m:oMath>
+      <w:r>
+        <w:rPr>
+          <w:rFonts w:eastAsiaTheme="minorEastAsia" w:cs="Arial"/>
+        </w:rPr>
+        <w:t xml:space="preserve">; </w:t>
+      </w:r>
+      <m:oMath>
+        <m:r>
+          <w:rPr>
+            <w:rFonts w:ascii="Cambria Math" w:eastAsiaTheme="minorEastAsia" w:hAnsi="Cambria Math" w:cs="Arial"/>
+          </w:rPr>
+          <m:t>P</m:t>
+        </m:r>
+        <m:d>
+          <m:dPr>
+            <m:ctrlPr>
+              <w:rPr>
+                <w:rFonts w:ascii="Cambria Math" w:eastAsiaTheme="minorEastAsia" w:hAnsi="Cambria Math" w:cs="Arial"/>
+                <w:i/>
+              </w:rPr>
+            </m:ctrlPr>
+          </m:dPr>
+          <m:e>
+            <m:r>
+              <w:rPr>
+                <w:rFonts w:ascii="Cambria Math" w:eastAsiaTheme="minorEastAsia" w:hAnsi="Cambria Math" w:cs="Arial"/>
+              </w:rPr>
+              <m:t>A∩B</m:t>
+            </m:r>
+          </m:e>
+        </m:d>
+        <m:r>
+          <w:rPr>
+            <w:rFonts w:ascii="Cambria Math" w:eastAsiaTheme="minorEastAsia" w:hAnsi="Cambria Math" w:cs="Arial"/>
+          </w:rPr>
+          <m:t>=</m:t>
+        </m:r>
+        <m:f>
+          <m:fPr>
+            <m:ctrlPr>
+              <w:rPr>
+                <w:rFonts w:ascii="Cambria Math" w:eastAsiaTheme="minorEastAsia" w:hAnsi="Cambria Math" w:cs="Arial"/>
+                <w:i/>
+              </w:rPr>
+            </m:ctrlPr>
+          </m:fPr>
+          <m:num>
+            <m:r>
+              <w:rPr>
+                <w:rFonts w:ascii="Cambria Math" w:eastAsiaTheme="minorEastAsia" w:hAnsi="Cambria Math" w:cs="Arial"/>
+              </w:rPr>
+              <m:t>1</m:t>
+            </m:r>
+          </m:num>
+          <m:den>
+            <m:r>
+              <w:rPr>
+                <w:rFonts w:ascii="Cambria Math" w:eastAsiaTheme="minorEastAsia" w:hAnsi="Cambria Math" w:cs="Arial"/>
+              </w:rPr>
+              <m:t>6</m:t>
+            </m:r>
+          </m:den>
+        </m:f>
+      </m:oMath>
+      <w:r>
+        <w:rPr>
+          <w:rFonts w:eastAsiaTheme="minorEastAsia" w:cs="Arial"/>
+        </w:rPr>
+        <w:t xml:space="preserve">. Donc </w:t>
+      </w:r>
+      <m:oMath>
+        <m:r>
+          <w:rPr>
+            <w:rFonts w:ascii="Cambria Math" w:eastAsiaTheme="minorEastAsia" w:hAnsi="Cambria Math" w:cs="Arial"/>
+          </w:rPr>
+          <m:t>P</m:t>
+        </m:r>
+        <m:d>
+          <m:dPr>
+            <m:ctrlPr>
+              <w:rPr>
+                <w:rFonts w:ascii="Cambria Math" w:eastAsiaTheme="minorEastAsia" w:hAnsi="Cambria Math" w:cs="Arial"/>
+                <w:i/>
+              </w:rPr>
+            </m:ctrlPr>
+          </m:dPr>
+          <m:e>
+            <m:r>
+              <w:rPr>
+                <w:rFonts w:ascii="Cambria Math" w:eastAsiaTheme="minorEastAsia" w:hAnsi="Cambria Math" w:cs="Arial"/>
+              </w:rPr>
+              <m:t>A∪B</m:t>
+            </m:r>
+          </m:e>
+        </m:d>
+        <m:r>
+          <w:rPr>
+            <w:rFonts w:ascii="Cambria Math" w:eastAsiaTheme="minorEastAsia" w:hAnsi="Cambria Math" w:cs="Arial"/>
+          </w:rPr>
+          <m:t>=</m:t>
+        </m:r>
+        <m:f>
+          <m:fPr>
+            <m:ctrlPr>
+              <w:rPr>
+                <w:rFonts w:ascii="Cambria Math" w:eastAsiaTheme="minorEastAsia" w:hAnsi="Cambria Math" w:cs="Arial"/>
+                <w:i/>
+              </w:rPr>
+            </m:ctrlPr>
+          </m:fPr>
+          <m:num>
+            <m:r>
+              <w:rPr>
+                <w:rFonts w:ascii="Cambria Math" w:eastAsiaTheme="minorEastAsia" w:hAnsi="Cambria Math" w:cs="Arial"/>
+              </w:rPr>
+              <m:t>3</m:t>
+            </m:r>
+          </m:num>
+          <m:den>
+            <m:r>
+              <w:rPr>
+                <w:rFonts w:ascii="Cambria Math" w:eastAsiaTheme="minorEastAsia" w:hAnsi="Cambria Math" w:cs="Arial"/>
+              </w:rPr>
+              <m:t>6</m:t>
+            </m:r>
+          </m:den>
+        </m:f>
+        <m:r>
+          <w:rPr>
+            <w:rFonts w:ascii="Cambria Math" w:eastAsiaTheme="minorEastAsia" w:hAnsi="Cambria Math" w:cs="Arial"/>
+          </w:rPr>
+          <m:t>+</m:t>
+        </m:r>
+        <m:f>
+          <m:fPr>
+            <m:ctrlPr>
+              <w:rPr>
+                <w:rFonts w:ascii="Cambria Math" w:eastAsiaTheme="minorEastAsia" w:hAnsi="Cambria Math" w:cs="Arial"/>
+                <w:i/>
+              </w:rPr>
+            </m:ctrlPr>
+          </m:fPr>
+          <m:num>
+            <m:r>
+              <w:rPr>
+                <w:rFonts w:ascii="Cambria Math" w:eastAsiaTheme="minorEastAsia" w:hAnsi="Cambria Math" w:cs="Arial"/>
+              </w:rPr>
+              <m:t>2</m:t>
+            </m:r>
+          </m:num>
+          <m:den>
+            <m:r>
+              <w:rPr>
+                <w:rFonts w:ascii="Cambria Math" w:eastAsiaTheme="minorEastAsia" w:hAnsi="Cambria Math" w:cs="Arial"/>
+              </w:rPr>
+              <m:t>6</m:t>
+            </m:r>
+          </m:den>
+        </m:f>
+        <m:r>
+          <w:rPr>
+            <w:rFonts w:ascii="Cambria Math" w:eastAsiaTheme="minorEastAsia" w:hAnsi="Cambria Math" w:cs="Arial"/>
+          </w:rPr>
+          <m:t>-</m:t>
+        </m:r>
+        <m:f>
+          <m:fPr>
+            <m:ctrlPr>
+              <w:rPr>
+                <w:rFonts w:ascii="Cambria Math" w:eastAsiaTheme="minorEastAsia" w:hAnsi="Cambria Math" w:cs="Arial"/>
+                <w:i/>
+              </w:rPr>
+            </m:ctrlPr>
+          </m:fPr>
+          <m:num>
+            <m:r>
+              <w:rPr>
+                <w:rFonts w:ascii="Cambria Math" w:eastAsiaTheme="minorEastAsia" w:hAnsi="Cambria Math" w:cs="Arial"/>
+              </w:rPr>
+              <m:t>1</m:t>
+            </m:r>
+          </m:num>
+          <m:den>
+            <m:r>
+              <w:rPr>
+                <w:rFonts w:ascii="Cambria Math" w:eastAsiaTheme="minorEastAsia" w:hAnsi="Cambria Math" w:cs="Arial"/>
+              </w:rPr>
+              <m:t>6</m:t>
+            </m:r>
+          </m:den>
+        </m:f>
+        <m:r>
+          <w:rPr>
+            <w:rFonts w:ascii="Cambria Math" w:eastAsiaTheme="minorEastAsia" w:hAnsi="Cambria Math" w:cs="Arial"/>
+          </w:rPr>
+          <m:t>=</m:t>
+        </m:r>
+        <m:f>
+          <m:fPr>
+            <m:ctrlPr>
+              <w:rPr>
+                <w:rFonts w:ascii="Cambria Math" w:eastAsiaTheme="minorEastAsia" w:hAnsi="Cambria Math" w:cs="Arial"/>
+                <w:i/>
+              </w:rPr>
+            </m:ctrlPr>
+          </m:fPr>
+          <m:num>
+            <m:r>
+              <w:rPr>
+                <w:rFonts w:ascii="Cambria Math" w:eastAsiaTheme="minorEastAsia" w:hAnsi="Cambria Math" w:cs="Arial"/>
+              </w:rPr>
+              <m:t>4</m:t>
+            </m:r>
+          </m:num>
+          <m:den>
+            <m:r>
+              <w:rPr>
+                <w:rFonts w:ascii="Cambria Math" w:eastAsiaTheme="minorEastAsia" w:hAnsi="Cambria Math" w:cs="Arial"/>
+              </w:rPr>
+              <m:t>6</m:t>
+            </m:r>
+          </m:den>
+        </m:f>
+      </m:oMath>
+    </w:p>
+    <w:p>
+      <w:pPr>
+        <w:tabs>
+          <w:tab w:val="left" w:pos="8004"/>
+        </w:tabs>
+        <w:rPr>
+          <w:rFonts w:eastAsiaTheme="minorEastAsia" w:cs="Arial"/>
+        </w:rPr>
+      </w:pPr>
+      <w:r>
+        <w:rPr>
+          <w:rFonts w:eastAsiaTheme="minorEastAsia" w:cs="Arial"/>
+          <w:b/>
+        </w:rPr>
+        <w:t>Définition</w:t>
+      </w:r>
+      <w:r>
+        <w:rPr>
+          <w:rFonts w:eastAsiaTheme="minorEastAsia" w:cs="Arial"/>
+        </w:rPr>
+        <w:t xml:space="preserve">. Deux événements </w:t>
+      </w:r>
+      <m:oMath>
+        <m:r>
+          <w:rPr>
+            <w:rFonts w:ascii="Cambria Math" w:eastAsiaTheme="minorEastAsia" w:hAnsi="Cambria Math" w:cs="Arial"/>
+          </w:rPr>
+          <m:t>A</m:t>
+        </m:r>
+      </m:oMath>
+      <w:r>
+        <w:rPr>
+          <w:rFonts w:eastAsiaTheme="minorEastAsia" w:cs="Arial"/>
+        </w:rPr>
+        <w:t xml:space="preserve"> et </w:t>
+      </w:r>
+      <m:oMath>
+        <m:r>
+          <w:rPr>
+            <w:rFonts w:ascii="Cambria Math" w:eastAsiaTheme="minorEastAsia" w:hAnsi="Cambria Math" w:cs="Arial"/>
+          </w:rPr>
+          <m:t>B</m:t>
+        </m:r>
+      </m:oMath>
+      <w:r>
+        <w:rPr>
+          <w:rFonts w:eastAsiaTheme="minorEastAsia" w:cs="Arial"/>
+        </w:rPr>
+        <w:t xml:space="preserve"> sont disjoints </w:t>
+      </w:r>
+      <w:proofErr w:type="spellStart"/>
+      <w:r>
+        <w:rPr>
+          <w:rFonts w:eastAsiaTheme="minorEastAsia" w:cs="Arial"/>
+        </w:rPr>
+        <w:t>ssi</w:t>
+      </w:r>
+      <w:proofErr w:type="spellEnd"/>
+      <w:r>
+        <w:rPr>
+          <w:rFonts w:eastAsiaTheme="minorEastAsia" w:cs="Arial"/>
+        </w:rPr>
+        <w:t xml:space="preserve"> </w:t>
+      </w:r>
+      <m:oMath>
+        <m:r>
+          <w:rPr>
+            <w:rFonts w:ascii="Cambria Math" w:eastAsiaTheme="minorEastAsia" w:hAnsi="Cambria Math" w:cs="Arial"/>
+          </w:rPr>
+          <m:t>A∩B=∅</m:t>
+        </m:r>
+      </m:oMath>
+      <w:r>
+        <w:rPr>
+          <w:rFonts w:eastAsiaTheme="minorEastAsia" w:cs="Arial"/>
+        </w:rPr>
+        <w:br/>
+      </w:r>
+      <w:r>
+        <w:rPr>
+          <w:rFonts w:eastAsiaTheme="minorEastAsia" w:cs="Arial"/>
+          <w:b/>
+        </w:rPr>
+        <w:t>Propriété</w:t>
+      </w:r>
+      <w:r>
+        <w:rPr>
+          <w:rFonts w:eastAsiaTheme="minorEastAsia" w:cs="Arial"/>
+        </w:rPr>
+        <w:t xml:space="preserve">. Etant donné 2 événements </w:t>
+      </w:r>
+      <m:oMath>
+        <m:r>
+          <w:rPr>
+            <w:rFonts w:ascii="Cambria Math" w:eastAsiaTheme="minorEastAsia" w:hAnsi="Cambria Math" w:cs="Arial"/>
+          </w:rPr>
+          <m:t>A</m:t>
+        </m:r>
+      </m:oMath>
+      <w:r>
+        <w:rPr>
+          <w:rFonts w:eastAsiaTheme="minorEastAsia" w:cs="Arial"/>
+        </w:rPr>
+        <w:t xml:space="preserve"> et </w:t>
+      </w:r>
+      <m:oMath>
+        <m:r>
+          <w:rPr>
+            <w:rFonts w:ascii="Cambria Math" w:eastAsiaTheme="minorEastAsia" w:hAnsi="Cambria Math" w:cs="Arial"/>
+          </w:rPr>
+          <m:t>B</m:t>
+        </m:r>
+      </m:oMath>
+      <w:r>
+        <w:rPr>
+          <w:rFonts w:eastAsiaTheme="minorEastAsia" w:cs="Arial"/>
+        </w:rPr>
+        <w:t xml:space="preserve"> disjoints,  </w:t>
+      </w:r>
+      <m:oMath>
+        <m:r>
+          <w:rPr>
+            <w:rFonts w:ascii="Cambria Math" w:eastAsiaTheme="minorEastAsia" w:hAnsi="Cambria Math" w:cs="Arial"/>
+          </w:rPr>
+          <m:t>P</m:t>
+        </m:r>
+        <m:d>
+          <m:dPr>
+            <m:ctrlPr>
+              <w:rPr>
+                <w:rFonts w:ascii="Cambria Math" w:eastAsiaTheme="minorEastAsia" w:hAnsi="Cambria Math" w:cs="Arial"/>
+                <w:i/>
+              </w:rPr>
+            </m:ctrlPr>
+          </m:dPr>
+          <m:e>
+            <m:r>
+              <w:rPr>
+                <w:rFonts w:ascii="Cambria Math" w:eastAsiaTheme="minorEastAsia" w:hAnsi="Cambria Math" w:cs="Arial"/>
+              </w:rPr>
+              <m:t>A∪B</m:t>
+            </m:r>
+          </m:e>
+        </m:d>
+        <m:r>
+          <w:rPr>
+            <w:rFonts w:ascii="Cambria Math" w:eastAsiaTheme="minorEastAsia" w:hAnsi="Cambria Math" w:cs="Arial"/>
+          </w:rPr>
+          <m:t>=P</m:t>
+        </m:r>
+        <m:d>
+          <m:dPr>
+            <m:ctrlPr>
+              <w:rPr>
+                <w:rFonts w:ascii="Cambria Math" w:eastAsiaTheme="minorEastAsia" w:hAnsi="Cambria Math" w:cs="Arial"/>
+                <w:i/>
+              </w:rPr>
+            </m:ctrlPr>
+          </m:dPr>
+          <m:e>
+            <m:r>
+              <w:rPr>
+                <w:rFonts w:ascii="Cambria Math" w:eastAsiaTheme="minorEastAsia" w:hAnsi="Cambria Math" w:cs="Arial"/>
+              </w:rPr>
+              <m:t>A</m:t>
+            </m:r>
+          </m:e>
+        </m:d>
+        <m:r>
+          <w:rPr>
+            <w:rFonts w:ascii="Cambria Math" w:eastAsiaTheme="minorEastAsia" w:hAnsi="Cambria Math" w:cs="Arial"/>
+          </w:rPr>
+          <m:t>+P</m:t>
+        </m:r>
+        <m:d>
+          <m:dPr>
+            <m:ctrlPr>
+              <w:rPr>
+                <w:rFonts w:ascii="Cambria Math" w:eastAsiaTheme="minorEastAsia" w:hAnsi="Cambria Math" w:cs="Arial"/>
+                <w:i/>
+              </w:rPr>
+            </m:ctrlPr>
+          </m:dPr>
+          <m:e>
+            <m:r>
+              <w:rPr>
+                <w:rFonts w:ascii="Cambria Math" w:eastAsiaTheme="minorEastAsia" w:hAnsi="Cambria Math" w:cs="Arial"/>
+              </w:rPr>
+              <m:t>B</m:t>
+            </m:r>
+          </m:e>
+        </m:d>
+      </m:oMath>
+      <w:r>
+        <w:rPr>
+          <w:rFonts w:eastAsiaTheme="minorEastAsia" w:cs="Arial"/>
+        </w:rPr>
+        <w:t>.</w:t>
+      </w:r>
+    </w:p>
+    <w:p>
+      <w:pPr>
+        <w:tabs>
+          <w:tab w:val="left" w:pos="8004"/>
+        </w:tabs>
+        <w:rPr>
+          <w:rFonts w:cs="Arial"/>
+        </w:rPr>
+      </w:pPr>
+      <w:r>
+        <w:rPr>
+          <w:noProof/>
+        </w:rPr>
+        <w:drawing>
+          <wp:anchor distT="0" distB="0" distL="114300" distR="114300" simplePos="0" relativeHeight="251660800" behindDoc="1" locked="0" layoutInCell="1" allowOverlap="1" wp14:anchorId="0BD456B8" wp14:editId="75E7E99A">
+            <wp:simplePos x="0" y="0"/>
+            <wp:positionH relativeFrom="column">
+              <wp:posOffset>4956501</wp:posOffset>
+            </wp:positionH>
+            <wp:positionV relativeFrom="paragraph">
+              <wp:posOffset>999490</wp:posOffset>
+            </wp:positionV>
+            <wp:extent cx="1891665" cy="866775"/>
+            <wp:effectExtent l="0" t="0" r="0" b="0"/>
+            <wp:wrapTight wrapText="bothSides">
+              <wp:wrapPolygon edited="0">
+                <wp:start x="0" y="0"/>
+                <wp:lineTo x="0" y="21363"/>
+                <wp:lineTo x="21317" y="21363"/>
+                <wp:lineTo x="21317" y="0"/>
+                <wp:lineTo x="0" y="0"/>
+              </wp:wrapPolygon>
+            </wp:wrapTight>
+            <wp:docPr id="3" name="Image 3" descr="Une image contenant texte&#10;&#10;Description générée automatiquement"/>
+            <wp:cNvGraphicFramePr>
+              <a:graphicFrameLocks xmlns:a="http://schemas.openxmlformats.org/drawingml/2006/main" noChangeAspect="1"/>
+            </wp:cNvGraphicFramePr>
+            <a:graphic xmlns:a="http://schemas.openxmlformats.org/drawingml/2006/main">
+              <a:graphicData uri="http://schemas.openxmlformats.org/drawingml/2006/picture">
+                <pic:pic xmlns:pic="http://schemas.openxmlformats.org/drawingml/2006/picture">
+                  <pic:nvPicPr>
+                    <pic:cNvPr id="3" name="Image 3" descr="Une image contenant texte&#10;&#10;Description générée automatiquement"/>
+                    <pic:cNvPicPr/>
+                  </pic:nvPicPr>
+                  <pic:blipFill>
+                    <a:blip r:embed="rId11" cstate="print">
+                      <a:extLst>
+                        <a:ext uri="{28A0092B-C50C-407E-A947-70E740481C1C}">
+                          <a14:useLocalDpi xmlns:a14="http://schemas.microsoft.com/office/drawing/2010/main" val="0"/>
+                        </a:ext>
+                      </a:extLst>
+                    </a:blip>
+                    <a:stretch>
+                      <a:fillRect/>
+                    </a:stretch>
+                  </pic:blipFill>
+                  <pic:spPr>
+                    <a:xfrm>
+                      <a:off x="0" y="0"/>
+                      <a:ext cx="1891665" cy="866775"/>
+                    </a:xfrm>
+                    <a:prstGeom prst="rect">
+                      <a:avLst/>
+                    </a:prstGeom>
+                  </pic:spPr>
+                </pic:pic>
+              </a:graphicData>
+            </a:graphic>
+            <wp14:sizeRelH relativeFrom="page">
+              <wp14:pctWidth>0</wp14:pctWidth>
+            </wp14:sizeRelH>
+            <wp14:sizeRelV relativeFrom="page">
+              <wp14:pctHeight>0</wp14:pctHeight>
+            </wp14:sizeRelV>
+          </wp:anchor>
+        </w:drawing>
+      </w:r>
+      <w:r>
+        <w:rPr>
+          <w:rFonts w:eastAsiaTheme="minorEastAsia" w:cs="Arial"/>
+          <w:b/>
+        </w:rPr>
+        <w:t>Définition</w:t>
+      </w:r>
+      <w:r>
+        <w:rPr>
+          <w:rFonts w:eastAsiaTheme="minorEastAsia" w:cs="Arial"/>
+        </w:rPr>
+        <w:t xml:space="preserve">. </w:t>
+      </w:r>
+      <w:r>
+        <w:rPr>
+          <w:rFonts w:cs="Arial"/>
+        </w:rPr>
+        <w:t>Lorsque l’on réalise plusieurs fois une même expérience aléatoire de manière indépendante (c’est-à-dire que les différentes réalisations n’ont pas d’influence les unes sur les autres), l’ensemble des</w:t>
+      </w:r>
+      <w:r>
+        <w:br/>
+      </w:r>
+      <w:r>
+        <w:rPr>
+          <w:rFonts w:cs="Arial"/>
+        </w:rPr>
+        <w:t xml:space="preserve">résultats obtenus est appelé </w:t>
+      </w:r>
+      <w:r>
+        <w:rPr>
+          <w:rFonts w:cs="Arial"/>
+          <w:b/>
+        </w:rPr>
+        <w:t>échantillon</w:t>
+      </w:r>
+      <w:r>
+        <w:rPr>
+          <w:rFonts w:cs="Arial"/>
+        </w:rPr>
+        <w:t xml:space="preserve">. </w:t>
+      </w:r>
+      <w:r>
+        <w:rPr>
+          <w:rFonts w:cs="Arial"/>
+        </w:rPr>
+        <w:br/>
+      </w:r>
+      <w:r>
+        <w:rPr>
+          <w:rFonts w:cs="Arial"/>
+          <w:b/>
+        </w:rPr>
+        <w:t>Exemple</w:t>
+      </w:r>
+      <w:r>
+        <w:rPr>
+          <w:rFonts w:cs="Arial"/>
+        </w:rPr>
+        <w:t>. Si l’on tire au sort 1 000 personnes dans la population française et que l’on observe si la personne est droitière ou non, on obtient un échantillon de taille 1 000.</w:t>
+      </w:r>
+    </w:p>
+    <w:p>
+      <w:pPr>
+        <w:tabs>
+          <w:tab w:val="left" w:pos="8004"/>
+        </w:tabs>
+        <w:rPr>
+          <w:rFonts w:cs="Arial"/>
+        </w:rPr>
+      </w:pPr>
+      <w:r>
+        <w:rPr>
+          <w:rFonts w:cs="Arial"/>
+          <w:b/>
+        </w:rPr>
+        <w:t>Définition et propriété.</w:t>
+      </w:r>
+      <w:r>
+        <w:rPr>
+          <w:rFonts w:cs="Arial"/>
+        </w:rPr>
+        <w:t xml:space="preserve"> On peut </w:t>
+      </w:r>
+      <w:r>
+        <w:rPr>
+          <w:rFonts w:cs="Arial"/>
+          <w:b/>
+        </w:rPr>
+        <w:t>simuler informatiquement</w:t>
+      </w:r>
+      <w:r>
+        <w:rPr>
+          <w:rFonts w:cs="Arial"/>
+        </w:rPr>
+        <w:t xml:space="preserve"> une expérience aléatoire à deux issues </w:t>
+      </w:r>
+      <m:oMath>
+        <m:sSub>
+          <m:sSubPr>
+            <m:ctrlPr>
+              <w:rPr>
+                <w:rFonts w:ascii="Cambria Math" w:hAnsi="Cambria Math" w:cs="Arial"/>
+                <w:i/>
+              </w:rPr>
+            </m:ctrlPr>
+          </m:sSubPr>
+          <m:e>
+            <m:r>
+              <w:rPr>
+                <w:rFonts w:ascii="Cambria Math" w:hAnsi="Cambria Math" w:cs="Arial"/>
+              </w:rPr>
+              <m:t>x</m:t>
+            </m:r>
+          </m:e>
+          <m:sub>
+            <m:r>
+              <w:rPr>
+                <w:rFonts w:ascii="Cambria Math" w:hAnsi="Cambria Math" w:cs="Arial"/>
+              </w:rPr>
+              <m:t>1</m:t>
+            </m:r>
+          </m:sub>
+        </m:sSub>
+      </m:oMath>
+      <w:r>
+        <w:rPr>
+          <w:rFonts w:cs="Arial"/>
+        </w:rPr>
+        <w:t xml:space="preserve"> et </w:t>
+      </w:r>
+      <m:oMath>
+        <m:sSub>
+          <m:sSubPr>
+            <m:ctrlPr>
+              <w:rPr>
+                <w:rFonts w:ascii="Cambria Math" w:hAnsi="Cambria Math" w:cs="Arial"/>
+                <w:i/>
+              </w:rPr>
+            </m:ctrlPr>
+          </m:sSubPr>
+          <m:e>
+            <m:r>
+              <w:rPr>
+                <w:rFonts w:ascii="Cambria Math" w:hAnsi="Cambria Math" w:cs="Arial"/>
+              </w:rPr>
+              <m:t>x</m:t>
+            </m:r>
+          </m:e>
+          <m:sub>
+            <m:r>
+              <w:rPr>
+                <w:rFonts w:ascii="Cambria Math" w:hAnsi="Cambria Math" w:cs="Arial"/>
+              </w:rPr>
+              <m:t>2</m:t>
+            </m:r>
+          </m:sub>
+        </m:sSub>
+      </m:oMath>
+      <w:r>
+        <w:rPr>
+          <w:rFonts w:eastAsiaTheme="minorEastAsia" w:cs="Arial"/>
+        </w:rPr>
+        <w:t xml:space="preserve"> </w:t>
+      </w:r>
+      <w:r>
+        <w:rPr>
+          <w:rFonts w:cs="Arial"/>
+        </w:rPr>
+        <w:t>de probabilités</w:t>
+      </w:r>
+      <w:r>
+        <w:rPr>
+          <w:rFonts w:cs="Arial"/>
+        </w:rPr>
+        <w:t xml:space="preserve"> </w:t>
+      </w:r>
+      <w:r>
+        <w:rPr>
+          <w:rFonts w:cs="Arial"/>
+        </w:rPr>
+        <w:t xml:space="preserve">respectives </w:t>
+      </w:r>
+      <m:oMath>
+        <m:r>
+          <w:rPr>
+            <w:rFonts w:ascii="Cambria Math" w:hAnsi="Cambria Math" w:cs="Arial"/>
+          </w:rPr>
+          <m:t>p</m:t>
+        </m:r>
+      </m:oMath>
+      <w:r>
+        <w:rPr>
+          <w:rFonts w:cs="Arial"/>
+        </w:rPr>
+        <w:t xml:space="preserve"> et </w:t>
+      </w:r>
+      <m:oMath>
+        <m:r>
+          <w:rPr>
+            <w:rFonts w:ascii="Cambria Math" w:hAnsi="Cambria Math" w:cs="Arial"/>
+          </w:rPr>
+          <m:t>1-p</m:t>
+        </m:r>
+      </m:oMath>
+      <w:r>
+        <w:rPr>
+          <w:rFonts w:cs="Arial"/>
+        </w:rPr>
+        <w:t xml:space="preserve"> en générant un nombre réel aléatoire entre 0 et 1 et en considérant que :</w:t>
+      </w:r>
+      <w:r>
+        <w:t xml:space="preserve"> </w:t>
+      </w:r>
+      <m:oMath>
+        <m:sSub>
+          <m:sSubPr>
+            <m:ctrlPr>
+              <w:rPr>
+                <w:rFonts w:ascii="Cambria Math" w:hAnsi="Cambria Math"/>
+                <w:i/>
+              </w:rPr>
+            </m:ctrlPr>
+          </m:sSubPr>
+          <m:e>
+            <m:r>
+              <w:rPr>
+                <w:rFonts w:ascii="Cambria Math" w:hAnsi="Cambria Math"/>
+              </w:rPr>
+              <m:t>x</m:t>
+            </m:r>
+          </m:e>
+          <m:sub>
+            <m:r>
+              <w:rPr>
+                <w:rFonts w:ascii="Cambria Math" w:hAnsi="Cambria Math"/>
+              </w:rPr>
+              <m:t>1</m:t>
+            </m:r>
+          </m:sub>
+        </m:sSub>
+      </m:oMath>
+      <w:r>
+        <w:rPr>
+          <w:rFonts w:cs="Arial"/>
+        </w:rPr>
+        <w:t xml:space="preserve"> est réalisée si ce nombre aléatoire est </w:t>
+      </w:r>
+      <m:oMath>
+        <m:r>
+          <w:rPr>
+            <w:rFonts w:ascii="Cambria Math" w:hAnsi="Cambria Math" w:cs="Arial"/>
+          </w:rPr>
+          <m:t>≤p</m:t>
+        </m:r>
+      </m:oMath>
+      <w:r>
+        <w:rPr>
+          <w:rFonts w:cs="Arial"/>
+        </w:rPr>
+        <w:t xml:space="preserve"> </w:t>
+      </w:r>
+      <w:r>
+        <w:rPr>
+          <w:rFonts w:cs="Arial"/>
+        </w:rPr>
+        <w:t xml:space="preserve"> et  </w:t>
+      </w:r>
+      <m:oMath>
+        <m:sSub>
+          <m:sSubPr>
+            <m:ctrlPr>
+              <w:rPr>
+                <w:rFonts w:ascii="Cambria Math" w:hAnsi="Cambria Math" w:cs="Arial"/>
+                <w:i/>
+              </w:rPr>
+            </m:ctrlPr>
+          </m:sSubPr>
+          <m:e>
+            <m:r>
+              <w:rPr>
+                <w:rFonts w:ascii="Cambria Math" w:hAnsi="Cambria Math" w:cs="Arial"/>
+              </w:rPr>
+              <m:t>x</m:t>
+            </m:r>
+          </m:e>
+          <m:sub>
+            <m:r>
+              <w:rPr>
+                <w:rFonts w:ascii="Cambria Math" w:hAnsi="Cambria Math" w:cs="Arial"/>
+              </w:rPr>
+              <m:t>2</m:t>
+            </m:r>
+          </m:sub>
+        </m:sSub>
+      </m:oMath>
+      <w:r>
+        <w:rPr>
+          <w:rFonts w:eastAsiaTheme="minorEastAsia" w:cs="Arial"/>
+        </w:rPr>
+        <w:t xml:space="preserve"> </w:t>
+      </w:r>
+      <w:r>
+        <w:rPr>
+          <w:rFonts w:cs="Arial"/>
+        </w:rPr>
+        <w:t>est réalisée sinon.</w:t>
+      </w:r>
+    </w:p>
+    <w:p>
+      <w:pPr>
+        <w:tabs>
+          <w:tab w:val="left" w:pos="8004"/>
+        </w:tabs>
+        <w:rPr>
+          <w:rFonts w:cs="Arial"/>
+        </w:rPr>
+      </w:pPr>
+      <w:r>
+        <w:rPr>
+          <w:rFonts w:cs="Arial"/>
+          <w:b/>
+        </w:rPr>
+        <w:t>Définition</w:t>
+      </w:r>
+      <w:r>
+        <w:rPr>
+          <w:rFonts w:cs="Arial"/>
+        </w:rPr>
+        <w:t xml:space="preserve">. Deux échantillons (obtenus par l’expérience ou simulés) de </w:t>
+      </w:r>
+      <w:proofErr w:type="gramStart"/>
+      <w:r>
+        <w:rPr>
+          <w:rFonts w:cs="Arial"/>
+        </w:rPr>
+        <w:t>même taille associés</w:t>
+      </w:r>
+      <w:proofErr w:type="gramEnd"/>
+      <w:r>
+        <w:rPr>
+          <w:rFonts w:cs="Arial"/>
+        </w:rPr>
+        <w:t xml:space="preserve"> à une même expérience ne sont</w:t>
+      </w:r>
+      <w:r>
+        <w:rPr>
+          <w:rFonts w:cs="Arial"/>
+        </w:rPr>
+        <w:t xml:space="preserve"> </w:t>
+      </w:r>
+      <w:r>
+        <w:rPr>
+          <w:rFonts w:cs="Arial"/>
+        </w:rPr>
+        <w:t>a priori</w:t>
+      </w:r>
+      <w:r>
+        <w:rPr>
+          <w:rFonts w:cs="Arial"/>
+        </w:rPr>
+        <w:t xml:space="preserve"> </w:t>
+      </w:r>
+      <w:r>
+        <w:rPr>
+          <w:rFonts w:cs="Arial"/>
+        </w:rPr>
+        <w:t>pas identiques</w:t>
+      </w:r>
+      <w:r>
+        <w:rPr>
+          <w:rFonts w:cs="Arial"/>
+        </w:rPr>
+        <w:t>.</w:t>
+      </w:r>
+      <w:r>
+        <w:rPr>
+          <w:rFonts w:cs="Arial"/>
+        </w:rPr>
+        <w:t xml:space="preserve"> </w:t>
+      </w:r>
+      <w:r>
+        <w:rPr>
+          <w:rFonts w:cs="Arial"/>
+        </w:rPr>
+        <w:t>C</w:t>
+      </w:r>
+      <w:r>
+        <w:rPr>
+          <w:rFonts w:cs="Arial"/>
+        </w:rPr>
+        <w:t xml:space="preserve">e phénomène s’appelle </w:t>
+      </w:r>
+      <w:r>
+        <w:rPr>
+          <w:rFonts w:cs="Arial"/>
+          <w:b/>
+        </w:rPr>
+        <w:t>la fluctuation</w:t>
+      </w:r>
+      <w:r>
+        <w:rPr>
+          <w:rFonts w:cs="Arial"/>
+          <w:b/>
+        </w:rPr>
+        <w:t xml:space="preserve"> </w:t>
+      </w:r>
+      <w:r>
+        <w:rPr>
+          <w:rFonts w:cs="Arial"/>
+          <w:b/>
+        </w:rPr>
+        <w:t>d’échantillonnage</w:t>
+      </w:r>
+      <w:r>
+        <w:rPr>
+          <w:rFonts w:cs="Arial"/>
+        </w:rPr>
+        <w:t>.</w:t>
+      </w:r>
+    </w:p>
+    <w:p>
+      <w:pPr>
+        <w:tabs>
+          <w:tab w:val="left" w:pos="8004"/>
+        </w:tabs>
+        <w:rPr>
+          <w:rFonts w:cs="Arial"/>
+        </w:rPr>
+      </w:pPr>
+      <w:r>
+        <w:rPr>
+          <w:rFonts w:cs="Arial"/>
+          <w:b/>
+        </w:rPr>
+        <w:t>Propriété</w:t>
+      </w:r>
+      <w:r>
+        <w:rPr>
+          <w:rFonts w:cs="Arial"/>
+          <w:b/>
+        </w:rPr>
+        <w:t xml:space="preserve"> et définitions</w:t>
+      </w:r>
+      <w:r>
+        <w:rPr>
+          <w:rFonts w:cs="Arial"/>
+        </w:rPr>
+        <w:t xml:space="preserve">. On considère un échantillon de taille </w:t>
+      </w:r>
+      <m:oMath>
+        <m:r>
+          <w:rPr>
+            <w:rFonts w:ascii="Cambria Math" w:hAnsi="Cambria Math" w:cs="Arial"/>
+          </w:rPr>
+          <m:t>n</m:t>
+        </m:r>
+      </m:oMath>
+      <w:r>
+        <w:rPr>
+          <w:rFonts w:cs="Arial"/>
+        </w:rPr>
+        <w:t xml:space="preserve"> associé à une expérience aléatoire dont l’une des issues (ou l’un</w:t>
+      </w:r>
+      <w:r>
+        <w:rPr>
+          <w:rFonts w:cs="Arial"/>
+        </w:rPr>
+        <w:t xml:space="preserve"> </w:t>
+      </w:r>
+      <w:r>
+        <w:rPr>
+          <w:rFonts w:cs="Arial"/>
+        </w:rPr>
+        <w:t xml:space="preserve">des événements) a pour probabilité </w:t>
+      </w:r>
+      <m:oMath>
+        <m:r>
+          <w:rPr>
+            <w:rFonts w:ascii="Cambria Math" w:hAnsi="Cambria Math" w:cs="Arial"/>
+          </w:rPr>
+          <m:t>p</m:t>
+        </m:r>
+      </m:oMath>
+      <w:r>
+        <w:rPr>
+          <w:rFonts w:cs="Arial"/>
+        </w:rPr>
+        <w:t>.</w:t>
+      </w:r>
+      <w:r>
+        <w:br/>
+      </w:r>
+      <w:r>
+        <w:rPr>
+          <w:rFonts w:cs="Arial"/>
+        </w:rPr>
+        <w:t xml:space="preserve">Pour </w:t>
+      </w:r>
+      <m:oMath>
+        <m:r>
+          <w:rPr>
+            <w:rFonts w:ascii="Cambria Math" w:hAnsi="Cambria Math" w:cs="Arial"/>
+          </w:rPr>
+          <m:t>n</m:t>
+        </m:r>
+      </m:oMath>
+      <w:r>
+        <w:rPr>
+          <w:rFonts w:cs="Arial"/>
+        </w:rPr>
+        <w:t xml:space="preserve"> grand, la fréquence observée </w:t>
+      </w:r>
+      <m:oMath>
+        <m:r>
+          <w:rPr>
+            <w:rFonts w:ascii="Cambria Math" w:hAnsi="Cambria Math" w:cs="Arial"/>
+          </w:rPr>
+          <m:t>f</m:t>
+        </m:r>
+      </m:oMath>
+      <w:r>
+        <w:rPr>
+          <w:rFonts w:cs="Arial"/>
+        </w:rPr>
+        <w:t xml:space="preserve"> de cette issue (ou événement) dans l’échantillon</w:t>
+      </w:r>
+      <w:r>
+        <w:t xml:space="preserve"> </w:t>
+      </w:r>
+      <w:r>
+        <w:rPr>
+          <w:rFonts w:cs="Arial"/>
+        </w:rPr>
+        <w:t xml:space="preserve">est </w:t>
+      </w:r>
+      <w:r>
+        <w:rPr>
+          <w:rFonts w:cs="Arial"/>
+        </w:rPr>
+        <w:t xml:space="preserve">généralement </w:t>
+      </w:r>
+      <w:r>
+        <w:rPr>
+          <w:rFonts w:cs="Arial"/>
+        </w:rPr>
+        <w:t xml:space="preserve">proche de sa probabilité </w:t>
+      </w:r>
+      <m:oMath>
+        <m:r>
+          <w:rPr>
+            <w:rFonts w:ascii="Cambria Math" w:hAnsi="Cambria Math" w:cs="Arial"/>
+          </w:rPr>
+          <m:t>p</m:t>
+        </m:r>
+      </m:oMath>
+      <w:r>
+        <w:rPr>
+          <w:rFonts w:cs="Arial"/>
+        </w:rPr>
+        <w:t xml:space="preserve">. </w:t>
+      </w:r>
+      <w:r>
+        <w:rPr>
+          <w:rFonts w:cs="Arial"/>
+        </w:rPr>
+        <w:t xml:space="preserve">Il y a </w:t>
+      </w:r>
+      <w:r>
+        <w:rPr>
+          <w:rFonts w:cs="Arial"/>
+        </w:rPr>
+        <w:t xml:space="preserve">environ </w:t>
+      </w:r>
+      <w:r>
+        <w:rPr>
+          <w:rFonts w:cs="Arial"/>
+        </w:rPr>
+        <w:t xml:space="preserve">95% de chance que </w:t>
+      </w:r>
+      <w:r>
+        <w:rPr>
+          <w:rFonts w:cs="Arial"/>
+        </w:rPr>
+        <w:t xml:space="preserve">l’écart entre </w:t>
+      </w:r>
+      <m:oMath>
+        <m:r>
+          <w:rPr>
+            <w:rFonts w:ascii="Cambria Math" w:hAnsi="Cambria Math" w:cs="Arial"/>
+          </w:rPr>
+          <m:t>p</m:t>
+        </m:r>
+      </m:oMath>
+      <w:r>
+        <w:rPr>
+          <w:rFonts w:cs="Arial"/>
+        </w:rPr>
+        <w:t xml:space="preserve"> et </w:t>
+      </w:r>
+      <m:oMath>
+        <m:r>
+          <w:rPr>
+            <w:rFonts w:ascii="Cambria Math" w:hAnsi="Cambria Math" w:cs="Arial"/>
+          </w:rPr>
+          <m:t>f</m:t>
+        </m:r>
+      </m:oMath>
+      <w:r>
+        <w:rPr>
+          <w:rFonts w:eastAsiaTheme="minorEastAsia" w:cs="Arial"/>
+        </w:rPr>
+        <w:t xml:space="preserve"> soit</w:t>
+      </w:r>
+      <w:r>
+        <w:rPr>
+          <w:rFonts w:cs="Arial"/>
+        </w:rPr>
+        <w:t xml:space="preserve"> </w:t>
+      </w:r>
+      <m:oMath>
+        <m:r>
+          <w:rPr>
+            <w:rFonts w:ascii="Cambria Math" w:hAnsi="Cambria Math" w:cs="Arial"/>
+          </w:rPr>
+          <m:t>≤</m:t>
+        </m:r>
+        <m:f>
+          <m:fPr>
+            <m:ctrlPr>
+              <w:rPr>
+                <w:rFonts w:ascii="Cambria Math" w:hAnsi="Cambria Math" w:cs="Arial"/>
+                <w:i/>
+              </w:rPr>
+            </m:ctrlPr>
+          </m:fPr>
+          <m:num>
+            <m:r>
+              <w:rPr>
+                <w:rFonts w:ascii="Cambria Math" w:hAnsi="Cambria Math" w:cs="Arial"/>
+              </w:rPr>
+              <m:t>1</m:t>
+            </m:r>
+          </m:num>
+          <m:den>
+            <m:rad>
+              <m:radPr>
+                <m:degHide m:val="1"/>
+                <m:ctrlPr>
+                  <w:rPr>
+                    <w:rFonts w:ascii="Cambria Math" w:hAnsi="Cambria Math" w:cs="Arial"/>
+                    <w:i/>
+                  </w:rPr>
+                </m:ctrlPr>
+              </m:radPr>
+              <m:deg/>
+              <m:e>
+                <m:r>
+                  <w:rPr>
+                    <w:rFonts w:ascii="Cambria Math" w:hAnsi="Cambria Math" w:cs="Arial"/>
+                  </w:rPr>
+                  <m:t>n</m:t>
+                </m:r>
+              </m:e>
+            </m:rad>
+          </m:den>
+        </m:f>
+      </m:oMath>
+      <w:r>
+        <w:rPr>
+          <w:rFonts w:cs="Arial"/>
+        </w:rPr>
+        <w:t>.</w:t>
+      </w:r>
+      <w:r>
+        <w:rPr>
+          <w:rFonts w:cs="Arial"/>
+        </w:rPr>
+        <w:br/>
+      </w:r>
+      <w:r>
+        <w:rPr>
+          <w:rFonts w:eastAsiaTheme="minorEastAsia" w:cs="Arial"/>
+        </w:rPr>
+        <w:t xml:space="preserve">On dit que </w:t>
+      </w:r>
+      <m:oMath>
+        <m:d>
+          <m:dPr>
+            <m:begChr m:val="["/>
+            <m:endChr m:val="]"/>
+            <m:ctrlPr>
+              <w:rPr>
+                <w:rFonts w:ascii="Cambria Math" w:eastAsiaTheme="minorEastAsia" w:hAnsi="Cambria Math" w:cs="Arial"/>
+                <w:i/>
+              </w:rPr>
+            </m:ctrlPr>
+          </m:dPr>
+          <m:e>
+            <m:r>
+              <w:rPr>
+                <w:rFonts w:ascii="Cambria Math" w:eastAsiaTheme="minorEastAsia" w:hAnsi="Cambria Math" w:cs="Arial"/>
+              </w:rPr>
+              <m:t>p-</m:t>
+            </m:r>
+            <m:f>
+              <m:fPr>
+                <m:ctrlPr>
+                  <w:rPr>
+                    <w:rFonts w:ascii="Cambria Math" w:eastAsiaTheme="minorEastAsia" w:hAnsi="Cambria Math" w:cs="Arial"/>
+                    <w:i/>
+                  </w:rPr>
+                </m:ctrlPr>
+              </m:fPr>
+              <m:num>
+                <m:r>
+                  <w:rPr>
+                    <w:rFonts w:ascii="Cambria Math" w:eastAsiaTheme="minorEastAsia" w:hAnsi="Cambria Math" w:cs="Arial"/>
+                  </w:rPr>
+                  <m:t>1</m:t>
+                </m:r>
+              </m:num>
+              <m:den>
+                <m:rad>
+                  <m:radPr>
+                    <m:degHide m:val="1"/>
+                    <m:ctrlPr>
+                      <w:rPr>
+                        <w:rFonts w:ascii="Cambria Math" w:eastAsiaTheme="minorEastAsia" w:hAnsi="Cambria Math" w:cs="Arial"/>
+                        <w:i/>
+                      </w:rPr>
+                    </m:ctrlPr>
+                  </m:radPr>
+                  <m:deg/>
+                  <m:e>
+                    <m:r>
+                      <w:rPr>
+                        <w:rFonts w:ascii="Cambria Math" w:eastAsiaTheme="minorEastAsia" w:hAnsi="Cambria Math" w:cs="Arial"/>
+                      </w:rPr>
+                      <m:t>n</m:t>
+                    </m:r>
+                  </m:e>
+                </m:rad>
+              </m:den>
+            </m:f>
+            <m:r>
+              <w:rPr>
+                <w:rFonts w:ascii="Cambria Math" w:eastAsiaTheme="minorEastAsia" w:hAnsi="Cambria Math" w:cs="Arial"/>
+              </w:rPr>
+              <m:t>;p+</m:t>
+            </m:r>
+            <m:f>
+              <m:fPr>
+                <m:ctrlPr>
+                  <w:rPr>
+                    <w:rFonts w:ascii="Cambria Math" w:eastAsiaTheme="minorEastAsia" w:hAnsi="Cambria Math" w:cs="Arial"/>
+                    <w:i/>
+                  </w:rPr>
+                </m:ctrlPr>
+              </m:fPr>
+              <m:num>
+                <m:r>
+                  <w:rPr>
+                    <w:rFonts w:ascii="Cambria Math" w:eastAsiaTheme="minorEastAsia" w:hAnsi="Cambria Math" w:cs="Arial"/>
+                  </w:rPr>
+                  <m:t>1</m:t>
+                </m:r>
+              </m:num>
+              <m:den>
+                <m:rad>
+                  <m:radPr>
+                    <m:degHide m:val="1"/>
+                    <m:ctrlPr>
+                      <w:rPr>
+                        <w:rFonts w:ascii="Cambria Math" w:eastAsiaTheme="minorEastAsia" w:hAnsi="Cambria Math" w:cs="Arial"/>
+                        <w:i/>
+                      </w:rPr>
+                    </m:ctrlPr>
+                  </m:radPr>
+                  <m:deg/>
+                  <m:e>
+                    <m:r>
+                      <w:rPr>
+                        <w:rFonts w:ascii="Cambria Math" w:eastAsiaTheme="minorEastAsia" w:hAnsi="Cambria Math" w:cs="Arial"/>
+                      </w:rPr>
+                      <m:t>n</m:t>
+                    </m:r>
+                  </m:e>
+                </m:rad>
+              </m:den>
+            </m:f>
+          </m:e>
+        </m:d>
+      </m:oMath>
+      <w:r>
+        <w:rPr>
+          <w:rFonts w:eastAsiaTheme="minorEastAsia" w:cs="Arial"/>
+        </w:rPr>
+        <w:t xml:space="preserve"> est un </w:t>
+      </w:r>
+      <w:r>
+        <w:rPr>
+          <w:rFonts w:eastAsiaTheme="minorEastAsia" w:cs="Arial"/>
+          <w:b/>
+        </w:rPr>
+        <w:t>intervalle de fluctuation</w:t>
+      </w:r>
+      <w:r>
+        <w:rPr>
+          <w:rFonts w:eastAsiaTheme="minorEastAsia" w:cs="Arial"/>
+          <w:b/>
+        </w:rPr>
+        <w:t xml:space="preserve"> de </w:t>
+      </w:r>
+      <m:oMath>
+        <m:r>
+          <m:rPr>
+            <m:sty m:val="bi"/>
+          </m:rPr>
+          <w:rPr>
+            <w:rFonts w:ascii="Cambria Math" w:eastAsiaTheme="minorEastAsia" w:hAnsi="Cambria Math" w:cs="Arial"/>
+          </w:rPr>
+          <m:t>f</m:t>
+        </m:r>
+      </m:oMath>
+      <w:r>
+        <w:rPr>
+          <w:rFonts w:eastAsiaTheme="minorEastAsia" w:cs="Arial"/>
+        </w:rPr>
+        <w:t xml:space="preserve"> au seuil de 95 %. </w:t>
+      </w:r>
+      <w:r>
+        <w:rPr>
+          <w:rFonts w:cs="Arial"/>
+        </w:rPr>
+        <w:br/>
+      </w:r>
+      <w:r>
+        <w:rPr>
+          <w:rFonts w:eastAsiaTheme="minorEastAsia" w:cs="Arial"/>
+        </w:rPr>
+        <w:t xml:space="preserve">On dit que </w:t>
+      </w:r>
+      <m:oMath>
+        <m:d>
+          <m:dPr>
+            <m:begChr m:val="["/>
+            <m:endChr m:val="]"/>
+            <m:ctrlPr>
+              <w:rPr>
+                <w:rFonts w:ascii="Cambria Math" w:eastAsiaTheme="minorEastAsia" w:hAnsi="Cambria Math" w:cs="Arial"/>
+                <w:i/>
+              </w:rPr>
+            </m:ctrlPr>
+          </m:dPr>
+          <m:e>
+            <m:r>
+              <w:rPr>
+                <w:rFonts w:ascii="Cambria Math" w:eastAsiaTheme="minorEastAsia" w:hAnsi="Cambria Math" w:cs="Arial"/>
+              </w:rPr>
+              <m:t>f</m:t>
+            </m:r>
+            <m:r>
+              <w:rPr>
+                <w:rFonts w:ascii="Cambria Math" w:eastAsiaTheme="minorEastAsia" w:hAnsi="Cambria Math" w:cs="Arial"/>
+              </w:rPr>
+              <m:t>-</m:t>
+            </m:r>
+            <m:f>
+              <m:fPr>
+                <m:ctrlPr>
+                  <w:rPr>
+                    <w:rFonts w:ascii="Cambria Math" w:eastAsiaTheme="minorEastAsia" w:hAnsi="Cambria Math" w:cs="Arial"/>
+                    <w:i/>
+                  </w:rPr>
+                </m:ctrlPr>
+              </m:fPr>
+              <m:num>
+                <m:r>
+                  <w:rPr>
+                    <w:rFonts w:ascii="Cambria Math" w:eastAsiaTheme="minorEastAsia" w:hAnsi="Cambria Math" w:cs="Arial"/>
+                  </w:rPr>
+                  <m:t>1</m:t>
+                </m:r>
+              </m:num>
+              <m:den>
+                <m:rad>
+                  <m:radPr>
+                    <m:degHide m:val="1"/>
+                    <m:ctrlPr>
+                      <w:rPr>
+                        <w:rFonts w:ascii="Cambria Math" w:eastAsiaTheme="minorEastAsia" w:hAnsi="Cambria Math" w:cs="Arial"/>
+                        <w:i/>
+                      </w:rPr>
+                    </m:ctrlPr>
+                  </m:radPr>
+                  <m:deg/>
+                  <m:e>
+                    <m:r>
+                      <w:rPr>
+                        <w:rFonts w:ascii="Cambria Math" w:eastAsiaTheme="minorEastAsia" w:hAnsi="Cambria Math" w:cs="Arial"/>
+                      </w:rPr>
+                      <m:t>n</m:t>
+                    </m:r>
+                  </m:e>
+                </m:rad>
+              </m:den>
+            </m:f>
+            <m:r>
+              <w:rPr>
+                <w:rFonts w:ascii="Cambria Math" w:eastAsiaTheme="minorEastAsia" w:hAnsi="Cambria Math" w:cs="Arial"/>
+              </w:rPr>
+              <m:t>;</m:t>
+            </m:r>
+            <m:r>
+              <w:rPr>
+                <w:rFonts w:ascii="Cambria Math" w:eastAsiaTheme="minorEastAsia" w:hAnsi="Cambria Math" w:cs="Arial"/>
+              </w:rPr>
+              <m:t>f</m:t>
+            </m:r>
+            <m:r>
+              <w:rPr>
+                <w:rFonts w:ascii="Cambria Math" w:eastAsiaTheme="minorEastAsia" w:hAnsi="Cambria Math" w:cs="Arial"/>
+              </w:rPr>
+              <m:t>+</m:t>
+            </m:r>
+            <m:f>
+              <m:fPr>
+                <m:ctrlPr>
+                  <w:rPr>
+                    <w:rFonts w:ascii="Cambria Math" w:eastAsiaTheme="minorEastAsia" w:hAnsi="Cambria Math" w:cs="Arial"/>
+                    <w:i/>
+                  </w:rPr>
+                </m:ctrlPr>
+              </m:fPr>
+              <m:num>
+                <m:r>
+                  <w:rPr>
+                    <w:rFonts w:ascii="Cambria Math" w:eastAsiaTheme="minorEastAsia" w:hAnsi="Cambria Math" w:cs="Arial"/>
+                  </w:rPr>
+                  <m:t>1</m:t>
+                </m:r>
+              </m:num>
+              <m:den>
+                <m:rad>
+                  <m:radPr>
+                    <m:degHide m:val="1"/>
+                    <m:ctrlPr>
+                      <w:rPr>
+                        <w:rFonts w:ascii="Cambria Math" w:eastAsiaTheme="minorEastAsia" w:hAnsi="Cambria Math" w:cs="Arial"/>
+                        <w:i/>
+                      </w:rPr>
+                    </m:ctrlPr>
+                  </m:radPr>
+                  <m:deg/>
+                  <m:e>
+                    <m:r>
+                      <w:rPr>
+                        <w:rFonts w:ascii="Cambria Math" w:eastAsiaTheme="minorEastAsia" w:hAnsi="Cambria Math" w:cs="Arial"/>
+                      </w:rPr>
+                      <m:t>n</m:t>
+                    </m:r>
+                  </m:e>
+                </m:rad>
+              </m:den>
+            </m:f>
+          </m:e>
+        </m:d>
+      </m:oMath>
+      <w:r>
+        <w:rPr>
+          <w:rFonts w:eastAsiaTheme="minorEastAsia" w:cs="Arial"/>
+        </w:rPr>
+        <w:t xml:space="preserve"> est un </w:t>
+      </w:r>
+      <w:r>
+        <w:rPr>
+          <w:rFonts w:eastAsiaTheme="minorEastAsia" w:cs="Arial"/>
+          <w:b/>
+        </w:rPr>
+        <w:t xml:space="preserve">intervalle de </w:t>
+      </w:r>
+      <w:r>
+        <w:rPr>
+          <w:rFonts w:eastAsiaTheme="minorEastAsia" w:cs="Arial"/>
+          <w:b/>
+        </w:rPr>
+        <w:t>confiance</w:t>
+      </w:r>
+      <w:r>
+        <w:rPr>
+          <w:rFonts w:eastAsiaTheme="minorEastAsia" w:cs="Arial"/>
+          <w:b/>
+        </w:rPr>
+        <w:t xml:space="preserve"> de </w:t>
+      </w:r>
+      <m:oMath>
+        <m:r>
+          <m:rPr>
+            <m:sty m:val="bi"/>
+          </m:rPr>
+          <w:rPr>
+            <w:rFonts w:ascii="Cambria Math" w:eastAsiaTheme="minorEastAsia" w:hAnsi="Cambria Math" w:cs="Arial"/>
+          </w:rPr>
+          <m:t>p</m:t>
+        </m:r>
+      </m:oMath>
+      <w:r>
+        <w:rPr>
+          <w:rFonts w:eastAsiaTheme="minorEastAsia" w:cs="Arial"/>
+        </w:rPr>
+        <w:t xml:space="preserve"> au seuil de 95 %.  </w:t>
+      </w:r>
+      <w:r>
+        <w:rPr>
+          <w:rFonts w:cs="Arial"/>
+        </w:rPr>
+        <w:br/>
+      </w:r>
+      <w:r>
+        <w:rPr>
+          <w:rFonts w:cs="Arial"/>
+        </w:rPr>
+        <w:br/>
+      </w:r>
+      <w:r>
+        <w:rPr>
+          <w:rFonts w:cs="Arial"/>
+          <w:b/>
+        </w:rPr>
+        <w:t>Exemple</w:t>
+      </w:r>
+      <w:r>
+        <w:rPr>
+          <w:rFonts w:cs="Arial"/>
+        </w:rPr>
+        <w:t xml:space="preserve">. On a lancé </w:t>
+      </w:r>
+      <m:oMath>
+        <m:r>
+          <w:rPr>
+            <w:rFonts w:ascii="Cambria Math" w:hAnsi="Cambria Math" w:cs="Arial"/>
+          </w:rPr>
+          <m:t>1000</m:t>
+        </m:r>
+      </m:oMath>
+      <w:r>
+        <w:rPr>
+          <w:rFonts w:eastAsiaTheme="minorEastAsia" w:cs="Arial"/>
+        </w:rPr>
+        <w:t xml:space="preserve"> fois un dé à 6 faces et on a obtenu 159 fois le nombre 6. La fréquence observée de</w:t>
+      </w:r>
+      <w:r>
+        <w:rPr>
+          <w:rFonts w:eastAsiaTheme="minorEastAsia" w:cs="Arial"/>
+        </w:rPr>
+        <w:t xml:space="preserve"> 6</w:t>
+      </w:r>
+      <w:r>
+        <w:rPr>
+          <w:rFonts w:eastAsiaTheme="minorEastAsia" w:cs="Arial"/>
+        </w:rPr>
+        <w:t xml:space="preserve"> est donc </w:t>
+      </w:r>
+      <m:oMath>
+        <m:r>
+          <w:rPr>
+            <w:rFonts w:ascii="Cambria Math" w:eastAsiaTheme="minorEastAsia" w:hAnsi="Cambria Math" w:cs="Arial"/>
+          </w:rPr>
+          <m:t>f=</m:t>
+        </m:r>
+        <m:f>
+          <m:fPr>
+            <m:ctrlPr>
+              <w:rPr>
+                <w:rFonts w:ascii="Cambria Math" w:eastAsiaTheme="minorEastAsia" w:hAnsi="Cambria Math" w:cs="Arial"/>
+                <w:i/>
+              </w:rPr>
+            </m:ctrlPr>
+          </m:fPr>
+          <m:num>
+            <m:r>
+              <w:rPr>
+                <w:rFonts w:ascii="Cambria Math" w:eastAsiaTheme="minorEastAsia" w:hAnsi="Cambria Math" w:cs="Arial"/>
+              </w:rPr>
+              <m:t>159</m:t>
+            </m:r>
+          </m:num>
+          <m:den>
+            <m:r>
+              <w:rPr>
+                <w:rFonts w:ascii="Cambria Math" w:eastAsiaTheme="minorEastAsia" w:hAnsi="Cambria Math" w:cs="Arial"/>
+              </w:rPr>
+              <m:t>1000</m:t>
+            </m:r>
+          </m:den>
+        </m:f>
+        <m:r>
+          <w:rPr>
+            <w:rFonts w:ascii="Cambria Math" w:eastAsiaTheme="minorEastAsia" w:hAnsi="Cambria Math" w:cs="Arial"/>
+          </w:rPr>
+          <m:t>=0,159</m:t>
+        </m:r>
+      </m:oMath>
+      <w:r>
+        <w:rPr>
+          <w:rFonts w:eastAsiaTheme="minorEastAsia" w:cs="Arial"/>
+        </w:rPr>
+        <w:t xml:space="preserve">, ce qui est assez proche de la probabilité d’obtenir 6 qui est </w:t>
+      </w:r>
+      <m:oMath>
+        <m:r>
+          <w:rPr>
+            <w:rFonts w:ascii="Cambria Math" w:eastAsiaTheme="minorEastAsia" w:hAnsi="Cambria Math" w:cs="Arial"/>
+          </w:rPr>
+          <m:t>p=</m:t>
+        </m:r>
+        <m:f>
+          <m:fPr>
+            <m:ctrlPr>
+              <w:rPr>
+                <w:rFonts w:ascii="Cambria Math" w:eastAsiaTheme="minorEastAsia" w:hAnsi="Cambria Math" w:cs="Arial"/>
+                <w:i/>
+              </w:rPr>
+            </m:ctrlPr>
+          </m:fPr>
+          <m:num>
+            <m:r>
+              <w:rPr>
+                <w:rFonts w:ascii="Cambria Math" w:eastAsiaTheme="minorEastAsia" w:hAnsi="Cambria Math" w:cs="Arial"/>
+              </w:rPr>
+              <m:t>1</m:t>
+            </m:r>
+          </m:num>
+          <m:den>
+            <m:r>
+              <w:rPr>
+                <w:rFonts w:ascii="Cambria Math" w:eastAsiaTheme="minorEastAsia" w:hAnsi="Cambria Math" w:cs="Arial"/>
+              </w:rPr>
+              <m:t>6</m:t>
+            </m:r>
+          </m:den>
+        </m:f>
+        <m:r>
+          <w:rPr>
+            <w:rFonts w:ascii="Cambria Math" w:eastAsiaTheme="minorEastAsia" w:hAnsi="Cambria Math" w:cs="Arial"/>
+          </w:rPr>
+          <m:t>≈0,167</m:t>
+        </m:r>
+      </m:oMath>
+      <w:r>
+        <w:rPr>
+          <w:rFonts w:eastAsiaTheme="minorEastAsia" w:cs="Arial"/>
+        </w:rPr>
+        <w:t xml:space="preserve">. L’écart entre </w:t>
+      </w:r>
+      <m:oMath>
+        <m:r>
+          <w:rPr>
+            <w:rFonts w:ascii="Cambria Math" w:eastAsiaTheme="minorEastAsia" w:hAnsi="Cambria Math" w:cs="Arial"/>
+          </w:rPr>
+          <m:t>p</m:t>
+        </m:r>
+      </m:oMath>
+      <w:r>
+        <w:rPr>
+          <w:rFonts w:eastAsiaTheme="minorEastAsia" w:cs="Arial"/>
+        </w:rPr>
+        <w:t xml:space="preserve"> et </w:t>
+      </w:r>
+      <m:oMath>
+        <m:r>
+          <w:rPr>
+            <w:rFonts w:ascii="Cambria Math" w:eastAsiaTheme="minorEastAsia" w:hAnsi="Cambria Math" w:cs="Arial"/>
+          </w:rPr>
+          <m:t>f</m:t>
+        </m:r>
+      </m:oMath>
+      <w:r>
+        <w:rPr>
+          <w:rFonts w:eastAsiaTheme="minorEastAsia" w:cs="Arial"/>
+        </w:rPr>
+        <w:t xml:space="preserve"> est </w:t>
+      </w:r>
+      <m:oMath>
+        <m:f>
+          <m:fPr>
+            <m:ctrlPr>
+              <w:rPr>
+                <w:rFonts w:ascii="Cambria Math" w:eastAsiaTheme="minorEastAsia" w:hAnsi="Cambria Math" w:cs="Arial"/>
+                <w:i/>
+              </w:rPr>
+            </m:ctrlPr>
+          </m:fPr>
+          <m:num>
+            <m:r>
+              <w:rPr>
+                <w:rFonts w:ascii="Cambria Math" w:eastAsiaTheme="minorEastAsia" w:hAnsi="Cambria Math" w:cs="Arial"/>
+              </w:rPr>
+              <m:t>1</m:t>
+            </m:r>
+          </m:num>
+          <m:den>
+            <m:r>
+              <w:rPr>
+                <w:rFonts w:ascii="Cambria Math" w:eastAsiaTheme="minorEastAsia" w:hAnsi="Cambria Math" w:cs="Arial"/>
+              </w:rPr>
+              <m:t>6</m:t>
+            </m:r>
+          </m:den>
+        </m:f>
+        <m:r>
+          <w:rPr>
+            <w:rFonts w:ascii="Cambria Math" w:eastAsiaTheme="minorEastAsia" w:hAnsi="Cambria Math" w:cs="Arial"/>
+          </w:rPr>
+          <m:t>-0,159≈0,008</m:t>
+        </m:r>
+      </m:oMath>
+      <w:r>
+        <w:rPr>
+          <w:rFonts w:eastAsiaTheme="minorEastAsia" w:cs="Arial"/>
+        </w:rPr>
+        <w:t xml:space="preserve">, ce qui est bien inférieur à </w:t>
+      </w:r>
+      <m:oMath>
+        <m:f>
+          <m:fPr>
+            <m:ctrlPr>
+              <w:rPr>
+                <w:rFonts w:ascii="Cambria Math" w:eastAsiaTheme="minorEastAsia" w:hAnsi="Cambria Math" w:cs="Arial"/>
+                <w:i/>
+              </w:rPr>
+            </m:ctrlPr>
+          </m:fPr>
+          <m:num>
+            <m:r>
+              <w:rPr>
+                <w:rFonts w:ascii="Cambria Math" w:eastAsiaTheme="minorEastAsia" w:hAnsi="Cambria Math" w:cs="Arial"/>
+              </w:rPr>
+              <m:t>1</m:t>
+            </m:r>
+          </m:num>
+          <m:den>
+            <m:rad>
+              <m:radPr>
+                <m:degHide m:val="1"/>
+                <m:ctrlPr>
+                  <w:rPr>
+                    <w:rFonts w:ascii="Cambria Math" w:eastAsiaTheme="minorEastAsia" w:hAnsi="Cambria Math" w:cs="Arial"/>
+                    <w:i/>
+                  </w:rPr>
+                </m:ctrlPr>
+              </m:radPr>
+              <m:deg/>
+              <m:e>
+                <m:r>
+                  <w:rPr>
+                    <w:rFonts w:ascii="Cambria Math" w:eastAsiaTheme="minorEastAsia" w:hAnsi="Cambria Math" w:cs="Arial"/>
+                  </w:rPr>
+                  <m:t>1000</m:t>
+                </m:r>
+              </m:e>
+            </m:rad>
+          </m:den>
+        </m:f>
+        <m:r>
+          <w:rPr>
+            <w:rFonts w:ascii="Cambria Math" w:eastAsiaTheme="minorEastAsia" w:hAnsi="Cambria Math" w:cs="Arial"/>
+          </w:rPr>
+          <m:t>≈0,032</m:t>
+        </m:r>
+      </m:oMath>
+      <w:r>
+        <w:rPr>
+          <w:rFonts w:eastAsiaTheme="minorEastAsia" w:cs="Arial"/>
+        </w:rPr>
+        <w:t xml:space="preserve">. </w:t>
+      </w:r>
+      <w:r>
+        <w:rPr>
+          <w:rFonts w:cs="Arial"/>
+        </w:rPr>
+        <w:br/>
       </w:r>
     </w:p>
     <w:sectPr>
-      <w:footerReference w:type="default" r:id="rId10"/>
+      <w:footerReference w:type="default" r:id="rId12"/>
       <w:pgSz w:w="11906" w:h="16838"/>
       <w:pgMar w:top="720" w:right="720" w:bottom="720" w:left="720" w:header="708" w:footer="708" w:gutter="0"/>
       <w:cols w:space="708"/>

--- a/src/2G/probabilites_et_echantillonage/cours.docx
+++ b/src/2G/probabilites_et_echantillonage/cours.docx
@@ -46,24 +46,28 @@
         </w:tabs>
         <w:rPr>
           <w:rFonts w:cs="Arial"/>
+          <w:color w:val="215868" w:themeColor="accent5" w:themeShade="80"/>
         </w:rPr>
       </w:pPr>
       <w:r>
         <w:rPr>
           <w:rFonts w:eastAsiaTheme="minorEastAsia"/>
           <w:b/>
+          <w:color w:val="215868" w:themeColor="accent5" w:themeShade="80"/>
         </w:rPr>
         <w:t>Définition</w:t>
       </w:r>
       <w:r>
         <w:rPr>
           <w:rFonts w:eastAsiaTheme="minorEastAsia"/>
+          <w:color w:val="215868" w:themeColor="accent5" w:themeShade="80"/>
         </w:rPr>
         <w:t xml:space="preserve">. </w:t>
       </w:r>
       <w:r>
         <w:rPr>
           <w:rFonts w:cs="Arial"/>
+          <w:color w:val="215868" w:themeColor="accent5" w:themeShade="80"/>
         </w:rPr>
         <w:t xml:space="preserve">Une </w:t>
       </w:r>
@@ -71,30 +75,35 @@
         <w:rPr>
           <w:rFonts w:cs="Arial"/>
           <w:b/>
+          <w:color w:val="215868" w:themeColor="accent5" w:themeShade="80"/>
         </w:rPr>
         <w:t>expérience aléatoire</w:t>
       </w:r>
       <w:r>
         <w:rPr>
           <w:rFonts w:cs="Arial"/>
+          <w:color w:val="215868" w:themeColor="accent5" w:themeShade="80"/>
         </w:rPr>
         <w:t xml:space="preserve"> est une expérience dont les issues sont connues sans que l</w:t>
       </w:r>
       <w:r>
         <w:rPr>
           <w:rFonts w:cs="Arial"/>
+          <w:color w:val="215868" w:themeColor="accent5" w:themeShade="80"/>
         </w:rPr>
         <w:t>’</w:t>
       </w:r>
       <w:r>
         <w:rPr>
           <w:rFonts w:cs="Arial"/>
+          <w:color w:val="215868" w:themeColor="accent5" w:themeShade="80"/>
         </w:rPr>
         <w:t xml:space="preserve">on puisse déterminer laquelle sera réalisée. </w:t>
       </w:r>
       <w:r>
         <w:rPr>
           <w:rFonts w:cs="Arial"/>
+          <w:color w:val="215868" w:themeColor="accent5" w:themeShade="80"/>
         </w:rPr>
         <w:br/>
       </w:r>
@@ -102,12 +111,14 @@
         <w:rPr>
           <w:rFonts w:eastAsiaTheme="minorEastAsia"/>
           <w:b/>
+          <w:color w:val="215868" w:themeColor="accent5" w:themeShade="80"/>
         </w:rPr>
         <w:t>Définition</w:t>
       </w:r>
       <w:r>
         <w:rPr>
           <w:rFonts w:eastAsiaTheme="minorEastAsia"/>
+          <w:color w:val="215868" w:themeColor="accent5" w:themeShade="80"/>
         </w:rPr>
         <w:t xml:space="preserve">. </w:t>
       </w:r>
@@ -115,6 +126,7 @@
         <w:rPr>
           <w:rFonts w:cs="Arial"/>
           <w:b/>
+          <w:color w:val="215868" w:themeColor="accent5" w:themeShade="80"/>
         </w:rPr>
         <w:t>L</w:t>
       </w:r>
@@ -122,6 +134,7 @@
         <w:rPr>
           <w:rFonts w:cs="Arial"/>
           <w:b/>
+          <w:color w:val="215868" w:themeColor="accent5" w:themeShade="80"/>
         </w:rPr>
         <w:t>’</w:t>
       </w:r>
@@ -129,42 +142,49 @@
         <w:rPr>
           <w:rFonts w:cs="Arial"/>
           <w:b/>
+          <w:color w:val="215868" w:themeColor="accent5" w:themeShade="80"/>
         </w:rPr>
         <w:t>univers</w:t>
       </w:r>
       <w:r>
         <w:rPr>
           <w:rFonts w:cs="Arial"/>
+          <w:color w:val="215868" w:themeColor="accent5" w:themeShade="80"/>
         </w:rPr>
         <w:t xml:space="preserve"> d</w:t>
       </w:r>
       <w:r>
         <w:rPr>
           <w:rFonts w:cs="Arial"/>
+          <w:color w:val="215868" w:themeColor="accent5" w:themeShade="80"/>
         </w:rPr>
         <w:t>’</w:t>
       </w:r>
       <w:r>
         <w:rPr>
           <w:rFonts w:cs="Arial"/>
+          <w:color w:val="215868" w:themeColor="accent5" w:themeShade="80"/>
         </w:rPr>
         <w:t>une expérience aléatoire est l</w:t>
       </w:r>
       <w:r>
         <w:rPr>
           <w:rFonts w:cs="Arial"/>
+          <w:color w:val="215868" w:themeColor="accent5" w:themeShade="80"/>
         </w:rPr>
         <w:t>’</w:t>
       </w:r>
       <w:r>
         <w:rPr>
           <w:rFonts w:cs="Arial"/>
+          <w:color w:val="215868" w:themeColor="accent5" w:themeShade="80"/>
         </w:rPr>
         <w:t>ensemble des issues possibles de cette expérience.</w:t>
       </w:r>
       <w:r>
         <w:rPr>
           <w:rFonts w:cs="Arial"/>
+          <w:color w:val="215868" w:themeColor="accent5" w:themeShade="80"/>
         </w:rPr>
         <w:br/>
       </w:r>
@@ -172,24 +192,28 @@
         <w:rPr>
           <w:rFonts w:cs="Arial"/>
           <w:b/>
+          <w:color w:val="215868" w:themeColor="accent5" w:themeShade="80"/>
         </w:rPr>
         <w:t>Exemple</w:t>
       </w:r>
       <w:r>
         <w:rPr>
           <w:rFonts w:cs="Arial"/>
+          <w:color w:val="215868" w:themeColor="accent5" w:themeShade="80"/>
         </w:rPr>
         <w:t>. On lance une pièce de monnaie et on regarde de quel côté elle tombe. Les résultats sont Pile et Face. Pour cette expérience aléatoire, l</w:t>
       </w:r>
       <w:r>
         <w:rPr>
           <w:rFonts w:cs="Arial"/>
+          <w:color w:val="215868" w:themeColor="accent5" w:themeShade="80"/>
         </w:rPr>
         <w:t>’</w:t>
       </w:r>
       <w:r>
         <w:rPr>
           <w:rFonts w:cs="Arial"/>
+          <w:color w:val="215868" w:themeColor="accent5" w:themeShade="80"/>
         </w:rPr>
         <w:t xml:space="preserve">univers est </w:t>
       </w:r>
@@ -200,12 +224,14 @@
           </m:rPr>
           <w:rPr>
             <w:rFonts w:ascii="Cambria Math" w:hAnsi="Cambria Math" w:cs="Arial"/>
+            <w:color w:val="215868" w:themeColor="accent5" w:themeShade="80"/>
           </w:rPr>
           <m:t>Ω</m:t>
         </m:r>
         <m:r>
           <w:rPr>
             <w:rFonts w:ascii="Cambria Math" w:hAnsi="Cambria Math" w:cs="Arial"/>
+            <w:color w:val="215868" w:themeColor="accent5" w:themeShade="80"/>
           </w:rPr>
           <m:t>=</m:t>
         </m:r>
@@ -217,6 +243,7 @@
               <w:rPr>
                 <w:rFonts w:ascii="Cambria Math" w:hAnsi="Cambria Math" w:cs="Arial"/>
                 <w:i/>
+                <w:color w:val="215868" w:themeColor="accent5" w:themeShade="80"/>
               </w:rPr>
             </m:ctrlPr>
           </m:dPr>
@@ -227,12 +254,14 @@
               </m:rPr>
               <w:rPr>
                 <w:rFonts w:ascii="Cambria Math" w:hAnsi="Cambria Math" w:cs="Arial"/>
+                <w:color w:val="215868" w:themeColor="accent5" w:themeShade="80"/>
               </w:rPr>
               <m:t>Pile</m:t>
             </m:r>
             <m:r>
               <w:rPr>
                 <w:rFonts w:ascii="Cambria Math" w:hAnsi="Cambria Math" w:cs="Arial"/>
+                <w:color w:val="215868" w:themeColor="accent5" w:themeShade="80"/>
               </w:rPr>
               <m:t>,</m:t>
             </m:r>
@@ -242,6 +271,7 @@
               </m:rPr>
               <w:rPr>
                 <w:rFonts w:ascii="Cambria Math" w:hAnsi="Cambria Math" w:cs="Arial"/>
+                <w:color w:val="215868" w:themeColor="accent5" w:themeShade="80"/>
               </w:rPr>
               <m:t>Face</m:t>
             </m:r>
@@ -251,6 +281,7 @@
       <w:r>
         <w:rPr>
           <w:rFonts w:cs="Arial"/>
+          <w:color w:val="215868" w:themeColor="accent5" w:themeShade="80"/>
         </w:rPr>
         <w:t>.</w:t>
       </w:r>
@@ -281,11 +312,13 @@
               </w:tabs>
               <w:rPr>
                 <w:rFonts w:cs="Arial"/>
+                <w:color w:val="D4650A"/>
               </w:rPr>
             </w:pPr>
             <w:r>
               <w:rPr>
                 <w:rFonts w:cs="Arial"/>
+                <w:color w:val="D4650A"/>
               </w:rPr>
               <w:t>Issue</w:t>
             </w:r>
@@ -302,6 +335,7 @@
               </w:tabs>
               <w:rPr>
                 <w:rFonts w:cs="Arial"/>
+                <w:color w:val="D4650A"/>
               </w:rPr>
             </w:pPr>
             <m:oMathPara>
@@ -309,6 +343,7 @@
                 <m:r>
                   <w:rPr>
                     <w:rFonts w:ascii="Cambria Math" w:hAnsi="Cambria Math" w:cs="Arial"/>
+                    <w:color w:val="D4650A"/>
                   </w:rPr>
                   <m:t>A</m:t>
                 </m:r>
@@ -327,6 +362,7 @@
               </w:tabs>
               <w:rPr>
                 <w:rFonts w:cs="Arial"/>
+                <w:color w:val="D4650A"/>
               </w:rPr>
             </w:pPr>
             <m:oMathPara>
@@ -334,6 +370,7 @@
                 <m:r>
                   <w:rPr>
                     <w:rFonts w:ascii="Cambria Math" w:hAnsi="Cambria Math" w:cs="Arial"/>
+                    <w:color w:val="D4650A"/>
                   </w:rPr>
                   <m:t>B</m:t>
                 </m:r>
@@ -352,6 +389,7 @@
               </w:tabs>
               <w:rPr>
                 <w:rFonts w:cs="Arial"/>
+                <w:color w:val="D4650A"/>
               </w:rPr>
             </w:pPr>
             <m:oMathPara>
@@ -359,6 +397,7 @@
                 <m:r>
                   <w:rPr>
                     <w:rFonts w:ascii="Cambria Math" w:hAnsi="Cambria Math" w:cs="Arial"/>
+                    <w:color w:val="D4650A"/>
                   </w:rPr>
                   <m:t>AB</m:t>
                 </m:r>
@@ -377,6 +416,7 @@
               </w:tabs>
               <w:rPr>
                 <w:rFonts w:cs="Arial"/>
+                <w:color w:val="D4650A"/>
               </w:rPr>
             </w:pPr>
             <m:oMathPara>
@@ -384,6 +424,7 @@
                 <m:r>
                   <w:rPr>
                     <w:rFonts w:ascii="Cambria Math" w:hAnsi="Cambria Math" w:cs="Arial"/>
+                    <w:color w:val="D4650A"/>
                   </w:rPr>
                   <m:t>O</m:t>
                 </m:r>
@@ -404,11 +445,13 @@
               </w:tabs>
               <w:rPr>
                 <w:rFonts w:cs="Arial"/>
+                <w:color w:val="D4650A"/>
               </w:rPr>
             </w:pPr>
             <w:r>
               <w:rPr>
                 <w:rFonts w:cs="Arial"/>
+                <w:color w:val="D4650A"/>
               </w:rPr>
               <w:t>Probabilité</w:t>
             </w:r>
@@ -425,6 +468,7 @@
               </w:tabs>
               <w:rPr>
                 <w:rFonts w:cs="Arial"/>
+                <w:color w:val="D4650A"/>
               </w:rPr>
             </w:pPr>
             <m:oMathPara>
@@ -432,6 +476,7 @@
                 <m:r>
                   <w:rPr>
                     <w:rFonts w:ascii="Cambria Math" w:hAnsi="Cambria Math" w:cs="Arial"/>
+                    <w:color w:val="D4650A"/>
                   </w:rPr>
                   <m:t>0,45</m:t>
                 </m:r>
@@ -450,6 +495,7 @@
               </w:tabs>
               <w:rPr>
                 <w:rFonts w:cs="Arial"/>
+                <w:color w:val="D4650A"/>
               </w:rPr>
             </w:pPr>
             <m:oMathPara>
@@ -457,6 +503,7 @@
                 <m:r>
                   <w:rPr>
                     <w:rFonts w:ascii="Cambria Math" w:hAnsi="Cambria Math" w:cs="Arial"/>
+                    <w:color w:val="D4650A"/>
                   </w:rPr>
                   <m:t>0,09</m:t>
                 </m:r>
@@ -475,6 +522,7 @@
               </w:tabs>
               <w:rPr>
                 <w:rFonts w:cs="Arial"/>
+                <w:color w:val="D4650A"/>
               </w:rPr>
             </w:pPr>
             <m:oMathPara>
@@ -482,6 +530,7 @@
                 <m:r>
                   <w:rPr>
                     <w:rFonts w:ascii="Cambria Math" w:hAnsi="Cambria Math" w:cs="Arial"/>
+                    <w:color w:val="D4650A"/>
                   </w:rPr>
                   <m:t>0,04</m:t>
                 </m:r>
@@ -500,6 +549,7 @@
               </w:tabs>
               <w:rPr>
                 <w:rFonts w:cs="Arial"/>
+                <w:color w:val="D4650A"/>
               </w:rPr>
             </w:pPr>
             <m:oMathPara>
@@ -507,6 +557,7 @@
                 <m:r>
                   <w:rPr>
                     <w:rFonts w:ascii="Cambria Math" w:hAnsi="Cambria Math" w:cs="Arial"/>
+                    <w:color w:val="D4650A"/>
                   </w:rPr>
                   <m:t>0,42</m:t>
                 </m:r>
@@ -523,12 +574,14 @@
         </w:tabs>
         <w:rPr>
           <w:rFonts w:cs="Arial"/>
+          <w:color w:val="D4650A"/>
         </w:rPr>
       </w:pPr>
       <w:r>
         <w:rPr>
           <w:rFonts w:cs="Arial"/>
           <w:b/>
+          <w:color w:val="D4650A"/>
         </w:rPr>
         <w:t>D</w:t>
       </w:r>
@@ -536,18 +589,21 @@
         <w:rPr>
           <w:rFonts w:cs="Arial"/>
           <w:b/>
+          <w:color w:val="D4650A"/>
         </w:rPr>
         <w:t>éfinition</w:t>
       </w:r>
       <w:r>
         <w:rPr>
           <w:rFonts w:cs="Arial"/>
+          <w:color w:val="D4650A"/>
         </w:rPr>
         <w:t xml:space="preserve">. </w:t>
       </w:r>
       <w:r>
         <w:rPr>
           <w:rFonts w:cs="Arial"/>
+          <w:color w:val="D4650A"/>
         </w:rPr>
         <w:t xml:space="preserve">Donner </w:t>
       </w:r>
@@ -555,54 +611,63 @@
         <w:rPr>
           <w:rFonts w:cs="Arial"/>
           <w:b/>
+          <w:color w:val="D4650A"/>
         </w:rPr>
         <w:t>une loi de probabilité</w:t>
       </w:r>
       <w:r>
         <w:rPr>
           <w:rFonts w:cs="Arial"/>
+          <w:color w:val="D4650A"/>
         </w:rPr>
         <w:t xml:space="preserve"> associée à une expérience aléatoire, c</w:t>
       </w:r>
       <w:r>
         <w:rPr>
           <w:rFonts w:cs="Arial"/>
+          <w:color w:val="D4650A"/>
         </w:rPr>
         <w:t>’</w:t>
       </w:r>
       <w:r>
         <w:rPr>
           <w:rFonts w:cs="Arial"/>
+          <w:color w:val="D4650A"/>
         </w:rPr>
         <w:t>est en donner toutes les issues et attribuer une probabilité (un nombre compris entre 0 et 1) à chacune d</w:t>
       </w:r>
       <w:r>
         <w:rPr>
           <w:rFonts w:cs="Arial"/>
+          <w:color w:val="D4650A"/>
         </w:rPr>
         <w:t>’</w:t>
       </w:r>
       <w:r>
         <w:rPr>
           <w:rFonts w:cs="Arial"/>
+          <w:color w:val="D4650A"/>
         </w:rPr>
         <w:t>elles de sorte que la somme des probabilités des issues est égale à 1. On peut présenter les résultats sous forme d</w:t>
       </w:r>
       <w:r>
         <w:rPr>
           <w:rFonts w:cs="Arial"/>
+          <w:color w:val="D4650A"/>
         </w:rPr>
         <w:t>’</w:t>
       </w:r>
       <w:r>
         <w:rPr>
           <w:rFonts w:cs="Arial"/>
+          <w:color w:val="D4650A"/>
         </w:rPr>
         <w:t>un tableau.</w:t>
       </w:r>
       <w:r>
         <w:rPr>
           <w:rFonts w:cs="Arial"/>
+          <w:color w:val="D4650A"/>
         </w:rPr>
         <w:br/>
       </w:r>
@@ -610,6 +675,7 @@
         <w:rPr>
           <w:rFonts w:cs="Arial"/>
           <w:b/>
+          <w:color w:val="D4650A"/>
         </w:rPr>
         <w:t>E</w:t>
       </w:r>
@@ -617,57 +683,69 @@
         <w:rPr>
           <w:rFonts w:cs="Arial"/>
           <w:b/>
+          <w:color w:val="D4650A"/>
         </w:rPr>
         <w:t>xemple.</w:t>
       </w:r>
       <w:r>
         <w:rPr>
           <w:rFonts w:cs="Arial"/>
+          <w:color w:val="D4650A"/>
         </w:rPr>
         <w:t xml:space="preserve"> Une étude menée sur la répartition des groupes sanguins en France a montré que 45 % de la population est du groupe A, 9 % du groupe B, 4 % du groupe AB et 42 % du groupe O.</w:t>
       </w:r>
       <w:r>
+        <w:rPr>
+          <w:color w:val="D4650A"/>
+        </w:rPr>
         <w:br/>
       </w:r>
       <w:r>
         <w:rPr>
           <w:rFonts w:cs="Arial"/>
+          <w:color w:val="D4650A"/>
         </w:rPr>
         <w:t>On choisit au hasard une personne en France et on note son groupe sanguin.</w:t>
       </w:r>
       <w:r>
         <w:rPr>
           <w:rFonts w:cs="Arial"/>
+          <w:color w:val="D4650A"/>
         </w:rPr>
         <w:t xml:space="preserve"> </w:t>
       </w:r>
       <w:r>
         <w:rPr>
           <w:rFonts w:cs="Arial"/>
+          <w:color w:val="D4650A"/>
         </w:rPr>
         <w:t>Cette expérience aléatoire peut être</w:t>
       </w:r>
       <w:r>
         <w:rPr>
           <w:rFonts w:cs="Arial"/>
+          <w:color w:val="D4650A"/>
         </w:rPr>
         <w:t xml:space="preserve"> </w:t>
       </w:r>
       <w:r>
         <w:rPr>
           <w:rFonts w:cs="Arial"/>
+          <w:color w:val="D4650A"/>
         </w:rPr>
         <w:t xml:space="preserve">modélisée à l’aide du tableau </w:t>
       </w:r>
       <w:r>
         <w:rPr>
           <w:rFonts w:cs="Arial"/>
+          <w:color w:val="D4650A"/>
         </w:rPr>
         <w:t>ci-contre</w:t>
       </w:r>
       <w:r>
         <w:rPr>
           <w:rFonts w:cs="Arial"/>
+          <w:color w:val="D4650A"/>
         </w:rPr>
         <w:t>.</w:t>
       </w:r>
@@ -679,24 +757,28 @@
         </w:tabs>
         <w:rPr>
           <w:rFonts w:eastAsiaTheme="minorEastAsia" w:cs="Arial"/>
+          <w:color w:val="D4650A"/>
         </w:rPr>
       </w:pPr>
       <w:r>
         <w:rPr>
           <w:rFonts w:cs="Arial"/>
           <w:b/>
+          <w:color w:val="D4650A"/>
         </w:rPr>
         <w:t>Définition</w:t>
       </w:r>
       <w:r>
         <w:rPr>
           <w:rFonts w:cs="Arial"/>
+          <w:color w:val="D4650A"/>
         </w:rPr>
         <w:t xml:space="preserve">. </w:t>
       </w:r>
       <w:r>
         <w:rPr>
           <w:rFonts w:cs="Arial"/>
+          <w:color w:val="D4650A"/>
         </w:rPr>
         <w:t xml:space="preserve">Une loi est dite </w:t>
       </w:r>
@@ -704,12 +786,14 @@
         <w:rPr>
           <w:rFonts w:cs="Arial"/>
           <w:b/>
+          <w:color w:val="D4650A"/>
         </w:rPr>
         <w:t>équirépartie</w:t>
       </w:r>
       <w:r>
         <w:rPr>
           <w:rFonts w:cs="Arial"/>
+          <w:color w:val="D4650A"/>
         </w:rPr>
         <w:t xml:space="preserve"> lorsque chaque issue </w:t>
       </w:r>
@@ -717,6 +801,7 @@
       <w:r>
         <w:rPr>
           <w:rFonts w:cs="Arial"/>
+          <w:color w:val="D4650A"/>
         </w:rPr>
         <w:t>a</w:t>
       </w:r>
@@ -724,21 +809,27 @@
       <w:r>
         <w:rPr>
           <w:rFonts w:cs="Arial"/>
+          <w:color w:val="D4650A"/>
         </w:rPr>
         <w:t xml:space="preserve"> la même probabilité de se réaliser,</w:t>
       </w:r>
       <w:r>
+        <w:rPr>
+          <w:color w:val="D4650A"/>
+        </w:rPr>
         <w:br/>
       </w:r>
       <w:r>
         <w:rPr>
           <w:rFonts w:cs="Arial"/>
+          <w:color w:val="D4650A"/>
         </w:rPr>
         <w:t>qui est alors</w:t>
       </w:r>
       <w:r>
         <w:rPr>
           <w:rFonts w:cs="Arial"/>
+          <w:color w:val="D4650A"/>
         </w:rPr>
         <w:t xml:space="preserve">  </w:t>
       </w:r>
@@ -749,6 +840,7 @@
               <w:rPr>
                 <w:rFonts w:ascii="Cambria Math" w:hAnsi="Cambria Math" w:cs="Arial"/>
                 <w:i/>
+                <w:color w:val="D4650A"/>
               </w:rPr>
             </m:ctrlPr>
           </m:fPr>
@@ -756,6 +848,7 @@
             <m:r>
               <w:rPr>
                 <w:rFonts w:ascii="Cambria Math" w:hAnsi="Cambria Math" w:cs="Arial"/>
+                <w:color w:val="D4650A"/>
               </w:rPr>
               <m:t>1</m:t>
             </m:r>
@@ -764,6 +857,7 @@
             <m:r>
               <w:rPr>
                 <w:rFonts w:ascii="Cambria Math" w:hAnsi="Cambria Math" w:cs="Arial"/>
+                <w:color w:val="D4650A"/>
               </w:rPr>
               <m:t>n</m:t>
             </m:r>
@@ -773,6 +867,7 @@
       <w:r>
         <w:rPr>
           <w:rFonts w:eastAsiaTheme="minorEastAsia" w:cs="Arial"/>
+          <w:color w:val="D4650A"/>
         </w:rPr>
         <w:t xml:space="preserve">   où </w:t>
       </w:r>
@@ -780,6 +875,7 @@
         <m:r>
           <w:rPr>
             <w:rFonts w:ascii="Cambria Math" w:eastAsiaTheme="minorEastAsia" w:hAnsi="Cambria Math" w:cs="Arial"/>
+            <w:color w:val="D4650A"/>
           </w:rPr>
           <m:t>n</m:t>
         </m:r>
@@ -787,12 +883,14 @@
       <w:r>
         <w:rPr>
           <w:rFonts w:eastAsiaTheme="minorEastAsia" w:cs="Arial"/>
+          <w:color w:val="D4650A"/>
         </w:rPr>
         <w:t xml:space="preserve"> est le nombre total d’issues possibles.</w:t>
       </w:r>
       <w:r>
         <w:rPr>
           <w:rFonts w:eastAsiaTheme="minorEastAsia" w:cs="Arial"/>
+          <w:color w:val="D4650A"/>
         </w:rPr>
         <w:t xml:space="preserve"> (On parle aussi d’expérience </w:t>
       </w:r>
@@ -800,12 +898,14 @@
         <w:rPr>
           <w:rFonts w:eastAsiaTheme="minorEastAsia" w:cs="Arial"/>
           <w:b/>
+          <w:color w:val="D4650A"/>
         </w:rPr>
         <w:t>équiprobable</w:t>
       </w:r>
       <w:r>
         <w:rPr>
           <w:rFonts w:eastAsiaTheme="minorEastAsia" w:cs="Arial"/>
+          <w:color w:val="D4650A"/>
         </w:rPr>
         <w:t xml:space="preserve">). </w:t>
       </w:r>
@@ -817,18 +917,21 @@
         </w:tabs>
         <w:rPr>
           <w:rFonts w:eastAsiaTheme="minorEastAsia" w:cs="Arial"/>
+          <w:color w:val="4F6228" w:themeColor="accent3" w:themeShade="80"/>
         </w:rPr>
       </w:pPr>
       <w:r>
         <w:rPr>
           <w:rFonts w:eastAsiaTheme="minorEastAsia" w:cs="Arial"/>
           <w:b/>
+          <w:color w:val="4F6228" w:themeColor="accent3" w:themeShade="80"/>
         </w:rPr>
         <w:t>Définition</w:t>
       </w:r>
       <w:r>
         <w:rPr>
           <w:rFonts w:eastAsiaTheme="minorEastAsia" w:cs="Arial"/>
+          <w:color w:val="4F6228" w:themeColor="accent3" w:themeShade="80"/>
         </w:rPr>
         <w:t xml:space="preserve">. </w:t>
       </w:r>
@@ -836,18 +939,21 @@
         <w:rPr>
           <w:rFonts w:eastAsiaTheme="minorEastAsia" w:cs="Arial"/>
           <w:b/>
+          <w:color w:val="4F6228" w:themeColor="accent3" w:themeShade="80"/>
         </w:rPr>
         <w:t>Un événement</w:t>
       </w:r>
       <w:r>
         <w:rPr>
           <w:rFonts w:eastAsiaTheme="minorEastAsia" w:cs="Arial"/>
+          <w:color w:val="4F6228" w:themeColor="accent3" w:themeShade="80"/>
         </w:rPr>
         <w:t xml:space="preserve"> est un sous-ensemble de l’univers. Il peut s’écrire à l’aide d’issues ou être décrit à l’aide d’une phrase. </w:t>
       </w:r>
       <w:r>
         <w:rPr>
           <w:rFonts w:eastAsiaTheme="minorEastAsia" w:cs="Arial"/>
+          <w:color w:val="4F6228" w:themeColor="accent3" w:themeShade="80"/>
         </w:rPr>
         <w:br/>
       </w:r>
@@ -855,21 +961,27 @@
         <w:rPr>
           <w:rFonts w:cs="Arial"/>
           <w:b/>
+          <w:color w:val="4F6228" w:themeColor="accent3" w:themeShade="80"/>
         </w:rPr>
         <w:t>Exemple</w:t>
       </w:r>
       <w:r>
         <w:rPr>
           <w:rFonts w:cs="Arial"/>
+          <w:color w:val="4F6228" w:themeColor="accent3" w:themeShade="80"/>
         </w:rPr>
         <w:t>. On lance un dé cubique équilibré et on observe le résultat.</w:t>
       </w:r>
       <w:r>
+        <w:rPr>
+          <w:color w:val="4F6228" w:themeColor="accent3" w:themeShade="80"/>
+        </w:rPr>
         <w:br/>
       </w:r>
       <w:r>
         <w:rPr>
           <w:rFonts w:cs="Arial"/>
+          <w:color w:val="4F6228" w:themeColor="accent3" w:themeShade="80"/>
         </w:rPr>
         <w:t xml:space="preserve">Alors l’univers est </w:t>
       </w:r>
@@ -880,12 +992,14 @@
           </m:rPr>
           <w:rPr>
             <w:rFonts w:ascii="Cambria Math" w:hAnsi="Cambria Math" w:cs="Arial"/>
+            <w:color w:val="4F6228" w:themeColor="accent3" w:themeShade="80"/>
           </w:rPr>
           <m:t>Ω</m:t>
         </m:r>
         <m:r>
           <w:rPr>
             <w:rFonts w:ascii="Cambria Math" w:hAnsi="Cambria Math" w:cs="Arial"/>
+            <w:color w:val="4F6228" w:themeColor="accent3" w:themeShade="80"/>
           </w:rPr>
           <m:t>=</m:t>
         </m:r>
@@ -897,6 +1011,7 @@
               <w:rPr>
                 <w:rFonts w:ascii="Cambria Math" w:hAnsi="Cambria Math" w:cs="Arial"/>
                 <w:i/>
+                <w:color w:val="4F6228" w:themeColor="accent3" w:themeShade="80"/>
               </w:rPr>
             </m:ctrlPr>
           </m:dPr>
@@ -904,6 +1019,7 @@
             <m:r>
               <w:rPr>
                 <w:rFonts w:ascii="Cambria Math" w:hAnsi="Cambria Math" w:cs="Arial"/>
+                <w:color w:val="4F6228" w:themeColor="accent3" w:themeShade="80"/>
               </w:rPr>
               <m:t>1;2;3;4;5;6</m:t>
             </m:r>
@@ -913,18 +1029,21 @@
       <w:r>
         <w:rPr>
           <w:rFonts w:cs="Arial"/>
+          <w:color w:val="4F6228" w:themeColor="accent3" w:themeShade="80"/>
         </w:rPr>
         <w:t>.</w:t>
       </w:r>
       <w:r>
         <w:rPr>
           <w:rFonts w:cs="Arial"/>
+          <w:color w:val="4F6228" w:themeColor="accent3" w:themeShade="80"/>
         </w:rPr>
         <w:t xml:space="preserve"> </w:t>
       </w:r>
       <w:r>
         <w:rPr>
           <w:rFonts w:cs="Arial"/>
+          <w:color w:val="4F6228" w:themeColor="accent3" w:themeShade="80"/>
         </w:rPr>
         <w:t xml:space="preserve">L’événement </w:t>
       </w:r>
@@ -932,6 +1051,7 @@
         <m:r>
           <w:rPr>
             <w:rFonts w:ascii="Cambria Math" w:hAnsi="Cambria Math" w:cs="Arial"/>
+            <w:color w:val="4F6228" w:themeColor="accent3" w:themeShade="80"/>
           </w:rPr>
           <m:t>A</m:t>
         </m:r>
@@ -939,6 +1059,7 @@
       <w:r>
         <w:rPr>
           <w:rFonts w:cs="Arial"/>
+          <w:color w:val="4F6228" w:themeColor="accent3" w:themeShade="80"/>
         </w:rPr>
         <w:t xml:space="preserve"> : « Obtenir un nombre pair » est </w:t>
       </w:r>
@@ -946,6 +1067,7 @@
         <m:r>
           <w:rPr>
             <w:rFonts w:ascii="Cambria Math" w:hAnsi="Cambria Math" w:cs="Arial"/>
+            <w:color w:val="4F6228" w:themeColor="accent3" w:themeShade="80"/>
           </w:rPr>
           <m:t>A=</m:t>
         </m:r>
@@ -957,6 +1079,7 @@
               <w:rPr>
                 <w:rFonts w:ascii="Cambria Math" w:hAnsi="Cambria Math" w:cs="Arial"/>
                 <w:i/>
+                <w:color w:val="4F6228" w:themeColor="accent3" w:themeShade="80"/>
               </w:rPr>
             </m:ctrlPr>
           </m:dPr>
@@ -964,6 +1087,7 @@
             <m:r>
               <w:rPr>
                 <w:rFonts w:ascii="Cambria Math" w:hAnsi="Cambria Math" w:cs="Arial"/>
+                <w:color w:val="4F6228" w:themeColor="accent3" w:themeShade="80"/>
               </w:rPr>
               <m:t>2;4;6</m:t>
             </m:r>
@@ -978,18 +1102,21 @@
         </w:tabs>
         <w:rPr>
           <w:rFonts w:cs="Arial"/>
+          <w:color w:val="4F6228" w:themeColor="accent3" w:themeShade="80"/>
         </w:rPr>
       </w:pPr>
       <w:r>
         <w:rPr>
           <w:rFonts w:eastAsiaTheme="minorEastAsia" w:cs="Arial"/>
           <w:b/>
+          <w:color w:val="4F6228" w:themeColor="accent3" w:themeShade="80"/>
         </w:rPr>
         <w:t>Définition</w:t>
       </w:r>
       <w:r>
         <w:rPr>
           <w:rFonts w:eastAsiaTheme="minorEastAsia" w:cs="Arial"/>
+          <w:color w:val="4F6228" w:themeColor="accent3" w:themeShade="80"/>
         </w:rPr>
         <w:t xml:space="preserve">. </w:t>
       </w:r>
@@ -997,12 +1124,14 @@
         <w:rPr>
           <w:rFonts w:eastAsiaTheme="minorEastAsia" w:cs="Arial"/>
           <w:b/>
+          <w:color w:val="4F6228" w:themeColor="accent3" w:themeShade="80"/>
         </w:rPr>
         <w:t>La probabilité d’un événement</w:t>
       </w:r>
       <w:r>
         <w:rPr>
           <w:rFonts w:eastAsiaTheme="minorEastAsia" w:cs="Arial"/>
+          <w:color w:val="4F6228" w:themeColor="accent3" w:themeShade="80"/>
         </w:rPr>
         <w:t xml:space="preserve"> </w:t>
       </w:r>
@@ -1010,6 +1139,7 @@
         <m:r>
           <w:rPr>
             <w:rFonts w:ascii="Cambria Math" w:eastAsiaTheme="minorEastAsia" w:hAnsi="Cambria Math" w:cs="Arial"/>
+            <w:color w:val="4F6228" w:themeColor="accent3" w:themeShade="80"/>
           </w:rPr>
           <m:t>A</m:t>
         </m:r>
@@ -1017,24 +1147,28 @@
       <w:r>
         <w:rPr>
           <w:rFonts w:eastAsiaTheme="minorEastAsia" w:cs="Arial"/>
+          <w:color w:val="4F6228" w:themeColor="accent3" w:themeShade="80"/>
         </w:rPr>
         <w:t xml:space="preserve"> e</w:t>
       </w:r>
       <w:r>
         <w:rPr>
           <w:rFonts w:cs="Arial"/>
+          <w:color w:val="4F6228" w:themeColor="accent3" w:themeShade="80"/>
         </w:rPr>
         <w:t>st égale à la somme des probabilités des issues qui réalisent cet événement.</w:t>
       </w:r>
       <w:r>
         <w:rPr>
           <w:rFonts w:cs="Arial"/>
+          <w:color w:val="4F6228" w:themeColor="accent3" w:themeShade="80"/>
         </w:rPr>
         <w:t xml:space="preserve"> </w:t>
       </w:r>
       <w:r>
         <w:rPr>
           <w:rFonts w:cs="Arial"/>
+          <w:color w:val="4F6228" w:themeColor="accent3" w:themeShade="80"/>
         </w:rPr>
         <w:br/>
       </w:r>
@@ -1042,18 +1176,21 @@
         <w:rPr>
           <w:rFonts w:eastAsiaTheme="minorEastAsia" w:cs="Arial"/>
           <w:b/>
+          <w:color w:val="4F6228" w:themeColor="accent3" w:themeShade="80"/>
         </w:rPr>
         <w:t>Définition</w:t>
       </w:r>
       <w:r>
         <w:rPr>
           <w:rFonts w:eastAsiaTheme="minorEastAsia" w:cs="Arial"/>
+          <w:color w:val="4F6228" w:themeColor="accent3" w:themeShade="80"/>
         </w:rPr>
         <w:t xml:space="preserve">. </w:t>
       </w:r>
       <w:r>
         <w:rPr>
           <w:rFonts w:cs="Arial"/>
+          <w:color w:val="4F6228" w:themeColor="accent3" w:themeShade="80"/>
         </w:rPr>
         <w:t xml:space="preserve">Un </w:t>
       </w:r>
@@ -1061,34 +1198,42 @@
         <w:rPr>
           <w:rFonts w:cs="Arial"/>
           <w:b/>
+          <w:color w:val="4F6228" w:themeColor="accent3" w:themeShade="80"/>
         </w:rPr>
         <w:t>événement impossible</w:t>
       </w:r>
       <w:r>
         <w:rPr>
           <w:rFonts w:cs="Arial"/>
+          <w:color w:val="4F6228" w:themeColor="accent3" w:themeShade="80"/>
         </w:rPr>
         <w:t xml:space="preserve"> est un événement qui ne se réalise jamais : sa probabilité vaut 0.</w:t>
       </w:r>
       <w:r>
+        <w:rPr>
+          <w:color w:val="4F6228" w:themeColor="accent3" w:themeShade="80"/>
+        </w:rPr>
         <w:br/>
       </w:r>
       <w:r>
         <w:rPr>
           <w:rFonts w:eastAsiaTheme="minorEastAsia" w:cs="Arial"/>
           <w:b/>
+          <w:color w:val="4F6228" w:themeColor="accent3" w:themeShade="80"/>
         </w:rPr>
         <w:t>Définition</w:t>
       </w:r>
       <w:r>
         <w:rPr>
           <w:rFonts w:eastAsiaTheme="minorEastAsia" w:cs="Arial"/>
+          <w:color w:val="4F6228" w:themeColor="accent3" w:themeShade="80"/>
         </w:rPr>
         <w:t xml:space="preserve">. </w:t>
       </w:r>
       <w:r>
         <w:rPr>
           <w:rFonts w:cs="Arial"/>
+          <w:color w:val="4F6228" w:themeColor="accent3" w:themeShade="80"/>
         </w:rPr>
         <w:t xml:space="preserve">Un </w:t>
       </w:r>
@@ -1096,18 +1241,21 @@
         <w:rPr>
           <w:rFonts w:cs="Arial"/>
           <w:b/>
+          <w:color w:val="4F6228" w:themeColor="accent3" w:themeShade="80"/>
         </w:rPr>
         <w:t>événement certain</w:t>
       </w:r>
       <w:r>
         <w:rPr>
           <w:rFonts w:cs="Arial"/>
+          <w:color w:val="4F6228" w:themeColor="accent3" w:themeShade="80"/>
         </w:rPr>
         <w:t xml:space="preserve"> est un événement qui est sûr de se réaliser : sa probabilité vaut 1</w:t>
       </w:r>
       <w:r>
         <w:rPr>
           <w:rFonts w:cs="Arial"/>
+          <w:color w:val="4F6228" w:themeColor="accent3" w:themeShade="80"/>
         </w:rPr>
         <w:br/>
       </w:r>
@@ -1115,28 +1263,35 @@
         <w:rPr>
           <w:rFonts w:eastAsiaTheme="minorEastAsia" w:cs="Arial"/>
           <w:b/>
+          <w:color w:val="4F6228" w:themeColor="accent3" w:themeShade="80"/>
         </w:rPr>
         <w:t>Exemple</w:t>
       </w:r>
       <w:r>
         <w:rPr>
           <w:rFonts w:eastAsiaTheme="minorEastAsia" w:cs="Arial"/>
+          <w:color w:val="4F6228" w:themeColor="accent3" w:themeShade="80"/>
         </w:rPr>
         <w:t xml:space="preserve">. </w:t>
       </w:r>
       <w:r>
         <w:rPr>
           <w:rFonts w:cs="Arial"/>
+          <w:color w:val="4F6228" w:themeColor="accent3" w:themeShade="80"/>
         </w:rPr>
         <w:t>Dans le cas de la répartition des groupes sanguins (voir l’exemple page précédente), la probabilité qu’une personne en France ait un groupe sanguin différent de A est égale à :</w:t>
       </w:r>
       <w:r>
+        <w:rPr>
+          <w:color w:val="4F6228" w:themeColor="accent3" w:themeShade="80"/>
+        </w:rPr>
         <w:br/>
       </w:r>
       <m:oMath>
         <m:r>
           <w:rPr>
             <w:rFonts w:ascii="Cambria Math" w:hAnsi="Cambria Math" w:cs="Arial"/>
+            <w:color w:val="4F6228" w:themeColor="accent3" w:themeShade="80"/>
           </w:rPr>
           <m:t>0,09+0,04+0,42=0,55</m:t>
         </m:r>
@@ -1144,6 +1299,7 @@
       <w:r>
         <w:rPr>
           <w:rFonts w:cs="Arial"/>
+          <w:color w:val="4F6228" w:themeColor="accent3" w:themeShade="80"/>
         </w:rPr>
         <w:t>.</w:t>
       </w:r>
@@ -1155,18 +1311,21 @@
         </w:tabs>
         <w:rPr>
           <w:rFonts w:eastAsiaTheme="minorEastAsia" w:cs="Arial"/>
+          <w:color w:val="4F6228" w:themeColor="accent3" w:themeShade="80"/>
         </w:rPr>
       </w:pPr>
       <w:r>
         <w:rPr>
           <w:rFonts w:cs="Arial"/>
           <w:b/>
+          <w:color w:val="4F6228" w:themeColor="accent3" w:themeShade="80"/>
         </w:rPr>
         <w:t>Propriété</w:t>
       </w:r>
       <w:r>
         <w:rPr>
           <w:rFonts w:cs="Arial"/>
+          <w:color w:val="4F6228" w:themeColor="accent3" w:themeShade="80"/>
         </w:rPr>
         <w:t xml:space="preserve">. Dans une situation d’équiprobabilité, où il y a </w:t>
       </w:r>
@@ -1174,6 +1333,7 @@
         <m:r>
           <w:rPr>
             <w:rFonts w:ascii="Cambria Math" w:hAnsi="Cambria Math" w:cs="Arial"/>
+            <w:color w:val="4F6228" w:themeColor="accent3" w:themeShade="80"/>
           </w:rPr>
           <m:t>n</m:t>
         </m:r>
@@ -1181,6 +1341,7 @@
       <w:r>
         <w:rPr>
           <w:rFonts w:cs="Arial"/>
+          <w:color w:val="4F6228" w:themeColor="accent3" w:themeShade="80"/>
         </w:rPr>
         <w:t xml:space="preserve"> issues, la probabilité d’un événement A réalisé par </w:t>
       </w:r>
@@ -1188,6 +1349,7 @@
         <m:r>
           <w:rPr>
             <w:rFonts w:ascii="Cambria Math" w:hAnsi="Cambria Math" w:cs="Arial"/>
+            <w:color w:val="4F6228" w:themeColor="accent3" w:themeShade="80"/>
           </w:rPr>
           <m:t>k</m:t>
         </m:r>
@@ -1195,12 +1357,14 @@
       <w:r>
         <w:rPr>
           <w:rFonts w:cs="Arial"/>
+          <w:color w:val="4F6228" w:themeColor="accent3" w:themeShade="80"/>
         </w:rPr>
         <w:t xml:space="preserve"> issues est :</w:t>
       </w:r>
       <w:r>
         <w:rPr>
           <w:rFonts w:cs="Arial"/>
+          <w:color w:val="4F6228" w:themeColor="accent3" w:themeShade="80"/>
         </w:rPr>
         <w:t xml:space="preserve">  </w:t>
       </w:r>
@@ -1208,6 +1372,7 @@
         <m:r>
           <w:rPr>
             <w:rFonts w:ascii="Cambria Math" w:hAnsi="Cambria Math" w:cs="Arial"/>
+            <w:color w:val="4F6228" w:themeColor="accent3" w:themeShade="80"/>
           </w:rPr>
           <m:t>P</m:t>
         </m:r>
@@ -1217,6 +1382,7 @@
               <w:rPr>
                 <w:rFonts w:ascii="Cambria Math" w:hAnsi="Cambria Math" w:cs="Arial"/>
                 <w:i/>
+                <w:color w:val="4F6228" w:themeColor="accent3" w:themeShade="80"/>
               </w:rPr>
             </m:ctrlPr>
           </m:dPr>
@@ -1224,6 +1390,7 @@
             <m:r>
               <w:rPr>
                 <w:rFonts w:ascii="Cambria Math" w:hAnsi="Cambria Math" w:cs="Arial"/>
+                <w:color w:val="4F6228" w:themeColor="accent3" w:themeShade="80"/>
               </w:rPr>
               <m:t>A</m:t>
             </m:r>
@@ -1232,6 +1399,7 @@
         <m:r>
           <w:rPr>
             <w:rFonts w:ascii="Cambria Math" w:hAnsi="Cambria Math" w:cs="Arial"/>
+            <w:color w:val="4F6228" w:themeColor="accent3" w:themeShade="80"/>
           </w:rPr>
           <m:t>=</m:t>
         </m:r>
@@ -1241,6 +1409,7 @@
               <w:rPr>
                 <w:rFonts w:ascii="Cambria Math" w:hAnsi="Cambria Math" w:cs="Arial"/>
                 <w:i/>
+                <w:color w:val="4F6228" w:themeColor="accent3" w:themeShade="80"/>
               </w:rPr>
             </m:ctrlPr>
           </m:fPr>
@@ -1248,6 +1417,7 @@
             <m:r>
               <w:rPr>
                 <w:rFonts w:ascii="Cambria Math" w:hAnsi="Cambria Math" w:cs="Arial"/>
+                <w:color w:val="4F6228" w:themeColor="accent3" w:themeShade="80"/>
               </w:rPr>
               <m:t>k</m:t>
             </m:r>
@@ -1256,6 +1426,7 @@
             <m:r>
               <w:rPr>
                 <w:rFonts w:ascii="Cambria Math" w:hAnsi="Cambria Math" w:cs="Arial"/>
+                <w:color w:val="4F6228" w:themeColor="accent3" w:themeShade="80"/>
               </w:rPr>
               <m:t>n</m:t>
             </m:r>
@@ -1265,6 +1436,7 @@
       <w:r>
         <w:rPr>
           <w:rFonts w:eastAsiaTheme="minorEastAsia" w:cs="Arial"/>
+          <w:color w:val="4F6228" w:themeColor="accent3" w:themeShade="80"/>
         </w:rPr>
         <w:br/>
       </w:r>
@@ -1272,12 +1444,14 @@
         <w:rPr>
           <w:rFonts w:eastAsiaTheme="minorEastAsia" w:cs="Arial"/>
           <w:b/>
+          <w:color w:val="4F6228" w:themeColor="accent3" w:themeShade="80"/>
         </w:rPr>
         <w:t>Exemple</w:t>
       </w:r>
       <w:r>
         <w:rPr>
           <w:rFonts w:eastAsiaTheme="minorEastAsia" w:cs="Arial"/>
+          <w:color w:val="4F6228" w:themeColor="accent3" w:themeShade="80"/>
         </w:rPr>
         <w:t xml:space="preserve">. Si </w:t>
       </w:r>
@@ -1285,6 +1459,7 @@
         <m:r>
           <w:rPr>
             <w:rFonts w:ascii="Cambria Math" w:eastAsiaTheme="minorEastAsia" w:hAnsi="Cambria Math" w:cs="Arial"/>
+            <w:color w:val="4F6228" w:themeColor="accent3" w:themeShade="80"/>
           </w:rPr>
           <m:t>A=</m:t>
         </m:r>
@@ -1292,12 +1467,14 @@
       <w:r>
         <w:rPr>
           <w:rFonts w:eastAsiaTheme="minorEastAsia" w:cs="Arial"/>
+          <w:color w:val="4F6228" w:themeColor="accent3" w:themeShade="80"/>
         </w:rPr>
         <w:t> </w:t>
       </w:r>
       <w:r>
         <w:rPr>
           <w:rFonts w:cs="Arial"/>
+          <w:color w:val="4F6228" w:themeColor="accent3" w:themeShade="80"/>
         </w:rPr>
         <w:t xml:space="preserve">« Obtenir un nombre pair » pour un </w:t>
       </w:r>
@@ -1305,6 +1482,7 @@
       <w:r>
         <w:rPr>
           <w:rFonts w:cs="Arial"/>
+          <w:color w:val="4F6228" w:themeColor="accent3" w:themeShade="80"/>
         </w:rPr>
         <w:t>lancé</w:t>
       </w:r>
@@ -1312,6 +1490,7 @@
       <w:r>
         <w:rPr>
           <w:rFonts w:cs="Arial"/>
+          <w:color w:val="4F6228" w:themeColor="accent3" w:themeShade="80"/>
         </w:rPr>
         <w:t xml:space="preserve"> de dé équilibré à 6 faces alors </w:t>
       </w:r>
@@ -1319,6 +1498,7 @@
         <m:r>
           <w:rPr>
             <w:rFonts w:ascii="Cambria Math" w:hAnsi="Cambria Math" w:cs="Arial"/>
+            <w:color w:val="4F6228" w:themeColor="accent3" w:themeShade="80"/>
           </w:rPr>
           <m:t>P</m:t>
         </m:r>
@@ -1328,6 +1508,7 @@
               <w:rPr>
                 <w:rFonts w:ascii="Cambria Math" w:hAnsi="Cambria Math" w:cs="Arial"/>
                 <w:i/>
+                <w:color w:val="4F6228" w:themeColor="accent3" w:themeShade="80"/>
               </w:rPr>
             </m:ctrlPr>
           </m:dPr>
@@ -1335,6 +1516,7 @@
             <m:r>
               <w:rPr>
                 <w:rFonts w:ascii="Cambria Math" w:hAnsi="Cambria Math" w:cs="Arial"/>
+                <w:color w:val="4F6228" w:themeColor="accent3" w:themeShade="80"/>
               </w:rPr>
               <m:t>A</m:t>
             </m:r>
@@ -1343,6 +1525,7 @@
         <m:r>
           <w:rPr>
             <w:rFonts w:ascii="Cambria Math" w:hAnsi="Cambria Math" w:cs="Arial"/>
+            <w:color w:val="4F6228" w:themeColor="accent3" w:themeShade="80"/>
           </w:rPr>
           <m:t>=</m:t>
         </m:r>
@@ -1352,6 +1535,7 @@
               <w:rPr>
                 <w:rFonts w:ascii="Cambria Math" w:hAnsi="Cambria Math" w:cs="Arial"/>
                 <w:i/>
+                <w:color w:val="4F6228" w:themeColor="accent3" w:themeShade="80"/>
               </w:rPr>
             </m:ctrlPr>
           </m:fPr>
@@ -1359,6 +1543,7 @@
             <m:r>
               <w:rPr>
                 <w:rFonts w:ascii="Cambria Math" w:hAnsi="Cambria Math" w:cs="Arial"/>
+                <w:color w:val="4F6228" w:themeColor="accent3" w:themeShade="80"/>
               </w:rPr>
               <m:t>3</m:t>
             </m:r>
@@ -1367,6 +1552,7 @@
             <m:r>
               <w:rPr>
                 <w:rFonts w:ascii="Cambria Math" w:hAnsi="Cambria Math" w:cs="Arial"/>
+                <w:color w:val="4F6228" w:themeColor="accent3" w:themeShade="80"/>
               </w:rPr>
               <m:t>6</m:t>
             </m:r>
@@ -1375,6 +1561,7 @@
         <m:r>
           <w:rPr>
             <w:rFonts w:ascii="Cambria Math" w:hAnsi="Cambria Math" w:cs="Arial"/>
+            <w:color w:val="4F6228" w:themeColor="accent3" w:themeShade="80"/>
           </w:rPr>
           <m:t>=</m:t>
         </m:r>
@@ -1384,6 +1571,7 @@
               <w:rPr>
                 <w:rFonts w:ascii="Cambria Math" w:hAnsi="Cambria Math" w:cs="Arial"/>
                 <w:i/>
+                <w:color w:val="4F6228" w:themeColor="accent3" w:themeShade="80"/>
               </w:rPr>
             </m:ctrlPr>
           </m:fPr>
@@ -1391,6 +1579,7 @@
             <m:r>
               <w:rPr>
                 <w:rFonts w:ascii="Cambria Math" w:hAnsi="Cambria Math" w:cs="Arial"/>
+                <w:color w:val="4F6228" w:themeColor="accent3" w:themeShade="80"/>
               </w:rPr>
               <m:t>1</m:t>
             </m:r>
@@ -1399,6 +1588,7 @@
             <m:r>
               <w:rPr>
                 <w:rFonts w:ascii="Cambria Math" w:hAnsi="Cambria Math" w:cs="Arial"/>
+                <w:color w:val="4F6228" w:themeColor="accent3" w:themeShade="80"/>
               </w:rPr>
               <m:t>2</m:t>
             </m:r>
@@ -1413,18 +1603,21 @@
         </w:tabs>
         <w:rPr>
           <w:rFonts w:eastAsiaTheme="minorEastAsia" w:cs="Arial"/>
+          <w:color w:val="4F6228" w:themeColor="accent3" w:themeShade="80"/>
         </w:rPr>
       </w:pPr>
       <w:r>
         <w:rPr>
           <w:rFonts w:cs="Arial"/>
           <w:b/>
+          <w:color w:val="4F6228" w:themeColor="accent3" w:themeShade="80"/>
         </w:rPr>
         <w:t>Définition. L’événement contraire</w:t>
       </w:r>
       <w:r>
         <w:rPr>
           <w:rFonts w:cs="Arial"/>
+          <w:color w:val="4F6228" w:themeColor="accent3" w:themeShade="80"/>
         </w:rPr>
         <w:t xml:space="preserve"> d’un événement </w:t>
       </w:r>
@@ -1432,6 +1625,7 @@
         <m:r>
           <w:rPr>
             <w:rFonts w:ascii="Cambria Math" w:hAnsi="Cambria Math" w:cs="Arial"/>
+            <w:color w:val="4F6228" w:themeColor="accent3" w:themeShade="80"/>
           </w:rPr>
           <m:t>A</m:t>
         </m:r>
@@ -1439,6 +1633,7 @@
       <w:r>
         <w:rPr>
           <w:rFonts w:cs="Arial"/>
+          <w:color w:val="4F6228" w:themeColor="accent3" w:themeShade="80"/>
         </w:rPr>
         <w:t xml:space="preserve">, noté </w:t>
       </w:r>
@@ -1449,14 +1644,20 @@
             <m:ctrlPr>
               <w:rPr>
                 <w:rFonts w:ascii="Cambria Math" w:hAnsi="Cambria Math" w:cs="Arial"/>
+                <w:b/>
                 <w:i/>
+                <w:color w:val="4F6228" w:themeColor="accent3" w:themeShade="80"/>
               </w:rPr>
             </m:ctrlPr>
           </m:accPr>
           <m:e>
             <m:r>
+              <m:rPr>
+                <m:sty m:val="bi"/>
+              </m:rPr>
               <w:rPr>
                 <w:rFonts w:ascii="Cambria Math" w:hAnsi="Cambria Math" w:cs="Arial"/>
+                <w:color w:val="4F6228" w:themeColor="accent3" w:themeShade="80"/>
               </w:rPr>
               <m:t>A</m:t>
             </m:r>
@@ -1466,15 +1667,20 @@
       <w:r>
         <w:rPr>
           <w:rFonts w:cs="Arial"/>
+          <w:color w:val="4F6228" w:themeColor="accent3" w:themeShade="80"/>
         </w:rPr>
         <w:t>, est l’ensemble</w:t>
       </w:r>
       <w:r>
+        <w:rPr>
+          <w:color w:val="4F6228" w:themeColor="accent3" w:themeShade="80"/>
+        </w:rPr>
         <w:t xml:space="preserve"> </w:t>
       </w:r>
       <w:r>
         <w:rPr>
           <w:rFonts w:cs="Arial"/>
+          <w:color w:val="4F6228" w:themeColor="accent3" w:themeShade="80"/>
         </w:rPr>
         <w:t xml:space="preserve">des issues qui ne réalisent pas </w:t>
       </w:r>
@@ -1482,6 +1688,7 @@
         <m:r>
           <w:rPr>
             <w:rFonts w:ascii="Cambria Math" w:hAnsi="Cambria Math" w:cs="Arial"/>
+            <w:color w:val="4F6228" w:themeColor="accent3" w:themeShade="80"/>
           </w:rPr>
           <m:t>A</m:t>
         </m:r>
@@ -1489,6 +1696,7 @@
       <w:r>
         <w:rPr>
           <w:rFonts w:cs="Arial"/>
+          <w:color w:val="4F6228" w:themeColor="accent3" w:themeShade="80"/>
         </w:rPr>
         <w:t xml:space="preserve">, autrement dit </w:t>
       </w:r>
@@ -1496,6 +1704,7 @@
         <m:r>
           <w:rPr>
             <w:rFonts w:ascii="Cambria Math" w:hAnsi="Cambria Math" w:cs="Arial"/>
+            <w:color w:val="4F6228" w:themeColor="accent3" w:themeShade="80"/>
           </w:rPr>
           <m:t>A</m:t>
         </m:r>
@@ -1503,6 +1712,7 @@
       <w:r>
         <w:rPr>
           <w:rFonts w:cs="Arial"/>
+          <w:color w:val="4F6228" w:themeColor="accent3" w:themeShade="80"/>
         </w:rPr>
         <w:t xml:space="preserve"> est réalisé par les issues de </w:t>
       </w:r>
@@ -1513,6 +1723,7 @@
           </m:rPr>
           <w:rPr>
             <w:rFonts w:ascii="Cambria Math" w:hAnsi="Cambria Math" w:cs="Arial"/>
+            <w:color w:val="4F6228" w:themeColor="accent3" w:themeShade="80"/>
           </w:rPr>
           <m:t>Ω</m:t>
         </m:r>
@@ -1520,6 +1731,7 @@
       <w:r>
         <w:rPr>
           <w:rFonts w:cs="Arial"/>
+          <w:color w:val="4F6228" w:themeColor="accent3" w:themeShade="80"/>
         </w:rPr>
         <w:t xml:space="preserve"> qui ne sont pas dans </w:t>
       </w:r>
@@ -1527,6 +1739,7 @@
         <m:r>
           <w:rPr>
             <w:rFonts w:ascii="Cambria Math" w:hAnsi="Cambria Math" w:cs="Arial"/>
+            <w:color w:val="4F6228" w:themeColor="accent3" w:themeShade="80"/>
           </w:rPr>
           <m:t>A</m:t>
         </m:r>
@@ -1534,12 +1747,14 @@
       <w:r>
         <w:rPr>
           <w:rFonts w:cs="Arial"/>
+          <w:color w:val="4F6228" w:themeColor="accent3" w:themeShade="80"/>
         </w:rPr>
         <w:t>.</w:t>
       </w:r>
       <w:r>
         <w:rPr>
           <w:rFonts w:cs="Arial"/>
+          <w:color w:val="4F6228" w:themeColor="accent3" w:themeShade="80"/>
         </w:rPr>
         <w:t xml:space="preserve">  </w:t>
       </w:r>
@@ -1551,6 +1766,7 @@
               <w:rPr>
                 <w:rFonts w:ascii="Cambria Math" w:hAnsi="Cambria Math" w:cs="Arial"/>
                 <w:i/>
+                <w:color w:val="4F6228" w:themeColor="accent3" w:themeShade="80"/>
               </w:rPr>
             </m:ctrlPr>
           </m:accPr>
@@ -1558,6 +1774,7 @@
             <m:r>
               <w:rPr>
                 <w:rFonts w:ascii="Cambria Math" w:hAnsi="Cambria Math" w:cs="Arial"/>
+                <w:color w:val="4F6228" w:themeColor="accent3" w:themeShade="80"/>
               </w:rPr>
               <m:t>A</m:t>
             </m:r>
@@ -1566,6 +1783,7 @@
         <m:r>
           <w:rPr>
             <w:rFonts w:ascii="Cambria Math" w:hAnsi="Cambria Math" w:cs="Arial"/>
+            <w:color w:val="4F6228" w:themeColor="accent3" w:themeShade="80"/>
           </w:rPr>
           <m:t>=</m:t>
         </m:r>
@@ -1575,12 +1793,14 @@
           </m:rPr>
           <w:rPr>
             <w:rFonts w:ascii="Cambria Math" w:hAnsi="Cambria Math" w:cs="Arial"/>
+            <w:color w:val="4F6228" w:themeColor="accent3" w:themeShade="80"/>
           </w:rPr>
           <m:t>Ω</m:t>
         </m:r>
         <m:r>
           <w:rPr>
             <w:rFonts w:ascii="Cambria Math" w:hAnsi="Cambria Math" w:cs="Arial"/>
+            <w:color w:val="4F6228" w:themeColor="accent3" w:themeShade="80"/>
           </w:rPr>
           <m:t>∖A</m:t>
         </m:r>
@@ -1588,12 +1808,14 @@
       <w:r>
         <w:rPr>
           <w:rFonts w:eastAsiaTheme="minorEastAsia" w:cs="Arial"/>
+          <w:color w:val="4F6228" w:themeColor="accent3" w:themeShade="80"/>
         </w:rPr>
         <w:t>.</w:t>
       </w:r>
       <w:r>
         <w:rPr>
           <w:rFonts w:eastAsiaTheme="minorEastAsia" w:cs="Arial"/>
+          <w:color w:val="4F6228" w:themeColor="accent3" w:themeShade="80"/>
         </w:rPr>
         <w:br/>
       </w:r>
@@ -1601,12 +1823,14 @@
         <w:rPr>
           <w:rFonts w:eastAsiaTheme="minorEastAsia" w:cs="Arial"/>
           <w:b/>
+          <w:color w:val="4F6228" w:themeColor="accent3" w:themeShade="80"/>
         </w:rPr>
         <w:t>Propriété</w:t>
       </w:r>
       <w:r>
         <w:rPr>
           <w:rFonts w:eastAsiaTheme="minorEastAsia" w:cs="Arial"/>
+          <w:color w:val="4F6228" w:themeColor="accent3" w:themeShade="80"/>
         </w:rPr>
         <w:t xml:space="preserve">. </w:t>
       </w:r>
@@ -1614,6 +1838,7 @@
         <m:r>
           <w:rPr>
             <w:rFonts w:ascii="Cambria Math" w:eastAsiaTheme="minorEastAsia" w:hAnsi="Cambria Math" w:cs="Arial"/>
+            <w:color w:val="4F6228" w:themeColor="accent3" w:themeShade="80"/>
           </w:rPr>
           <m:t>P</m:t>
         </m:r>
@@ -1623,6 +1848,7 @@
               <w:rPr>
                 <w:rFonts w:ascii="Cambria Math" w:eastAsiaTheme="minorEastAsia" w:hAnsi="Cambria Math" w:cs="Arial"/>
                 <w:i/>
+                <w:color w:val="4F6228" w:themeColor="accent3" w:themeShade="80"/>
               </w:rPr>
             </m:ctrlPr>
           </m:dPr>
@@ -1634,6 +1860,7 @@
                   <w:rPr>
                     <w:rFonts w:ascii="Cambria Math" w:eastAsiaTheme="minorEastAsia" w:hAnsi="Cambria Math" w:cs="Arial"/>
                     <w:i/>
+                    <w:color w:val="4F6228" w:themeColor="accent3" w:themeShade="80"/>
                   </w:rPr>
                 </m:ctrlPr>
               </m:accPr>
@@ -1641,6 +1868,7 @@
                 <m:r>
                   <w:rPr>
                     <w:rFonts w:ascii="Cambria Math" w:eastAsiaTheme="minorEastAsia" w:hAnsi="Cambria Math" w:cs="Arial"/>
+                    <w:color w:val="4F6228" w:themeColor="accent3" w:themeShade="80"/>
                   </w:rPr>
                   <m:t>A</m:t>
                 </m:r>
@@ -1651,6 +1879,7 @@
         <m:r>
           <w:rPr>
             <w:rFonts w:ascii="Cambria Math" w:eastAsiaTheme="minorEastAsia" w:hAnsi="Cambria Math" w:cs="Arial"/>
+            <w:color w:val="4F6228" w:themeColor="accent3" w:themeShade="80"/>
           </w:rPr>
           <m:t>=1-P</m:t>
         </m:r>
@@ -1660,6 +1889,7 @@
               <w:rPr>
                 <w:rFonts w:ascii="Cambria Math" w:eastAsiaTheme="minorEastAsia" w:hAnsi="Cambria Math" w:cs="Arial"/>
                 <w:i/>
+                <w:color w:val="4F6228" w:themeColor="accent3" w:themeShade="80"/>
               </w:rPr>
             </m:ctrlPr>
           </m:dPr>
@@ -1667,6 +1897,7 @@
             <m:r>
               <w:rPr>
                 <w:rFonts w:ascii="Cambria Math" w:eastAsiaTheme="minorEastAsia" w:hAnsi="Cambria Math" w:cs="Arial"/>
+                <w:color w:val="4F6228" w:themeColor="accent3" w:themeShade="80"/>
               </w:rPr>
               <m:t>A</m:t>
             </m:r>
@@ -1676,12 +1907,14 @@
       <w:r>
         <w:rPr>
           <w:rFonts w:eastAsiaTheme="minorEastAsia" w:cs="Arial"/>
+          <w:color w:val="4F6228" w:themeColor="accent3" w:themeShade="80"/>
         </w:rPr>
         <w:t>.</w:t>
       </w:r>
       <w:r>
         <w:rPr>
           <w:rFonts w:eastAsiaTheme="minorEastAsia" w:cs="Arial"/>
+          <w:color w:val="4F6228" w:themeColor="accent3" w:themeShade="80"/>
         </w:rPr>
         <w:br/>
       </w:r>
@@ -1689,12 +1922,14 @@
         <w:rPr>
           <w:rFonts w:eastAsiaTheme="minorEastAsia" w:cs="Arial"/>
           <w:b/>
+          <w:color w:val="4F6228" w:themeColor="accent3" w:themeShade="80"/>
         </w:rPr>
         <w:t>Exemple</w:t>
       </w:r>
       <w:r>
         <w:rPr>
           <w:rFonts w:eastAsiaTheme="minorEastAsia" w:cs="Arial"/>
+          <w:color w:val="4F6228" w:themeColor="accent3" w:themeShade="80"/>
         </w:rPr>
         <w:t xml:space="preserve">. Dans l’expérience précédente, </w:t>
       </w:r>
@@ -1702,6 +1937,7 @@
         <m:r>
           <w:rPr>
             <w:rFonts w:ascii="Cambria Math" w:eastAsiaTheme="minorEastAsia" w:hAnsi="Cambria Math" w:cs="Arial"/>
+            <w:color w:val="4F6228" w:themeColor="accent3" w:themeShade="80"/>
           </w:rPr>
           <m:t>P</m:t>
         </m:r>
@@ -1711,6 +1947,7 @@
               <w:rPr>
                 <w:rFonts w:ascii="Cambria Math" w:eastAsiaTheme="minorEastAsia" w:hAnsi="Cambria Math" w:cs="Arial"/>
                 <w:i/>
+                <w:color w:val="4F6228" w:themeColor="accent3" w:themeShade="80"/>
               </w:rPr>
             </m:ctrlPr>
           </m:dPr>
@@ -1721,6 +1958,7 @@
               </m:rPr>
               <w:rPr>
                 <w:rFonts w:ascii="Cambria Math" w:hAnsi="Cambria Math" w:cs="Arial"/>
+                <w:color w:val="4F6228" w:themeColor="accent3" w:themeShade="80"/>
               </w:rPr>
               <m:t xml:space="preserve">« Obtenir un nombre impair » </m:t>
             </m:r>
@@ -1729,6 +1967,7 @@
         <m:r>
           <w:rPr>
             <w:rFonts w:ascii="Cambria Math" w:eastAsiaTheme="minorEastAsia" w:hAnsi="Cambria Math" w:cs="Arial"/>
+            <w:color w:val="4F6228" w:themeColor="accent3" w:themeShade="80"/>
           </w:rPr>
           <m:t>=P</m:t>
         </m:r>
@@ -1738,6 +1977,7 @@
               <w:rPr>
                 <w:rFonts w:ascii="Cambria Math" w:eastAsiaTheme="minorEastAsia" w:hAnsi="Cambria Math" w:cs="Arial"/>
                 <w:i/>
+                <w:color w:val="4F6228" w:themeColor="accent3" w:themeShade="80"/>
               </w:rPr>
             </m:ctrlPr>
           </m:dPr>
@@ -1749,6 +1989,7 @@
                   <w:rPr>
                     <w:rFonts w:ascii="Cambria Math" w:eastAsiaTheme="minorEastAsia" w:hAnsi="Cambria Math" w:cs="Arial"/>
                     <w:i/>
+                    <w:color w:val="4F6228" w:themeColor="accent3" w:themeShade="80"/>
                   </w:rPr>
                 </m:ctrlPr>
               </m:accPr>
@@ -1756,6 +1997,7 @@
                 <m:r>
                   <w:rPr>
                     <w:rFonts w:ascii="Cambria Math" w:eastAsiaTheme="minorEastAsia" w:hAnsi="Cambria Math" w:cs="Arial"/>
+                    <w:color w:val="4F6228" w:themeColor="accent3" w:themeShade="80"/>
                   </w:rPr>
                   <m:t>A</m:t>
                 </m:r>
@@ -1766,6 +2008,7 @@
         <m:r>
           <w:rPr>
             <w:rFonts w:ascii="Cambria Math" w:eastAsiaTheme="minorEastAsia" w:hAnsi="Cambria Math" w:cs="Arial"/>
+            <w:color w:val="4F6228" w:themeColor="accent3" w:themeShade="80"/>
           </w:rPr>
           <m:t>=1-</m:t>
         </m:r>
@@ -1775,6 +2018,7 @@
               <w:rPr>
                 <w:rFonts w:ascii="Cambria Math" w:eastAsiaTheme="minorEastAsia" w:hAnsi="Cambria Math" w:cs="Arial"/>
                 <w:i/>
+                <w:color w:val="4F6228" w:themeColor="accent3" w:themeShade="80"/>
               </w:rPr>
             </m:ctrlPr>
           </m:fPr>
@@ -1782,6 +2026,7 @@
             <m:r>
               <w:rPr>
                 <w:rFonts w:ascii="Cambria Math" w:eastAsiaTheme="minorEastAsia" w:hAnsi="Cambria Math" w:cs="Arial"/>
+                <w:color w:val="4F6228" w:themeColor="accent3" w:themeShade="80"/>
               </w:rPr>
               <m:t>1</m:t>
             </m:r>
@@ -1790,6 +2035,7 @@
             <m:r>
               <w:rPr>
                 <w:rFonts w:ascii="Cambria Math" w:eastAsiaTheme="minorEastAsia" w:hAnsi="Cambria Math" w:cs="Arial"/>
+                <w:color w:val="4F6228" w:themeColor="accent3" w:themeShade="80"/>
               </w:rPr>
               <m:t>2</m:t>
             </m:r>
@@ -1798,6 +2044,7 @@
         <m:r>
           <w:rPr>
             <w:rFonts w:ascii="Cambria Math" w:eastAsiaTheme="minorEastAsia" w:hAnsi="Cambria Math" w:cs="Arial"/>
+            <w:color w:val="4F6228" w:themeColor="accent3" w:themeShade="80"/>
           </w:rPr>
           <m:t>=</m:t>
         </m:r>
@@ -1807,6 +2054,7 @@
               <w:rPr>
                 <w:rFonts w:ascii="Cambria Math" w:eastAsiaTheme="minorEastAsia" w:hAnsi="Cambria Math" w:cs="Arial"/>
                 <w:i/>
+                <w:color w:val="4F6228" w:themeColor="accent3" w:themeShade="80"/>
               </w:rPr>
             </m:ctrlPr>
           </m:fPr>
@@ -1814,6 +2062,7 @@
             <m:r>
               <w:rPr>
                 <w:rFonts w:ascii="Cambria Math" w:eastAsiaTheme="minorEastAsia" w:hAnsi="Cambria Math" w:cs="Arial"/>
+                <w:color w:val="4F6228" w:themeColor="accent3" w:themeShade="80"/>
               </w:rPr>
               <m:t>1</m:t>
             </m:r>
@@ -1822,6 +2071,7 @@
             <m:r>
               <w:rPr>
                 <w:rFonts w:ascii="Cambria Math" w:eastAsiaTheme="minorEastAsia" w:hAnsi="Cambria Math" w:cs="Arial"/>
+                <w:color w:val="4F6228" w:themeColor="accent3" w:themeShade="80"/>
               </w:rPr>
               <m:t>2</m:t>
             </m:r>
@@ -1831,6 +2081,7 @@
       <w:r>
         <w:rPr>
           <w:rFonts w:eastAsiaTheme="minorEastAsia" w:cs="Arial"/>
+          <w:color w:val="4F6228" w:themeColor="accent3" w:themeShade="80"/>
         </w:rPr>
         <w:t xml:space="preserve"> </w:t>
       </w:r>
@@ -1842,33 +2093,49 @@
         </w:tabs>
         <w:rPr>
           <w:rFonts w:cs="Arial"/>
+          <w:color w:val="C00000"/>
         </w:rPr>
       </w:pPr>
       <w:r>
         <w:rPr>
           <w:rFonts w:eastAsiaTheme="minorEastAsia" w:cs="Arial"/>
           <w:b/>
+          <w:color w:val="C00000"/>
         </w:rPr>
         <w:t>Définition</w:t>
       </w:r>
       <w:r>
         <w:rPr>
           <w:rFonts w:eastAsiaTheme="minorEastAsia" w:cs="Arial"/>
+          <w:color w:val="C00000"/>
         </w:rPr>
         <w:t xml:space="preserve">. </w:t>
       </w:r>
       <w:r>
         <w:rPr>
           <w:rFonts w:cs="Arial"/>
+          <w:color w:val="C00000"/>
         </w:rPr>
         <w:t>Soit A et B deux événements.</w:t>
       </w:r>
       <w:r>
-        <w:br/>
-      </w:r>
-      <w:r>
-        <w:rPr>
-          <w:rFonts w:cs="Arial"/>
+        <w:rPr>
+          <w:rFonts w:cs="Arial"/>
+          <w:color w:val="C00000"/>
+        </w:rPr>
+        <w:t xml:space="preserve"> </w:t>
+      </w:r>
+      <w:r>
+        <w:rPr>
+          <w:rFonts w:cs="Arial"/>
+          <w:color w:val="C00000"/>
+        </w:rPr>
+        <w:t xml:space="preserve"> </w:t>
+      </w:r>
+      <w:r>
+        <w:rPr>
+          <w:rFonts w:cs="Arial"/>
+          <w:color w:val="C00000"/>
         </w:rPr>
         <w:t xml:space="preserve">L’événement </w:t>
       </w:r>
@@ -1879,6 +2146,7 @@
           </m:rPr>
           <w:rPr>
             <w:rFonts w:ascii="Cambria Math" w:hAnsi="Cambria Math" w:cs="Arial"/>
+            <w:color w:val="C00000"/>
           </w:rPr>
           <m:t>A</m:t>
         </m:r>
@@ -1888,6 +2156,7 @@
           </m:rPr>
           <w:rPr>
             <w:rFonts w:ascii="Cambria Math" w:hAnsi="Cambria Math" w:cs="Cambria Math"/>
+            <w:color w:val="C00000"/>
           </w:rPr>
           <m:t>∪</m:t>
         </m:r>
@@ -1897,6 +2166,7 @@
           </m:rPr>
           <w:rPr>
             <w:rFonts w:ascii="Cambria Math" w:hAnsi="Cambria Math" w:cs="Arial"/>
+            <w:color w:val="C00000"/>
           </w:rPr>
           <m:t>B</m:t>
         </m:r>
@@ -1904,6 +2174,7 @@
       <w:r>
         <w:rPr>
           <w:rFonts w:cs="Arial"/>
+          <w:color w:val="C00000"/>
         </w:rPr>
         <w:t xml:space="preserve"> (se lit « </w:t>
       </w:r>
@@ -1911,50 +2182,59 @@
         <w:rPr>
           <w:rFonts w:cs="Arial"/>
           <w:b/>
+          <w:color w:val="C00000"/>
         </w:rPr>
         <w:t>A union B</w:t>
       </w:r>
       <w:r>
         <w:rPr>
           <w:rFonts w:cs="Arial"/>
+          <w:color w:val="C00000"/>
         </w:rPr>
         <w:t xml:space="preserve"> ») est la réunion de A et de B : c’est l’ensemble des issues qui</w:t>
       </w:r>
       <w:r>
+        <w:rPr>
+          <w:rFonts w:cs="Arial"/>
+          <w:color w:val="C00000"/>
+        </w:rPr>
+        <w:t xml:space="preserve"> </w:t>
+      </w:r>
+      <w:r>
+        <w:rPr>
+          <w:rFonts w:cs="Arial"/>
+          <w:color w:val="C00000"/>
+        </w:rPr>
+        <w:t xml:space="preserve">réalisent A </w:t>
+      </w:r>
+      <w:r>
+        <w:rPr>
+          <w:rFonts w:cs="Arial"/>
+          <w:color w:val="C00000"/>
+          <w:u w:val="single"/>
+        </w:rPr>
+        <w:t>ou</w:t>
+      </w:r>
+      <w:r>
+        <w:rPr>
+          <w:rFonts w:cs="Arial"/>
+          <w:color w:val="C00000"/>
+        </w:rPr>
+        <w:t xml:space="preserve"> B (ou les deux à la fois).</w:t>
+      </w:r>
+      <w:r>
+        <w:rPr>
+          <w:rFonts w:cs="Arial"/>
+          <w:color w:val="C00000"/>
+        </w:rPr>
         <w:br/>
       </w:r>
       <w:r>
         <w:rPr>
           <w:rFonts w:cs="Arial"/>
-        </w:rPr>
-        <w:t xml:space="preserve">réalisent A </w:t>
-      </w:r>
-      <w:r>
-        <w:rPr>
-          <w:rFonts w:cs="Arial"/>
-          <w:u w:val="single"/>
-        </w:rPr>
-        <w:t>ou</w:t>
-      </w:r>
-      <w:r>
-        <w:rPr>
-          <w:rFonts w:cs="Arial"/>
-        </w:rPr>
-        <w:t xml:space="preserve"> B (ou les deux à la fois</w:t>
-      </w:r>
-      <w:proofErr w:type="gramStart"/>
-      <w:r>
-        <w:rPr>
-          <w:rFonts w:cs="Arial"/>
-        </w:rPr>
-        <w:t>).L’événement</w:t>
-      </w:r>
-      <w:proofErr w:type="gramEnd"/>
-      <w:r>
-        <w:rPr>
-          <w:rFonts w:cs="Arial"/>
-        </w:rPr>
-        <w:t xml:space="preserve"> </w:t>
+          <w:color w:val="C00000"/>
+        </w:rPr>
+        <w:t xml:space="preserve">L’événement </w:t>
       </w:r>
       <m:oMath>
         <m:r>
@@ -1963,6 +2243,7 @@
           </m:rPr>
           <w:rPr>
             <w:rFonts w:ascii="Cambria Math" w:hAnsi="Cambria Math" w:cs="Arial"/>
+            <w:color w:val="C00000"/>
           </w:rPr>
           <m:t>A∩B</m:t>
         </m:r>
@@ -1970,6 +2251,7 @@
       <w:r>
         <w:rPr>
           <w:rFonts w:cs="Arial"/>
+          <w:color w:val="C00000"/>
         </w:rPr>
         <w:t xml:space="preserve"> (se lit « </w:t>
       </w:r>
@@ -1977,42 +2259,49 @@
         <w:rPr>
           <w:rFonts w:cs="Arial"/>
           <w:b/>
+          <w:color w:val="C00000"/>
         </w:rPr>
         <w:t>A inter B</w:t>
       </w:r>
       <w:r>
         <w:rPr>
           <w:rFonts w:cs="Arial"/>
+          <w:color w:val="C00000"/>
         </w:rPr>
         <w:t xml:space="preserve"> »)</w:t>
       </w:r>
       <w:r>
         <w:rPr>
           <w:rFonts w:cs="Arial"/>
+          <w:color w:val="C00000"/>
         </w:rPr>
         <w:t xml:space="preserve"> </w:t>
       </w:r>
       <w:r>
         <w:rPr>
           <w:rFonts w:cs="Arial"/>
+          <w:color w:val="C00000"/>
         </w:rPr>
         <w:t>est l’intersection de A et de B : c’est l’ensemble des issues qui</w:t>
       </w:r>
       <w:r>
         <w:rPr>
           <w:rFonts w:cs="Arial"/>
+          <w:color w:val="C00000"/>
         </w:rPr>
         <w:t xml:space="preserve"> </w:t>
       </w:r>
       <w:r>
         <w:rPr>
           <w:rFonts w:cs="Arial"/>
+          <w:color w:val="C00000"/>
         </w:rPr>
         <w:t xml:space="preserve">réalisent A </w:t>
       </w:r>
       <w:r>
         <w:rPr>
           <w:rFonts w:cs="Arial"/>
+          <w:color w:val="C00000"/>
           <w:u w:val="single"/>
         </w:rPr>
         <w:t>et</w:t>
@@ -2020,6 +2309,7 @@
       <w:r>
         <w:rPr>
           <w:rFonts w:cs="Arial"/>
+          <w:color w:val="C00000"/>
         </w:rPr>
         <w:t xml:space="preserve"> B</w:t>
       </w:r>
@@ -2031,11 +2321,13 @@
         </w:tabs>
         <w:rPr>
           <w:rFonts w:cs="Arial"/>
+          <w:color w:val="C00000"/>
         </w:rPr>
       </w:pPr>
       <w:r>
         <w:rPr>
           <w:noProof/>
+          <w:color w:val="C00000"/>
         </w:rPr>
         <w:drawing>
           <wp:inline distT="0" distB="0" distL="0" distR="0" wp14:anchorId="7186B175" wp14:editId="17CB8632">
@@ -2081,12 +2373,14 @@
         </w:tabs>
         <w:rPr>
           <w:rFonts w:eastAsiaTheme="minorEastAsia" w:cs="Arial"/>
+          <w:color w:val="C00000"/>
         </w:rPr>
       </w:pPr>
       <w:r>
         <w:rPr>
           <w:rFonts w:cs="Arial"/>
           <w:b/>
+          <w:color w:val="C00000"/>
         </w:rPr>
         <w:lastRenderedPageBreak/>
         <w:t>Exemple</w:t>
@@ -2094,6 +2388,7 @@
       <w:r>
         <w:rPr>
           <w:rFonts w:cs="Arial"/>
+          <w:color w:val="C00000"/>
         </w:rPr>
         <w:t xml:space="preserve">. On lance un dé à 6 faces et on considère les événements </w:t>
       </w:r>
@@ -2101,6 +2396,7 @@
         <m:r>
           <w:rPr>
             <w:rFonts w:ascii="Cambria Math" w:hAnsi="Cambria Math" w:cs="Arial"/>
+            <w:color w:val="C00000"/>
           </w:rPr>
           <m:t>A </m:t>
         </m:r>
@@ -2108,6 +2404,7 @@
       <w:r>
         <w:rPr>
           <w:rFonts w:eastAsiaTheme="minorEastAsia" w:cs="Arial"/>
+          <w:color w:val="C00000"/>
         </w:rPr>
         <w:t xml:space="preserve">: « Obtenir un nombre pair » et </w:t>
       </w:r>
@@ -2115,6 +2412,7 @@
         <m:r>
           <w:rPr>
             <w:rFonts w:ascii="Cambria Math" w:eastAsiaTheme="minorEastAsia" w:hAnsi="Cambria Math" w:cs="Arial"/>
+            <w:color w:val="C00000"/>
           </w:rPr>
           <m:t>B </m:t>
         </m:r>
@@ -2122,6 +2420,7 @@
       <w:r>
         <w:rPr>
           <w:rFonts w:eastAsiaTheme="minorEastAsia" w:cs="Arial"/>
+          <w:color w:val="C00000"/>
         </w:rPr>
         <w:t xml:space="preserve">: « Obtenir un multiple de </w:t>
       </w:r>
@@ -2129,6 +2428,7 @@
         <m:r>
           <w:rPr>
             <w:rFonts w:ascii="Cambria Math" w:eastAsiaTheme="minorEastAsia" w:hAnsi="Cambria Math" w:cs="Arial"/>
+            <w:color w:val="C00000"/>
           </w:rPr>
           <m:t>3</m:t>
         </m:r>
@@ -2136,6 +2436,7 @@
       <w:r>
         <w:rPr>
           <w:rFonts w:eastAsiaTheme="minorEastAsia" w:cs="Arial"/>
+          <w:color w:val="C00000"/>
         </w:rPr>
         <w:t xml:space="preserve"> ». </w:t>
       </w:r>
@@ -2143,6 +2444,7 @@
         <m:r>
           <w:rPr>
             <w:rFonts w:ascii="Cambria Math" w:eastAsiaTheme="minorEastAsia" w:hAnsi="Cambria Math" w:cs="Arial"/>
+            <w:color w:val="C00000"/>
           </w:rPr>
           <m:t>A=</m:t>
         </m:r>
@@ -2154,6 +2456,7 @@
               <w:rPr>
                 <w:rFonts w:ascii="Cambria Math" w:eastAsiaTheme="minorEastAsia" w:hAnsi="Cambria Math" w:cs="Arial"/>
                 <w:i/>
+                <w:color w:val="C00000"/>
               </w:rPr>
             </m:ctrlPr>
           </m:dPr>
@@ -2161,6 +2464,7 @@
             <m:r>
               <w:rPr>
                 <w:rFonts w:ascii="Cambria Math" w:eastAsiaTheme="minorEastAsia" w:hAnsi="Cambria Math" w:cs="Arial"/>
+                <w:color w:val="C00000"/>
               </w:rPr>
               <m:t>2;4;6</m:t>
             </m:r>
@@ -2170,6 +2474,7 @@
       <w:r>
         <w:rPr>
           <w:rFonts w:eastAsiaTheme="minorEastAsia" w:cs="Arial"/>
+          <w:color w:val="C00000"/>
         </w:rPr>
         <w:t xml:space="preserve"> </w:t>
       </w:r>
@@ -2177,6 +2482,7 @@
       <w:r>
         <w:rPr>
           <w:rFonts w:eastAsiaTheme="minorEastAsia" w:cs="Arial"/>
+          <w:color w:val="C00000"/>
         </w:rPr>
         <w:t>et</w:t>
       </w:r>
@@ -2184,6 +2490,7 @@
       <w:r>
         <w:rPr>
           <w:rFonts w:eastAsiaTheme="minorEastAsia" w:cs="Arial"/>
+          <w:color w:val="C00000"/>
         </w:rPr>
         <w:t xml:space="preserve"> </w:t>
       </w:r>
@@ -2191,6 +2498,7 @@
         <m:r>
           <w:rPr>
             <w:rFonts w:ascii="Cambria Math" w:eastAsiaTheme="minorEastAsia" w:hAnsi="Cambria Math" w:cs="Arial"/>
+            <w:color w:val="C00000"/>
           </w:rPr>
           <m:t>B=</m:t>
         </m:r>
@@ -2202,6 +2510,7 @@
               <w:rPr>
                 <w:rFonts w:ascii="Cambria Math" w:eastAsiaTheme="minorEastAsia" w:hAnsi="Cambria Math" w:cs="Arial"/>
                 <w:i/>
+                <w:color w:val="C00000"/>
               </w:rPr>
             </m:ctrlPr>
           </m:dPr>
@@ -2209,6 +2518,7 @@
             <m:r>
               <w:rPr>
                 <w:rFonts w:ascii="Cambria Math" w:eastAsiaTheme="minorEastAsia" w:hAnsi="Cambria Math" w:cs="Arial"/>
+                <w:color w:val="C00000"/>
               </w:rPr>
               <m:t>3;6</m:t>
             </m:r>
@@ -2218,6 +2528,7 @@
       <w:r>
         <w:rPr>
           <w:rFonts w:eastAsiaTheme="minorEastAsia" w:cs="Arial"/>
+          <w:color w:val="C00000"/>
         </w:rPr>
         <w:t xml:space="preserve">. Alors </w:t>
       </w:r>
@@ -2225,6 +2536,7 @@
         <m:r>
           <w:rPr>
             <w:rFonts w:ascii="Cambria Math" w:eastAsiaTheme="minorEastAsia" w:hAnsi="Cambria Math" w:cs="Arial"/>
+            <w:color w:val="C00000"/>
           </w:rPr>
           <m:t>A∩B=</m:t>
         </m:r>
@@ -2236,6 +2548,7 @@
               <w:rPr>
                 <w:rFonts w:ascii="Cambria Math" w:eastAsiaTheme="minorEastAsia" w:hAnsi="Cambria Math" w:cs="Arial"/>
                 <w:i/>
+                <w:color w:val="C00000"/>
               </w:rPr>
             </m:ctrlPr>
           </m:dPr>
@@ -2243,6 +2556,7 @@
             <m:r>
               <w:rPr>
                 <w:rFonts w:ascii="Cambria Math" w:eastAsiaTheme="minorEastAsia" w:hAnsi="Cambria Math" w:cs="Arial"/>
+                <w:color w:val="C00000"/>
               </w:rPr>
               <m:t>6</m:t>
             </m:r>
@@ -2252,6 +2566,7 @@
       <w:r>
         <w:rPr>
           <w:rFonts w:eastAsiaTheme="minorEastAsia" w:cs="Arial"/>
+          <w:color w:val="C00000"/>
         </w:rPr>
         <w:t xml:space="preserve"> et </w:t>
       </w:r>
@@ -2259,6 +2574,7 @@
         <m:r>
           <w:rPr>
             <w:rFonts w:ascii="Cambria Math" w:eastAsiaTheme="minorEastAsia" w:hAnsi="Cambria Math" w:cs="Arial"/>
+            <w:color w:val="C00000"/>
           </w:rPr>
           <m:t>A∪B=</m:t>
         </m:r>
@@ -2270,6 +2586,7 @@
               <w:rPr>
                 <w:rFonts w:ascii="Cambria Math" w:eastAsiaTheme="minorEastAsia" w:hAnsi="Cambria Math" w:cs="Arial"/>
                 <w:i/>
+                <w:color w:val="C00000"/>
               </w:rPr>
             </m:ctrlPr>
           </m:dPr>
@@ -2277,6 +2594,7 @@
             <m:r>
               <w:rPr>
                 <w:rFonts w:ascii="Cambria Math" w:eastAsiaTheme="minorEastAsia" w:hAnsi="Cambria Math" w:cs="Arial"/>
+                <w:color w:val="C00000"/>
               </w:rPr>
               <m:t>2;3;4;6</m:t>
             </m:r>
@@ -2286,6 +2604,7 @@
       <w:r>
         <w:rPr>
           <w:rFonts w:eastAsiaTheme="minorEastAsia" w:cs="Arial"/>
+          <w:color w:val="C00000"/>
         </w:rPr>
         <w:t>.</w:t>
       </w:r>
@@ -2297,18 +2616,21 @@
         </w:tabs>
         <w:rPr>
           <w:rFonts w:eastAsiaTheme="minorEastAsia" w:cs="Arial"/>
+          <w:color w:val="C00000"/>
         </w:rPr>
       </w:pPr>
       <w:r>
         <w:rPr>
           <w:rFonts w:eastAsiaTheme="minorEastAsia" w:cs="Arial"/>
           <w:b/>
+          <w:color w:val="C00000"/>
         </w:rPr>
         <w:t>Propriété</w:t>
       </w:r>
       <w:r>
         <w:rPr>
           <w:rFonts w:eastAsiaTheme="minorEastAsia" w:cs="Arial"/>
+          <w:color w:val="C00000"/>
         </w:rPr>
         <w:t xml:space="preserve">. </w:t>
       </w:r>
@@ -2316,6 +2638,7 @@
         <m:r>
           <w:rPr>
             <w:rFonts w:ascii="Cambria Math" w:eastAsiaTheme="minorEastAsia" w:hAnsi="Cambria Math" w:cs="Arial"/>
+            <w:color w:val="C00000"/>
           </w:rPr>
           <m:t>P</m:t>
         </m:r>
@@ -2325,6 +2648,7 @@
               <w:rPr>
                 <w:rFonts w:ascii="Cambria Math" w:eastAsiaTheme="minorEastAsia" w:hAnsi="Cambria Math" w:cs="Arial"/>
                 <w:i/>
+                <w:color w:val="C00000"/>
               </w:rPr>
             </m:ctrlPr>
           </m:dPr>
@@ -2332,6 +2656,7 @@
             <m:r>
               <w:rPr>
                 <w:rFonts w:ascii="Cambria Math" w:eastAsiaTheme="minorEastAsia" w:hAnsi="Cambria Math" w:cs="Arial"/>
+                <w:color w:val="C00000"/>
               </w:rPr>
               <m:t>A</m:t>
             </m:r>
@@ -2340,6 +2665,7 @@
         <m:r>
           <w:rPr>
             <w:rFonts w:ascii="Cambria Math" w:eastAsiaTheme="minorEastAsia" w:hAnsi="Cambria Math" w:cs="Arial"/>
+            <w:color w:val="C00000"/>
           </w:rPr>
           <m:t>+P</m:t>
         </m:r>
@@ -2349,6 +2675,7 @@
               <w:rPr>
                 <w:rFonts w:ascii="Cambria Math" w:eastAsiaTheme="minorEastAsia" w:hAnsi="Cambria Math" w:cs="Arial"/>
                 <w:i/>
+                <w:color w:val="C00000"/>
               </w:rPr>
             </m:ctrlPr>
           </m:dPr>
@@ -2356,6 +2683,7 @@
             <m:r>
               <w:rPr>
                 <w:rFonts w:ascii="Cambria Math" w:eastAsiaTheme="minorEastAsia" w:hAnsi="Cambria Math" w:cs="Arial"/>
+                <w:color w:val="C00000"/>
               </w:rPr>
               <m:t>B</m:t>
             </m:r>
@@ -2364,6 +2692,7 @@
         <m:r>
           <w:rPr>
             <w:rFonts w:ascii="Cambria Math" w:eastAsiaTheme="minorEastAsia" w:hAnsi="Cambria Math" w:cs="Arial"/>
+            <w:color w:val="C00000"/>
           </w:rPr>
           <m:t>=P</m:t>
         </m:r>
@@ -2373,6 +2702,7 @@
               <w:rPr>
                 <w:rFonts w:ascii="Cambria Math" w:eastAsiaTheme="minorEastAsia" w:hAnsi="Cambria Math" w:cs="Arial"/>
                 <w:i/>
+                <w:color w:val="C00000"/>
               </w:rPr>
             </m:ctrlPr>
           </m:dPr>
@@ -2380,6 +2710,7 @@
             <m:r>
               <w:rPr>
                 <w:rFonts w:ascii="Cambria Math" w:eastAsiaTheme="minorEastAsia" w:hAnsi="Cambria Math" w:cs="Arial"/>
+                <w:color w:val="C00000"/>
               </w:rPr>
               <m:t>A∩B</m:t>
             </m:r>
@@ -2388,6 +2719,7 @@
         <m:r>
           <w:rPr>
             <w:rFonts w:ascii="Cambria Math" w:eastAsiaTheme="minorEastAsia" w:hAnsi="Cambria Math" w:cs="Arial"/>
+            <w:color w:val="C00000"/>
           </w:rPr>
           <m:t>+P</m:t>
         </m:r>
@@ -2397,6 +2729,7 @@
               <w:rPr>
                 <w:rFonts w:ascii="Cambria Math" w:eastAsiaTheme="minorEastAsia" w:hAnsi="Cambria Math" w:cs="Arial"/>
                 <w:i/>
+                <w:color w:val="C00000"/>
               </w:rPr>
             </m:ctrlPr>
           </m:dPr>
@@ -2404,6 +2737,7 @@
             <m:r>
               <w:rPr>
                 <w:rFonts w:ascii="Cambria Math" w:eastAsiaTheme="minorEastAsia" w:hAnsi="Cambria Math" w:cs="Arial"/>
+                <w:color w:val="C00000"/>
               </w:rPr>
               <m:t>A∪B</m:t>
             </m:r>
@@ -2413,6 +2747,7 @@
       <w:r>
         <w:rPr>
           <w:rFonts w:eastAsiaTheme="minorEastAsia" w:cs="Arial"/>
+          <w:color w:val="C00000"/>
         </w:rPr>
         <w:t xml:space="preserve">.  En particulier </w:t>
       </w:r>
@@ -2420,6 +2755,7 @@
         <m:r>
           <w:rPr>
             <w:rFonts w:ascii="Cambria Math" w:eastAsiaTheme="minorEastAsia" w:hAnsi="Cambria Math" w:cs="Arial"/>
+            <w:color w:val="C00000"/>
           </w:rPr>
           <m:t>P</m:t>
         </m:r>
@@ -2429,6 +2765,7 @@
               <w:rPr>
                 <w:rFonts w:ascii="Cambria Math" w:eastAsiaTheme="minorEastAsia" w:hAnsi="Cambria Math" w:cs="Arial"/>
                 <w:i/>
+                <w:color w:val="C00000"/>
               </w:rPr>
             </m:ctrlPr>
           </m:dPr>
@@ -2436,6 +2773,7 @@
             <m:r>
               <w:rPr>
                 <w:rFonts w:ascii="Cambria Math" w:eastAsiaTheme="minorEastAsia" w:hAnsi="Cambria Math" w:cs="Arial"/>
+                <w:color w:val="C00000"/>
               </w:rPr>
               <m:t>A∪B</m:t>
             </m:r>
@@ -2444,6 +2782,7 @@
         <m:r>
           <w:rPr>
             <w:rFonts w:ascii="Cambria Math" w:eastAsiaTheme="minorEastAsia" w:hAnsi="Cambria Math" w:cs="Arial"/>
+            <w:color w:val="C00000"/>
           </w:rPr>
           <m:t>=P</m:t>
         </m:r>
@@ -2453,6 +2792,7 @@
               <w:rPr>
                 <w:rFonts w:ascii="Cambria Math" w:eastAsiaTheme="minorEastAsia" w:hAnsi="Cambria Math" w:cs="Arial"/>
                 <w:i/>
+                <w:color w:val="C00000"/>
               </w:rPr>
             </m:ctrlPr>
           </m:dPr>
@@ -2460,6 +2800,7 @@
             <m:r>
               <w:rPr>
                 <w:rFonts w:ascii="Cambria Math" w:eastAsiaTheme="minorEastAsia" w:hAnsi="Cambria Math" w:cs="Arial"/>
+                <w:color w:val="C00000"/>
               </w:rPr>
               <m:t>A</m:t>
             </m:r>
@@ -2468,6 +2809,7 @@
         <m:r>
           <w:rPr>
             <w:rFonts w:ascii="Cambria Math" w:eastAsiaTheme="minorEastAsia" w:hAnsi="Cambria Math" w:cs="Arial"/>
+            <w:color w:val="C00000"/>
           </w:rPr>
           <m:t>+P</m:t>
         </m:r>
@@ -2477,6 +2819,7 @@
               <w:rPr>
                 <w:rFonts w:ascii="Cambria Math" w:eastAsiaTheme="minorEastAsia" w:hAnsi="Cambria Math" w:cs="Arial"/>
                 <w:i/>
+                <w:color w:val="C00000"/>
               </w:rPr>
             </m:ctrlPr>
           </m:dPr>
@@ -2484,6 +2827,7 @@
             <m:r>
               <w:rPr>
                 <w:rFonts w:ascii="Cambria Math" w:eastAsiaTheme="minorEastAsia" w:hAnsi="Cambria Math" w:cs="Arial"/>
+                <w:color w:val="C00000"/>
               </w:rPr>
               <m:t>B</m:t>
             </m:r>
@@ -2492,6 +2836,7 @@
         <m:r>
           <w:rPr>
             <w:rFonts w:ascii="Cambria Math" w:eastAsiaTheme="minorEastAsia" w:hAnsi="Cambria Math" w:cs="Arial"/>
+            <w:color w:val="C00000"/>
           </w:rPr>
           <m:t>-P</m:t>
         </m:r>
@@ -2501,6 +2846,7 @@
               <w:rPr>
                 <w:rFonts w:ascii="Cambria Math" w:eastAsiaTheme="minorEastAsia" w:hAnsi="Cambria Math" w:cs="Arial"/>
                 <w:i/>
+                <w:color w:val="C00000"/>
               </w:rPr>
             </m:ctrlPr>
           </m:dPr>
@@ -2508,6 +2854,7 @@
             <m:r>
               <w:rPr>
                 <w:rFonts w:ascii="Cambria Math" w:eastAsiaTheme="minorEastAsia" w:hAnsi="Cambria Math" w:cs="Arial"/>
+                <w:color w:val="C00000"/>
               </w:rPr>
               <m:t>A∩B</m:t>
             </m:r>
@@ -2517,12 +2864,14 @@
       <w:r>
         <w:rPr>
           <w:rFonts w:eastAsiaTheme="minorEastAsia" w:cs="Arial"/>
+          <w:color w:val="C00000"/>
         </w:rPr>
         <w:t>.</w:t>
       </w:r>
       <w:r>
         <w:rPr>
           <w:rFonts w:eastAsiaTheme="minorEastAsia" w:cs="Arial"/>
+          <w:color w:val="C00000"/>
         </w:rPr>
         <w:br/>
       </w:r>
@@ -2530,18 +2879,21 @@
         <w:rPr>
           <w:rFonts w:eastAsiaTheme="minorEastAsia" w:cs="Arial"/>
           <w:b/>
+          <w:color w:val="C00000"/>
         </w:rPr>
         <w:t>Exemple</w:t>
       </w:r>
       <w:r>
         <w:rPr>
           <w:rFonts w:eastAsiaTheme="minorEastAsia" w:cs="Arial"/>
+          <w:color w:val="C00000"/>
         </w:rPr>
         <w:t>. Dans l’exemple précédent</w:t>
       </w:r>
       <w:r>
         <w:rPr>
           <w:rFonts w:eastAsiaTheme="minorEastAsia" w:cs="Arial"/>
+          <w:color w:val="C00000"/>
         </w:rPr>
         <w:t xml:space="preserve">, </w:t>
       </w:r>
@@ -2549,6 +2901,7 @@
         <m:r>
           <w:rPr>
             <w:rFonts w:ascii="Cambria Math" w:eastAsiaTheme="minorEastAsia" w:hAnsi="Cambria Math" w:cs="Arial"/>
+            <w:color w:val="C00000"/>
           </w:rPr>
           <m:t>P</m:t>
         </m:r>
@@ -2558,6 +2911,7 @@
               <w:rPr>
                 <w:rFonts w:ascii="Cambria Math" w:eastAsiaTheme="minorEastAsia" w:hAnsi="Cambria Math" w:cs="Arial"/>
                 <w:i/>
+                <w:color w:val="C00000"/>
               </w:rPr>
             </m:ctrlPr>
           </m:dPr>
@@ -2565,6 +2919,7 @@
             <m:r>
               <w:rPr>
                 <w:rFonts w:ascii="Cambria Math" w:eastAsiaTheme="minorEastAsia" w:hAnsi="Cambria Math" w:cs="Arial"/>
+                <w:color w:val="C00000"/>
               </w:rPr>
               <m:t>A</m:t>
             </m:r>
@@ -2573,6 +2928,7 @@
         <m:r>
           <w:rPr>
             <w:rFonts w:ascii="Cambria Math" w:eastAsiaTheme="minorEastAsia" w:hAnsi="Cambria Math" w:cs="Arial"/>
+            <w:color w:val="C00000"/>
           </w:rPr>
           <m:t>=</m:t>
         </m:r>
@@ -2582,6 +2938,7 @@
               <w:rPr>
                 <w:rFonts w:ascii="Cambria Math" w:eastAsiaTheme="minorEastAsia" w:hAnsi="Cambria Math" w:cs="Arial"/>
                 <w:i/>
+                <w:color w:val="C00000"/>
               </w:rPr>
             </m:ctrlPr>
           </m:fPr>
@@ -2589,6 +2946,7 @@
             <m:r>
               <w:rPr>
                 <w:rFonts w:ascii="Cambria Math" w:eastAsiaTheme="minorEastAsia" w:hAnsi="Cambria Math" w:cs="Arial"/>
+                <w:color w:val="C00000"/>
               </w:rPr>
               <m:t>3</m:t>
             </m:r>
@@ -2597,6 +2955,7 @@
             <m:r>
               <w:rPr>
                 <w:rFonts w:ascii="Cambria Math" w:eastAsiaTheme="minorEastAsia" w:hAnsi="Cambria Math" w:cs="Arial"/>
+                <w:color w:val="C00000"/>
               </w:rPr>
               <m:t>6</m:t>
             </m:r>
@@ -2605,6 +2964,7 @@
         <m:r>
           <w:rPr>
             <w:rFonts w:ascii="Cambria Math" w:eastAsiaTheme="minorEastAsia" w:hAnsi="Cambria Math" w:cs="Arial"/>
+            <w:color w:val="C00000"/>
           </w:rPr>
           <m:t> </m:t>
         </m:r>
@@ -2612,6 +2972,7 @@
       <w:r>
         <w:rPr>
           <w:rFonts w:eastAsiaTheme="minorEastAsia" w:cs="Arial"/>
+          <w:color w:val="C00000"/>
         </w:rPr>
         <w:t xml:space="preserve">; </w:t>
       </w:r>
@@ -2619,6 +2980,7 @@
         <m:r>
           <w:rPr>
             <w:rFonts w:ascii="Cambria Math" w:eastAsiaTheme="minorEastAsia" w:hAnsi="Cambria Math" w:cs="Arial"/>
+            <w:color w:val="C00000"/>
           </w:rPr>
           <m:t>P</m:t>
         </m:r>
@@ -2628,6 +2990,7 @@
               <w:rPr>
                 <w:rFonts w:ascii="Cambria Math" w:eastAsiaTheme="minorEastAsia" w:hAnsi="Cambria Math" w:cs="Arial"/>
                 <w:i/>
+                <w:color w:val="C00000"/>
               </w:rPr>
             </m:ctrlPr>
           </m:dPr>
@@ -2635,6 +2998,7 @@
             <m:r>
               <w:rPr>
                 <w:rFonts w:ascii="Cambria Math" w:eastAsiaTheme="minorEastAsia" w:hAnsi="Cambria Math" w:cs="Arial"/>
+                <w:color w:val="C00000"/>
               </w:rPr>
               <m:t>B</m:t>
             </m:r>
@@ -2643,6 +3007,7 @@
         <m:r>
           <w:rPr>
             <w:rFonts w:ascii="Cambria Math" w:eastAsiaTheme="minorEastAsia" w:hAnsi="Cambria Math" w:cs="Arial"/>
+            <w:color w:val="C00000"/>
           </w:rPr>
           <m:t>=</m:t>
         </m:r>
@@ -2652,6 +3017,7 @@
               <w:rPr>
                 <w:rFonts w:ascii="Cambria Math" w:eastAsiaTheme="minorEastAsia" w:hAnsi="Cambria Math" w:cs="Arial"/>
                 <w:i/>
+                <w:color w:val="C00000"/>
               </w:rPr>
             </m:ctrlPr>
           </m:fPr>
@@ -2659,6 +3025,7 @@
             <m:r>
               <w:rPr>
                 <w:rFonts w:ascii="Cambria Math" w:eastAsiaTheme="minorEastAsia" w:hAnsi="Cambria Math" w:cs="Arial"/>
+                <w:color w:val="C00000"/>
               </w:rPr>
               <m:t>2</m:t>
             </m:r>
@@ -2667,6 +3034,7 @@
             <m:r>
               <w:rPr>
                 <w:rFonts w:ascii="Cambria Math" w:eastAsiaTheme="minorEastAsia" w:hAnsi="Cambria Math" w:cs="Arial"/>
+                <w:color w:val="C00000"/>
               </w:rPr>
               <m:t>6</m:t>
             </m:r>
@@ -2675,6 +3043,7 @@
         <m:r>
           <w:rPr>
             <w:rFonts w:ascii="Cambria Math" w:eastAsiaTheme="minorEastAsia" w:hAnsi="Cambria Math" w:cs="Arial"/>
+            <w:color w:val="C00000"/>
           </w:rPr>
           <m:t> </m:t>
         </m:r>
@@ -2682,6 +3051,7 @@
       <w:r>
         <w:rPr>
           <w:rFonts w:eastAsiaTheme="minorEastAsia" w:cs="Arial"/>
+          <w:color w:val="C00000"/>
         </w:rPr>
         <w:t xml:space="preserve">; </w:t>
       </w:r>
@@ -2689,6 +3059,7 @@
         <m:r>
           <w:rPr>
             <w:rFonts w:ascii="Cambria Math" w:eastAsiaTheme="minorEastAsia" w:hAnsi="Cambria Math" w:cs="Arial"/>
+            <w:color w:val="C00000"/>
           </w:rPr>
           <m:t>P</m:t>
         </m:r>
@@ -2698,6 +3069,7 @@
               <w:rPr>
                 <w:rFonts w:ascii="Cambria Math" w:eastAsiaTheme="minorEastAsia" w:hAnsi="Cambria Math" w:cs="Arial"/>
                 <w:i/>
+                <w:color w:val="C00000"/>
               </w:rPr>
             </m:ctrlPr>
           </m:dPr>
@@ -2705,6 +3077,7 @@
             <m:r>
               <w:rPr>
                 <w:rFonts w:ascii="Cambria Math" w:eastAsiaTheme="minorEastAsia" w:hAnsi="Cambria Math" w:cs="Arial"/>
+                <w:color w:val="C00000"/>
               </w:rPr>
               <m:t>A∩B</m:t>
             </m:r>
@@ -2713,6 +3086,7 @@
         <m:r>
           <w:rPr>
             <w:rFonts w:ascii="Cambria Math" w:eastAsiaTheme="minorEastAsia" w:hAnsi="Cambria Math" w:cs="Arial"/>
+            <w:color w:val="C00000"/>
           </w:rPr>
           <m:t>=</m:t>
         </m:r>
@@ -2722,6 +3096,7 @@
               <w:rPr>
                 <w:rFonts w:ascii="Cambria Math" w:eastAsiaTheme="minorEastAsia" w:hAnsi="Cambria Math" w:cs="Arial"/>
                 <w:i/>
+                <w:color w:val="C00000"/>
               </w:rPr>
             </m:ctrlPr>
           </m:fPr>
@@ -2729,6 +3104,7 @@
             <m:r>
               <w:rPr>
                 <w:rFonts w:ascii="Cambria Math" w:eastAsiaTheme="minorEastAsia" w:hAnsi="Cambria Math" w:cs="Arial"/>
+                <w:color w:val="C00000"/>
               </w:rPr>
               <m:t>1</m:t>
             </m:r>
@@ -2737,6 +3113,7 @@
             <m:r>
               <w:rPr>
                 <w:rFonts w:ascii="Cambria Math" w:eastAsiaTheme="minorEastAsia" w:hAnsi="Cambria Math" w:cs="Arial"/>
+                <w:color w:val="C00000"/>
               </w:rPr>
               <m:t>6</m:t>
             </m:r>
@@ -2746,6 +3123,7 @@
       <w:r>
         <w:rPr>
           <w:rFonts w:eastAsiaTheme="minorEastAsia" w:cs="Arial"/>
+          <w:color w:val="C00000"/>
         </w:rPr>
         <w:t xml:space="preserve">. Donc </w:t>
       </w:r>
@@ -2753,6 +3131,7 @@
         <m:r>
           <w:rPr>
             <w:rFonts w:ascii="Cambria Math" w:eastAsiaTheme="minorEastAsia" w:hAnsi="Cambria Math" w:cs="Arial"/>
+            <w:color w:val="C00000"/>
           </w:rPr>
           <m:t>P</m:t>
         </m:r>
@@ -2762,6 +3141,7 @@
               <w:rPr>
                 <w:rFonts w:ascii="Cambria Math" w:eastAsiaTheme="minorEastAsia" w:hAnsi="Cambria Math" w:cs="Arial"/>
                 <w:i/>
+                <w:color w:val="C00000"/>
               </w:rPr>
             </m:ctrlPr>
           </m:dPr>
@@ -2769,6 +3149,7 @@
             <m:r>
               <w:rPr>
                 <w:rFonts w:ascii="Cambria Math" w:eastAsiaTheme="minorEastAsia" w:hAnsi="Cambria Math" w:cs="Arial"/>
+                <w:color w:val="C00000"/>
               </w:rPr>
               <m:t>A∪B</m:t>
             </m:r>
@@ -2777,6 +3158,7 @@
         <m:r>
           <w:rPr>
             <w:rFonts w:ascii="Cambria Math" w:eastAsiaTheme="minorEastAsia" w:hAnsi="Cambria Math" w:cs="Arial"/>
+            <w:color w:val="C00000"/>
           </w:rPr>
           <m:t>=</m:t>
         </m:r>
@@ -2786,6 +3168,7 @@
               <w:rPr>
                 <w:rFonts w:ascii="Cambria Math" w:eastAsiaTheme="minorEastAsia" w:hAnsi="Cambria Math" w:cs="Arial"/>
                 <w:i/>
+                <w:color w:val="C00000"/>
               </w:rPr>
             </m:ctrlPr>
           </m:fPr>
@@ -2793,6 +3176,7 @@
             <m:r>
               <w:rPr>
                 <w:rFonts w:ascii="Cambria Math" w:eastAsiaTheme="minorEastAsia" w:hAnsi="Cambria Math" w:cs="Arial"/>
+                <w:color w:val="C00000"/>
               </w:rPr>
               <m:t>3</m:t>
             </m:r>
@@ -2801,6 +3185,7 @@
             <m:r>
               <w:rPr>
                 <w:rFonts w:ascii="Cambria Math" w:eastAsiaTheme="minorEastAsia" w:hAnsi="Cambria Math" w:cs="Arial"/>
+                <w:color w:val="C00000"/>
               </w:rPr>
               <m:t>6</m:t>
             </m:r>
@@ -2809,6 +3194,7 @@
         <m:r>
           <w:rPr>
             <w:rFonts w:ascii="Cambria Math" w:eastAsiaTheme="minorEastAsia" w:hAnsi="Cambria Math" w:cs="Arial"/>
+            <w:color w:val="C00000"/>
           </w:rPr>
           <m:t>+</m:t>
         </m:r>
@@ -2818,6 +3204,7 @@
               <w:rPr>
                 <w:rFonts w:ascii="Cambria Math" w:eastAsiaTheme="minorEastAsia" w:hAnsi="Cambria Math" w:cs="Arial"/>
                 <w:i/>
+                <w:color w:val="C00000"/>
               </w:rPr>
             </m:ctrlPr>
           </m:fPr>
@@ -2825,6 +3212,7 @@
             <m:r>
               <w:rPr>
                 <w:rFonts w:ascii="Cambria Math" w:eastAsiaTheme="minorEastAsia" w:hAnsi="Cambria Math" w:cs="Arial"/>
+                <w:color w:val="C00000"/>
               </w:rPr>
               <m:t>2</m:t>
             </m:r>
@@ -2833,6 +3221,7 @@
             <m:r>
               <w:rPr>
                 <w:rFonts w:ascii="Cambria Math" w:eastAsiaTheme="minorEastAsia" w:hAnsi="Cambria Math" w:cs="Arial"/>
+                <w:color w:val="C00000"/>
               </w:rPr>
               <m:t>6</m:t>
             </m:r>
@@ -2841,6 +3230,7 @@
         <m:r>
           <w:rPr>
             <w:rFonts w:ascii="Cambria Math" w:eastAsiaTheme="minorEastAsia" w:hAnsi="Cambria Math" w:cs="Arial"/>
+            <w:color w:val="C00000"/>
           </w:rPr>
           <m:t>-</m:t>
         </m:r>
@@ -2850,6 +3240,7 @@
               <w:rPr>
                 <w:rFonts w:ascii="Cambria Math" w:eastAsiaTheme="minorEastAsia" w:hAnsi="Cambria Math" w:cs="Arial"/>
                 <w:i/>
+                <w:color w:val="C00000"/>
               </w:rPr>
             </m:ctrlPr>
           </m:fPr>
@@ -2857,6 +3248,7 @@
             <m:r>
               <w:rPr>
                 <w:rFonts w:ascii="Cambria Math" w:eastAsiaTheme="minorEastAsia" w:hAnsi="Cambria Math" w:cs="Arial"/>
+                <w:color w:val="C00000"/>
               </w:rPr>
               <m:t>1</m:t>
             </m:r>
@@ -2865,6 +3257,7 @@
             <m:r>
               <w:rPr>
                 <w:rFonts w:ascii="Cambria Math" w:eastAsiaTheme="minorEastAsia" w:hAnsi="Cambria Math" w:cs="Arial"/>
+                <w:color w:val="C00000"/>
               </w:rPr>
               <m:t>6</m:t>
             </m:r>
@@ -2873,6 +3266,7 @@
         <m:r>
           <w:rPr>
             <w:rFonts w:ascii="Cambria Math" w:eastAsiaTheme="minorEastAsia" w:hAnsi="Cambria Math" w:cs="Arial"/>
+            <w:color w:val="C00000"/>
           </w:rPr>
           <m:t>=</m:t>
         </m:r>
@@ -2882,6 +3276,7 @@
               <w:rPr>
                 <w:rFonts w:ascii="Cambria Math" w:eastAsiaTheme="minorEastAsia" w:hAnsi="Cambria Math" w:cs="Arial"/>
                 <w:i/>
+                <w:color w:val="C00000"/>
               </w:rPr>
             </m:ctrlPr>
           </m:fPr>
@@ -2889,6 +3284,7 @@
             <m:r>
               <w:rPr>
                 <w:rFonts w:ascii="Cambria Math" w:eastAsiaTheme="minorEastAsia" w:hAnsi="Cambria Math" w:cs="Arial"/>
+                <w:color w:val="C00000"/>
               </w:rPr>
               <m:t>4</m:t>
             </m:r>
@@ -2897,6 +3293,7 @@
             <m:r>
               <w:rPr>
                 <w:rFonts w:ascii="Cambria Math" w:eastAsiaTheme="minorEastAsia" w:hAnsi="Cambria Math" w:cs="Arial"/>
+                <w:color w:val="C00000"/>
               </w:rPr>
               <m:t>6</m:t>
             </m:r>
@@ -2911,18 +3308,21 @@
         </w:tabs>
         <w:rPr>
           <w:rFonts w:eastAsiaTheme="minorEastAsia" w:cs="Arial"/>
+          <w:color w:val="C00000"/>
         </w:rPr>
       </w:pPr>
       <w:r>
         <w:rPr>
           <w:rFonts w:eastAsiaTheme="minorEastAsia" w:cs="Arial"/>
           <w:b/>
+          <w:color w:val="C00000"/>
         </w:rPr>
         <w:t>Définition</w:t>
       </w:r>
       <w:r>
         <w:rPr>
           <w:rFonts w:eastAsiaTheme="minorEastAsia" w:cs="Arial"/>
+          <w:color w:val="C00000"/>
         </w:rPr>
         <w:t xml:space="preserve">. Deux événements </w:t>
       </w:r>
@@ -2930,6 +3330,7 @@
         <m:r>
           <w:rPr>
             <w:rFonts w:ascii="Cambria Math" w:eastAsiaTheme="minorEastAsia" w:hAnsi="Cambria Math" w:cs="Arial"/>
+            <w:color w:val="C00000"/>
           </w:rPr>
           <m:t>A</m:t>
         </m:r>
@@ -2937,6 +3338,7 @@
       <w:r>
         <w:rPr>
           <w:rFonts w:eastAsiaTheme="minorEastAsia" w:cs="Arial"/>
+          <w:color w:val="C00000"/>
         </w:rPr>
         <w:t xml:space="preserve"> et </w:t>
       </w:r>
@@ -2944,6 +3346,7 @@
         <m:r>
           <w:rPr>
             <w:rFonts w:ascii="Cambria Math" w:eastAsiaTheme="minorEastAsia" w:hAnsi="Cambria Math" w:cs="Arial"/>
+            <w:color w:val="C00000"/>
           </w:rPr>
           <m:t>B</m:t>
         </m:r>
@@ -2951,6 +3354,7 @@
       <w:r>
         <w:rPr>
           <w:rFonts w:eastAsiaTheme="minorEastAsia" w:cs="Arial"/>
+          <w:color w:val="C00000"/>
         </w:rPr>
         <w:t xml:space="preserve"> sont disjoints </w:t>
       </w:r>
@@ -2958,6 +3362,7 @@
       <w:r>
         <w:rPr>
           <w:rFonts w:eastAsiaTheme="minorEastAsia" w:cs="Arial"/>
+          <w:color w:val="C00000"/>
         </w:rPr>
         <w:t>ssi</w:t>
       </w:r>
@@ -2965,6 +3370,7 @@
       <w:r>
         <w:rPr>
           <w:rFonts w:eastAsiaTheme="minorEastAsia" w:cs="Arial"/>
+          <w:color w:val="C00000"/>
         </w:rPr>
         <w:t xml:space="preserve"> </w:t>
       </w:r>
@@ -2972,6 +3378,7 @@
         <m:r>
           <w:rPr>
             <w:rFonts w:ascii="Cambria Math" w:eastAsiaTheme="minorEastAsia" w:hAnsi="Cambria Math" w:cs="Arial"/>
+            <w:color w:val="C00000"/>
           </w:rPr>
           <m:t>A∩B=∅</m:t>
         </m:r>
@@ -2979,6 +3386,14 @@
       <w:r>
         <w:rPr>
           <w:rFonts w:eastAsiaTheme="minorEastAsia" w:cs="Arial"/>
+          <w:color w:val="C00000"/>
+        </w:rPr>
+        <w:t>.</w:t>
+      </w:r>
+      <w:r>
+        <w:rPr>
+          <w:rFonts w:eastAsiaTheme="minorEastAsia" w:cs="Arial"/>
+          <w:color w:val="C00000"/>
         </w:rPr>
         <w:br/>
       </w:r>
@@ -2986,12 +3401,14 @@
         <w:rPr>
           <w:rFonts w:eastAsiaTheme="minorEastAsia" w:cs="Arial"/>
           <w:b/>
+          <w:color w:val="C00000"/>
         </w:rPr>
         <w:t>Propriété</w:t>
       </w:r>
       <w:r>
         <w:rPr>
           <w:rFonts w:eastAsiaTheme="minorEastAsia" w:cs="Arial"/>
+          <w:color w:val="C00000"/>
         </w:rPr>
         <w:t xml:space="preserve">. Etant donné 2 événements </w:t>
       </w:r>
@@ -2999,6 +3416,7 @@
         <m:r>
           <w:rPr>
             <w:rFonts w:ascii="Cambria Math" w:eastAsiaTheme="minorEastAsia" w:hAnsi="Cambria Math" w:cs="Arial"/>
+            <w:color w:val="C00000"/>
           </w:rPr>
           <m:t>A</m:t>
         </m:r>
@@ -3006,6 +3424,7 @@
       <w:r>
         <w:rPr>
           <w:rFonts w:eastAsiaTheme="minorEastAsia" w:cs="Arial"/>
+          <w:color w:val="C00000"/>
         </w:rPr>
         <w:t xml:space="preserve"> et </w:t>
       </w:r>
@@ -3013,6 +3432,7 @@
         <m:r>
           <w:rPr>
             <w:rFonts w:ascii="Cambria Math" w:eastAsiaTheme="minorEastAsia" w:hAnsi="Cambria Math" w:cs="Arial"/>
+            <w:color w:val="C00000"/>
           </w:rPr>
           <m:t>B</m:t>
         </m:r>
@@ -3020,6 +3440,7 @@
       <w:r>
         <w:rPr>
           <w:rFonts w:eastAsiaTheme="minorEastAsia" w:cs="Arial"/>
+          <w:color w:val="C00000"/>
         </w:rPr>
         <w:t xml:space="preserve"> disjoints,  </w:t>
       </w:r>
@@ -3027,6 +3448,7 @@
         <m:r>
           <w:rPr>
             <w:rFonts w:ascii="Cambria Math" w:eastAsiaTheme="minorEastAsia" w:hAnsi="Cambria Math" w:cs="Arial"/>
+            <w:color w:val="C00000"/>
           </w:rPr>
           <m:t>P</m:t>
         </m:r>
@@ -3036,6 +3458,7 @@
               <w:rPr>
                 <w:rFonts w:ascii="Cambria Math" w:eastAsiaTheme="minorEastAsia" w:hAnsi="Cambria Math" w:cs="Arial"/>
                 <w:i/>
+                <w:color w:val="C00000"/>
               </w:rPr>
             </m:ctrlPr>
           </m:dPr>
@@ -3043,6 +3466,7 @@
             <m:r>
               <w:rPr>
                 <w:rFonts w:ascii="Cambria Math" w:eastAsiaTheme="minorEastAsia" w:hAnsi="Cambria Math" w:cs="Arial"/>
+                <w:color w:val="C00000"/>
               </w:rPr>
               <m:t>A∪B</m:t>
             </m:r>
@@ -3051,6 +3475,7 @@
         <m:r>
           <w:rPr>
             <w:rFonts w:ascii="Cambria Math" w:eastAsiaTheme="minorEastAsia" w:hAnsi="Cambria Math" w:cs="Arial"/>
+            <w:color w:val="C00000"/>
           </w:rPr>
           <m:t>=P</m:t>
         </m:r>
@@ -3060,6 +3485,7 @@
               <w:rPr>
                 <w:rFonts w:ascii="Cambria Math" w:eastAsiaTheme="minorEastAsia" w:hAnsi="Cambria Math" w:cs="Arial"/>
                 <w:i/>
+                <w:color w:val="C00000"/>
               </w:rPr>
             </m:ctrlPr>
           </m:dPr>
@@ -3067,6 +3493,7 @@
             <m:r>
               <w:rPr>
                 <w:rFonts w:ascii="Cambria Math" w:eastAsiaTheme="minorEastAsia" w:hAnsi="Cambria Math" w:cs="Arial"/>
+                <w:color w:val="C00000"/>
               </w:rPr>
               <m:t>A</m:t>
             </m:r>
@@ -3075,6 +3502,7 @@
         <m:r>
           <w:rPr>
             <w:rFonts w:ascii="Cambria Math" w:eastAsiaTheme="minorEastAsia" w:hAnsi="Cambria Math" w:cs="Arial"/>
+            <w:color w:val="C00000"/>
           </w:rPr>
           <m:t>+P</m:t>
         </m:r>
@@ -3084,6 +3512,7 @@
               <w:rPr>
                 <w:rFonts w:ascii="Cambria Math" w:eastAsiaTheme="minorEastAsia" w:hAnsi="Cambria Math" w:cs="Arial"/>
                 <w:i/>
+                <w:color w:val="C00000"/>
               </w:rPr>
             </m:ctrlPr>
           </m:dPr>
@@ -3091,6 +3520,7 @@
             <m:r>
               <w:rPr>
                 <w:rFonts w:ascii="Cambria Math" w:eastAsiaTheme="minorEastAsia" w:hAnsi="Cambria Math" w:cs="Arial"/>
+                <w:color w:val="C00000"/>
               </w:rPr>
               <m:t>B</m:t>
             </m:r>
@@ -3100,6 +3530,7 @@
       <w:r>
         <w:rPr>
           <w:rFonts w:eastAsiaTheme="minorEastAsia" w:cs="Arial"/>
+          <w:color w:val="C00000"/>
         </w:rPr>
         <w:t>.</w:t>
       </w:r>
@@ -3111,20 +3542,1191 @@
         </w:tabs>
         <w:rPr>
           <w:rFonts w:cs="Arial"/>
+          <w:color w:val="002060"/>
         </w:rPr>
       </w:pPr>
       <w:r>
         <w:rPr>
+          <w:rFonts w:eastAsiaTheme="minorEastAsia" w:cs="Arial"/>
+          <w:b/>
+          <w:color w:val="002060"/>
+        </w:rPr>
+        <w:t>Définition</w:t>
+      </w:r>
+      <w:r>
+        <w:rPr>
+          <w:rFonts w:eastAsiaTheme="minorEastAsia" w:cs="Arial"/>
+          <w:color w:val="002060"/>
+        </w:rPr>
+        <w:t xml:space="preserve">. </w:t>
+      </w:r>
+      <w:r>
+        <w:rPr>
+          <w:rFonts w:cs="Arial"/>
+          <w:color w:val="002060"/>
+        </w:rPr>
+        <w:t xml:space="preserve">Lorsque l’on réalise </w:t>
+      </w:r>
+      <w:r>
+        <w:rPr>
+          <w:rFonts w:cs="Arial"/>
+          <w:color w:val="002060"/>
+          <w:u w:val="single"/>
+        </w:rPr>
+        <w:t>plusieurs fois</w:t>
+      </w:r>
+      <w:r>
+        <w:rPr>
+          <w:rFonts w:cs="Arial"/>
+          <w:color w:val="002060"/>
+        </w:rPr>
+        <w:t xml:space="preserve"> </w:t>
+      </w:r>
+      <w:r>
+        <w:rPr>
+          <w:rFonts w:cs="Arial"/>
+          <w:color w:val="002060"/>
+          <w:u w:val="single"/>
+        </w:rPr>
+        <w:t>une même</w:t>
+      </w:r>
+      <w:r>
+        <w:rPr>
+          <w:rFonts w:cs="Arial"/>
+          <w:color w:val="002060"/>
+        </w:rPr>
+        <w:t xml:space="preserve"> expérience aléatoire de manière </w:t>
+      </w:r>
+      <w:r>
+        <w:rPr>
+          <w:rFonts w:cs="Arial"/>
+          <w:color w:val="002060"/>
+          <w:u w:val="single"/>
+        </w:rPr>
+        <w:t>indépendante</w:t>
+      </w:r>
+      <w:r>
+        <w:rPr>
+          <w:rFonts w:cs="Arial"/>
+          <w:color w:val="002060"/>
+        </w:rPr>
+        <w:t xml:space="preserve"> (c’est-à-dire que les différentes réalisations n’ont pas d’influence les unes sur les autres), l’ensemble des</w:t>
+      </w:r>
+      <w:r>
+        <w:rPr>
+          <w:color w:val="002060"/>
+        </w:rPr>
+        <w:br/>
+      </w:r>
+      <w:r>
+        <w:rPr>
+          <w:rFonts w:cs="Arial"/>
+          <w:color w:val="002060"/>
+        </w:rPr>
+        <w:t xml:space="preserve">résultats obtenus est appelé </w:t>
+      </w:r>
+      <w:r>
+        <w:rPr>
+          <w:rFonts w:cs="Arial"/>
+          <w:b/>
+          <w:color w:val="002060"/>
+        </w:rPr>
+        <w:t>échantillon</w:t>
+      </w:r>
+      <w:r>
+        <w:rPr>
+          <w:rFonts w:cs="Arial"/>
+          <w:color w:val="002060"/>
+        </w:rPr>
+        <w:t>.</w:t>
+      </w:r>
+      <w:r>
+        <w:rPr>
+          <w:rFonts w:cs="Arial"/>
+          <w:color w:val="002060"/>
+        </w:rPr>
+        <w:br/>
+      </w:r>
+      <w:r>
+        <w:rPr>
+          <w:rFonts w:cs="Arial"/>
+          <w:b/>
+          <w:color w:val="002060"/>
+        </w:rPr>
+        <w:t>Exemple</w:t>
+      </w:r>
+      <w:r>
+        <w:rPr>
+          <w:rFonts w:cs="Arial"/>
+          <w:color w:val="002060"/>
+        </w:rPr>
+        <w:t>. Si l’on tire au sort 1 000 personnes dans la population française et que l’on observe si la personne est droitière ou non, on obtient un échantillon de taille 1</w:t>
+      </w:r>
+      <w:r>
+        <w:rPr>
+          <w:rFonts w:cs="Arial"/>
+          <w:color w:val="002060"/>
+        </w:rPr>
+        <w:t> </w:t>
+      </w:r>
+      <w:r>
+        <w:rPr>
+          <w:rFonts w:cs="Arial"/>
+          <w:color w:val="002060"/>
+        </w:rPr>
+        <w:t>000.</w:t>
+      </w:r>
+    </w:p>
+    <w:p>
+      <w:pPr>
+        <w:tabs>
+          <w:tab w:val="left" w:pos="8004"/>
+        </w:tabs>
+        <w:rPr>
+          <w:rFonts w:cs="Arial"/>
+          <w:color w:val="002060"/>
+        </w:rPr>
+      </w:pPr>
+      <w:r>
+        <w:rPr>
+          <w:rFonts w:cs="Arial"/>
+          <w:b/>
+          <w:color w:val="002060"/>
+        </w:rPr>
+        <w:t>Définition</w:t>
+      </w:r>
+      <w:r>
+        <w:rPr>
+          <w:rFonts w:cs="Arial"/>
+          <w:color w:val="002060"/>
+        </w:rPr>
+        <w:t xml:space="preserve">. Deux échantillons (obtenus par l’expérience ou simulés) de </w:t>
+      </w:r>
+      <w:proofErr w:type="gramStart"/>
+      <w:r>
+        <w:rPr>
+          <w:rFonts w:cs="Arial"/>
+          <w:color w:val="002060"/>
+        </w:rPr>
+        <w:t>même taille associés</w:t>
+      </w:r>
+      <w:proofErr w:type="gramEnd"/>
+      <w:r>
+        <w:rPr>
+          <w:rFonts w:cs="Arial"/>
+          <w:color w:val="002060"/>
+        </w:rPr>
+        <w:t xml:space="preserve"> à une même expérience ne sont a priori pas identiques. Ce phénomène s’appelle </w:t>
+      </w:r>
+      <w:r>
+        <w:rPr>
+          <w:rFonts w:cs="Arial"/>
+          <w:b/>
+          <w:color w:val="002060"/>
+        </w:rPr>
+        <w:t>la fluctuation d’échantillonnage</w:t>
+      </w:r>
+      <w:r>
+        <w:rPr>
+          <w:rFonts w:cs="Arial"/>
+          <w:color w:val="002060"/>
+        </w:rPr>
+        <w:t>.</w:t>
+      </w:r>
+    </w:p>
+    <w:p>
+      <w:pPr>
+        <w:tabs>
+          <w:tab w:val="left" w:pos="8004"/>
+        </w:tabs>
+        <w:rPr>
+          <w:rFonts w:cs="Arial"/>
+          <w:color w:val="002060"/>
+        </w:rPr>
+      </w:pPr>
+      <w:r>
+        <w:rPr>
+          <w:rFonts w:cs="Arial"/>
+          <w:b/>
+          <w:color w:val="002060"/>
+        </w:rPr>
+        <w:t>Propriété et définitions</w:t>
+      </w:r>
+      <w:r>
+        <w:rPr>
+          <w:rFonts w:cs="Arial"/>
+          <w:color w:val="002060"/>
+        </w:rPr>
+        <w:t xml:space="preserve">. On considère un échantillon de taille </w:t>
+      </w:r>
+      <m:oMath>
+        <m:r>
+          <w:rPr>
+            <w:rFonts w:ascii="Cambria Math" w:hAnsi="Cambria Math" w:cs="Arial"/>
+            <w:color w:val="002060"/>
+          </w:rPr>
+          <m:t>n</m:t>
+        </m:r>
+      </m:oMath>
+      <w:r>
+        <w:rPr>
+          <w:rFonts w:cs="Arial"/>
+          <w:color w:val="002060"/>
+        </w:rPr>
+        <w:t xml:space="preserve"> associé à une expérience aléatoire dont l’une des issues (ou l’un des événements) a pour probabilité </w:t>
+      </w:r>
+      <m:oMath>
+        <m:r>
+          <w:rPr>
+            <w:rFonts w:ascii="Cambria Math" w:hAnsi="Cambria Math" w:cs="Arial"/>
+            <w:color w:val="002060"/>
+          </w:rPr>
+          <m:t>p</m:t>
+        </m:r>
+      </m:oMath>
+      <w:r>
+        <w:rPr>
+          <w:rFonts w:cs="Arial"/>
+          <w:color w:val="002060"/>
+        </w:rPr>
+        <w:t>.</w:t>
+      </w:r>
+      <w:r>
+        <w:rPr>
+          <w:color w:val="002060"/>
+        </w:rPr>
+        <w:br/>
+      </w:r>
+      <w:r>
+        <w:rPr>
+          <w:rFonts w:cs="Arial"/>
+          <w:color w:val="002060"/>
+        </w:rPr>
+        <w:t xml:space="preserve">La fréquence observée </w:t>
+      </w:r>
+      <m:oMath>
+        <m:r>
+          <w:rPr>
+            <w:rFonts w:ascii="Cambria Math" w:hAnsi="Cambria Math" w:cs="Arial"/>
+            <w:color w:val="002060"/>
+          </w:rPr>
+          <m:t>f</m:t>
+        </m:r>
+      </m:oMath>
+      <w:r>
+        <w:rPr>
+          <w:rFonts w:cs="Arial"/>
+          <w:color w:val="002060"/>
+        </w:rPr>
+        <w:t xml:space="preserve"> de cette issue (ou événement) dans l’échantillon</w:t>
+      </w:r>
+      <w:r>
+        <w:rPr>
+          <w:color w:val="002060"/>
+        </w:rPr>
+        <w:t xml:space="preserve"> </w:t>
+      </w:r>
+      <w:r>
+        <w:rPr>
+          <w:rFonts w:cs="Arial"/>
+          <w:color w:val="002060"/>
+        </w:rPr>
+        <w:t xml:space="preserve">est généralement proche de sa probabilité </w:t>
+      </w:r>
+      <m:oMath>
+        <m:r>
+          <w:rPr>
+            <w:rFonts w:ascii="Cambria Math" w:hAnsi="Cambria Math" w:cs="Arial"/>
+            <w:color w:val="002060"/>
+          </w:rPr>
+          <m:t>p</m:t>
+        </m:r>
+      </m:oMath>
+      <w:r>
+        <w:rPr>
+          <w:rFonts w:cs="Arial"/>
+          <w:color w:val="002060"/>
+        </w:rPr>
+        <w:t xml:space="preserve">. </w:t>
+      </w:r>
+      <w:r>
+        <w:rPr>
+          <w:rFonts w:cs="Arial"/>
+          <w:color w:val="002060"/>
+        </w:rPr>
+        <w:br/>
+        <w:t xml:space="preserve">Il y a environ 95% de chance que l’écart entre </w:t>
+      </w:r>
+      <m:oMath>
+        <m:r>
+          <w:rPr>
+            <w:rFonts w:ascii="Cambria Math" w:hAnsi="Cambria Math" w:cs="Arial"/>
+            <w:color w:val="002060"/>
+          </w:rPr>
+          <m:t>p</m:t>
+        </m:r>
+      </m:oMath>
+      <w:r>
+        <w:rPr>
+          <w:rFonts w:cs="Arial"/>
+          <w:color w:val="002060"/>
+        </w:rPr>
+        <w:t xml:space="preserve"> et </w:t>
+      </w:r>
+      <m:oMath>
+        <m:r>
+          <w:rPr>
+            <w:rFonts w:ascii="Cambria Math" w:hAnsi="Cambria Math" w:cs="Arial"/>
+            <w:color w:val="002060"/>
+          </w:rPr>
+          <m:t>f</m:t>
+        </m:r>
+      </m:oMath>
+      <w:r>
+        <w:rPr>
+          <w:rFonts w:eastAsiaTheme="minorEastAsia" w:cs="Arial"/>
+          <w:color w:val="002060"/>
+        </w:rPr>
+        <w:t xml:space="preserve"> soit</w:t>
+      </w:r>
+      <w:r>
+        <w:rPr>
+          <w:rFonts w:cs="Arial"/>
+          <w:color w:val="002060"/>
+        </w:rPr>
+        <w:t xml:space="preserve"> </w:t>
+      </w:r>
+      <m:oMath>
+        <m:r>
+          <w:rPr>
+            <w:rFonts w:ascii="Cambria Math" w:hAnsi="Cambria Math" w:cs="Arial"/>
+            <w:color w:val="002060"/>
+          </w:rPr>
+          <m:t>≤</m:t>
+        </m:r>
+        <m:f>
+          <m:fPr>
+            <m:ctrlPr>
+              <w:rPr>
+                <w:rFonts w:ascii="Cambria Math" w:hAnsi="Cambria Math" w:cs="Arial"/>
+                <w:i/>
+                <w:color w:val="002060"/>
+              </w:rPr>
+            </m:ctrlPr>
+          </m:fPr>
+          <m:num>
+            <m:r>
+              <w:rPr>
+                <w:rFonts w:ascii="Cambria Math" w:hAnsi="Cambria Math" w:cs="Arial"/>
+                <w:color w:val="002060"/>
+              </w:rPr>
+              <m:t>1</m:t>
+            </m:r>
+          </m:num>
+          <m:den>
+            <m:rad>
+              <m:radPr>
+                <m:degHide m:val="1"/>
+                <m:ctrlPr>
+                  <w:rPr>
+                    <w:rFonts w:ascii="Cambria Math" w:hAnsi="Cambria Math" w:cs="Arial"/>
+                    <w:i/>
+                    <w:color w:val="002060"/>
+                  </w:rPr>
+                </m:ctrlPr>
+              </m:radPr>
+              <m:deg/>
+              <m:e>
+                <m:r>
+                  <w:rPr>
+                    <w:rFonts w:ascii="Cambria Math" w:hAnsi="Cambria Math" w:cs="Arial"/>
+                    <w:color w:val="002060"/>
+                  </w:rPr>
+                  <m:t>n</m:t>
+                </m:r>
+              </m:e>
+            </m:rad>
+          </m:den>
+        </m:f>
+      </m:oMath>
+      <w:r>
+        <w:rPr>
+          <w:rFonts w:cs="Arial"/>
+          <w:color w:val="002060"/>
+        </w:rPr>
+        <w:t xml:space="preserve"> à condition que :</w:t>
+      </w:r>
+      <w:r>
+        <w:rPr>
+          <w:rFonts w:cs="Arial"/>
+          <w:color w:val="002060"/>
+        </w:rPr>
+        <w:br/>
+      </w:r>
+      <m:oMath>
+        <m:r>
+          <w:rPr>
+            <w:rFonts w:ascii="Cambria Math" w:hAnsi="Cambria Math" w:cs="Arial"/>
+            <w:color w:val="002060"/>
+          </w:rPr>
+          <m:t>n</m:t>
+        </m:r>
+      </m:oMath>
+      <w:r>
+        <w:rPr>
+          <w:rFonts w:eastAsiaTheme="minorEastAsia" w:cs="Arial"/>
+          <w:color w:val="002060"/>
+        </w:rPr>
+        <w:t xml:space="preserve"> soit</w:t>
+      </w:r>
+      <w:r>
+        <w:rPr>
+          <w:rFonts w:cs="Arial"/>
+          <w:color w:val="002060"/>
+        </w:rPr>
+        <w:t xml:space="preserve"> grand (en général </w:t>
+      </w:r>
+      <m:oMath>
+        <m:r>
+          <w:rPr>
+            <w:rFonts w:ascii="Cambria Math" w:hAnsi="Cambria Math" w:cs="Arial"/>
+            <w:color w:val="002060"/>
+          </w:rPr>
+          <m:t>n≥30</m:t>
+        </m:r>
+      </m:oMath>
+      <w:r>
+        <w:rPr>
+          <w:rFonts w:eastAsiaTheme="minorEastAsia" w:cs="Arial"/>
+          <w:color w:val="002060"/>
+        </w:rPr>
+        <w:t xml:space="preserve">) et </w:t>
+      </w:r>
+      <m:oMath>
+        <m:r>
+          <w:rPr>
+            <w:rFonts w:ascii="Cambria Math" w:eastAsiaTheme="minorEastAsia" w:hAnsi="Cambria Math" w:cs="Arial"/>
+            <w:color w:val="002060"/>
+          </w:rPr>
+          <m:t>p</m:t>
+        </m:r>
+      </m:oMath>
+      <w:r>
+        <w:rPr>
+          <w:rFonts w:eastAsiaTheme="minorEastAsia" w:cs="Arial"/>
+          <w:color w:val="002060"/>
+        </w:rPr>
+        <w:t xml:space="preserve"> ne soit </w:t>
+      </w:r>
+      <w:r>
+        <w:rPr>
+          <w:rFonts w:eastAsiaTheme="minorEastAsia" w:cs="Arial"/>
+          <w:color w:val="002060"/>
+        </w:rPr>
+        <w:t>ni trop</w:t>
+      </w:r>
+      <w:r>
+        <w:rPr>
+          <w:rFonts w:eastAsiaTheme="minorEastAsia" w:cs="Arial"/>
+          <w:color w:val="002060"/>
+        </w:rPr>
+        <w:t xml:space="preserve"> faible</w:t>
+      </w:r>
+      <w:r>
+        <w:rPr>
+          <w:rFonts w:eastAsiaTheme="minorEastAsia" w:cs="Arial"/>
+          <w:color w:val="002060"/>
+        </w:rPr>
+        <w:t xml:space="preserve"> ni trop grand</w:t>
+      </w:r>
+      <w:r>
+        <w:rPr>
+          <w:rFonts w:eastAsiaTheme="minorEastAsia" w:cs="Arial"/>
+          <w:color w:val="002060"/>
+        </w:rPr>
+        <w:t xml:space="preserve"> </w:t>
+      </w:r>
+      <w:r>
+        <w:rPr>
+          <w:rFonts w:eastAsiaTheme="minorEastAsia" w:cs="Arial"/>
+          <w:color w:val="002060"/>
+        </w:rPr>
+        <w:t>(</w:t>
+      </w:r>
+      <w:r>
+        <w:rPr>
+          <w:rFonts w:eastAsiaTheme="minorEastAsia" w:cs="Arial"/>
+          <w:color w:val="002060"/>
+        </w:rPr>
+        <w:t xml:space="preserve">en </w:t>
+      </w:r>
+      <w:r>
+        <w:rPr>
+          <w:rFonts w:eastAsiaTheme="minorEastAsia" w:cs="Arial"/>
+          <w:color w:val="002060"/>
+        </w:rPr>
+        <w:t xml:space="preserve">général </w:t>
+      </w:r>
+      <m:oMath>
+        <m:r>
+          <w:rPr>
+            <w:rFonts w:ascii="Cambria Math" w:eastAsiaTheme="minorEastAsia" w:hAnsi="Cambria Math" w:cs="Arial"/>
+            <w:color w:val="002060"/>
+          </w:rPr>
+          <m:t>0,2≤p≤0,8</m:t>
+        </m:r>
+      </m:oMath>
+      <w:r>
+        <w:rPr>
+          <w:rFonts w:eastAsiaTheme="minorEastAsia" w:cs="Arial"/>
+          <w:color w:val="002060"/>
+        </w:rPr>
+        <w:t xml:space="preserve"> )</w:t>
+      </w:r>
+      <w:r>
+        <w:rPr>
+          <w:rFonts w:cs="Arial"/>
+          <w:color w:val="002060"/>
+        </w:rPr>
+        <w:t>,</w:t>
+      </w:r>
+      <w:r>
+        <w:rPr>
+          <w:rFonts w:cs="Arial"/>
+          <w:color w:val="002060"/>
+        </w:rPr>
+        <w:br/>
+      </w:r>
+      <w:r>
+        <w:rPr>
+          <w:rFonts w:eastAsiaTheme="minorEastAsia" w:cs="Arial"/>
+          <w:color w:val="002060"/>
+        </w:rPr>
+        <w:t xml:space="preserve">On dit que </w:t>
+      </w:r>
+      <m:oMath>
+        <m:d>
+          <m:dPr>
+            <m:begChr m:val="["/>
+            <m:endChr m:val="]"/>
+            <m:ctrlPr>
+              <w:rPr>
+                <w:rFonts w:ascii="Cambria Math" w:eastAsiaTheme="minorEastAsia" w:hAnsi="Cambria Math" w:cs="Arial"/>
+                <w:i/>
+                <w:color w:val="002060"/>
+              </w:rPr>
+            </m:ctrlPr>
+          </m:dPr>
+          <m:e>
+            <m:r>
+              <w:rPr>
+                <w:rFonts w:ascii="Cambria Math" w:eastAsiaTheme="minorEastAsia" w:hAnsi="Cambria Math" w:cs="Arial"/>
+                <w:color w:val="002060"/>
+              </w:rPr>
+              <m:t>p-</m:t>
+            </m:r>
+            <m:f>
+              <m:fPr>
+                <m:ctrlPr>
+                  <w:rPr>
+                    <w:rFonts w:ascii="Cambria Math" w:eastAsiaTheme="minorEastAsia" w:hAnsi="Cambria Math" w:cs="Arial"/>
+                    <w:i/>
+                    <w:color w:val="002060"/>
+                  </w:rPr>
+                </m:ctrlPr>
+              </m:fPr>
+              <m:num>
+                <m:r>
+                  <w:rPr>
+                    <w:rFonts w:ascii="Cambria Math" w:eastAsiaTheme="minorEastAsia" w:hAnsi="Cambria Math" w:cs="Arial"/>
+                    <w:color w:val="002060"/>
+                  </w:rPr>
+                  <m:t>1</m:t>
+                </m:r>
+              </m:num>
+              <m:den>
+                <m:rad>
+                  <m:radPr>
+                    <m:degHide m:val="1"/>
+                    <m:ctrlPr>
+                      <w:rPr>
+                        <w:rFonts w:ascii="Cambria Math" w:eastAsiaTheme="minorEastAsia" w:hAnsi="Cambria Math" w:cs="Arial"/>
+                        <w:i/>
+                        <w:color w:val="002060"/>
+                      </w:rPr>
+                    </m:ctrlPr>
+                  </m:radPr>
+                  <m:deg/>
+                  <m:e>
+                    <m:r>
+                      <w:rPr>
+                        <w:rFonts w:ascii="Cambria Math" w:eastAsiaTheme="minorEastAsia" w:hAnsi="Cambria Math" w:cs="Arial"/>
+                        <w:color w:val="002060"/>
+                      </w:rPr>
+                      <m:t>n</m:t>
+                    </m:r>
+                  </m:e>
+                </m:rad>
+              </m:den>
+            </m:f>
+            <m:r>
+              <w:rPr>
+                <w:rFonts w:ascii="Cambria Math" w:eastAsiaTheme="minorEastAsia" w:hAnsi="Cambria Math" w:cs="Arial"/>
+                <w:color w:val="002060"/>
+              </w:rPr>
+              <m:t>;p+</m:t>
+            </m:r>
+            <m:f>
+              <m:fPr>
+                <m:ctrlPr>
+                  <w:rPr>
+                    <w:rFonts w:ascii="Cambria Math" w:eastAsiaTheme="minorEastAsia" w:hAnsi="Cambria Math" w:cs="Arial"/>
+                    <w:i/>
+                    <w:color w:val="002060"/>
+                  </w:rPr>
+                </m:ctrlPr>
+              </m:fPr>
+              <m:num>
+                <m:r>
+                  <w:rPr>
+                    <w:rFonts w:ascii="Cambria Math" w:eastAsiaTheme="minorEastAsia" w:hAnsi="Cambria Math" w:cs="Arial"/>
+                    <w:color w:val="002060"/>
+                  </w:rPr>
+                  <m:t>1</m:t>
+                </m:r>
+              </m:num>
+              <m:den>
+                <m:rad>
+                  <m:radPr>
+                    <m:degHide m:val="1"/>
+                    <m:ctrlPr>
+                      <w:rPr>
+                        <w:rFonts w:ascii="Cambria Math" w:eastAsiaTheme="minorEastAsia" w:hAnsi="Cambria Math" w:cs="Arial"/>
+                        <w:i/>
+                        <w:color w:val="002060"/>
+                      </w:rPr>
+                    </m:ctrlPr>
+                  </m:radPr>
+                  <m:deg/>
+                  <m:e>
+                    <m:r>
+                      <w:rPr>
+                        <w:rFonts w:ascii="Cambria Math" w:eastAsiaTheme="minorEastAsia" w:hAnsi="Cambria Math" w:cs="Arial"/>
+                        <w:color w:val="002060"/>
+                      </w:rPr>
+                      <m:t>n</m:t>
+                    </m:r>
+                  </m:e>
+                </m:rad>
+              </m:den>
+            </m:f>
+          </m:e>
+        </m:d>
+      </m:oMath>
+      <w:r>
+        <w:rPr>
+          <w:rFonts w:eastAsiaTheme="minorEastAsia" w:cs="Arial"/>
+          <w:color w:val="002060"/>
+        </w:rPr>
+        <w:t xml:space="preserve"> est un </w:t>
+      </w:r>
+      <w:r>
+        <w:rPr>
+          <w:rFonts w:eastAsiaTheme="minorEastAsia" w:cs="Arial"/>
+          <w:b/>
+          <w:color w:val="002060"/>
+        </w:rPr>
+        <w:t xml:space="preserve">intervalle de fluctuation de </w:t>
+      </w:r>
+      <m:oMath>
+        <m:r>
+          <m:rPr>
+            <m:sty m:val="bi"/>
+          </m:rPr>
+          <w:rPr>
+            <w:rFonts w:ascii="Cambria Math" w:eastAsiaTheme="minorEastAsia" w:hAnsi="Cambria Math" w:cs="Arial"/>
+            <w:color w:val="002060"/>
+          </w:rPr>
+          <m:t>f</m:t>
+        </m:r>
+      </m:oMath>
+      <w:r>
+        <w:rPr>
+          <w:rFonts w:eastAsiaTheme="minorEastAsia" w:cs="Arial"/>
+          <w:color w:val="002060"/>
+        </w:rPr>
+        <w:t xml:space="preserve"> au seuil de 95 %. </w:t>
+      </w:r>
+      <w:r>
+        <w:rPr>
+          <w:rFonts w:cs="Arial"/>
+          <w:color w:val="002060"/>
+        </w:rPr>
+        <w:br/>
+      </w:r>
+      <w:r>
+        <w:rPr>
+          <w:rFonts w:eastAsiaTheme="minorEastAsia" w:cs="Arial"/>
+          <w:color w:val="002060"/>
+        </w:rPr>
+        <w:t xml:space="preserve">On dit que </w:t>
+      </w:r>
+      <m:oMath>
+        <m:d>
+          <m:dPr>
+            <m:begChr m:val="["/>
+            <m:endChr m:val="]"/>
+            <m:ctrlPr>
+              <w:rPr>
+                <w:rFonts w:ascii="Cambria Math" w:eastAsiaTheme="minorEastAsia" w:hAnsi="Cambria Math" w:cs="Arial"/>
+                <w:i/>
+                <w:color w:val="002060"/>
+              </w:rPr>
+            </m:ctrlPr>
+          </m:dPr>
+          <m:e>
+            <m:r>
+              <w:rPr>
+                <w:rFonts w:ascii="Cambria Math" w:eastAsiaTheme="minorEastAsia" w:hAnsi="Cambria Math" w:cs="Arial"/>
+                <w:color w:val="002060"/>
+              </w:rPr>
+              <m:t>f-</m:t>
+            </m:r>
+            <m:f>
+              <m:fPr>
+                <m:ctrlPr>
+                  <w:rPr>
+                    <w:rFonts w:ascii="Cambria Math" w:eastAsiaTheme="minorEastAsia" w:hAnsi="Cambria Math" w:cs="Arial"/>
+                    <w:i/>
+                    <w:color w:val="002060"/>
+                  </w:rPr>
+                </m:ctrlPr>
+              </m:fPr>
+              <m:num>
+                <m:r>
+                  <w:rPr>
+                    <w:rFonts w:ascii="Cambria Math" w:eastAsiaTheme="minorEastAsia" w:hAnsi="Cambria Math" w:cs="Arial"/>
+                    <w:color w:val="002060"/>
+                  </w:rPr>
+                  <m:t>1</m:t>
+                </m:r>
+              </m:num>
+              <m:den>
+                <m:rad>
+                  <m:radPr>
+                    <m:degHide m:val="1"/>
+                    <m:ctrlPr>
+                      <w:rPr>
+                        <w:rFonts w:ascii="Cambria Math" w:eastAsiaTheme="minorEastAsia" w:hAnsi="Cambria Math" w:cs="Arial"/>
+                        <w:i/>
+                        <w:color w:val="002060"/>
+                      </w:rPr>
+                    </m:ctrlPr>
+                  </m:radPr>
+                  <m:deg/>
+                  <m:e>
+                    <m:r>
+                      <w:rPr>
+                        <w:rFonts w:ascii="Cambria Math" w:eastAsiaTheme="minorEastAsia" w:hAnsi="Cambria Math" w:cs="Arial"/>
+                        <w:color w:val="002060"/>
+                      </w:rPr>
+                      <m:t>n</m:t>
+                    </m:r>
+                  </m:e>
+                </m:rad>
+              </m:den>
+            </m:f>
+            <m:r>
+              <w:rPr>
+                <w:rFonts w:ascii="Cambria Math" w:eastAsiaTheme="minorEastAsia" w:hAnsi="Cambria Math" w:cs="Arial"/>
+                <w:color w:val="002060"/>
+              </w:rPr>
+              <m:t>;f+</m:t>
+            </m:r>
+            <m:f>
+              <m:fPr>
+                <m:ctrlPr>
+                  <w:rPr>
+                    <w:rFonts w:ascii="Cambria Math" w:eastAsiaTheme="minorEastAsia" w:hAnsi="Cambria Math" w:cs="Arial"/>
+                    <w:i/>
+                    <w:color w:val="002060"/>
+                  </w:rPr>
+                </m:ctrlPr>
+              </m:fPr>
+              <m:num>
+                <m:r>
+                  <w:rPr>
+                    <w:rFonts w:ascii="Cambria Math" w:eastAsiaTheme="minorEastAsia" w:hAnsi="Cambria Math" w:cs="Arial"/>
+                    <w:color w:val="002060"/>
+                  </w:rPr>
+                  <m:t>1</m:t>
+                </m:r>
+              </m:num>
+              <m:den>
+                <m:rad>
+                  <m:radPr>
+                    <m:degHide m:val="1"/>
+                    <m:ctrlPr>
+                      <w:rPr>
+                        <w:rFonts w:ascii="Cambria Math" w:eastAsiaTheme="minorEastAsia" w:hAnsi="Cambria Math" w:cs="Arial"/>
+                        <w:i/>
+                        <w:color w:val="002060"/>
+                      </w:rPr>
+                    </m:ctrlPr>
+                  </m:radPr>
+                  <m:deg/>
+                  <m:e>
+                    <m:r>
+                      <w:rPr>
+                        <w:rFonts w:ascii="Cambria Math" w:eastAsiaTheme="minorEastAsia" w:hAnsi="Cambria Math" w:cs="Arial"/>
+                        <w:color w:val="002060"/>
+                      </w:rPr>
+                      <m:t>n</m:t>
+                    </m:r>
+                  </m:e>
+                </m:rad>
+              </m:den>
+            </m:f>
+          </m:e>
+        </m:d>
+      </m:oMath>
+      <w:r>
+        <w:rPr>
+          <w:rFonts w:eastAsiaTheme="minorEastAsia" w:cs="Arial"/>
+          <w:color w:val="002060"/>
+        </w:rPr>
+        <w:t xml:space="preserve"> est un </w:t>
+      </w:r>
+      <w:r>
+        <w:rPr>
+          <w:rFonts w:eastAsiaTheme="minorEastAsia" w:cs="Arial"/>
+          <w:b/>
+          <w:color w:val="002060"/>
+        </w:rPr>
+        <w:t xml:space="preserve">intervalle de confiance de </w:t>
+      </w:r>
+      <m:oMath>
+        <m:r>
+          <m:rPr>
+            <m:sty m:val="bi"/>
+          </m:rPr>
+          <w:rPr>
+            <w:rFonts w:ascii="Cambria Math" w:eastAsiaTheme="minorEastAsia" w:hAnsi="Cambria Math" w:cs="Arial"/>
+            <w:color w:val="002060"/>
+          </w:rPr>
+          <m:t>p</m:t>
+        </m:r>
+      </m:oMath>
+      <w:r>
+        <w:rPr>
+          <w:rFonts w:eastAsiaTheme="minorEastAsia" w:cs="Arial"/>
+          <w:color w:val="002060"/>
+        </w:rPr>
+        <w:t xml:space="preserve"> au seuil de 95 %.  </w:t>
+      </w:r>
+      <w:r>
+        <w:rPr>
+          <w:rFonts w:cs="Arial"/>
+          <w:color w:val="002060"/>
+        </w:rPr>
+        <w:br/>
+      </w:r>
+      <w:r>
+        <w:rPr>
+          <w:rFonts w:cs="Arial"/>
+          <w:b/>
+          <w:color w:val="002060"/>
+        </w:rPr>
+        <w:t>Exemple</w:t>
+      </w:r>
+      <w:r>
+        <w:rPr>
+          <w:rFonts w:cs="Arial"/>
+          <w:color w:val="002060"/>
+        </w:rPr>
+        <w:t xml:space="preserve">. On a lancé </w:t>
+      </w:r>
+      <m:oMath>
+        <m:r>
+          <w:rPr>
+            <w:rFonts w:ascii="Cambria Math" w:hAnsi="Cambria Math" w:cs="Arial"/>
+            <w:color w:val="002060"/>
+          </w:rPr>
+          <m:t>1000</m:t>
+        </m:r>
+      </m:oMath>
+      <w:r>
+        <w:rPr>
+          <w:rFonts w:eastAsiaTheme="minorEastAsia" w:cs="Arial"/>
+          <w:color w:val="002060"/>
+        </w:rPr>
+        <w:t xml:space="preserve"> fois un dé à 6 faces et on a obtenu 159 fois le nombre 6. La fréquence observée de 6 est donc </w:t>
+      </w:r>
+      <m:oMath>
+        <m:r>
+          <w:rPr>
+            <w:rFonts w:ascii="Cambria Math" w:eastAsiaTheme="minorEastAsia" w:hAnsi="Cambria Math" w:cs="Arial"/>
+            <w:color w:val="002060"/>
+          </w:rPr>
+          <m:t>f=</m:t>
+        </m:r>
+        <m:f>
+          <m:fPr>
+            <m:ctrlPr>
+              <w:rPr>
+                <w:rFonts w:ascii="Cambria Math" w:eastAsiaTheme="minorEastAsia" w:hAnsi="Cambria Math" w:cs="Arial"/>
+                <w:i/>
+                <w:color w:val="002060"/>
+              </w:rPr>
+            </m:ctrlPr>
+          </m:fPr>
+          <m:num>
+            <m:r>
+              <w:rPr>
+                <w:rFonts w:ascii="Cambria Math" w:eastAsiaTheme="minorEastAsia" w:hAnsi="Cambria Math" w:cs="Arial"/>
+                <w:color w:val="002060"/>
+              </w:rPr>
+              <m:t>159</m:t>
+            </m:r>
+          </m:num>
+          <m:den>
+            <m:r>
+              <w:rPr>
+                <w:rFonts w:ascii="Cambria Math" w:eastAsiaTheme="minorEastAsia" w:hAnsi="Cambria Math" w:cs="Arial"/>
+                <w:color w:val="002060"/>
+              </w:rPr>
+              <m:t>1000</m:t>
+            </m:r>
+          </m:den>
+        </m:f>
+        <m:r>
+          <w:rPr>
+            <w:rFonts w:ascii="Cambria Math" w:eastAsiaTheme="minorEastAsia" w:hAnsi="Cambria Math" w:cs="Arial"/>
+            <w:color w:val="002060"/>
+          </w:rPr>
+          <m:t>=0,159</m:t>
+        </m:r>
+      </m:oMath>
+      <w:r>
+        <w:rPr>
+          <w:rFonts w:eastAsiaTheme="minorEastAsia" w:cs="Arial"/>
+          <w:color w:val="002060"/>
+        </w:rPr>
+        <w:t xml:space="preserve">, ce qui est assez proche de la probabilité d’obtenir 6 qui est </w:t>
+      </w:r>
+      <m:oMath>
+        <m:r>
+          <w:rPr>
+            <w:rFonts w:ascii="Cambria Math" w:eastAsiaTheme="minorEastAsia" w:hAnsi="Cambria Math" w:cs="Arial"/>
+            <w:color w:val="002060"/>
+          </w:rPr>
+          <m:t>p=</m:t>
+        </m:r>
+        <m:f>
+          <m:fPr>
+            <m:ctrlPr>
+              <w:rPr>
+                <w:rFonts w:ascii="Cambria Math" w:eastAsiaTheme="minorEastAsia" w:hAnsi="Cambria Math" w:cs="Arial"/>
+                <w:i/>
+                <w:color w:val="002060"/>
+              </w:rPr>
+            </m:ctrlPr>
+          </m:fPr>
+          <m:num>
+            <m:r>
+              <w:rPr>
+                <w:rFonts w:ascii="Cambria Math" w:eastAsiaTheme="minorEastAsia" w:hAnsi="Cambria Math" w:cs="Arial"/>
+                <w:color w:val="002060"/>
+              </w:rPr>
+              <m:t>1</m:t>
+            </m:r>
+          </m:num>
+          <m:den>
+            <m:r>
+              <w:rPr>
+                <w:rFonts w:ascii="Cambria Math" w:eastAsiaTheme="minorEastAsia" w:hAnsi="Cambria Math" w:cs="Arial"/>
+                <w:color w:val="002060"/>
+              </w:rPr>
+              <m:t>6</m:t>
+            </m:r>
+          </m:den>
+        </m:f>
+        <m:r>
+          <w:rPr>
+            <w:rFonts w:ascii="Cambria Math" w:eastAsiaTheme="minorEastAsia" w:hAnsi="Cambria Math" w:cs="Arial"/>
+            <w:color w:val="002060"/>
+          </w:rPr>
+          <m:t>≈0,167</m:t>
+        </m:r>
+      </m:oMath>
+      <w:r>
+        <w:rPr>
+          <w:rFonts w:eastAsiaTheme="minorEastAsia" w:cs="Arial"/>
+          <w:color w:val="002060"/>
+        </w:rPr>
+        <w:t xml:space="preserve">. L’écart entre </w:t>
+      </w:r>
+      <m:oMath>
+        <m:r>
+          <w:rPr>
+            <w:rFonts w:ascii="Cambria Math" w:eastAsiaTheme="minorEastAsia" w:hAnsi="Cambria Math" w:cs="Arial"/>
+            <w:color w:val="002060"/>
+          </w:rPr>
+          <m:t>p</m:t>
+        </m:r>
+      </m:oMath>
+      <w:r>
+        <w:rPr>
+          <w:rFonts w:eastAsiaTheme="minorEastAsia" w:cs="Arial"/>
+          <w:color w:val="002060"/>
+        </w:rPr>
+        <w:t xml:space="preserve"> et </w:t>
+      </w:r>
+      <m:oMath>
+        <m:r>
+          <w:rPr>
+            <w:rFonts w:ascii="Cambria Math" w:eastAsiaTheme="minorEastAsia" w:hAnsi="Cambria Math" w:cs="Arial"/>
+            <w:color w:val="002060"/>
+          </w:rPr>
+          <m:t>f</m:t>
+        </m:r>
+      </m:oMath>
+      <w:r>
+        <w:rPr>
+          <w:rFonts w:eastAsiaTheme="minorEastAsia" w:cs="Arial"/>
+          <w:color w:val="002060"/>
+        </w:rPr>
+        <w:t xml:space="preserve"> est </w:t>
+      </w:r>
+      <m:oMath>
+        <m:f>
+          <m:fPr>
+            <m:ctrlPr>
+              <w:rPr>
+                <w:rFonts w:ascii="Cambria Math" w:eastAsiaTheme="minorEastAsia" w:hAnsi="Cambria Math" w:cs="Arial"/>
+                <w:i/>
+                <w:color w:val="002060"/>
+              </w:rPr>
+            </m:ctrlPr>
+          </m:fPr>
+          <m:num>
+            <m:r>
+              <w:rPr>
+                <w:rFonts w:ascii="Cambria Math" w:eastAsiaTheme="minorEastAsia" w:hAnsi="Cambria Math" w:cs="Arial"/>
+                <w:color w:val="002060"/>
+              </w:rPr>
+              <m:t>1</m:t>
+            </m:r>
+          </m:num>
+          <m:den>
+            <m:r>
+              <w:rPr>
+                <w:rFonts w:ascii="Cambria Math" w:eastAsiaTheme="minorEastAsia" w:hAnsi="Cambria Math" w:cs="Arial"/>
+                <w:color w:val="002060"/>
+              </w:rPr>
+              <m:t>6</m:t>
+            </m:r>
+          </m:den>
+        </m:f>
+        <m:r>
+          <w:rPr>
+            <w:rFonts w:ascii="Cambria Math" w:eastAsiaTheme="minorEastAsia" w:hAnsi="Cambria Math" w:cs="Arial"/>
+            <w:color w:val="002060"/>
+          </w:rPr>
+          <m:t>-0,159≈0,008</m:t>
+        </m:r>
+      </m:oMath>
+      <w:r>
+        <w:rPr>
+          <w:rFonts w:eastAsiaTheme="minorEastAsia" w:cs="Arial"/>
+          <w:color w:val="002060"/>
+        </w:rPr>
+        <w:t xml:space="preserve">, ce qui est bien inférieur à </w:t>
+      </w:r>
+      <m:oMath>
+        <m:f>
+          <m:fPr>
+            <m:ctrlPr>
+              <w:rPr>
+                <w:rFonts w:ascii="Cambria Math" w:eastAsiaTheme="minorEastAsia" w:hAnsi="Cambria Math" w:cs="Arial"/>
+                <w:i/>
+                <w:color w:val="002060"/>
+              </w:rPr>
+            </m:ctrlPr>
+          </m:fPr>
+          <m:num>
+            <m:r>
+              <w:rPr>
+                <w:rFonts w:ascii="Cambria Math" w:eastAsiaTheme="minorEastAsia" w:hAnsi="Cambria Math" w:cs="Arial"/>
+                <w:color w:val="002060"/>
+              </w:rPr>
+              <m:t>1</m:t>
+            </m:r>
+          </m:num>
+          <m:den>
+            <m:rad>
+              <m:radPr>
+                <m:degHide m:val="1"/>
+                <m:ctrlPr>
+                  <w:rPr>
+                    <w:rFonts w:ascii="Cambria Math" w:eastAsiaTheme="minorEastAsia" w:hAnsi="Cambria Math" w:cs="Arial"/>
+                    <w:i/>
+                    <w:color w:val="002060"/>
+                  </w:rPr>
+                </m:ctrlPr>
+              </m:radPr>
+              <m:deg/>
+              <m:e>
+                <m:r>
+                  <w:rPr>
+                    <w:rFonts w:ascii="Cambria Math" w:eastAsiaTheme="minorEastAsia" w:hAnsi="Cambria Math" w:cs="Arial"/>
+                    <w:color w:val="002060"/>
+                  </w:rPr>
+                  <m:t>1000</m:t>
+                </m:r>
+              </m:e>
+            </m:rad>
+          </m:den>
+        </m:f>
+        <m:r>
+          <w:rPr>
+            <w:rFonts w:ascii="Cambria Math" w:eastAsiaTheme="minorEastAsia" w:hAnsi="Cambria Math" w:cs="Arial"/>
+            <w:color w:val="002060"/>
+          </w:rPr>
+          <m:t>≈0,032</m:t>
+        </m:r>
+      </m:oMath>
+      <w:r>
+        <w:rPr>
+          <w:rFonts w:eastAsiaTheme="minorEastAsia" w:cs="Arial"/>
+          <w:color w:val="002060"/>
+        </w:rPr>
+        <w:t xml:space="preserve">. </w:t>
+      </w:r>
+    </w:p>
+    <w:p>
+      <w:pPr>
+        <w:tabs>
+          <w:tab w:val="left" w:pos="8004"/>
+        </w:tabs>
+        <w:rPr>
+          <w:rFonts w:cs="Arial"/>
+          <w:color w:val="7030A0"/>
+        </w:rPr>
+      </w:pPr>
+      <w:r>
+        <w:rPr>
           <w:noProof/>
+          <w:color w:val="7030A0"/>
         </w:rPr>
         <w:drawing>
-          <wp:anchor distT="0" distB="0" distL="114300" distR="114300" simplePos="0" relativeHeight="251660800" behindDoc="1" locked="0" layoutInCell="1" allowOverlap="1" wp14:anchorId="0BD456B8" wp14:editId="75E7E99A">
+          <wp:anchor distT="0" distB="0" distL="114300" distR="114300" simplePos="0" relativeHeight="251657216" behindDoc="1" locked="0" layoutInCell="1" allowOverlap="1" wp14:anchorId="0BD456B8" wp14:editId="4C9CF11E">
             <wp:simplePos x="0" y="0"/>
             <wp:positionH relativeFrom="column">
-              <wp:posOffset>4956501</wp:posOffset>
+              <wp:posOffset>4956175</wp:posOffset>
             </wp:positionH>
             <wp:positionV relativeFrom="paragraph">
-              <wp:posOffset>999490</wp:posOffset>
+              <wp:posOffset>4445</wp:posOffset>
             </wp:positionV>
             <wp:extent cx="1891665" cy="866775"/>
             <wp:effectExtent l="0" t="0" r="0" b="0"/>
@@ -3183,97 +4785,31 @@
       </w:r>
       <w:r>
         <w:rPr>
-          <w:rFonts w:eastAsiaTheme="minorEastAsia" w:cs="Arial"/>
+          <w:rFonts w:cs="Arial"/>
           <w:b/>
-        </w:rPr>
-        <w:t>Définition</w:t>
-      </w:r>
-      <w:r>
-        <w:rPr>
-          <w:rFonts w:eastAsiaTheme="minorEastAsia" w:cs="Arial"/>
-        </w:rPr>
-        <w:t xml:space="preserve">. </w:t>
-      </w:r>
-      <w:r>
-        <w:rPr>
-          <w:rFonts w:cs="Arial"/>
-        </w:rPr>
-        <w:t>Lorsque l’on réalise plusieurs fois une même expérience aléatoire de manière indépendante (c’est-à-dire que les différentes réalisations n’ont pas d’influence les unes sur les autres), l’ensemble des</w:t>
-      </w:r>
-      <w:r>
-        <w:br/>
-      </w:r>
-      <w:r>
-        <w:rPr>
-          <w:rFonts w:cs="Arial"/>
-        </w:rPr>
-        <w:t xml:space="preserve">résultats obtenus est appelé </w:t>
+          <w:color w:val="7030A0"/>
+        </w:rPr>
+        <w:t>Définition et propriété.</w:t>
+      </w:r>
+      <w:r>
+        <w:rPr>
+          <w:rFonts w:cs="Arial"/>
+          <w:color w:val="7030A0"/>
+        </w:rPr>
+        <w:t xml:space="preserve"> On peut </w:t>
       </w:r>
       <w:r>
         <w:rPr>
           <w:rFonts w:cs="Arial"/>
           <w:b/>
-        </w:rPr>
-        <w:t>échantillon</w:t>
-      </w:r>
-      <w:r>
-        <w:rPr>
-          <w:rFonts w:cs="Arial"/>
-        </w:rPr>
-        <w:t xml:space="preserve">. </w:t>
-      </w:r>
-      <w:r>
-        <w:rPr>
-          <w:rFonts w:cs="Arial"/>
-        </w:rPr>
-        <w:br/>
-      </w:r>
-      <w:r>
-        <w:rPr>
-          <w:rFonts w:cs="Arial"/>
-          <w:b/>
-        </w:rPr>
-        <w:t>Exemple</w:t>
-      </w:r>
-      <w:r>
-        <w:rPr>
-          <w:rFonts w:cs="Arial"/>
-        </w:rPr>
-        <w:t>. Si l’on tire au sort 1 000 personnes dans la population française et que l’on observe si la personne est droitière ou non, on obtient un échantillon de taille 1 000.</w:t>
-      </w:r>
-    </w:p>
-    <w:p>
-      <w:pPr>
-        <w:tabs>
-          <w:tab w:val="left" w:pos="8004"/>
-        </w:tabs>
-        <w:rPr>
-          <w:rFonts w:cs="Arial"/>
-        </w:rPr>
-      </w:pPr>
-      <w:r>
-        <w:rPr>
-          <w:rFonts w:cs="Arial"/>
-          <w:b/>
-        </w:rPr>
-        <w:t>Définition et propriété.</w:t>
-      </w:r>
-      <w:r>
-        <w:rPr>
-          <w:rFonts w:cs="Arial"/>
-        </w:rPr>
-        <w:t xml:space="preserve"> On peut </w:t>
-      </w:r>
-      <w:r>
-        <w:rPr>
-          <w:rFonts w:cs="Arial"/>
-          <w:b/>
+          <w:color w:val="7030A0"/>
         </w:rPr>
         <w:t>simuler informatiquement</w:t>
       </w:r>
       <w:r>
         <w:rPr>
           <w:rFonts w:cs="Arial"/>
+          <w:color w:val="7030A0"/>
         </w:rPr>
         <w:t xml:space="preserve"> une expérience aléatoire à deux issues </w:t>
       </w:r>
@@ -3284,6 +4820,7 @@
               <w:rPr>
                 <w:rFonts w:ascii="Cambria Math" w:hAnsi="Cambria Math" w:cs="Arial"/>
                 <w:i/>
+                <w:color w:val="7030A0"/>
               </w:rPr>
             </m:ctrlPr>
           </m:sSubPr>
@@ -3291,6 +4828,7 @@
             <m:r>
               <w:rPr>
                 <w:rFonts w:ascii="Cambria Math" w:hAnsi="Cambria Math" w:cs="Arial"/>
+                <w:color w:val="7030A0"/>
               </w:rPr>
               <m:t>x</m:t>
             </m:r>
@@ -3299,6 +4837,7 @@
             <m:r>
               <w:rPr>
                 <w:rFonts w:ascii="Cambria Math" w:hAnsi="Cambria Math" w:cs="Arial"/>
+                <w:color w:val="7030A0"/>
               </w:rPr>
               <m:t>1</m:t>
             </m:r>
@@ -3308,6 +4847,7 @@
       <w:r>
         <w:rPr>
           <w:rFonts w:cs="Arial"/>
+          <w:color w:val="7030A0"/>
         </w:rPr>
         <w:t xml:space="preserve"> et </w:t>
       </w:r>
@@ -3318,6 +4858,7 @@
               <w:rPr>
                 <w:rFonts w:ascii="Cambria Math" w:hAnsi="Cambria Math" w:cs="Arial"/>
                 <w:i/>
+                <w:color w:val="7030A0"/>
               </w:rPr>
             </m:ctrlPr>
           </m:sSubPr>
@@ -3325,6 +4866,7 @@
             <m:r>
               <w:rPr>
                 <w:rFonts w:ascii="Cambria Math" w:hAnsi="Cambria Math" w:cs="Arial"/>
+                <w:color w:val="7030A0"/>
               </w:rPr>
               <m:t>x</m:t>
             </m:r>
@@ -3333,6 +4875,7 @@
             <m:r>
               <w:rPr>
                 <w:rFonts w:ascii="Cambria Math" w:hAnsi="Cambria Math" w:cs="Arial"/>
+                <w:color w:val="7030A0"/>
               </w:rPr>
               <m:t>2</m:t>
             </m:r>
@@ -3342,24 +4885,28 @@
       <w:r>
         <w:rPr>
           <w:rFonts w:eastAsiaTheme="minorEastAsia" w:cs="Arial"/>
+          <w:color w:val="7030A0"/>
         </w:rPr>
         <w:t xml:space="preserve"> </w:t>
       </w:r>
       <w:r>
         <w:rPr>
           <w:rFonts w:cs="Arial"/>
+          <w:color w:val="7030A0"/>
         </w:rPr>
         <w:t>de probabilités</w:t>
       </w:r>
       <w:r>
         <w:rPr>
           <w:rFonts w:cs="Arial"/>
+          <w:color w:val="7030A0"/>
         </w:rPr>
         <w:t xml:space="preserve"> </w:t>
       </w:r>
       <w:r>
         <w:rPr>
           <w:rFonts w:cs="Arial"/>
+          <w:color w:val="7030A0"/>
         </w:rPr>
         <w:t xml:space="preserve">respectives </w:t>
       </w:r>
@@ -3367,6 +4914,7 @@
         <m:r>
           <w:rPr>
             <w:rFonts w:ascii="Cambria Math" w:hAnsi="Cambria Math" w:cs="Arial"/>
+            <w:color w:val="7030A0"/>
           </w:rPr>
           <m:t>p</m:t>
         </m:r>
@@ -3374,6 +4922,7 @@
       <w:r>
         <w:rPr>
           <w:rFonts w:cs="Arial"/>
+          <w:color w:val="7030A0"/>
         </w:rPr>
         <w:t xml:space="preserve"> et </w:t>
       </w:r>
@@ -3381,6 +4930,7 @@
         <m:r>
           <w:rPr>
             <w:rFonts w:ascii="Cambria Math" w:hAnsi="Cambria Math" w:cs="Arial"/>
+            <w:color w:val="7030A0"/>
           </w:rPr>
           <m:t>1-p</m:t>
         </m:r>
@@ -3388,10 +4938,14 @@
       <w:r>
         <w:rPr>
           <w:rFonts w:cs="Arial"/>
+          <w:color w:val="7030A0"/>
         </w:rPr>
         <w:t xml:space="preserve"> en générant un nombre réel aléatoire entre 0 et 1 et en considérant que :</w:t>
       </w:r>
       <w:r>
+        <w:rPr>
+          <w:color w:val="7030A0"/>
+        </w:rPr>
         <w:t xml:space="preserve"> </w:t>
       </w:r>
       <m:oMath>
@@ -3401,6 +4955,7 @@
               <w:rPr>
                 <w:rFonts w:ascii="Cambria Math" w:hAnsi="Cambria Math"/>
                 <w:i/>
+                <w:color w:val="7030A0"/>
               </w:rPr>
             </m:ctrlPr>
           </m:sSubPr>
@@ -3408,6 +4963,7 @@
             <m:r>
               <w:rPr>
                 <w:rFonts w:ascii="Cambria Math" w:hAnsi="Cambria Math"/>
+                <w:color w:val="7030A0"/>
               </w:rPr>
               <m:t>x</m:t>
             </m:r>
@@ -3416,6 +4972,7 @@
             <m:r>
               <w:rPr>
                 <w:rFonts w:ascii="Cambria Math" w:hAnsi="Cambria Math"/>
+                <w:color w:val="7030A0"/>
               </w:rPr>
               <m:t>1</m:t>
             </m:r>
@@ -3425,6 +4982,7 @@
       <w:r>
         <w:rPr>
           <w:rFonts w:cs="Arial"/>
+          <w:color w:val="7030A0"/>
         </w:rPr>
         <w:t xml:space="preserve"> est réalisée si ce nombre aléatoire est </w:t>
       </w:r>
@@ -3432,6 +4990,7 @@
         <m:r>
           <w:rPr>
             <w:rFonts w:ascii="Cambria Math" w:hAnsi="Cambria Math" w:cs="Arial"/>
+            <w:color w:val="7030A0"/>
           </w:rPr>
           <m:t>≤p</m:t>
         </m:r>
@@ -3439,12 +4998,14 @@
       <w:r>
         <w:rPr>
           <w:rFonts w:cs="Arial"/>
+          <w:color w:val="7030A0"/>
         </w:rPr>
         <w:t xml:space="preserve"> </w:t>
       </w:r>
       <w:r>
         <w:rPr>
           <w:rFonts w:cs="Arial"/>
+          <w:color w:val="7030A0"/>
         </w:rPr>
         <w:t xml:space="preserve"> et  </w:t>
       </w:r>
@@ -3455,6 +5016,7 @@
               <w:rPr>
                 <w:rFonts w:ascii="Cambria Math" w:hAnsi="Cambria Math" w:cs="Arial"/>
                 <w:i/>
+                <w:color w:val="7030A0"/>
               </w:rPr>
             </m:ctrlPr>
           </m:sSubPr>
@@ -3462,6 +5024,7 @@
             <m:r>
               <w:rPr>
                 <w:rFonts w:ascii="Cambria Math" w:hAnsi="Cambria Math" w:cs="Arial"/>
+                <w:color w:val="7030A0"/>
               </w:rPr>
               <m:t>x</m:t>
             </m:r>
@@ -3470,6 +5033,7 @@
             <m:r>
               <w:rPr>
                 <w:rFonts w:ascii="Cambria Math" w:hAnsi="Cambria Math" w:cs="Arial"/>
+                <w:color w:val="7030A0"/>
               </w:rPr>
               <m:t>2</m:t>
             </m:r>
@@ -3479,990 +5043,45 @@
       <w:r>
         <w:rPr>
           <w:rFonts w:eastAsiaTheme="minorEastAsia" w:cs="Arial"/>
+          <w:color w:val="7030A0"/>
         </w:rPr>
         <w:t xml:space="preserve"> </w:t>
       </w:r>
       <w:r>
         <w:rPr>
           <w:rFonts w:cs="Arial"/>
+          <w:color w:val="7030A0"/>
         </w:rPr>
         <w:t>est réalisée sinon.</w:t>
       </w:r>
-    </w:p>
-    <w:p>
-      <w:pPr>
-        <w:tabs>
-          <w:tab w:val="left" w:pos="8004"/>
-        </w:tabs>
-        <w:rPr>
-          <w:rFonts w:cs="Arial"/>
-        </w:rPr>
-      </w:pPr>
-      <w:r>
-        <w:rPr>
-          <w:rFonts w:cs="Arial"/>
-          <w:b/>
-        </w:rPr>
-        <w:t>Définition</w:t>
-      </w:r>
-      <w:r>
-        <w:rPr>
-          <w:rFonts w:cs="Arial"/>
-        </w:rPr>
-        <w:t xml:space="preserve">. Deux échantillons (obtenus par l’expérience ou simulés) de </w:t>
-      </w:r>
-      <w:proofErr w:type="gramStart"/>
-      <w:r>
-        <w:rPr>
-          <w:rFonts w:cs="Arial"/>
-        </w:rPr>
-        <w:t>même taille associés</w:t>
-      </w:r>
-      <w:proofErr w:type="gramEnd"/>
-      <w:r>
-        <w:rPr>
-          <w:rFonts w:cs="Arial"/>
-        </w:rPr>
-        <w:t xml:space="preserve"> à une même expérience ne sont</w:t>
-      </w:r>
-      <w:r>
-        <w:rPr>
-          <w:rFonts w:cs="Arial"/>
-        </w:rPr>
-        <w:t xml:space="preserve"> </w:t>
-      </w:r>
-      <w:r>
-        <w:rPr>
-          <w:rFonts w:cs="Arial"/>
-        </w:rPr>
-        <w:t>a priori</w:t>
-      </w:r>
-      <w:r>
-        <w:rPr>
-          <w:rFonts w:cs="Arial"/>
-        </w:rPr>
-        <w:t xml:space="preserve"> </w:t>
-      </w:r>
-      <w:r>
-        <w:rPr>
-          <w:rFonts w:cs="Arial"/>
-        </w:rPr>
-        <w:t>pas identiques</w:t>
-      </w:r>
-      <w:r>
-        <w:rPr>
-          <w:rFonts w:cs="Arial"/>
-        </w:rPr>
-        <w:t>.</w:t>
-      </w:r>
-      <w:r>
-        <w:rPr>
-          <w:rFonts w:cs="Arial"/>
-        </w:rPr>
-        <w:t xml:space="preserve"> </w:t>
-      </w:r>
-      <w:r>
-        <w:rPr>
-          <w:rFonts w:cs="Arial"/>
-        </w:rPr>
-        <w:t>C</w:t>
-      </w:r>
-      <w:r>
-        <w:rPr>
-          <w:rFonts w:cs="Arial"/>
-        </w:rPr>
-        <w:t xml:space="preserve">e phénomène s’appelle </w:t>
-      </w:r>
-      <w:r>
-        <w:rPr>
-          <w:rFonts w:cs="Arial"/>
-          <w:b/>
-        </w:rPr>
-        <w:t>la fluctuation</w:t>
-      </w:r>
-      <w:r>
-        <w:rPr>
-          <w:rFonts w:cs="Arial"/>
-          <w:b/>
-        </w:rPr>
-        <w:t xml:space="preserve"> </w:t>
-      </w:r>
-      <w:r>
-        <w:rPr>
-          <w:rFonts w:cs="Arial"/>
-          <w:b/>
-        </w:rPr>
-        <w:t>d’échantillonnage</w:t>
-      </w:r>
-      <w:r>
-        <w:rPr>
-          <w:rFonts w:cs="Arial"/>
-        </w:rPr>
-        <w:t>.</w:t>
-      </w:r>
-    </w:p>
-    <w:p>
-      <w:pPr>
-        <w:tabs>
-          <w:tab w:val="left" w:pos="8004"/>
-        </w:tabs>
-        <w:rPr>
-          <w:rFonts w:cs="Arial"/>
-        </w:rPr>
-      </w:pPr>
-      <w:r>
-        <w:rPr>
-          <w:rFonts w:cs="Arial"/>
-          <w:b/>
-        </w:rPr>
-        <w:t>Propriété</w:t>
-      </w:r>
-      <w:r>
-        <w:rPr>
-          <w:rFonts w:cs="Arial"/>
-          <w:b/>
-        </w:rPr>
-        <w:t xml:space="preserve"> et définitions</w:t>
-      </w:r>
-      <w:r>
-        <w:rPr>
-          <w:rFonts w:cs="Arial"/>
-        </w:rPr>
-        <w:t xml:space="preserve">. On considère un échantillon de taille </w:t>
-      </w:r>
-      <m:oMath>
-        <m:r>
-          <w:rPr>
-            <w:rFonts w:ascii="Cambria Math" w:hAnsi="Cambria Math" w:cs="Arial"/>
-          </w:rPr>
-          <m:t>n</m:t>
-        </m:r>
-      </m:oMath>
-      <w:r>
-        <w:rPr>
-          <w:rFonts w:cs="Arial"/>
-        </w:rPr>
-        <w:t xml:space="preserve"> associé à une expérience aléatoire dont l’une des issues (ou l’un</w:t>
-      </w:r>
-      <w:r>
-        <w:rPr>
-          <w:rFonts w:cs="Arial"/>
-        </w:rPr>
-        <w:t xml:space="preserve"> </w:t>
-      </w:r>
-      <w:r>
-        <w:rPr>
-          <w:rFonts w:cs="Arial"/>
-        </w:rPr>
-        <w:t xml:space="preserve">des événements) a pour probabilité </w:t>
-      </w:r>
-      <m:oMath>
-        <m:r>
-          <w:rPr>
-            <w:rFonts w:ascii="Cambria Math" w:hAnsi="Cambria Math" w:cs="Arial"/>
-          </w:rPr>
-          <m:t>p</m:t>
-        </m:r>
-      </m:oMath>
-      <w:r>
-        <w:rPr>
-          <w:rFonts w:cs="Arial"/>
-        </w:rPr>
-        <w:t>.</w:t>
-      </w:r>
-      <w:r>
+      <w:r>
+        <w:rPr>
+          <w:rFonts w:cs="Arial"/>
+          <w:color w:val="7030A0"/>
+        </w:rPr>
         <w:br/>
-      </w:r>
-      <w:r>
-        <w:rPr>
-          <w:rFonts w:cs="Arial"/>
-        </w:rPr>
-        <w:t xml:space="preserve">Pour </w:t>
-      </w:r>
-      <m:oMath>
-        <m:r>
-          <w:rPr>
-            <w:rFonts w:ascii="Cambria Math" w:hAnsi="Cambria Math" w:cs="Arial"/>
-          </w:rPr>
-          <m:t>n</m:t>
-        </m:r>
-      </m:oMath>
-      <w:r>
-        <w:rPr>
-          <w:rFonts w:cs="Arial"/>
-        </w:rPr>
-        <w:t xml:space="preserve"> grand, la fréquence observée </w:t>
-      </w:r>
-      <m:oMath>
-        <m:r>
-          <w:rPr>
-            <w:rFonts w:ascii="Cambria Math" w:hAnsi="Cambria Math" w:cs="Arial"/>
-          </w:rPr>
-          <m:t>f</m:t>
-        </m:r>
-      </m:oMath>
-      <w:r>
-        <w:rPr>
-          <w:rFonts w:cs="Arial"/>
-        </w:rPr>
-        <w:t xml:space="preserve"> de cette issue (ou événement) dans l’échantillon</w:t>
-      </w:r>
-      <w:r>
-        <w:t xml:space="preserve"> </w:t>
-      </w:r>
-      <w:r>
-        <w:rPr>
-          <w:rFonts w:cs="Arial"/>
-        </w:rPr>
-        <w:t xml:space="preserve">est </w:t>
-      </w:r>
-      <w:r>
-        <w:rPr>
-          <w:rFonts w:cs="Arial"/>
-        </w:rPr>
-        <w:t xml:space="preserve">généralement </w:t>
-      </w:r>
-      <w:r>
-        <w:rPr>
-          <w:rFonts w:cs="Arial"/>
-        </w:rPr>
-        <w:t xml:space="preserve">proche de sa probabilité </w:t>
-      </w:r>
-      <m:oMath>
-        <m:r>
-          <w:rPr>
-            <w:rFonts w:ascii="Cambria Math" w:hAnsi="Cambria Math" w:cs="Arial"/>
-          </w:rPr>
-          <m:t>p</m:t>
-        </m:r>
-      </m:oMath>
-      <w:r>
-        <w:rPr>
-          <w:rFonts w:cs="Arial"/>
-        </w:rPr>
-        <w:t xml:space="preserve">. </w:t>
-      </w:r>
-      <w:r>
-        <w:rPr>
-          <w:rFonts w:cs="Arial"/>
-        </w:rPr>
-        <w:t xml:space="preserve">Il y a </w:t>
-      </w:r>
-      <w:r>
-        <w:rPr>
-          <w:rFonts w:cs="Arial"/>
-        </w:rPr>
-        <w:t xml:space="preserve">environ </w:t>
-      </w:r>
-      <w:r>
-        <w:rPr>
-          <w:rFonts w:cs="Arial"/>
-        </w:rPr>
-        <w:t xml:space="preserve">95% de chance que </w:t>
-      </w:r>
-      <w:r>
-        <w:rPr>
-          <w:rFonts w:cs="Arial"/>
-        </w:rPr>
-        <w:t xml:space="preserve">l’écart entre </w:t>
-      </w:r>
-      <m:oMath>
-        <m:r>
-          <w:rPr>
-            <w:rFonts w:ascii="Cambria Math" w:hAnsi="Cambria Math" w:cs="Arial"/>
-          </w:rPr>
-          <m:t>p</m:t>
-        </m:r>
-      </m:oMath>
-      <w:r>
-        <w:rPr>
-          <w:rFonts w:cs="Arial"/>
-        </w:rPr>
-        <w:t xml:space="preserve"> et </w:t>
-      </w:r>
-      <m:oMath>
-        <m:r>
-          <w:rPr>
-            <w:rFonts w:ascii="Cambria Math" w:hAnsi="Cambria Math" w:cs="Arial"/>
-          </w:rPr>
-          <m:t>f</m:t>
-        </m:r>
-      </m:oMath>
-      <w:r>
-        <w:rPr>
-          <w:rFonts w:eastAsiaTheme="minorEastAsia" w:cs="Arial"/>
-        </w:rPr>
-        <w:t xml:space="preserve"> soit</w:t>
-      </w:r>
-      <w:r>
-        <w:rPr>
-          <w:rFonts w:cs="Arial"/>
-        </w:rPr>
-        <w:t xml:space="preserve"> </w:t>
-      </w:r>
-      <m:oMath>
-        <m:r>
-          <w:rPr>
-            <w:rFonts w:ascii="Cambria Math" w:hAnsi="Cambria Math" w:cs="Arial"/>
-          </w:rPr>
-          <m:t>≤</m:t>
-        </m:r>
-        <m:f>
-          <m:fPr>
-            <m:ctrlPr>
-              <w:rPr>
-                <w:rFonts w:ascii="Cambria Math" w:hAnsi="Cambria Math" w:cs="Arial"/>
-                <w:i/>
-              </w:rPr>
-            </m:ctrlPr>
-          </m:fPr>
-          <m:num>
-            <m:r>
-              <w:rPr>
-                <w:rFonts w:ascii="Cambria Math" w:hAnsi="Cambria Math" w:cs="Arial"/>
-              </w:rPr>
-              <m:t>1</m:t>
-            </m:r>
-          </m:num>
-          <m:den>
-            <m:rad>
-              <m:radPr>
-                <m:degHide m:val="1"/>
-                <m:ctrlPr>
-                  <w:rPr>
-                    <w:rFonts w:ascii="Cambria Math" w:hAnsi="Cambria Math" w:cs="Arial"/>
-                    <w:i/>
-                  </w:rPr>
-                </m:ctrlPr>
-              </m:radPr>
-              <m:deg/>
-              <m:e>
-                <m:r>
-                  <w:rPr>
-                    <w:rFonts w:ascii="Cambria Math" w:hAnsi="Cambria Math" w:cs="Arial"/>
-                  </w:rPr>
-                  <m:t>n</m:t>
-                </m:r>
-              </m:e>
-            </m:rad>
-          </m:den>
-        </m:f>
-      </m:oMath>
-      <w:r>
-        <w:rPr>
-          <w:rFonts w:cs="Arial"/>
-        </w:rPr>
-        <w:t>.</w:t>
-      </w:r>
-      <w:r>
-        <w:rPr>
-          <w:rFonts w:cs="Arial"/>
-        </w:rPr>
-        <w:br/>
-      </w:r>
-      <w:r>
-        <w:rPr>
-          <w:rFonts w:eastAsiaTheme="minorEastAsia" w:cs="Arial"/>
-        </w:rPr>
-        <w:t xml:space="preserve">On dit que </w:t>
-      </w:r>
-      <m:oMath>
-        <m:d>
-          <m:dPr>
-            <m:begChr m:val="["/>
-            <m:endChr m:val="]"/>
-            <m:ctrlPr>
-              <w:rPr>
-                <w:rFonts w:ascii="Cambria Math" w:eastAsiaTheme="minorEastAsia" w:hAnsi="Cambria Math" w:cs="Arial"/>
-                <w:i/>
-              </w:rPr>
-            </m:ctrlPr>
-          </m:dPr>
-          <m:e>
-            <m:r>
-              <w:rPr>
-                <w:rFonts w:ascii="Cambria Math" w:eastAsiaTheme="minorEastAsia" w:hAnsi="Cambria Math" w:cs="Arial"/>
-              </w:rPr>
-              <m:t>p-</m:t>
-            </m:r>
-            <m:f>
-              <m:fPr>
-                <m:ctrlPr>
-                  <w:rPr>
-                    <w:rFonts w:ascii="Cambria Math" w:eastAsiaTheme="minorEastAsia" w:hAnsi="Cambria Math" w:cs="Arial"/>
-                    <w:i/>
-                  </w:rPr>
-                </m:ctrlPr>
-              </m:fPr>
-              <m:num>
-                <m:r>
-                  <w:rPr>
-                    <w:rFonts w:ascii="Cambria Math" w:eastAsiaTheme="minorEastAsia" w:hAnsi="Cambria Math" w:cs="Arial"/>
-                  </w:rPr>
-                  <m:t>1</m:t>
-                </m:r>
-              </m:num>
-              <m:den>
-                <m:rad>
-                  <m:radPr>
-                    <m:degHide m:val="1"/>
-                    <m:ctrlPr>
-                      <w:rPr>
-                        <w:rFonts w:ascii="Cambria Math" w:eastAsiaTheme="minorEastAsia" w:hAnsi="Cambria Math" w:cs="Arial"/>
-                        <w:i/>
-                      </w:rPr>
-                    </m:ctrlPr>
-                  </m:radPr>
-                  <m:deg/>
-                  <m:e>
-                    <m:r>
-                      <w:rPr>
-                        <w:rFonts w:ascii="Cambria Math" w:eastAsiaTheme="minorEastAsia" w:hAnsi="Cambria Math" w:cs="Arial"/>
-                      </w:rPr>
-                      <m:t>n</m:t>
-                    </m:r>
-                  </m:e>
-                </m:rad>
-              </m:den>
-            </m:f>
-            <m:r>
-              <w:rPr>
-                <w:rFonts w:ascii="Cambria Math" w:eastAsiaTheme="minorEastAsia" w:hAnsi="Cambria Math" w:cs="Arial"/>
-              </w:rPr>
-              <m:t>;p+</m:t>
-            </m:r>
-            <m:f>
-              <m:fPr>
-                <m:ctrlPr>
-                  <w:rPr>
-                    <w:rFonts w:ascii="Cambria Math" w:eastAsiaTheme="minorEastAsia" w:hAnsi="Cambria Math" w:cs="Arial"/>
-                    <w:i/>
-                  </w:rPr>
-                </m:ctrlPr>
-              </m:fPr>
-              <m:num>
-                <m:r>
-                  <w:rPr>
-                    <w:rFonts w:ascii="Cambria Math" w:eastAsiaTheme="minorEastAsia" w:hAnsi="Cambria Math" w:cs="Arial"/>
-                  </w:rPr>
-                  <m:t>1</m:t>
-                </m:r>
-              </m:num>
-              <m:den>
-                <m:rad>
-                  <m:radPr>
-                    <m:degHide m:val="1"/>
-                    <m:ctrlPr>
-                      <w:rPr>
-                        <w:rFonts w:ascii="Cambria Math" w:eastAsiaTheme="minorEastAsia" w:hAnsi="Cambria Math" w:cs="Arial"/>
-                        <w:i/>
-                      </w:rPr>
-                    </m:ctrlPr>
-                  </m:radPr>
-                  <m:deg/>
-                  <m:e>
-                    <m:r>
-                      <w:rPr>
-                        <w:rFonts w:ascii="Cambria Math" w:eastAsiaTheme="minorEastAsia" w:hAnsi="Cambria Math" w:cs="Arial"/>
-                      </w:rPr>
-                      <m:t>n</m:t>
-                    </m:r>
-                  </m:e>
-                </m:rad>
-              </m:den>
-            </m:f>
-          </m:e>
-        </m:d>
-      </m:oMath>
-      <w:r>
-        <w:rPr>
-          <w:rFonts w:eastAsiaTheme="minorEastAsia" w:cs="Arial"/>
-        </w:rPr>
-        <w:t xml:space="preserve"> est un </w:t>
-      </w:r>
-      <w:r>
-        <w:rPr>
-          <w:rFonts w:eastAsiaTheme="minorEastAsia" w:cs="Arial"/>
-          <w:b/>
-        </w:rPr>
-        <w:t>intervalle de fluctuation</w:t>
-      </w:r>
-      <w:r>
-        <w:rPr>
-          <w:rFonts w:eastAsiaTheme="minorEastAsia" w:cs="Arial"/>
-          <w:b/>
-        </w:rPr>
-        <w:t xml:space="preserve"> de </w:t>
-      </w:r>
-      <m:oMath>
-        <m:r>
-          <m:rPr>
-            <m:sty m:val="bi"/>
-          </m:rPr>
-          <w:rPr>
-            <w:rFonts w:ascii="Cambria Math" w:eastAsiaTheme="minorEastAsia" w:hAnsi="Cambria Math" w:cs="Arial"/>
-          </w:rPr>
-          <m:t>f</m:t>
-        </m:r>
-      </m:oMath>
-      <w:r>
-        <w:rPr>
-          <w:rFonts w:eastAsiaTheme="minorEastAsia" w:cs="Arial"/>
-        </w:rPr>
-        <w:t xml:space="preserve"> au seuil de 95 %. </w:t>
-      </w:r>
-      <w:r>
-        <w:rPr>
-          <w:rFonts w:cs="Arial"/>
-        </w:rPr>
-        <w:br/>
-      </w:r>
-      <w:r>
-        <w:rPr>
-          <w:rFonts w:eastAsiaTheme="minorEastAsia" w:cs="Arial"/>
-        </w:rPr>
-        <w:t xml:space="preserve">On dit que </w:t>
-      </w:r>
-      <m:oMath>
-        <m:d>
-          <m:dPr>
-            <m:begChr m:val="["/>
-            <m:endChr m:val="]"/>
-            <m:ctrlPr>
-              <w:rPr>
-                <w:rFonts w:ascii="Cambria Math" w:eastAsiaTheme="minorEastAsia" w:hAnsi="Cambria Math" w:cs="Arial"/>
-                <w:i/>
-              </w:rPr>
-            </m:ctrlPr>
-          </m:dPr>
-          <m:e>
-            <m:r>
-              <w:rPr>
-                <w:rFonts w:ascii="Cambria Math" w:eastAsiaTheme="minorEastAsia" w:hAnsi="Cambria Math" w:cs="Arial"/>
-              </w:rPr>
-              <m:t>f</m:t>
-            </m:r>
-            <m:r>
-              <w:rPr>
-                <w:rFonts w:ascii="Cambria Math" w:eastAsiaTheme="minorEastAsia" w:hAnsi="Cambria Math" w:cs="Arial"/>
-              </w:rPr>
-              <m:t>-</m:t>
-            </m:r>
-            <m:f>
-              <m:fPr>
-                <m:ctrlPr>
-                  <w:rPr>
-                    <w:rFonts w:ascii="Cambria Math" w:eastAsiaTheme="minorEastAsia" w:hAnsi="Cambria Math" w:cs="Arial"/>
-                    <w:i/>
-                  </w:rPr>
-                </m:ctrlPr>
-              </m:fPr>
-              <m:num>
-                <m:r>
-                  <w:rPr>
-                    <w:rFonts w:ascii="Cambria Math" w:eastAsiaTheme="minorEastAsia" w:hAnsi="Cambria Math" w:cs="Arial"/>
-                  </w:rPr>
-                  <m:t>1</m:t>
-                </m:r>
-              </m:num>
-              <m:den>
-                <m:rad>
-                  <m:radPr>
-                    <m:degHide m:val="1"/>
-                    <m:ctrlPr>
-                      <w:rPr>
-                        <w:rFonts w:ascii="Cambria Math" w:eastAsiaTheme="minorEastAsia" w:hAnsi="Cambria Math" w:cs="Arial"/>
-                        <w:i/>
-                      </w:rPr>
-                    </m:ctrlPr>
-                  </m:radPr>
-                  <m:deg/>
-                  <m:e>
-                    <m:r>
-                      <w:rPr>
-                        <w:rFonts w:ascii="Cambria Math" w:eastAsiaTheme="minorEastAsia" w:hAnsi="Cambria Math" w:cs="Arial"/>
-                      </w:rPr>
-                      <m:t>n</m:t>
-                    </m:r>
-                  </m:e>
-                </m:rad>
-              </m:den>
-            </m:f>
-            <m:r>
-              <w:rPr>
-                <w:rFonts w:ascii="Cambria Math" w:eastAsiaTheme="minorEastAsia" w:hAnsi="Cambria Math" w:cs="Arial"/>
-              </w:rPr>
-              <m:t>;</m:t>
-            </m:r>
-            <m:r>
-              <w:rPr>
-                <w:rFonts w:ascii="Cambria Math" w:eastAsiaTheme="minorEastAsia" w:hAnsi="Cambria Math" w:cs="Arial"/>
-              </w:rPr>
-              <m:t>f</m:t>
-            </m:r>
-            <m:r>
-              <w:rPr>
-                <w:rFonts w:ascii="Cambria Math" w:eastAsiaTheme="minorEastAsia" w:hAnsi="Cambria Math" w:cs="Arial"/>
-              </w:rPr>
-              <m:t>+</m:t>
-            </m:r>
-            <m:f>
-              <m:fPr>
-                <m:ctrlPr>
-                  <w:rPr>
-                    <w:rFonts w:ascii="Cambria Math" w:eastAsiaTheme="minorEastAsia" w:hAnsi="Cambria Math" w:cs="Arial"/>
-                    <w:i/>
-                  </w:rPr>
-                </m:ctrlPr>
-              </m:fPr>
-              <m:num>
-                <m:r>
-                  <w:rPr>
-                    <w:rFonts w:ascii="Cambria Math" w:eastAsiaTheme="minorEastAsia" w:hAnsi="Cambria Math" w:cs="Arial"/>
-                  </w:rPr>
-                  <m:t>1</m:t>
-                </m:r>
-              </m:num>
-              <m:den>
-                <m:rad>
-                  <m:radPr>
-                    <m:degHide m:val="1"/>
-                    <m:ctrlPr>
-                      <w:rPr>
-                        <w:rFonts w:ascii="Cambria Math" w:eastAsiaTheme="minorEastAsia" w:hAnsi="Cambria Math" w:cs="Arial"/>
-                        <w:i/>
-                      </w:rPr>
-                    </m:ctrlPr>
-                  </m:radPr>
-                  <m:deg/>
-                  <m:e>
-                    <m:r>
-                      <w:rPr>
-                        <w:rFonts w:ascii="Cambria Math" w:eastAsiaTheme="minorEastAsia" w:hAnsi="Cambria Math" w:cs="Arial"/>
-                      </w:rPr>
-                      <m:t>n</m:t>
-                    </m:r>
-                  </m:e>
-                </m:rad>
-              </m:den>
-            </m:f>
-          </m:e>
-        </m:d>
-      </m:oMath>
-      <w:r>
-        <w:rPr>
-          <w:rFonts w:eastAsiaTheme="minorEastAsia" w:cs="Arial"/>
-        </w:rPr>
-        <w:t xml:space="preserve"> est un </w:t>
-      </w:r>
-      <w:r>
-        <w:rPr>
-          <w:rFonts w:eastAsiaTheme="minorEastAsia" w:cs="Arial"/>
-          <w:b/>
-        </w:rPr>
-        <w:t xml:space="preserve">intervalle de </w:t>
-      </w:r>
-      <w:r>
-        <w:rPr>
-          <w:rFonts w:eastAsiaTheme="minorEastAsia" w:cs="Arial"/>
-          <w:b/>
-        </w:rPr>
-        <w:t>confiance</w:t>
-      </w:r>
-      <w:r>
-        <w:rPr>
-          <w:rFonts w:eastAsiaTheme="minorEastAsia" w:cs="Arial"/>
-          <w:b/>
-        </w:rPr>
-        <w:t xml:space="preserve"> de </w:t>
-      </w:r>
-      <m:oMath>
-        <m:r>
-          <m:rPr>
-            <m:sty m:val="bi"/>
-          </m:rPr>
-          <w:rPr>
-            <w:rFonts w:ascii="Cambria Math" w:eastAsiaTheme="minorEastAsia" w:hAnsi="Cambria Math" w:cs="Arial"/>
-          </w:rPr>
-          <m:t>p</m:t>
-        </m:r>
-      </m:oMath>
-      <w:r>
-        <w:rPr>
-          <w:rFonts w:eastAsiaTheme="minorEastAsia" w:cs="Arial"/>
-        </w:rPr>
-        <w:t xml:space="preserve"> au seuil de 95 %.  </w:t>
-      </w:r>
-      <w:r>
-        <w:rPr>
-          <w:rFonts w:cs="Arial"/>
-        </w:rPr>
-        <w:br/>
-      </w:r>
-      <w:r>
-        <w:rPr>
-          <w:rFonts w:cs="Arial"/>
-        </w:rPr>
-        <w:br/>
-      </w:r>
-      <w:r>
-        <w:rPr>
-          <w:rFonts w:cs="Arial"/>
-          <w:b/>
-        </w:rPr>
-        <w:t>Exemple</w:t>
-      </w:r>
-      <w:r>
-        <w:rPr>
-          <w:rFonts w:cs="Arial"/>
-        </w:rPr>
-        <w:t xml:space="preserve">. On a lancé </w:t>
-      </w:r>
-      <m:oMath>
-        <m:r>
-          <w:rPr>
-            <w:rFonts w:ascii="Cambria Math" w:hAnsi="Cambria Math" w:cs="Arial"/>
-          </w:rPr>
-          <m:t>1000</m:t>
-        </m:r>
-      </m:oMath>
-      <w:r>
-        <w:rPr>
-          <w:rFonts w:eastAsiaTheme="minorEastAsia" w:cs="Arial"/>
-        </w:rPr>
-        <w:t xml:space="preserve"> fois un dé à 6 faces et on a obtenu 159 fois le nombre 6. La fréquence observée de</w:t>
-      </w:r>
-      <w:r>
-        <w:rPr>
-          <w:rFonts w:eastAsiaTheme="minorEastAsia" w:cs="Arial"/>
-        </w:rPr>
-        <w:t xml:space="preserve"> 6</w:t>
-      </w:r>
-      <w:r>
-        <w:rPr>
-          <w:rFonts w:eastAsiaTheme="minorEastAsia" w:cs="Arial"/>
-        </w:rPr>
-        <w:t xml:space="preserve"> est donc </w:t>
-      </w:r>
-      <m:oMath>
-        <m:r>
-          <w:rPr>
-            <w:rFonts w:ascii="Cambria Math" w:eastAsiaTheme="minorEastAsia" w:hAnsi="Cambria Math" w:cs="Arial"/>
-          </w:rPr>
-          <m:t>f=</m:t>
-        </m:r>
-        <m:f>
-          <m:fPr>
-            <m:ctrlPr>
-              <w:rPr>
-                <w:rFonts w:ascii="Cambria Math" w:eastAsiaTheme="minorEastAsia" w:hAnsi="Cambria Math" w:cs="Arial"/>
-                <w:i/>
-              </w:rPr>
-            </m:ctrlPr>
-          </m:fPr>
-          <m:num>
-            <m:r>
-              <w:rPr>
-                <w:rFonts w:ascii="Cambria Math" w:eastAsiaTheme="minorEastAsia" w:hAnsi="Cambria Math" w:cs="Arial"/>
-              </w:rPr>
-              <m:t>159</m:t>
-            </m:r>
-          </m:num>
-          <m:den>
-            <m:r>
-              <w:rPr>
-                <w:rFonts w:ascii="Cambria Math" w:eastAsiaTheme="minorEastAsia" w:hAnsi="Cambria Math" w:cs="Arial"/>
-              </w:rPr>
-              <m:t>1000</m:t>
-            </m:r>
-          </m:den>
-        </m:f>
-        <m:r>
-          <w:rPr>
-            <w:rFonts w:ascii="Cambria Math" w:eastAsiaTheme="minorEastAsia" w:hAnsi="Cambria Math" w:cs="Arial"/>
-          </w:rPr>
-          <m:t>=0,159</m:t>
-        </m:r>
-      </m:oMath>
-      <w:r>
-        <w:rPr>
-          <w:rFonts w:eastAsiaTheme="minorEastAsia" w:cs="Arial"/>
-        </w:rPr>
-        <w:t xml:space="preserve">, ce qui est assez proche de la probabilité d’obtenir 6 qui est </w:t>
-      </w:r>
-      <m:oMath>
-        <m:r>
-          <w:rPr>
-            <w:rFonts w:ascii="Cambria Math" w:eastAsiaTheme="minorEastAsia" w:hAnsi="Cambria Math" w:cs="Arial"/>
-          </w:rPr>
-          <m:t>p=</m:t>
-        </m:r>
-        <m:f>
-          <m:fPr>
-            <m:ctrlPr>
-              <w:rPr>
-                <w:rFonts w:ascii="Cambria Math" w:eastAsiaTheme="minorEastAsia" w:hAnsi="Cambria Math" w:cs="Arial"/>
-                <w:i/>
-              </w:rPr>
-            </m:ctrlPr>
-          </m:fPr>
-          <m:num>
-            <m:r>
-              <w:rPr>
-                <w:rFonts w:ascii="Cambria Math" w:eastAsiaTheme="minorEastAsia" w:hAnsi="Cambria Math" w:cs="Arial"/>
-              </w:rPr>
-              <m:t>1</m:t>
-            </m:r>
-          </m:num>
-          <m:den>
-            <m:r>
-              <w:rPr>
-                <w:rFonts w:ascii="Cambria Math" w:eastAsiaTheme="minorEastAsia" w:hAnsi="Cambria Math" w:cs="Arial"/>
-              </w:rPr>
-              <m:t>6</m:t>
-            </m:r>
-          </m:den>
-        </m:f>
-        <m:r>
-          <w:rPr>
-            <w:rFonts w:ascii="Cambria Math" w:eastAsiaTheme="minorEastAsia" w:hAnsi="Cambria Math" w:cs="Arial"/>
-          </w:rPr>
-          <m:t>≈0,167</m:t>
-        </m:r>
-      </m:oMath>
-      <w:r>
-        <w:rPr>
-          <w:rFonts w:eastAsiaTheme="minorEastAsia" w:cs="Arial"/>
-        </w:rPr>
-        <w:t xml:space="preserve">. L’écart entre </w:t>
-      </w:r>
-      <m:oMath>
-        <m:r>
-          <w:rPr>
-            <w:rFonts w:ascii="Cambria Math" w:eastAsiaTheme="minorEastAsia" w:hAnsi="Cambria Math" w:cs="Arial"/>
-          </w:rPr>
-          <m:t>p</m:t>
-        </m:r>
-      </m:oMath>
-      <w:r>
-        <w:rPr>
-          <w:rFonts w:eastAsiaTheme="minorEastAsia" w:cs="Arial"/>
-        </w:rPr>
-        <w:t xml:space="preserve"> et </w:t>
-      </w:r>
-      <m:oMath>
-        <m:r>
-          <w:rPr>
-            <w:rFonts w:ascii="Cambria Math" w:eastAsiaTheme="minorEastAsia" w:hAnsi="Cambria Math" w:cs="Arial"/>
-          </w:rPr>
-          <m:t>f</m:t>
-        </m:r>
-      </m:oMath>
-      <w:r>
-        <w:rPr>
-          <w:rFonts w:eastAsiaTheme="minorEastAsia" w:cs="Arial"/>
-        </w:rPr>
-        <w:t xml:space="preserve"> est </w:t>
-      </w:r>
-      <m:oMath>
-        <m:f>
-          <m:fPr>
-            <m:ctrlPr>
-              <w:rPr>
-                <w:rFonts w:ascii="Cambria Math" w:eastAsiaTheme="minorEastAsia" w:hAnsi="Cambria Math" w:cs="Arial"/>
-                <w:i/>
-              </w:rPr>
-            </m:ctrlPr>
-          </m:fPr>
-          <m:num>
-            <m:r>
-              <w:rPr>
-                <w:rFonts w:ascii="Cambria Math" w:eastAsiaTheme="minorEastAsia" w:hAnsi="Cambria Math" w:cs="Arial"/>
-              </w:rPr>
-              <m:t>1</m:t>
-            </m:r>
-          </m:num>
-          <m:den>
-            <m:r>
-              <w:rPr>
-                <w:rFonts w:ascii="Cambria Math" w:eastAsiaTheme="minorEastAsia" w:hAnsi="Cambria Math" w:cs="Arial"/>
-              </w:rPr>
-              <m:t>6</m:t>
-            </m:r>
-          </m:den>
-        </m:f>
-        <m:r>
-          <w:rPr>
-            <w:rFonts w:ascii="Cambria Math" w:eastAsiaTheme="minorEastAsia" w:hAnsi="Cambria Math" w:cs="Arial"/>
-          </w:rPr>
-          <m:t>-0,159≈0,008</m:t>
-        </m:r>
-      </m:oMath>
-      <w:r>
-        <w:rPr>
-          <w:rFonts w:eastAsiaTheme="minorEastAsia" w:cs="Arial"/>
-        </w:rPr>
-        <w:t xml:space="preserve">, ce qui est bien inférieur à </w:t>
-      </w:r>
-      <m:oMath>
-        <m:f>
-          <m:fPr>
-            <m:ctrlPr>
-              <w:rPr>
-                <w:rFonts w:ascii="Cambria Math" w:eastAsiaTheme="minorEastAsia" w:hAnsi="Cambria Math" w:cs="Arial"/>
-                <w:i/>
-              </w:rPr>
-            </m:ctrlPr>
-          </m:fPr>
-          <m:num>
-            <m:r>
-              <w:rPr>
-                <w:rFonts w:ascii="Cambria Math" w:eastAsiaTheme="minorEastAsia" w:hAnsi="Cambria Math" w:cs="Arial"/>
-              </w:rPr>
-              <m:t>1</m:t>
-            </m:r>
-          </m:num>
-          <m:den>
-            <m:rad>
-              <m:radPr>
-                <m:degHide m:val="1"/>
-                <m:ctrlPr>
-                  <w:rPr>
-                    <w:rFonts w:ascii="Cambria Math" w:eastAsiaTheme="minorEastAsia" w:hAnsi="Cambria Math" w:cs="Arial"/>
-                    <w:i/>
-                  </w:rPr>
-                </m:ctrlPr>
-              </m:radPr>
-              <m:deg/>
-              <m:e>
-                <m:r>
-                  <w:rPr>
-                    <w:rFonts w:ascii="Cambria Math" w:eastAsiaTheme="minorEastAsia" w:hAnsi="Cambria Math" w:cs="Arial"/>
-                  </w:rPr>
-                  <m:t>1000</m:t>
-                </m:r>
-              </m:e>
-            </m:rad>
-          </m:den>
-        </m:f>
-        <m:r>
-          <w:rPr>
-            <w:rFonts w:ascii="Cambria Math" w:eastAsiaTheme="minorEastAsia" w:hAnsi="Cambria Math" w:cs="Arial"/>
-          </w:rPr>
-          <m:t>≈0,032</m:t>
-        </m:r>
-      </m:oMath>
-      <w:r>
-        <w:rPr>
-          <w:rFonts w:eastAsiaTheme="minorEastAsia" w:cs="Arial"/>
-        </w:rPr>
-        <w:t xml:space="preserve">. </w:t>
-      </w:r>
-      <w:r>
-        <w:rPr>
-          <w:rFonts w:cs="Arial"/>
-        </w:rPr>
-        <w:br/>
+        <w:t>On peut simuler un</w:t>
+      </w:r>
+      <w:r>
+        <w:rPr>
+          <w:rFonts w:cs="Arial"/>
+          <w:color w:val="7030A0"/>
+        </w:rPr>
+        <w:t xml:space="preserve"> échantillon en répétant simplement la simulation</w:t>
+      </w:r>
+      <w:r>
+        <w:rPr>
+          <w:rFonts w:cs="Arial"/>
+          <w:color w:val="7030A0"/>
+        </w:rPr>
+        <w:t xml:space="preserve"> de l’expérience</w:t>
+      </w:r>
+      <w:r>
+        <w:rPr>
+          <w:rFonts w:cs="Arial"/>
+          <w:color w:val="7030A0"/>
+        </w:rPr>
+        <w:t xml:space="preserve"> dans une boucle for.</w:t>
       </w:r>
     </w:p>
     <w:sectPr>
@@ -4511,6 +5130,7 @@
         <w:docPartUnique/>
       </w:docPartObj>
     </w:sdtPr>
+    <w:sdtEndPr/>
     <w:sdtContent>
       <w:p>
         <w:pPr>
